--- a/exams/exam2_practice3_sol.docx
+++ b/exams/exam2_practice3_sol.docx
@@ -89,15 +89,7 @@
         <w:t>s</w:t>
       </w:r>
       <w:r>
-        <w:t xml:space="preserve"> must contain formulas only; no examples or </w:t>
-      </w:r>
-      <w:proofErr w:type="gramStart"/>
-      <w:r>
-        <w:t>worked</w:t>
-      </w:r>
-      <w:proofErr w:type="gramEnd"/>
-      <w:r>
-        <w:t xml:space="preserve"> problems are permitted. All sheets will be inspected at the start of the exam.</w:t>
+        <w:t xml:space="preserve"> must contain formulas only; no examples or worked problems are permitted. All sheets will be inspected at the start of the exam.</w:t>
       </w:r>
     </w:p>
     <w:p>
@@ -5619,21 +5611,7 @@
         <w:rPr>
           <w:rFonts w:ascii="Times New Roman" w:eastAsiaTheme="minorEastAsia" w:hAnsi="Times New Roman" w:cs="Times New Roman"/>
         </w:rPr>
-        <w:t xml:space="preserve"> and the number of products </w:t>
-      </w:r>
-      <w:proofErr w:type="gramStart"/>
-      <w:r>
-        <w:rPr>
-          <w:rFonts w:ascii="Times New Roman" w:eastAsiaTheme="minorEastAsia" w:hAnsi="Times New Roman" w:cs="Times New Roman"/>
-        </w:rPr>
-        <w:t>need</w:t>
-      </w:r>
-      <w:proofErr w:type="gramEnd"/>
-      <w:r>
-        <w:rPr>
-          <w:rFonts w:ascii="Times New Roman" w:eastAsiaTheme="minorEastAsia" w:hAnsi="Times New Roman" w:cs="Times New Roman"/>
-        </w:rPr>
-        <w:t xml:space="preserve"> to maximize the profit.</w:t>
+        <w:t xml:space="preserve"> and the number of products need to maximize the profit.</w:t>
       </w:r>
       <w:r>
         <w:rPr>
@@ -5689,6 +5667,163 @@
           <w:rFonts w:ascii="Times New Roman" w:hAnsi="Times New Roman" w:cs="Times New Roman"/>
         </w:rPr>
       </w:pPr>
+      <w:r>
+        <w:rPr>
+          <w:rFonts w:ascii="Times New Roman" w:eastAsiaTheme="minorEastAsia" w:hAnsi="Times New Roman" w:cs="Times New Roman"/>
+          <w:noProof/>
+        </w:rPr>
+        <mc:AlternateContent>
+          <mc:Choice Requires="wpi">
+            <w:drawing>
+              <wp:anchor distT="0" distB="0" distL="114300" distR="114300" simplePos="0" relativeHeight="252416000" behindDoc="0" locked="0" layoutInCell="1" allowOverlap="1" wp14:anchorId="516ED778" wp14:editId="6A680B18">
+                <wp:simplePos x="0" y="0"/>
+                <wp:positionH relativeFrom="column">
+                  <wp:posOffset>3965521</wp:posOffset>
+                </wp:positionH>
+                <wp:positionV relativeFrom="paragraph">
+                  <wp:posOffset>842852</wp:posOffset>
+                </wp:positionV>
+                <wp:extent cx="78120" cy="103320"/>
+                <wp:effectExtent l="38100" t="38100" r="0" b="49530"/>
+                <wp:wrapNone/>
+                <wp:docPr id="2038331619" name="Ink 7"/>
+                <wp:cNvGraphicFramePr/>
+                <a:graphic xmlns:a="http://schemas.openxmlformats.org/drawingml/2006/main">
+                  <a:graphicData uri="http://schemas.microsoft.com/office/word/2010/wordprocessingInk">
+                    <w14:contentPart bwMode="auto" r:id="rId192">
+                      <w14:nvContentPartPr>
+                        <w14:cNvContentPartPr/>
+                      </w14:nvContentPartPr>
+                      <w14:xfrm>
+                        <a:off x="0" y="0"/>
+                        <a:ext cx="78120" cy="103320"/>
+                      </w14:xfrm>
+                    </w14:contentPart>
+                  </a:graphicData>
+                </a:graphic>
+              </wp:anchor>
+            </w:drawing>
+          </mc:Choice>
+          <mc:Fallback>
+            <w:pict>
+              <v:shapetype w14:anchorId="060C7376" id="_x0000_t75" coordsize="21600,21600" o:spt="75" o:preferrelative="t" path="m@4@5l@4@11@9@11@9@5xe" filled="f" stroked="f">
+                <v:stroke joinstyle="miter"/>
+                <v:formulas>
+                  <v:f eqn="if lineDrawn pixelLineWidth 0"/>
+                  <v:f eqn="sum @0 1 0"/>
+                  <v:f eqn="sum 0 0 @1"/>
+                  <v:f eqn="prod @2 1 2"/>
+                  <v:f eqn="prod @3 21600 pixelWidth"/>
+                  <v:f eqn="prod @3 21600 pixelHeight"/>
+                  <v:f eqn="sum @0 0 1"/>
+                  <v:f eqn="prod @6 1 2"/>
+                  <v:f eqn="prod @7 21600 pixelWidth"/>
+                  <v:f eqn="sum @8 21600 0"/>
+                  <v:f eqn="prod @7 21600 pixelHeight"/>
+                  <v:f eqn="sum @10 21600 0"/>
+                </v:formulas>
+                <v:path o:extrusionok="f" gradientshapeok="t" o:connecttype="rect"/>
+                <o:lock v:ext="edit" aspectratio="t"/>
+              </v:shapetype>
+              <v:shape id="Ink 7" o:spid="_x0000_s1026" type="#_x0000_t75" style="position:absolute;margin-left:311.75pt;margin-top:65.85pt;width:7.1pt;height:9.15pt;z-index:252416000;visibility:visible;mso-wrap-style:square;mso-wrap-distance-left:9pt;mso-wrap-distance-top:0;mso-wrap-distance-right:9pt;mso-wrap-distance-bottom:0;mso-position-horizontal:absolute;mso-position-horizontal-relative:text;mso-position-vertical:absolute;mso-position-vertical-relative:text" o:gfxdata="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">
+                <v:imagedata r:id="rId193" o:title=""/>
+              </v:shape>
+            </w:pict>
+          </mc:Fallback>
+        </mc:AlternateContent>
+      </w:r>
+      <w:r>
+        <w:rPr>
+          <w:rFonts w:ascii="Times New Roman" w:eastAsiaTheme="minorEastAsia" w:hAnsi="Times New Roman" w:cs="Times New Roman"/>
+          <w:noProof/>
+        </w:rPr>
+        <mc:AlternateContent>
+          <mc:Choice Requires="wpi">
+            <w:drawing>
+              <wp:anchor distT="0" distB="0" distL="114300" distR="114300" simplePos="0" relativeHeight="252414976" behindDoc="0" locked="0" layoutInCell="1" allowOverlap="1" wp14:anchorId="2C5FDEC6" wp14:editId="24C1B7A1">
+                <wp:simplePos x="0" y="0"/>
+                <wp:positionH relativeFrom="column">
+                  <wp:posOffset>4321921</wp:posOffset>
+                </wp:positionH>
+                <wp:positionV relativeFrom="paragraph">
+                  <wp:posOffset>1155692</wp:posOffset>
+                </wp:positionV>
+                <wp:extent cx="107280" cy="120960"/>
+                <wp:effectExtent l="38100" t="38100" r="7620" b="50800"/>
+                <wp:wrapNone/>
+                <wp:docPr id="1918093637" name="Ink 6"/>
+                <wp:cNvGraphicFramePr/>
+                <a:graphic xmlns:a="http://schemas.openxmlformats.org/drawingml/2006/main">
+                  <a:graphicData uri="http://schemas.microsoft.com/office/word/2010/wordprocessingInk">
+                    <w14:contentPart bwMode="auto" r:id="rId194">
+                      <w14:nvContentPartPr>
+                        <w14:cNvContentPartPr/>
+                      </w14:nvContentPartPr>
+                      <w14:xfrm>
+                        <a:off x="0" y="0"/>
+                        <a:ext cx="107280" cy="120960"/>
+                      </w14:xfrm>
+                    </w14:contentPart>
+                  </a:graphicData>
+                </a:graphic>
+              </wp:anchor>
+            </w:drawing>
+          </mc:Choice>
+          <mc:Fallback>
+            <w:pict>
+              <v:shape w14:anchorId="6FEC905B" id="Ink 6" o:spid="_x0000_s1026" type="#_x0000_t75" style="position:absolute;margin-left:339.8pt;margin-top:90.5pt;width:9.45pt;height:10.5pt;z-index:252414976;visibility:visible;mso-wrap-style:square;mso-wrap-distance-left:9pt;mso-wrap-distance-top:0;mso-wrap-distance-right:9pt;mso-wrap-distance-bottom:0;mso-position-horizontal:absolute;mso-position-horizontal-relative:text;mso-position-vertical:absolute;mso-position-vertical-relative:text" o:gfxdata="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">
+                <v:imagedata r:id="rId195" o:title=""/>
+              </v:shape>
+            </w:pict>
+          </mc:Fallback>
+        </mc:AlternateContent>
+      </w:r>
+      <w:r>
+        <w:rPr>
+          <w:rFonts w:ascii="Times New Roman" w:eastAsiaTheme="minorEastAsia" w:hAnsi="Times New Roman" w:cs="Times New Roman"/>
+          <w:noProof/>
+        </w:rPr>
+        <mc:AlternateContent>
+          <mc:Choice Requires="wpi">
+            <w:drawing>
+              <wp:anchor distT="0" distB="0" distL="114300" distR="114300" simplePos="0" relativeHeight="252413952" behindDoc="0" locked="0" layoutInCell="1" allowOverlap="1" wp14:anchorId="6E5F9C1D" wp14:editId="1726E34C">
+                <wp:simplePos x="0" y="0"/>
+                <wp:positionH relativeFrom="column">
+                  <wp:posOffset>3894961</wp:posOffset>
+                </wp:positionH>
+                <wp:positionV relativeFrom="paragraph">
+                  <wp:posOffset>1204132</wp:posOffset>
+                </wp:positionV>
+                <wp:extent cx="349920" cy="37080"/>
+                <wp:effectExtent l="38100" t="38100" r="50165" b="39370"/>
+                <wp:wrapNone/>
+                <wp:docPr id="1121472835" name="Ink 2"/>
+                <wp:cNvGraphicFramePr/>
+                <a:graphic xmlns:a="http://schemas.openxmlformats.org/drawingml/2006/main">
+                  <a:graphicData uri="http://schemas.microsoft.com/office/word/2010/wordprocessingInk">
+                    <w14:contentPart bwMode="auto" r:id="rId196">
+                      <w14:nvContentPartPr>
+                        <w14:cNvContentPartPr/>
+                      </w14:nvContentPartPr>
+                      <w14:xfrm>
+                        <a:off x="0" y="0"/>
+                        <a:ext cx="349920" cy="37080"/>
+                      </w14:xfrm>
+                    </w14:contentPart>
+                  </a:graphicData>
+                </a:graphic>
+              </wp:anchor>
+            </w:drawing>
+          </mc:Choice>
+          <mc:Fallback>
+            <w:pict>
+              <v:shape w14:anchorId="295F993D" id="Ink 2" o:spid="_x0000_s1026" type="#_x0000_t75" style="position:absolute;margin-left:306.2pt;margin-top:94.3pt;width:28.5pt;height:3.9pt;z-index:252413952;visibility:visible;mso-wrap-style:square;mso-wrap-distance-left:9pt;mso-wrap-distance-top:0;mso-wrap-distance-right:9pt;mso-wrap-distance-bottom:0;mso-position-horizontal:absolute;mso-position-horizontal-relative:text;mso-position-vertical:absolute;mso-position-vertical-relative:text" o:gfxdata="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">
+                <v:imagedata r:id="rId197" o:title=""/>
+              </v:shape>
+            </w:pict>
+          </mc:Fallback>
+        </mc:AlternateContent>
+      </w:r>
       <w:r>
         <w:rPr>
           <w:rFonts w:ascii="Times New Roman" w:eastAsiaTheme="minorEastAsia" w:hAnsi="Times New Roman" w:cs="Times New Roman"/>
@@ -5712,7 +5847,7 @@
                 <wp:cNvGraphicFramePr/>
                 <a:graphic xmlns:a="http://schemas.openxmlformats.org/drawingml/2006/main">
                   <a:graphicData uri="http://schemas.microsoft.com/office/word/2010/wordprocessingInk">
-                    <w14:contentPart bwMode="auto" r:id="rId192">
+                    <w14:contentPart bwMode="auto" r:id="rId198">
                       <w14:nvContentPartPr>
                         <w14:cNvContentPartPr/>
                       </w14:nvContentPartPr>
@@ -5729,7 +5864,7 @@
           <mc:Fallback>
             <w:pict>
               <v:shape w14:anchorId="3696CFA6" id="Ink 18" o:spid="_x0000_s1026" type="#_x0000_t75" style="position:absolute;margin-left:299.6pt;margin-top:96.15pt;width:4.35pt;height:4.55pt;z-index:252388352;visibility:visible;mso-wrap-style:square;mso-wrap-distance-left:9pt;mso-wrap-distance-top:0;mso-wrap-distance-right:9pt;mso-wrap-distance-bottom:0;mso-position-horizontal:absolute;mso-position-horizontal-relative:text;mso-position-vertical:absolute;mso-position-vertical-relative:text" o:gfxdata="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">
-                <v:imagedata r:id="rId193" o:title=""/>
+                <v:imagedata r:id="rId199" o:title=""/>
               </v:shape>
             </w:pict>
           </mc:Fallback>
@@ -5758,7 +5893,7 @@
                 <wp:cNvGraphicFramePr/>
                 <a:graphic xmlns:a="http://schemas.openxmlformats.org/drawingml/2006/main">
                   <a:graphicData uri="http://schemas.microsoft.com/office/word/2010/wordprocessingInk">
-                    <w14:contentPart bwMode="auto" r:id="rId194">
+                    <w14:contentPart bwMode="auto" r:id="rId200">
                       <w14:nvContentPartPr>
                         <w14:cNvContentPartPr/>
                       </w14:nvContentPartPr>
@@ -5775,7 +5910,7 @@
           <mc:Fallback>
             <w:pict>
               <v:shape w14:anchorId="7C662162" id="Ink 17" o:spid="_x0000_s1026" type="#_x0000_t75" style="position:absolute;margin-left:190.9pt;margin-top:177.45pt;width:3.85pt;height:4.55pt;z-index:252387328;visibility:visible;mso-wrap-style:square;mso-wrap-distance-left:9pt;mso-wrap-distance-top:0;mso-wrap-distance-right:9pt;mso-wrap-distance-bottom:0;mso-position-horizontal:absolute;mso-position-horizontal-relative:text;mso-position-vertical:absolute;mso-position-vertical-relative:text" o:gfxdata="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">
-                <v:imagedata r:id="rId195" o:title=""/>
+                <v:imagedata r:id="rId201" o:title=""/>
               </v:shape>
             </w:pict>
           </mc:Fallback>
@@ -5795,33 +5930,39 @@
                   <wp:posOffset>1770380</wp:posOffset>
                 </wp:positionH>
                 <wp:positionV relativeFrom="paragraph">
-                  <wp:posOffset>828675</wp:posOffset>
+                  <wp:posOffset>1564190</wp:posOffset>
                 </wp:positionV>
-                <wp:extent cx="2348740" cy="2213010"/>
-                <wp:effectExtent l="38100" t="38100" r="0" b="34925"/>
+                <wp:extent cx="1608480" cy="1477080"/>
+                <wp:effectExtent l="38100" t="38100" r="29845" b="46990"/>
                 <wp:wrapNone/>
                 <wp:docPr id="1488717120" name="Ink 510"/>
                 <wp:cNvGraphicFramePr/>
                 <a:graphic xmlns:a="http://schemas.openxmlformats.org/drawingml/2006/main">
                   <a:graphicData uri="http://schemas.microsoft.com/office/word/2010/wordprocessingInk">
-                    <w14:contentPart bwMode="auto" r:id="rId196">
+                    <w14:contentPart bwMode="auto" r:id="rId202">
                       <w14:nvContentPartPr>
                         <w14:cNvContentPartPr/>
                       </w14:nvContentPartPr>
                       <w14:xfrm>
                         <a:off x="0" y="0"/>
-                        <a:ext cx="2348740" cy="2213010"/>
+                        <a:ext cx="1608480" cy="1477080"/>
                       </w14:xfrm>
                     </w14:contentPart>
                   </a:graphicData>
                 </a:graphic>
+                <wp14:sizeRelH relativeFrom="margin">
+                  <wp14:pctWidth>0</wp14:pctWidth>
+                </wp14:sizeRelH>
+                <wp14:sizeRelV relativeFrom="margin">
+                  <wp14:pctHeight>0</wp14:pctHeight>
+                </wp14:sizeRelV>
               </wp:anchor>
             </w:drawing>
           </mc:Choice>
           <mc:Fallback>
             <w:pict>
               <v:shape w14:anchorId="3B4EEEFA" id="Ink 510" o:spid="_x0000_s1026" type="#_x0000_t75" style="position:absolute;margin-left:138.9pt;margin-top:64.75pt;width:185.95pt;height:175.2pt;z-index:252158976;visibility:visible;mso-wrap-style:square;mso-wrap-distance-left:9pt;mso-wrap-distance-top:0;mso-wrap-distance-right:9pt;mso-wrap-distance-bottom:0;mso-position-horizontal:absolute;mso-position-horizontal-relative:text;mso-position-vertical:absolute;mso-position-vertical-relative:text" o:gfxdata="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">
-                <v:imagedata r:id="rId197" o:title=""/>
+                <v:imagedata r:id="rId203" o:title=""/>
               </v:shape>
             </w:pict>
           </mc:Fallback>
@@ -5850,7 +5991,7 @@
                 <wp:cNvGraphicFramePr/>
                 <a:graphic xmlns:a="http://schemas.openxmlformats.org/drawingml/2006/main">
                   <a:graphicData uri="http://schemas.microsoft.com/office/word/2010/wordprocessingInk">
-                    <w14:contentPart bwMode="auto" r:id="rId198">
+                    <w14:contentPart bwMode="auto" r:id="rId204">
                       <w14:nvContentPartPr>
                         <w14:cNvContentPartPr/>
                       </w14:nvContentPartPr>
@@ -5867,7 +6008,7 @@
           <mc:Fallback>
             <w:pict>
               <v:shape w14:anchorId="47DB1778" id="Ink 487" o:spid="_x0000_s1026" type="#_x0000_t75" style="position:absolute;margin-left:165.95pt;margin-top:186.2pt;width:4.6pt;height:4.8pt;z-index:252135424;visibility:visible;mso-wrap-style:square;mso-wrap-distance-left:9pt;mso-wrap-distance-top:0;mso-wrap-distance-right:9pt;mso-wrap-distance-bottom:0;mso-position-horizontal:absolute;mso-position-horizontal-relative:text;mso-position-vertical:absolute;mso-position-vertical-relative:text" o:gfxdata="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">
-                <v:imagedata r:id="rId199" o:title=""/>
+                <v:imagedata r:id="rId205" o:title=""/>
               </v:shape>
             </w:pict>
           </mc:Fallback>
@@ -5896,7 +6037,7 @@
                 <wp:cNvGraphicFramePr/>
                 <a:graphic xmlns:a="http://schemas.openxmlformats.org/drawingml/2006/main">
                   <a:graphicData uri="http://schemas.microsoft.com/office/word/2010/wordprocessingInk">
-                    <w14:contentPart bwMode="auto" r:id="rId200">
+                    <w14:contentPart bwMode="auto" r:id="rId206">
                       <w14:nvContentPartPr>
                         <w14:cNvContentPartPr/>
                       </w14:nvContentPartPr>
@@ -5919,7 +6060,7 @@
           <mc:Fallback>
             <w:pict>
               <v:shape w14:anchorId="40913CF1" id="Ink 486" o:spid="_x0000_s1026" type="#_x0000_t75" style="position:absolute;margin-left:166.3pt;margin-top:186.15pt;width:3.65pt;height:3.6pt;rotation:-10005515fd;z-index:252134400;visibility:visible;mso-wrap-style:square;mso-width-percent:0;mso-height-percent:0;mso-wrap-distance-left:9pt;mso-wrap-distance-top:0;mso-wrap-distance-right:9pt;mso-wrap-distance-bottom:0;mso-position-horizontal:absolute;mso-position-horizontal-relative:text;mso-position-vertical:absolute;mso-position-vertical-relative:text;mso-width-percent:0;mso-height-percent:0;mso-width-relative:margin;mso-height-relative:margin" o:gfxdata="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">
-                <v:imagedata r:id="rId201" o:title=""/>
+                <v:imagedata r:id="rId207" o:title=""/>
               </v:shape>
             </w:pict>
           </mc:Fallback>
@@ -5948,7 +6089,7 @@
                 <wp:cNvGraphicFramePr/>
                 <a:graphic xmlns:a="http://schemas.openxmlformats.org/drawingml/2006/main">
                   <a:graphicData uri="http://schemas.microsoft.com/office/word/2010/wordprocessingInk">
-                    <w14:contentPart bwMode="auto" r:id="rId202">
+                    <w14:contentPart bwMode="auto" r:id="rId208">
                       <w14:nvContentPartPr>
                         <w14:cNvContentPartPr/>
                       </w14:nvContentPartPr>
@@ -5965,7 +6106,7 @@
           <mc:Fallback>
             <w:pict>
               <v:shape w14:anchorId="47E412C1" id="Ink 484" o:spid="_x0000_s1026" type="#_x0000_t75" style="position:absolute;margin-left:79.7pt;margin-top:53.1pt;width:356.75pt;height:212.35pt;z-index:252132352;visibility:visible;mso-wrap-style:square;mso-wrap-distance-left:9pt;mso-wrap-distance-top:0;mso-wrap-distance-right:9pt;mso-wrap-distance-bottom:0;mso-position-horizontal:absolute;mso-position-horizontal-relative:text;mso-position-vertical:absolute;mso-position-vertical-relative:text" o:gfxdata="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">
-                <v:imagedata r:id="rId203" o:title=""/>
+                <v:imagedata r:id="rId209" o:title=""/>
               </v:shape>
             </w:pict>
           </mc:Fallback>
@@ -5994,7 +6135,7 @@
                 <wp:cNvGraphicFramePr/>
                 <a:graphic xmlns:a="http://schemas.openxmlformats.org/drawingml/2006/main">
                   <a:graphicData uri="http://schemas.microsoft.com/office/word/2010/wordprocessingInk">
-                    <w14:contentPart bwMode="auto" r:id="rId204">
+                    <w14:contentPart bwMode="auto" r:id="rId210">
                       <w14:nvContentPartPr>
                         <w14:cNvContentPartPr/>
                       </w14:nvContentPartPr>
@@ -6011,7 +6152,7 @@
           <mc:Fallback>
             <w:pict>
               <v:shape w14:anchorId="7C0F254D" id="Ink 439" o:spid="_x0000_s1026" type="#_x0000_t75" style="position:absolute;margin-left:167.75pt;margin-top:81.5pt;width:148.5pt;height:107pt;z-index:252086272;visibility:visible;mso-wrap-style:square;mso-wrap-distance-left:9pt;mso-wrap-distance-top:0;mso-wrap-distance-right:9pt;mso-wrap-distance-bottom:0;mso-position-horizontal:absolute;mso-position-horizontal-relative:text;mso-position-vertical:absolute;mso-position-vertical-relative:text" o:gfxdata="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">
-                <v:imagedata r:id="rId205" o:title=""/>
+                <v:imagedata r:id="rId211" o:title=""/>
               </v:shape>
             </w:pict>
           </mc:Fallback>
@@ -6203,21 +6344,7 @@
         <w:rPr>
           <w:rFonts w:ascii="Times New Roman" w:hAnsi="Times New Roman" w:cs="Times New Roman"/>
         </w:rPr>
-        <w:t xml:space="preserve">0.  A market survey indicates that for each $1 increase in </w:t>
-      </w:r>
-      <w:proofErr w:type="gramStart"/>
-      <w:r>
-        <w:rPr>
-          <w:rFonts w:ascii="Times New Roman" w:hAnsi="Times New Roman" w:cs="Times New Roman"/>
-        </w:rPr>
-        <w:t>the ticket</w:t>
-      </w:r>
-      <w:proofErr w:type="gramEnd"/>
-      <w:r>
-        <w:rPr>
-          <w:rFonts w:ascii="Times New Roman" w:hAnsi="Times New Roman" w:cs="Times New Roman"/>
-        </w:rPr>
-        <w:t xml:space="preserve"> price, the airline will lose </w:t>
+        <w:t xml:space="preserve">0.  A market survey indicates that for each $1 increase in the ticket price, the airline will lose </w:t>
       </w:r>
       <w:r>
         <w:rPr>
@@ -6279,7 +6406,7 @@
                 <wp:cNvGraphicFramePr/>
                 <a:graphic xmlns:a="http://schemas.openxmlformats.org/drawingml/2006/main">
                   <a:graphicData uri="http://schemas.microsoft.com/office/word/2010/wordprocessingInk">
-                    <w14:contentPart bwMode="auto" r:id="rId206">
+                    <w14:contentPart bwMode="auto" r:id="rId212">
                       <w14:nvContentPartPr>
                         <w14:cNvContentPartPr/>
                       </w14:nvContentPartPr>
@@ -6296,7 +6423,7 @@
           <mc:Fallback>
             <w:pict>
               <v:shape w14:anchorId="4D2652D6" id="Ink 521" o:spid="_x0000_s1026" type="#_x0000_t75" style="position:absolute;margin-left:148.65pt;margin-top:27.55pt;width:42.2pt;height:9.35pt;z-index:252170240;visibility:visible;mso-wrap-style:square;mso-wrap-distance-left:9pt;mso-wrap-distance-top:0;mso-wrap-distance-right:9pt;mso-wrap-distance-bottom:0;mso-position-horizontal:absolute;mso-position-horizontal-relative:text;mso-position-vertical:absolute;mso-position-vertical-relative:text" o:gfxdata="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">
-                <v:imagedata r:id="rId207" o:title=""/>
+                <v:imagedata r:id="rId213" o:title=""/>
               </v:shape>
             </w:pict>
           </mc:Fallback>
@@ -6325,7 +6452,7 @@
                 <wp:cNvGraphicFramePr/>
                 <a:graphic xmlns:a="http://schemas.openxmlformats.org/drawingml/2006/main">
                   <a:graphicData uri="http://schemas.microsoft.com/office/word/2010/wordprocessingInk">
-                    <w14:contentPart bwMode="auto" r:id="rId208">
+                    <w14:contentPart bwMode="auto" r:id="rId214">
                       <w14:nvContentPartPr>
                         <w14:cNvContentPartPr/>
                       </w14:nvContentPartPr>
@@ -6342,7 +6469,7 @@
           <mc:Fallback>
             <w:pict>
               <v:shape w14:anchorId="550658EE" id="Ink 514" o:spid="_x0000_s1026" type="#_x0000_t75" style="position:absolute;margin-left:111.35pt;margin-top:28.15pt;width:21.8pt;height:11.2pt;z-index:252163072;visibility:visible;mso-wrap-style:square;mso-wrap-distance-left:9pt;mso-wrap-distance-top:0;mso-wrap-distance-right:9pt;mso-wrap-distance-bottom:0;mso-position-horizontal:absolute;mso-position-horizontal-relative:text;mso-position-vertical:absolute;mso-position-vertical-relative:text" o:gfxdata="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">
-                <v:imagedata r:id="rId209" o:title=""/>
+                <v:imagedata r:id="rId215" o:title=""/>
               </v:shape>
             </w:pict>
           </mc:Fallback>
@@ -6414,7 +6541,7 @@
                 <wp:cNvGraphicFramePr/>
                 <a:graphic xmlns:a="http://schemas.openxmlformats.org/drawingml/2006/main">
                   <a:graphicData uri="http://schemas.microsoft.com/office/word/2010/wordprocessingInk">
-                    <w14:contentPart bwMode="auto" r:id="rId210">
+                    <w14:contentPart bwMode="auto" r:id="rId216">
                       <w14:nvContentPartPr>
                         <w14:cNvContentPartPr/>
                       </w14:nvContentPartPr>
@@ -6431,7 +6558,7 @@
           <mc:Fallback>
             <w:pict>
               <v:shape w14:anchorId="64FDDFA3" id="Ink 545" o:spid="_x0000_s1026" type="#_x0000_t75" style="position:absolute;margin-left:214.1pt;margin-top:39.45pt;width:78.05pt;height:16.65pt;z-index:252194816;visibility:visible;mso-wrap-style:square;mso-wrap-distance-left:9pt;mso-wrap-distance-top:0;mso-wrap-distance-right:9pt;mso-wrap-distance-bottom:0;mso-position-horizontal:absolute;mso-position-horizontal-relative:text;mso-position-vertical:absolute;mso-position-vertical-relative:text" o:gfxdata="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">
-                <v:imagedata r:id="rId211" o:title=""/>
+                <v:imagedata r:id="rId217" o:title=""/>
               </v:shape>
             </w:pict>
           </mc:Fallback>
@@ -6460,7 +6587,7 @@
                 <wp:cNvGraphicFramePr/>
                 <a:graphic xmlns:a="http://schemas.openxmlformats.org/drawingml/2006/main">
                   <a:graphicData uri="http://schemas.microsoft.com/office/word/2010/wordprocessingInk">
-                    <w14:contentPart bwMode="auto" r:id="rId212">
+                    <w14:contentPart bwMode="auto" r:id="rId218">
                       <w14:nvContentPartPr>
                         <w14:cNvContentPartPr/>
                       </w14:nvContentPartPr>
@@ -6477,7 +6604,7 @@
           <mc:Fallback>
             <w:pict>
               <v:shape w14:anchorId="5E9B1396" id="Ink 535" o:spid="_x0000_s1026" type="#_x0000_t75" style="position:absolute;margin-left:134.7pt;margin-top:38.2pt;width:57.4pt;height:20.6pt;z-index:252184576;visibility:visible;mso-wrap-style:square;mso-wrap-distance-left:9pt;mso-wrap-distance-top:0;mso-wrap-distance-right:9pt;mso-wrap-distance-bottom:0;mso-position-horizontal:absolute;mso-position-horizontal-relative:text;mso-position-vertical:absolute;mso-position-vertical-relative:text" o:gfxdata="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">
-                <v:imagedata r:id="rId213" o:title=""/>
+                <v:imagedata r:id="rId219" o:title=""/>
               </v:shape>
             </w:pict>
           </mc:Fallback>
@@ -6506,7 +6633,7 @@
                 <wp:cNvGraphicFramePr/>
                 <a:graphic xmlns:a="http://schemas.openxmlformats.org/drawingml/2006/main">
                   <a:graphicData uri="http://schemas.microsoft.com/office/word/2010/wordprocessingInk">
-                    <w14:contentPart bwMode="auto" r:id="rId214">
+                    <w14:contentPart bwMode="auto" r:id="rId220">
                       <w14:nvContentPartPr>
                         <w14:cNvContentPartPr/>
                       </w14:nvContentPartPr>
@@ -6523,7 +6650,7 @@
           <mc:Fallback>
             <w:pict>
               <v:shape w14:anchorId="0F97E839" id="Ink 534" o:spid="_x0000_s1026" type="#_x0000_t75" style="position:absolute;margin-left:201.5pt;margin-top:38.8pt;width:7.25pt;height:20.4pt;z-index:252183552;visibility:visible;mso-wrap-style:square;mso-wrap-distance-left:9pt;mso-wrap-distance-top:0;mso-wrap-distance-right:9pt;mso-wrap-distance-bottom:0;mso-position-horizontal:absolute;mso-position-horizontal-relative:text;mso-position-vertical:absolute;mso-position-vertical-relative:text" o:gfxdata="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">
-                <v:imagedata r:id="rId215" o:title=""/>
+                <v:imagedata r:id="rId221" o:title=""/>
               </v:shape>
             </w:pict>
           </mc:Fallback>
@@ -6552,7 +6679,7 @@
                 <wp:cNvGraphicFramePr/>
                 <a:graphic xmlns:a="http://schemas.openxmlformats.org/drawingml/2006/main">
                   <a:graphicData uri="http://schemas.microsoft.com/office/word/2010/wordprocessingInk">
-                    <w14:contentPart bwMode="auto" r:id="rId216">
+                    <w14:contentPart bwMode="auto" r:id="rId222">
                       <w14:nvContentPartPr>
                         <w14:cNvContentPartPr/>
                       </w14:nvContentPartPr>
@@ -6569,7 +6696,7 @@
           <mc:Fallback>
             <w:pict>
               <v:shape w14:anchorId="2D1179DE" id="Ink 525" o:spid="_x0000_s1026" type="#_x0000_t75" style="position:absolute;margin-left:89pt;margin-top:42.8pt;width:19.3pt;height:12.7pt;z-index:252174336;visibility:visible;mso-wrap-style:square;mso-wrap-distance-left:9pt;mso-wrap-distance-top:0;mso-wrap-distance-right:9pt;mso-wrap-distance-bottom:0;mso-position-horizontal:absolute;mso-position-horizontal-relative:text;mso-position-vertical:absolute;mso-position-vertical-relative:text" o:gfxdata="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">
-                <v:imagedata r:id="rId217" o:title=""/>
+                <v:imagedata r:id="rId223" o:title=""/>
               </v:shape>
             </w:pict>
           </mc:Fallback>
@@ -6661,7 +6788,7 @@
                 <wp:cNvGraphicFramePr/>
                 <a:graphic xmlns:a="http://schemas.openxmlformats.org/drawingml/2006/main">
                   <a:graphicData uri="http://schemas.microsoft.com/office/word/2010/wordprocessingInk">
-                    <w14:contentPart bwMode="auto" r:id="rId218">
+                    <w14:contentPart bwMode="auto" r:id="rId224">
                       <w14:nvContentPartPr>
                         <w14:cNvContentPartPr/>
                       </w14:nvContentPartPr>
@@ -6678,7 +6805,7 @@
           <mc:Fallback>
             <w:pict>
               <v:shape w14:anchorId="02521A7B" id="Ink 557" o:spid="_x0000_s1026" type="#_x0000_t75" style="position:absolute;margin-left:147.9pt;margin-top:32.85pt;width:40.3pt;height:11.1pt;z-index:252207104;visibility:visible;mso-wrap-style:square;mso-wrap-distance-left:9pt;mso-wrap-distance-top:0;mso-wrap-distance-right:9pt;mso-wrap-distance-bottom:0;mso-position-horizontal:absolute;mso-position-horizontal-relative:text;mso-position-vertical:absolute;mso-position-vertical-relative:text" o:gfxdata="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">
-                <v:imagedata r:id="rId219" o:title=""/>
+                <v:imagedata r:id="rId225" o:title=""/>
               </v:shape>
             </w:pict>
           </mc:Fallback>
@@ -6707,7 +6834,7 @@
                 <wp:cNvGraphicFramePr/>
                 <a:graphic xmlns:a="http://schemas.openxmlformats.org/drawingml/2006/main">
                   <a:graphicData uri="http://schemas.microsoft.com/office/word/2010/wordprocessingInk">
-                    <w14:contentPart bwMode="auto" r:id="rId220">
+                    <w14:contentPart bwMode="auto" r:id="rId226">
                       <w14:nvContentPartPr>
                         <w14:cNvContentPartPr/>
                       </w14:nvContentPartPr>
@@ -6724,7 +6851,7 @@
           <mc:Fallback>
             <w:pict>
               <v:shape w14:anchorId="6353C8C8" id="Ink 550" o:spid="_x0000_s1026" type="#_x0000_t75" style="position:absolute;margin-left:105.8pt;margin-top:34.8pt;width:25.25pt;height:11.35pt;z-index:252199936;visibility:visible;mso-wrap-style:square;mso-wrap-distance-left:9pt;mso-wrap-distance-top:0;mso-wrap-distance-right:9pt;mso-wrap-distance-bottom:0;mso-position-horizontal:absolute;mso-position-horizontal-relative:text;mso-position-vertical:absolute;mso-position-vertical-relative:text" o:gfxdata="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">
-                <v:imagedata r:id="rId221" o:title=""/>
+                <v:imagedata r:id="rId227" o:title=""/>
               </v:shape>
             </w:pict>
           </mc:Fallback>
@@ -6802,7 +6929,7 @@
                 <wp:cNvGraphicFramePr/>
                 <a:graphic xmlns:a="http://schemas.openxmlformats.org/drawingml/2006/main">
                   <a:graphicData uri="http://schemas.microsoft.com/office/word/2010/wordprocessingInk">
-                    <w14:contentPart bwMode="auto" r:id="rId222">
+                    <w14:contentPart bwMode="auto" r:id="rId228">
                       <w14:nvContentPartPr>
                         <w14:cNvContentPartPr/>
                       </w14:nvContentPartPr>
@@ -6819,7 +6946,7 @@
           <mc:Fallback>
             <w:pict>
               <v:shape w14:anchorId="24C5DF47" id="Ink 586" o:spid="_x0000_s1026" type="#_x0000_t75" style="position:absolute;margin-left:278.85pt;margin-top:29.6pt;width:48.15pt;height:12.2pt;z-index:252236800;visibility:visible;mso-wrap-style:square;mso-wrap-distance-left:9pt;mso-wrap-distance-top:0;mso-wrap-distance-right:9pt;mso-wrap-distance-bottom:0;mso-position-horizontal:absolute;mso-position-horizontal-relative:text;mso-position-vertical:absolute;mso-position-vertical-relative:text" o:gfxdata="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">
-                <v:imagedata r:id="rId223" o:title=""/>
+                <v:imagedata r:id="rId229" o:title=""/>
               </v:shape>
             </w:pict>
           </mc:Fallback>
@@ -6848,7 +6975,7 @@
                 <wp:cNvGraphicFramePr/>
                 <a:graphic xmlns:a="http://schemas.openxmlformats.org/drawingml/2006/main">
                   <a:graphicData uri="http://schemas.microsoft.com/office/word/2010/wordprocessingInk">
-                    <w14:contentPart bwMode="auto" r:id="rId224">
+                    <w14:contentPart bwMode="auto" r:id="rId230">
                       <w14:nvContentPartPr>
                         <w14:cNvContentPartPr/>
                       </w14:nvContentPartPr>
@@ -6865,7 +6992,7 @@
           <mc:Fallback>
             <w:pict>
               <v:shape w14:anchorId="4A2B9C62" id="Ink 578" o:spid="_x0000_s1026" type="#_x0000_t75" style="position:absolute;margin-left:191.95pt;margin-top:34.4pt;width:65.55pt;height:10.25pt;z-index:252228608;visibility:visible;mso-wrap-style:square;mso-wrap-distance-left:9pt;mso-wrap-distance-top:0;mso-wrap-distance-right:9pt;mso-wrap-distance-bottom:0;mso-position-horizontal:absolute;mso-position-horizontal-relative:text;mso-position-vertical:absolute;mso-position-vertical-relative:text" o:gfxdata="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">
-                <v:imagedata r:id="rId225" o:title=""/>
+                <v:imagedata r:id="rId231" o:title=""/>
               </v:shape>
             </w:pict>
           </mc:Fallback>
@@ -6894,7 +7021,7 @@
                 <wp:cNvGraphicFramePr/>
                 <a:graphic xmlns:a="http://schemas.openxmlformats.org/drawingml/2006/main">
                   <a:graphicData uri="http://schemas.microsoft.com/office/word/2010/wordprocessingInk">
-                    <w14:contentPart bwMode="auto" r:id="rId226">
+                    <w14:contentPart bwMode="auto" r:id="rId232">
                       <w14:nvContentPartPr>
                         <w14:cNvContentPartPr/>
                       </w14:nvContentPartPr>
@@ -6911,7 +7038,7 @@
           <mc:Fallback>
             <w:pict>
               <v:shape w14:anchorId="1096716F" id="Ink 568" o:spid="_x0000_s1026" type="#_x0000_t75" style="position:absolute;margin-left:156.6pt;margin-top:41.05pt;width:10.85pt;height:4.4pt;z-index:252218368;visibility:visible;mso-wrap-style:square;mso-wrap-distance-left:9pt;mso-wrap-distance-top:0;mso-wrap-distance-right:9pt;mso-wrap-distance-bottom:0;mso-position-horizontal:absolute;mso-position-horizontal-relative:text;mso-position-vertical:absolute;mso-position-vertical-relative:text" o:gfxdata="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">
-                <v:imagedata r:id="rId227" o:title=""/>
+                <v:imagedata r:id="rId233" o:title=""/>
               </v:shape>
             </w:pict>
           </mc:Fallback>
@@ -6940,7 +7067,7 @@
                 <wp:cNvGraphicFramePr/>
                 <a:graphic xmlns:a="http://schemas.openxmlformats.org/drawingml/2006/main">
                   <a:graphicData uri="http://schemas.microsoft.com/office/word/2010/wordprocessingInk">
-                    <w14:contentPart bwMode="auto" r:id="rId228">
+                    <w14:contentPart bwMode="auto" r:id="rId234">
                       <w14:nvContentPartPr>
                         <w14:cNvContentPartPr/>
                       </w14:nvContentPartPr>
@@ -6957,7 +7084,7 @@
           <mc:Fallback>
             <w:pict>
               <v:shape w14:anchorId="749900E5" id="Ink 569" o:spid="_x0000_s1026" type="#_x0000_t75" style="position:absolute;margin-left:86.45pt;margin-top:38pt;width:51.35pt;height:12.9pt;z-index:252219392;visibility:visible;mso-wrap-style:square;mso-wrap-distance-left:9pt;mso-wrap-distance-top:0;mso-wrap-distance-right:9pt;mso-wrap-distance-bottom:0;mso-position-horizontal:absolute;mso-position-horizontal-relative:text;mso-position-vertical:absolute;mso-position-vertical-relative:text" o:gfxdata="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">
-                <v:imagedata r:id="rId229" o:title=""/>
+                <v:imagedata r:id="rId235" o:title=""/>
               </v:shape>
             </w:pict>
           </mc:Fallback>
@@ -7053,7 +7180,7 @@
                 <wp:cNvGraphicFramePr/>
                 <a:graphic xmlns:a="http://schemas.openxmlformats.org/drawingml/2006/main">
                   <a:graphicData uri="http://schemas.microsoft.com/office/word/2010/wordprocessingInk">
-                    <w14:contentPart bwMode="auto" r:id="rId230">
+                    <w14:contentPart bwMode="auto" r:id="rId236">
                       <w14:nvContentPartPr>
                         <w14:cNvContentPartPr/>
                       </w14:nvContentPartPr>
@@ -7070,7 +7197,7 @@
           <mc:Fallback>
             <w:pict>
               <v:shape w14:anchorId="44F659A3" id="Ink 612" o:spid="_x0000_s1026" type="#_x0000_t75" style="position:absolute;margin-left:239.1pt;margin-top:30.2pt;width:31.45pt;height:11.2pt;z-index:252259328;visibility:visible;mso-wrap-style:square;mso-wrap-distance-left:9pt;mso-wrap-distance-top:0;mso-wrap-distance-right:9pt;mso-wrap-distance-bottom:0;mso-position-horizontal:absolute;mso-position-horizontal-relative:text;mso-position-vertical:absolute;mso-position-vertical-relative:text" o:gfxdata="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">
-                <v:imagedata r:id="rId231" o:title=""/>
+                <v:imagedata r:id="rId237" o:title=""/>
               </v:shape>
             </w:pict>
           </mc:Fallback>
@@ -7099,7 +7226,7 @@
                 <wp:cNvGraphicFramePr/>
                 <a:graphic xmlns:a="http://schemas.openxmlformats.org/drawingml/2006/main">
                   <a:graphicData uri="http://schemas.microsoft.com/office/word/2010/wordprocessingInk">
-                    <w14:contentPart bwMode="auto" r:id="rId232">
+                    <w14:contentPart bwMode="auto" r:id="rId238">
                       <w14:nvContentPartPr>
                         <w14:cNvContentPartPr/>
                       </w14:nvContentPartPr>
@@ -7116,7 +7243,7 @@
           <mc:Fallback>
             <w:pict>
               <v:shape w14:anchorId="262A93EA" id="Ink 605" o:spid="_x0000_s1026" type="#_x0000_t75" style="position:absolute;margin-left:156.65pt;margin-top:28.85pt;width:34.05pt;height:12.35pt;z-index:252252160;visibility:visible;mso-wrap-style:square;mso-wrap-distance-left:9pt;mso-wrap-distance-top:0;mso-wrap-distance-right:9pt;mso-wrap-distance-bottom:0;mso-position-horizontal:absolute;mso-position-horizontal-relative:text;mso-position-vertical:absolute;mso-position-vertical-relative:text" o:gfxdata="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">
-                <v:imagedata r:id="rId233" o:title=""/>
+                <v:imagedata r:id="rId239" o:title=""/>
               </v:shape>
             </w:pict>
           </mc:Fallback>
@@ -7145,7 +7272,7 @@
                 <wp:cNvGraphicFramePr/>
                 <a:graphic xmlns:a="http://schemas.openxmlformats.org/drawingml/2006/main">
                   <a:graphicData uri="http://schemas.microsoft.com/office/word/2010/wordprocessingInk">
-                    <w14:contentPart bwMode="auto" r:id="rId234">
+                    <w14:contentPart bwMode="auto" r:id="rId240">
                       <w14:nvContentPartPr>
                         <w14:cNvContentPartPr/>
                       </w14:nvContentPartPr>
@@ -7162,7 +7289,7 @@
           <mc:Fallback>
             <w:pict>
               <v:shape w14:anchorId="614D8FAF" id="Ink 606" o:spid="_x0000_s1026" type="#_x0000_t75" style="position:absolute;margin-left:207.4pt;margin-top:34.45pt;width:7.15pt;height:5.4pt;z-index:252253184;visibility:visible;mso-wrap-style:square;mso-wrap-distance-left:9pt;mso-wrap-distance-top:0;mso-wrap-distance-right:9pt;mso-wrap-distance-bottom:0;mso-position-horizontal:absolute;mso-position-horizontal-relative:text;mso-position-vertical:absolute;mso-position-vertical-relative:text" o:gfxdata="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">
-                <v:imagedata r:id="rId235" o:title=""/>
+                <v:imagedata r:id="rId241" o:title=""/>
               </v:shape>
             </w:pict>
           </mc:Fallback>
@@ -7191,7 +7318,7 @@
                 <wp:cNvGraphicFramePr/>
                 <a:graphic xmlns:a="http://schemas.openxmlformats.org/drawingml/2006/main">
                   <a:graphicData uri="http://schemas.microsoft.com/office/word/2010/wordprocessingInk">
-                    <w14:contentPart bwMode="auto" r:id="rId236">
+                    <w14:contentPart bwMode="auto" r:id="rId242">
                       <w14:nvContentPartPr>
                         <w14:cNvContentPartPr/>
                       </w14:nvContentPartPr>
@@ -7208,7 +7335,7 @@
           <mc:Fallback>
             <w:pict>
               <v:shape w14:anchorId="07E14739" id="Ink 596" o:spid="_x0000_s1026" type="#_x0000_t75" style="position:absolute;margin-left:101.95pt;margin-top:30.8pt;width:23.85pt;height:10.05pt;z-index:252242944;visibility:visible;mso-wrap-style:square;mso-wrap-distance-left:9pt;mso-wrap-distance-top:0;mso-wrap-distance-right:9pt;mso-wrap-distance-bottom:0;mso-position-horizontal:absolute;mso-position-horizontal-relative:text;mso-position-vertical:absolute;mso-position-vertical-relative:text" o:gfxdata="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">
-                <v:imagedata r:id="rId237" o:title=""/>
+                <v:imagedata r:id="rId243" o:title=""/>
               </v:shape>
             </w:pict>
           </mc:Fallback>
@@ -7237,7 +7364,7 @@
                 <wp:cNvGraphicFramePr/>
                 <a:graphic xmlns:a="http://schemas.openxmlformats.org/drawingml/2006/main">
                   <a:graphicData uri="http://schemas.microsoft.com/office/word/2010/wordprocessingInk">
-                    <w14:contentPart bwMode="auto" r:id="rId238">
+                    <w14:contentPart bwMode="auto" r:id="rId244">
                       <w14:nvContentPartPr>
                         <w14:cNvContentPartPr/>
                       </w14:nvContentPartPr>
@@ -7254,7 +7381,7 @@
           <mc:Fallback>
             <w:pict>
               <v:shape w14:anchorId="6B36F4A3" id="Ink 595" o:spid="_x0000_s1026" type="#_x0000_t75" style="position:absolute;margin-left:136.8pt;margin-top:36.65pt;width:7.45pt;height:1.8pt;z-index:252241920;visibility:visible;mso-wrap-style:square;mso-wrap-distance-left:9pt;mso-wrap-distance-top:0;mso-wrap-distance-right:9pt;mso-wrap-distance-bottom:0;mso-position-horizontal:absolute;mso-position-horizontal-relative:text;mso-position-vertical:absolute;mso-position-vertical-relative:text" o:gfxdata="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">
-                <v:imagedata r:id="rId239" o:title=""/>
+                <v:imagedata r:id="rId245" o:title=""/>
               </v:shape>
             </w:pict>
           </mc:Fallback>
@@ -7364,7 +7491,7 @@
                 <wp:cNvGraphicFramePr/>
                 <a:graphic xmlns:a="http://schemas.openxmlformats.org/drawingml/2006/main">
                   <a:graphicData uri="http://schemas.microsoft.com/office/word/2010/wordprocessingInk">
-                    <w14:contentPart bwMode="auto" r:id="rId240">
+                    <w14:contentPart bwMode="auto" r:id="rId246">
                       <w14:nvContentPartPr>
                         <w14:cNvContentPartPr/>
                       </w14:nvContentPartPr>
@@ -7381,7 +7508,7 @@
           <mc:Fallback>
             <w:pict>
               <v:shape w14:anchorId="16BA1D2F" id="Ink 622" o:spid="_x0000_s1026" type="#_x0000_t75" style="position:absolute;margin-left:137.7pt;margin-top:15.4pt;width:53.75pt;height:11.05pt;z-index:252269568;visibility:visible;mso-wrap-style:square;mso-wrap-distance-left:9pt;mso-wrap-distance-top:0;mso-wrap-distance-right:9pt;mso-wrap-distance-bottom:0;mso-position-horizontal:absolute;mso-position-horizontal-relative:text;mso-position-vertical:absolute;mso-position-vertical-relative:text" o:gfxdata="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">
-                <v:imagedata r:id="rId241" o:title=""/>
+                <v:imagedata r:id="rId247" o:title=""/>
               </v:shape>
             </w:pict>
           </mc:Fallback>
@@ -7547,7 +7674,7 @@
                 <wp:cNvGraphicFramePr/>
                 <a:graphic xmlns:a="http://schemas.openxmlformats.org/drawingml/2006/main">
                   <a:graphicData uri="http://schemas.microsoft.com/office/word/2010/wordprocessingInk">
-                    <w14:contentPart bwMode="auto" r:id="rId242">
+                    <w14:contentPart bwMode="auto" r:id="rId248">
                       <w14:nvContentPartPr>
                         <w14:cNvContentPartPr/>
                       </w14:nvContentPartPr>
@@ -7564,7 +7691,7 @@
           <mc:Fallback>
             <w:pict>
               <v:shape w14:anchorId="786E8AB7" id="Ink 643" o:spid="_x0000_s1026" type="#_x0000_t75" style="position:absolute;margin-left:264.5pt;margin-top:5.55pt;width:44pt;height:19pt;z-index:252291072;visibility:visible;mso-wrap-style:square;mso-wrap-distance-left:9pt;mso-wrap-distance-top:0;mso-wrap-distance-right:9pt;mso-wrap-distance-bottom:0;mso-position-horizontal:absolute;mso-position-horizontal-relative:text;mso-position-vertical:absolute;mso-position-vertical-relative:text" o:gfxdata="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">
-                <v:imagedata r:id="rId243" o:title=""/>
+                <v:imagedata r:id="rId249" o:title=""/>
               </v:shape>
             </w:pict>
           </mc:Fallback>
@@ -7593,7 +7720,7 @@
                 <wp:cNvGraphicFramePr/>
                 <a:graphic xmlns:a="http://schemas.openxmlformats.org/drawingml/2006/main">
                   <a:graphicData uri="http://schemas.microsoft.com/office/word/2010/wordprocessingInk">
-                    <w14:contentPart bwMode="auto" r:id="rId244">
+                    <w14:contentPart bwMode="auto" r:id="rId250">
                       <w14:nvContentPartPr>
                         <w14:cNvContentPartPr/>
                       </w14:nvContentPartPr>
@@ -7610,7 +7737,7 @@
           <mc:Fallback>
             <w:pict>
               <v:shape w14:anchorId="54917291" id="Ink 644" o:spid="_x0000_s1026" type="#_x0000_t75" style="position:absolute;margin-left:229.15pt;margin-top:12.25pt;width:23.95pt;height:9.7pt;z-index:252292096;visibility:visible;mso-wrap-style:square;mso-wrap-distance-left:9pt;mso-wrap-distance-top:0;mso-wrap-distance-right:9pt;mso-wrap-distance-bottom:0;mso-position-horizontal:absolute;mso-position-horizontal-relative:text;mso-position-vertical:absolute;mso-position-vertical-relative:text" o:gfxdata="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">
-                <v:imagedata r:id="rId245" o:title=""/>
+                <v:imagedata r:id="rId251" o:title=""/>
               </v:shape>
             </w:pict>
           </mc:Fallback>
@@ -7639,7 +7766,7 @@
                 <wp:cNvGraphicFramePr/>
                 <a:graphic xmlns:a="http://schemas.openxmlformats.org/drawingml/2006/main">
                   <a:graphicData uri="http://schemas.microsoft.com/office/word/2010/wordprocessingInk">
-                    <w14:contentPart bwMode="auto" r:id="rId246">
+                    <w14:contentPart bwMode="auto" r:id="rId252">
                       <w14:nvContentPartPr>
                         <w14:cNvContentPartPr/>
                       </w14:nvContentPartPr>
@@ -7656,7 +7783,7 @@
           <mc:Fallback>
             <w:pict>
               <v:shape w14:anchorId="16852E41" id="Ink 645" o:spid="_x0000_s1026" type="#_x0000_t75" style="position:absolute;margin-left:202.35pt;margin-top:20.6pt;width:10pt;height:4.7pt;z-index:252293120;visibility:visible;mso-wrap-style:square;mso-wrap-distance-left:9pt;mso-wrap-distance-top:0;mso-wrap-distance-right:9pt;mso-wrap-distance-bottom:0;mso-position-horizontal:absolute;mso-position-horizontal-relative:text;mso-position-vertical:absolute;mso-position-vertical-relative:text" o:gfxdata="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">
-                <v:imagedata r:id="rId247" o:title=""/>
+                <v:imagedata r:id="rId253" o:title=""/>
               </v:shape>
             </w:pict>
           </mc:Fallback>
@@ -7685,7 +7812,7 @@
                 <wp:cNvGraphicFramePr/>
                 <a:graphic xmlns:a="http://schemas.openxmlformats.org/drawingml/2006/main">
                   <a:graphicData uri="http://schemas.microsoft.com/office/word/2010/wordprocessingInk">
-                    <w14:contentPart bwMode="auto" r:id="rId248">
+                    <w14:contentPart bwMode="auto" r:id="rId254">
                       <w14:nvContentPartPr>
                         <w14:cNvContentPartPr/>
                       </w14:nvContentPartPr>
@@ -7702,7 +7829,7 @@
           <mc:Fallback>
             <w:pict>
               <v:shape w14:anchorId="65F35B7C" id="Ink 646" o:spid="_x0000_s1026" type="#_x0000_t75" style="position:absolute;margin-left:125.7pt;margin-top:9.2pt;width:64.2pt;height:20.65pt;z-index:252294144;visibility:visible;mso-wrap-style:square;mso-wrap-distance-left:9pt;mso-wrap-distance-top:0;mso-wrap-distance-right:9pt;mso-wrap-distance-bottom:0;mso-position-horizontal:absolute;mso-position-horizontal-relative:text;mso-position-vertical:absolute;mso-position-vertical-relative:text" o:gfxdata="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">
-                <v:imagedata r:id="rId249" o:title=""/>
+                <v:imagedata r:id="rId255" o:title=""/>
               </v:shape>
             </w:pict>
           </mc:Fallback>
@@ -7746,7 +7873,7 @@
                 <wp:cNvGraphicFramePr/>
                 <a:graphic xmlns:a="http://schemas.openxmlformats.org/drawingml/2006/main">
                   <a:graphicData uri="http://schemas.microsoft.com/office/word/2010/wordprocessingInk">
-                    <w14:contentPart bwMode="auto" r:id="rId250">
+                    <w14:contentPart bwMode="auto" r:id="rId256">
                       <w14:nvContentPartPr>
                         <w14:cNvContentPartPr/>
                       </w14:nvContentPartPr>
@@ -7763,7 +7890,7 @@
           <mc:Fallback>
             <w:pict>
               <v:shape w14:anchorId="60B4EC53" id="Ink 676" o:spid="_x0000_s1026" type="#_x0000_t75" style="position:absolute;margin-left:281.65pt;margin-top:5.3pt;width:21.65pt;height:7.45pt;z-index:252324864;visibility:visible;mso-wrap-style:square;mso-wrap-distance-left:9pt;mso-wrap-distance-top:0;mso-wrap-distance-right:9pt;mso-wrap-distance-bottom:0;mso-position-horizontal:absolute;mso-position-horizontal-relative:text;mso-position-vertical:absolute;mso-position-vertical-relative:text" o:gfxdata="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">
-                <v:imagedata r:id="rId251" o:title=""/>
+                <v:imagedata r:id="rId257" o:title=""/>
               </v:shape>
             </w:pict>
           </mc:Fallback>
@@ -7792,7 +7919,7 @@
                 <wp:cNvGraphicFramePr/>
                 <a:graphic xmlns:a="http://schemas.openxmlformats.org/drawingml/2006/main">
                   <a:graphicData uri="http://schemas.microsoft.com/office/word/2010/wordprocessingInk">
-                    <w14:contentPart bwMode="auto" r:id="rId252">
+                    <w14:contentPart bwMode="auto" r:id="rId258">
                       <w14:nvContentPartPr>
                         <w14:cNvContentPartPr/>
                       </w14:nvContentPartPr>
@@ -7809,7 +7936,7 @@
           <mc:Fallback>
             <w:pict>
               <v:shape w14:anchorId="1C3FAC52" id="Ink 677" o:spid="_x0000_s1026" type="#_x0000_t75" style="position:absolute;margin-left:247.25pt;margin-top:4.8pt;width:21.65pt;height:10.45pt;z-index:252325888;visibility:visible;mso-wrap-style:square;mso-wrap-distance-left:9pt;mso-wrap-distance-top:0;mso-wrap-distance-right:9pt;mso-wrap-distance-bottom:0;mso-position-horizontal:absolute;mso-position-horizontal-relative:text;mso-position-vertical:absolute;mso-position-vertical-relative:text" o:gfxdata="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">
-                <v:imagedata r:id="rId253" o:title=""/>
+                <v:imagedata r:id="rId259" o:title=""/>
               </v:shape>
             </w:pict>
           </mc:Fallback>
@@ -7846,7 +7973,7 @@
                 <wp:cNvGraphicFramePr/>
                 <a:graphic xmlns:a="http://schemas.openxmlformats.org/drawingml/2006/main">
                   <a:graphicData uri="http://schemas.microsoft.com/office/word/2010/wordprocessingInk">
-                    <w14:contentPart bwMode="auto" r:id="rId254">
+                    <w14:contentPart bwMode="auto" r:id="rId260">
                       <w14:nvContentPartPr>
                         <w14:cNvContentPartPr/>
                       </w14:nvContentPartPr>
@@ -7863,7 +7990,7 @@
           <mc:Fallback>
             <w:pict>
               <v:shape w14:anchorId="37FB2D08" id="Ink 678" o:spid="_x0000_s1026" type="#_x0000_t75" style="position:absolute;margin-left:129pt;margin-top:-8pt;width:84.7pt;height:20.95pt;z-index:252326912;visibility:visible;mso-wrap-style:square;mso-wrap-distance-left:9pt;mso-wrap-distance-top:0;mso-wrap-distance-right:9pt;mso-wrap-distance-bottom:0;mso-position-horizontal:absolute;mso-position-horizontal-relative:text;mso-position-vertical:absolute;mso-position-vertical-relative:text" o:gfxdata="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">
-                <v:imagedata r:id="rId255" o:title=""/>
+                <v:imagedata r:id="rId261" o:title=""/>
               </v:shape>
             </w:pict>
           </mc:Fallback>
@@ -7892,7 +8019,7 @@
                 <wp:cNvGraphicFramePr/>
                 <a:graphic xmlns:a="http://schemas.openxmlformats.org/drawingml/2006/main">
                   <a:graphicData uri="http://schemas.microsoft.com/office/word/2010/wordprocessingInk">
-                    <w14:contentPart bwMode="auto" r:id="rId256">
+                    <w14:contentPart bwMode="auto" r:id="rId262">
                       <w14:nvContentPartPr>
                         <w14:cNvContentPartPr/>
                       </w14:nvContentPartPr>
@@ -7909,7 +8036,7 @@
           <mc:Fallback>
             <w:pict>
               <v:shape w14:anchorId="216BF151" id="Ink 664" o:spid="_x0000_s1026" type="#_x0000_t75" style="position:absolute;margin-left:227.25pt;margin-top:-.2pt;width:6pt;height:1.55pt;z-index:252312576;visibility:visible;mso-wrap-style:square;mso-wrap-distance-left:9pt;mso-wrap-distance-top:0;mso-wrap-distance-right:9pt;mso-wrap-distance-bottom:0;mso-position-horizontal:absolute;mso-position-horizontal-relative:text;mso-position-vertical:absolute;mso-position-vertical-relative:text" o:gfxdata="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">
-                <v:imagedata r:id="rId257" o:title=""/>
+                <v:imagedata r:id="rId263" o:title=""/>
               </v:shape>
             </w:pict>
           </mc:Fallback>
@@ -7938,7 +8065,7 @@
                 <wp:cNvGraphicFramePr/>
                 <a:graphic xmlns:a="http://schemas.openxmlformats.org/drawingml/2006/main">
                   <a:graphicData uri="http://schemas.microsoft.com/office/word/2010/wordprocessingInk">
-                    <w14:contentPart bwMode="auto" r:id="rId258">
+                    <w14:contentPart bwMode="auto" r:id="rId264">
                       <w14:nvContentPartPr>
                         <w14:cNvContentPartPr/>
                       </w14:nvContentPartPr>
@@ -7955,7 +8082,7 @@
           <mc:Fallback>
             <w:pict>
               <v:shape w14:anchorId="150051DA" id="Ink 658" o:spid="_x0000_s1026" type="#_x0000_t75" style="position:absolute;margin-left:75.5pt;margin-top:3.5pt;width:19.1pt;height:11.55pt;z-index:252306432;visibility:visible;mso-wrap-style:square;mso-wrap-distance-left:9pt;mso-wrap-distance-top:0;mso-wrap-distance-right:9pt;mso-wrap-distance-bottom:0;mso-position-horizontal:absolute;mso-position-horizontal-relative:text;mso-position-vertical:absolute;mso-position-vertical-relative:text" o:gfxdata="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">
-                <v:imagedata r:id="rId259" o:title=""/>
+                <v:imagedata r:id="rId265" o:title=""/>
               </v:shape>
             </w:pict>
           </mc:Fallback>
@@ -7999,7 +8126,7 @@
                 <wp:cNvGraphicFramePr/>
                 <a:graphic xmlns:a="http://schemas.openxmlformats.org/drawingml/2006/main">
                   <a:graphicData uri="http://schemas.microsoft.com/office/word/2010/wordprocessingInk">
-                    <w14:contentPart bwMode="auto" r:id="rId260">
+                    <w14:contentPart bwMode="auto" r:id="rId266">
                       <w14:nvContentPartPr>
                         <w14:cNvContentPartPr/>
                       </w14:nvContentPartPr>
@@ -8016,7 +8143,7 @@
           <mc:Fallback>
             <w:pict>
               <v:shape w14:anchorId="3252B425" id="Ink 698" o:spid="_x0000_s1026" type="#_x0000_t75" style="position:absolute;margin-left:225.1pt;margin-top:4.25pt;width:31.05pt;height:10.3pt;z-index:252347392;visibility:visible;mso-wrap-style:square;mso-wrap-distance-left:9pt;mso-wrap-distance-top:0;mso-wrap-distance-right:9pt;mso-wrap-distance-bottom:0;mso-position-horizontal:absolute;mso-position-horizontal-relative:text;mso-position-vertical:absolute;mso-position-vertical-relative:text" o:gfxdata="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">
-                <v:imagedata r:id="rId261" o:title=""/>
+                <v:imagedata r:id="rId267" o:title=""/>
               </v:shape>
             </w:pict>
           </mc:Fallback>
@@ -8045,7 +8172,7 @@
                 <wp:cNvGraphicFramePr/>
                 <a:graphic xmlns:a="http://schemas.openxmlformats.org/drawingml/2006/main">
                   <a:graphicData uri="http://schemas.microsoft.com/office/word/2010/wordprocessingInk">
-                    <w14:contentPart bwMode="auto" r:id="rId262">
+                    <w14:contentPart bwMode="auto" r:id="rId268">
                       <w14:nvContentPartPr>
                         <w14:cNvContentPartPr/>
                       </w14:nvContentPartPr>
@@ -8062,7 +8189,7 @@
           <mc:Fallback>
             <w:pict>
               <v:shape w14:anchorId="0A1CE973" id="Ink 689" o:spid="_x0000_s1026" type="#_x0000_t75" style="position:absolute;margin-left:266.9pt;margin-top:3.4pt;width:23.4pt;height:9.1pt;z-index:252338176;visibility:visible;mso-wrap-style:square;mso-wrap-distance-left:9pt;mso-wrap-distance-top:0;mso-wrap-distance-right:9pt;mso-wrap-distance-bottom:0;mso-position-horizontal:absolute;mso-position-horizontal-relative:text;mso-position-vertical:absolute;mso-position-vertical-relative:text" o:gfxdata="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">
-                <v:imagedata r:id="rId263" o:title=""/>
+                <v:imagedata r:id="rId269" o:title=""/>
               </v:shape>
             </w:pict>
           </mc:Fallback>
@@ -8091,7 +8218,7 @@
                 <wp:cNvGraphicFramePr/>
                 <a:graphic xmlns:a="http://schemas.openxmlformats.org/drawingml/2006/main">
                   <a:graphicData uri="http://schemas.microsoft.com/office/word/2010/wordprocessingInk">
-                    <w14:contentPart bwMode="auto" r:id="rId264">
+                    <w14:contentPart bwMode="auto" r:id="rId270">
                       <w14:nvContentPartPr>
                         <w14:cNvContentPartPr/>
                       </w14:nvContentPartPr>
@@ -8108,7 +8235,7 @@
           <mc:Fallback>
             <w:pict>
               <v:shape w14:anchorId="65C87CDF" id="Ink 691" o:spid="_x0000_s1026" type="#_x0000_t75" style="position:absolute;margin-left:186.6pt;margin-top:10pt;width:26pt;height:13.7pt;z-index:252340224;visibility:visible;mso-wrap-style:square;mso-wrap-distance-left:9pt;mso-wrap-distance-top:0;mso-wrap-distance-right:9pt;mso-wrap-distance-bottom:0;mso-position-horizontal:absolute;mso-position-horizontal-relative:text;mso-position-vertical:absolute;mso-position-vertical-relative:text" o:gfxdata="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">
-                <v:imagedata r:id="rId265" o:title=""/>
+                <v:imagedata r:id="rId271" o:title=""/>
               </v:shape>
             </w:pict>
           </mc:Fallback>
@@ -8137,7 +8264,7 @@
                 <wp:cNvGraphicFramePr/>
                 <a:graphic xmlns:a="http://schemas.openxmlformats.org/drawingml/2006/main">
                   <a:graphicData uri="http://schemas.microsoft.com/office/word/2010/wordprocessingInk">
-                    <w14:contentPart bwMode="auto" r:id="rId266">
+                    <w14:contentPart bwMode="auto" r:id="rId272">
                       <w14:nvContentPartPr>
                         <w14:cNvContentPartPr/>
                       </w14:nvContentPartPr>
@@ -8154,7 +8281,7 @@
           <mc:Fallback>
             <w:pict>
               <v:shape w14:anchorId="03455DBC" id="Ink 692" o:spid="_x0000_s1026" type="#_x0000_t75" style="position:absolute;margin-left:154.05pt;margin-top:5.9pt;width:18.3pt;height:25.9pt;z-index:252341248;visibility:visible;mso-wrap-style:square;mso-wrap-distance-left:9pt;mso-wrap-distance-top:0;mso-wrap-distance-right:9pt;mso-wrap-distance-bottom:0;mso-position-horizontal:absolute;mso-position-horizontal-relative:text;mso-position-vertical:absolute;mso-position-vertical-relative:text" o:gfxdata="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">
-                <v:imagedata r:id="rId267" o:title=""/>
+                <v:imagedata r:id="rId273" o:title=""/>
               </v:shape>
             </w:pict>
           </mc:Fallback>
@@ -8197,7 +8324,7 @@
                 <wp:cNvGraphicFramePr/>
                 <a:graphic xmlns:a="http://schemas.openxmlformats.org/drawingml/2006/main">
                   <a:graphicData uri="http://schemas.microsoft.com/office/word/2010/wordprocessingInk">
-                    <w14:contentPart bwMode="auto" r:id="rId268">
+                    <w14:contentPart bwMode="auto" r:id="rId274">
                       <w14:nvContentPartPr>
                         <w14:cNvContentPartPr/>
                       </w14:nvContentPartPr>
@@ -8214,7 +8341,7 @@
           <mc:Fallback>
             <w:pict>
               <v:shape w14:anchorId="57FE7115" id="Ink 675" o:spid="_x0000_s1026" type="#_x0000_t75" style="position:absolute;margin-left:78.6pt;margin-top:-6.55pt;width:18pt;height:15.05pt;z-index:252323840;visibility:visible;mso-wrap-style:square;mso-wrap-distance-left:9pt;mso-wrap-distance-top:0;mso-wrap-distance-right:9pt;mso-wrap-distance-bottom:0;mso-position-horizontal:absolute;mso-position-horizontal-relative:text;mso-position-vertical:absolute;mso-position-vertical-relative:text" o:gfxdata="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">
-                <v:imagedata r:id="rId269" o:title=""/>
+                <v:imagedata r:id="rId275" o:title=""/>
               </v:shape>
             </w:pict>
           </mc:Fallback>
@@ -8261,7 +8388,7 @@
                 <wp:cNvGraphicFramePr/>
                 <a:graphic xmlns:a="http://schemas.openxmlformats.org/drawingml/2006/main">
                   <a:graphicData uri="http://schemas.microsoft.com/office/word/2010/wordprocessingInk">
-                    <w14:contentPart bwMode="auto" r:id="rId270">
+                    <w14:contentPart bwMode="auto" r:id="rId276">
                       <w14:nvContentPartPr>
                         <w14:cNvContentPartPr/>
                       </w14:nvContentPartPr>
@@ -8278,7 +8405,7 @@
           <mc:Fallback>
             <w:pict>
               <v:shape w14:anchorId="03E2AAF5" id="Ink 701" o:spid="_x0000_s1026" type="#_x0000_t75" style="position:absolute;margin-left:190.3pt;margin-top:4.9pt;width:9.55pt;height:13pt;z-index:252350464;visibility:visible;mso-wrap-style:square;mso-wrap-distance-left:9pt;mso-wrap-distance-top:0;mso-wrap-distance-right:9pt;mso-wrap-distance-bottom:0;mso-position-horizontal:absolute;mso-position-horizontal-relative:text;mso-position-vertical:absolute;mso-position-vertical-relative:text" o:gfxdata="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">
-                <v:imagedata r:id="rId271" o:title=""/>
+                <v:imagedata r:id="rId277" o:title=""/>
               </v:shape>
             </w:pict>
           </mc:Fallback>
@@ -8315,7 +8442,7 @@
                 <wp:cNvGraphicFramePr/>
                 <a:graphic xmlns:a="http://schemas.openxmlformats.org/drawingml/2006/main">
                   <a:graphicData uri="http://schemas.microsoft.com/office/word/2010/wordprocessingInk">
-                    <w14:contentPart bwMode="auto" r:id="rId272">
+                    <w14:contentPart bwMode="auto" r:id="rId278">
                       <w14:nvContentPartPr>
                         <w14:cNvContentPartPr/>
                       </w14:nvContentPartPr>
@@ -8332,7 +8459,7 @@
           <mc:Fallback>
             <w:pict>
               <v:shape w14:anchorId="7E988D12" id="Ink 722" o:spid="_x0000_s1026" type="#_x0000_t75" style="position:absolute;margin-left:316.65pt;margin-top:21.35pt;width:19.1pt;height:9.15pt;z-index:252371968;visibility:visible;mso-wrap-style:square;mso-wrap-distance-left:9pt;mso-wrap-distance-top:0;mso-wrap-distance-right:9pt;mso-wrap-distance-bottom:0;mso-position-horizontal:absolute;mso-position-horizontal-relative:text;mso-position-vertical:absolute;mso-position-vertical-relative:text" o:gfxdata="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">
-                <v:imagedata r:id="rId273" o:title=""/>
+                <v:imagedata r:id="rId279" o:title=""/>
               </v:shape>
             </w:pict>
           </mc:Fallback>
@@ -8361,7 +8488,7 @@
                 <wp:cNvGraphicFramePr/>
                 <a:graphic xmlns:a="http://schemas.openxmlformats.org/drawingml/2006/main">
                   <a:graphicData uri="http://schemas.microsoft.com/office/word/2010/wordprocessingInk">
-                    <w14:contentPart bwMode="auto" r:id="rId274">
+                    <w14:contentPart bwMode="auto" r:id="rId280">
                       <w14:nvContentPartPr>
                         <w14:cNvContentPartPr/>
                       </w14:nvContentPartPr>
@@ -8378,7 +8505,7 @@
           <mc:Fallback>
             <w:pict>
               <v:shape w14:anchorId="7DCF4847" id="Ink 716" o:spid="_x0000_s1026" type="#_x0000_t75" style="position:absolute;margin-left:282.8pt;margin-top:27.1pt;width:10.15pt;height:4.85pt;z-index:252365824;visibility:visible;mso-wrap-style:square;mso-wrap-distance-left:9pt;mso-wrap-distance-top:0;mso-wrap-distance-right:9pt;mso-wrap-distance-bottom:0;mso-position-horizontal:absolute;mso-position-horizontal-relative:text;mso-position-vertical:absolute;mso-position-vertical-relative:text" o:gfxdata="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">
-                <v:imagedata r:id="rId275" o:title=""/>
+                <v:imagedata r:id="rId281" o:title=""/>
               </v:shape>
             </w:pict>
           </mc:Fallback>
@@ -8407,7 +8534,7 @@
                 <wp:cNvGraphicFramePr/>
                 <a:graphic xmlns:a="http://schemas.openxmlformats.org/drawingml/2006/main">
                   <a:graphicData uri="http://schemas.microsoft.com/office/word/2010/wordprocessingInk">
-                    <w14:contentPart bwMode="auto" r:id="rId276">
+                    <w14:contentPart bwMode="auto" r:id="rId282">
                       <w14:nvContentPartPr>
                         <w14:cNvContentPartPr/>
                       </w14:nvContentPartPr>
@@ -8424,7 +8551,7 @@
           <mc:Fallback>
             <w:pict>
               <v:shape w14:anchorId="1013D1E3" id="Ink 717" o:spid="_x0000_s1026" type="#_x0000_t75" style="position:absolute;margin-left:246.45pt;margin-top:19.9pt;width:25pt;height:17.4pt;z-index:252366848;visibility:visible;mso-wrap-style:square;mso-wrap-distance-left:9pt;mso-wrap-distance-top:0;mso-wrap-distance-right:9pt;mso-wrap-distance-bottom:0;mso-position-horizontal:absolute;mso-position-horizontal-relative:text;mso-position-vertical:absolute;mso-position-vertical-relative:text" o:gfxdata="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">
-                <v:imagedata r:id="rId277" o:title=""/>
+                <v:imagedata r:id="rId283" o:title=""/>
               </v:shape>
             </w:pict>
           </mc:Fallback>
@@ -8453,7 +8580,7 @@
                 <wp:cNvGraphicFramePr/>
                 <a:graphic xmlns:a="http://schemas.openxmlformats.org/drawingml/2006/main">
                   <a:graphicData uri="http://schemas.microsoft.com/office/word/2010/wordprocessingInk">
-                    <w14:contentPart bwMode="auto" r:id="rId278">
+                    <w14:contentPart bwMode="auto" r:id="rId284">
                       <w14:nvContentPartPr>
                         <w14:cNvContentPartPr/>
                       </w14:nvContentPartPr>
@@ -8470,7 +8597,7 @@
           <mc:Fallback>
             <w:pict>
               <v:shape w14:anchorId="516148FA" id="Ink 718" o:spid="_x0000_s1026" type="#_x0000_t75" style="position:absolute;margin-left:198.2pt;margin-top:27.5pt;width:34.75pt;height:10.65pt;z-index:252367872;visibility:visible;mso-wrap-style:square;mso-wrap-distance-left:9pt;mso-wrap-distance-top:0;mso-wrap-distance-right:9pt;mso-wrap-distance-bottom:0;mso-position-horizontal:absolute;mso-position-horizontal-relative:text;mso-position-vertical:absolute;mso-position-vertical-relative:text" o:gfxdata="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">
-                <v:imagedata r:id="rId279" o:title=""/>
+                <v:imagedata r:id="rId285" o:title=""/>
               </v:shape>
             </w:pict>
           </mc:Fallback>
@@ -8499,7 +8626,7 @@
                 <wp:cNvGraphicFramePr/>
                 <a:graphic xmlns:a="http://schemas.openxmlformats.org/drawingml/2006/main">
                   <a:graphicData uri="http://schemas.microsoft.com/office/word/2010/wordprocessingInk">
-                    <w14:contentPart bwMode="auto" r:id="rId280">
+                    <w14:contentPart bwMode="auto" r:id="rId286">
                       <w14:nvContentPartPr>
                         <w14:cNvContentPartPr/>
                       </w14:nvContentPartPr>
@@ -8516,7 +8643,7 @@
           <mc:Fallback>
             <w:pict>
               <v:shape w14:anchorId="604F0A06" id="Ink 705" o:spid="_x0000_s1026" type="#_x0000_t75" style="position:absolute;margin-left:156.1pt;margin-top:30.15pt;width:21.3pt;height:15pt;z-index:252354560;visibility:visible;mso-wrap-style:square;mso-wrap-distance-left:9pt;mso-wrap-distance-top:0;mso-wrap-distance-right:9pt;mso-wrap-distance-bottom:0;mso-position-horizontal:absolute;mso-position-horizontal-relative:text;mso-position-vertical:absolute;mso-position-vertical-relative:text" o:gfxdata="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">
-                <v:imagedata r:id="rId281" o:title=""/>
+                <v:imagedata r:id="rId287" o:title=""/>
               </v:shape>
             </w:pict>
           </mc:Fallback>
@@ -8545,7 +8672,7 @@
                 <wp:cNvGraphicFramePr/>
                 <a:graphic xmlns:a="http://schemas.openxmlformats.org/drawingml/2006/main">
                   <a:graphicData uri="http://schemas.microsoft.com/office/word/2010/wordprocessingInk">
-                    <w14:contentPart bwMode="auto" r:id="rId282">
+                    <w14:contentPart bwMode="auto" r:id="rId288">
                       <w14:nvContentPartPr>
                         <w14:cNvContentPartPr/>
                       </w14:nvContentPartPr>
@@ -8562,7 +8689,7 @@
           <mc:Fallback>
             <w:pict>
               <v:shape w14:anchorId="3C72F373" id="Ink 696" o:spid="_x0000_s1026" type="#_x0000_t75" style="position:absolute;margin-left:152.6pt;margin-top:-2.8pt;width:26.15pt;height:12.95pt;z-index:252345344;visibility:visible;mso-wrap-style:square;mso-wrap-distance-left:9pt;mso-wrap-distance-top:0;mso-wrap-distance-right:9pt;mso-wrap-distance-bottom:0;mso-position-horizontal:absolute;mso-position-horizontal-relative:text;mso-position-vertical:absolute;mso-position-vertical-relative:text" o:gfxdata="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">
-                <v:imagedata r:id="rId283" o:title=""/>
+                <v:imagedata r:id="rId289" o:title=""/>
               </v:shape>
             </w:pict>
           </mc:Fallback>
@@ -11939,13 +12066,127 @@
   <inkml:trace contextRef="#ctx0" brushRef="#br0">0 86 2656 0 0,'0'0'1936'0'0,"6"-21"8168"0"0,-5 22-9945 0 0,-1-1 0 0 0,1 0 0 0 0,0 1 1 0 0,0-1-1 0 0,0 1 0 0 0,-1-1 0 0 0,1 1 1 0 0,0-1-1 0 0,-1 1 0 0 0,1 0 0 0 0,0-1 1 0 0,-1 1-1 0 0,1 0 0 0 0,-1-1 0 0 0,1 1 1 0 0,-1 0-1 0 0,1 0 0 0 0,0 1 0 0 0,9 21 673 0 0,-7-16-274 0 0,15 34 668 0 0,-8-18-283 0 0,20 37 1 0 0,-26-54-920 0 0,0-1 0 0 0,0 1 0 0 0,0-1-1 0 0,0 0 1 0 0,1 0 0 0 0,0 0 0 0 0,0-1 0 0 0,0 1 0 0 0,1-1 0 0 0,-1-1 0 0 0,7 4 0 0 0,-10-6-6 0 0,0 0 0 0 0,0 0-1 0 0,0 0 1 0 0,0 0 0 0 0,0-1-1 0 0,0 1 1 0 0,1-1 0 0 0,-1 1 0 0 0,0-1-1 0 0,0 0 1 0 0,0 0 0 0 0,1 0-1 0 0,-1 0 1 0 0,0 0 0 0 0,0 0-1 0 0,0-1 1 0 0,0 1 0 0 0,1-1-1 0 0,-1 0 1 0 0,3-1 0 0 0,-2 0 18 0 0,0 0 1 0 0,0 0-1 0 0,-1 0 0 0 0,1-1 1 0 0,-1 1-1 0 0,0-1 1 0 0,1 0-1 0 0,-1 1 1 0 0,0-1-1 0 0,0 0 0 0 0,2-6 1 0 0,2-7 49 0 0,0 0 1 0 0,-1-1 0 0 0,-1 1-1 0 0,3-21 1 0 0,-6 31-105 0 0,3-18 73 0 0,0-5 42 0 0,3-5-2815 0 0</inkml:trace>
   <inkml:trace contextRef="#ctx0" brushRef="#br0" timeOffset="645.29">319 198 2720 0 0,'4'13'9648'0'0,"5"-7"-3833"0"0,-7-6-5480 0 0,0 0 0 0 0,0 0 0 0 0,1 0 0 0 0,-1 0 1 0 0,0 0-1 0 0,0-1 0 0 0,1 1 0 0 0,-1-1 0 0 0,0 1 0 0 0,3-2 0 0 0,6-3-158 0 0,0 0 0 0 0,20-13-1 0 0,2-8 798 0 0,-31 25-941 0 0,-1 0-1 0 0,1-1 1 0 0,-1 1-1 0 0,0 0 1 0 0,0-1-1 0 0,1 0 1 0 0,-1 1 0 0 0,0-1-1 0 0,0 0 1 0 0,-1 1-1 0 0,1-1 1 0 0,0 0-1 0 0,-1 0 1 0 0,1 0-1 0 0,-1 1 1 0 0,1-1-1 0 0,-1 0 1 0 0,0-4-1 0 0,0 6-26 0 0,0 0-1 0 0,0 0 0 0 0,0-1 0 0 0,0 1 0 0 0,0 0 1 0 0,0 0-1 0 0,0-1 0 0 0,0 1 0 0 0,0 0 1 0 0,0 0-1 0 0,0 0 0 0 0,0-1 0 0 0,-1 1 1 0 0,1 0-1 0 0,0 0 0 0 0,0 0 0 0 0,0-1 1 0 0,0 1-1 0 0,0 0 0 0 0,-1 0 0 0 0,1 0 1 0 0,0 0-1 0 0,0 0 0 0 0,0-1 0 0 0,-1 1 1 0 0,1 0-1 0 0,0 0 0 0 0,0 0 0 0 0,0 0 0 0 0,-1 0 1 0 0,1 0-1 0 0,0 0 0 0 0,0 0 0 0 0,-1 0 1 0 0,1 0-1 0 0,0 0 0 0 0,0 0 0 0 0,-1 0 1 0 0,-10 5 135 0 0,-8 11-93 0 0,17-11-77 0 0,0-1 1 0 0,0 1 0 0 0,0 0 0 0 0,1 0-1 0 0,-1 0 1 0 0,1-1 0 0 0,1 1 0 0 0,-1 0-1 0 0,1 0 1 0 0,0 1 0 0 0,0-1 0 0 0,0 0 0 0 0,1 0-1 0 0,1 6 1 0 0,-2-9 26 0 0,0 0 1 0 0,0 0-1 0 0,1 0 0 0 0,-1 0 1 0 0,1-1-1 0 0,0 1 0 0 0,-1 0 1 0 0,1 0-1 0 0,0 0 0 0 0,0-1 0 0 0,0 1 1 0 0,0 0-1 0 0,0-1 0 0 0,1 1 1 0 0,-1-1-1 0 0,0 1 0 0 0,1-1 1 0 0,-1 0-1 0 0,1 0 0 0 0,0 1 1 0 0,-1-1-1 0 0,1 0 0 0 0,0 0 1 0 0,0-1-1 0 0,-1 1 0 0 0,1 0 1 0 0,0-1-1 0 0,0 1 0 0 0,0-1 0 0 0,0 1 1 0 0,0-1-1 0 0,0 0 0 0 0,0 0 1 0 0,0 0-1 0 0,0 0 0 0 0,0 0 1 0 0,0 0-1 0 0,3-1 0 0 0,-2-1 16 0 0,1 0-1 0 0,-1 0 1 0 0,1 0 0 0 0,-1 0-1 0 0,0-1 1 0 0,0 0-1 0 0,0 1 1 0 0,5-7-1 0 0,-4 5-4 0 0,-1 0 0 0 0,1 0 0 0 0,1 0 0 0 0,-1 1 0 0 0,0-1 0 0 0,8-3 0 0 0,-11 7-8 0 0,0-1 0 0 0,0 1-1 0 0,1 0 1 0 0,-1 0 0 0 0,0-1 0 0 0,0 1 0 0 0,0 0 0 0 0,0 0-1 0 0,0 0 1 0 0,1 0 0 0 0,-1 1 0 0 0,0-1 0 0 0,0 0 0 0 0,0 0-1 0 0,0 1 1 0 0,0-1 0 0 0,1 0 0 0 0,-1 1 0 0 0,0-1 0 0 0,0 1-1 0 0,0 0 1 0 0,0-1 0 0 0,0 1 0 0 0,-1 0 0 0 0,1 0 0 0 0,0-1-1 0 0,0 1 1 0 0,0 0 0 0 0,-1 0 0 0 0,1 0 0 0 0,0 0 0 0 0,-1 0-1 0 0,1 0 1 0 0,-1 0 0 0 0,1 2 0 0 0,2 1 0 0 0,-1 1 1 0 0,0-1-1 0 0,-1 1 0 0 0,1 0 1 0 0,-1 0-1 0 0,0 0 0 0 0,0 0 1 0 0,0 0-1 0 0,0 6 1 0 0,-1-8-2 0 0,0 0 1 0 0,0 0 0 0 0,0 0-1 0 0,-1 0 1 0 0,1 1 0 0 0,-1-1-1 0 0,0 0 1 0 0,1 0 0 0 0,-1 0-1 0 0,-1 0 1 0 0,1-1 0 0 0,0 1 0 0 0,-1 0-1 0 0,1 0 1 0 0,-1-1 0 0 0,-2 4-1 0 0,5-25 0 0 0,3 10 22 0 0,5-16 216 0 0,1 1 0 0 0,14-25 0 0 0,-14 32-1432 0 0,1 1-1 0 0,17-21 0 0 0</inkml:trace>
   <inkml:trace contextRef="#ctx0" brushRef="#br0" timeOffset="931.33">870 0 3200 0 0,'0'0'13495'0'0,"4"19"-11056"0"0,-1 19-805 0 0,-1 0 1 0 0,-4 54-1 0 0,-1 17-3656 0 0</inkml:trace>
-  <inkml:trace contextRef="#ctx0" brushRef="#br0" timeOffset="1282.85">787 275 4736 0 0,'0'0'1505'0'0,"23"4"6030"0"0,-14-4-6587 0 0,1-1 1 0 0,-1 0 0 0 0,0-1 0 0 0,0 1 0 0 0,18-8 0 0 0,-18 6-643 0 0,0-1 0 0 0,0 0 0 0 0,0-1 0 0 0,-1 0 0 0 0,1 0 0 0 0,-1-1 0 0 0,-1 0 0 0 0,1-1 0 0 0,10-11 0 0 0,-17 17-235 0 0,0 0 0 0 0,0-1 1 0 0,0 0-1 0 0,0 1 0 0 0,0-1 1 0 0,-1 1-1 0 0,1-1 0 0 0,0 0 1 0 0,-1 0-1 0 0,1 0 0 0 0,-1 1 1 0 0,0-1-1 0 0,1 0 0 0 0,-1 0 1 0 0,0-3-1 0 0,0 4-51 0 0,-1 1 0 0 0,1-1 0 0 0,0 0 1 0 0,0 1-1 0 0,-1-1 0 0 0,1 0 0 0 0,0 1 0 0 0,-1-1 0 0 0,1 0 1 0 0,0 1-1 0 0,-1-1 0 0 0,1 0 0 0 0,-1 1 0 0 0,1-1 0 0 0,-1 1 1 0 0,0-1-1 0 0,1 1 0 0 0,-1-1 0 0 0,1 1 0 0 0,-1 0 0 0 0,0-1 1 0 0,1 1-1 0 0,-1 0 0 0 0,0-1 0 0 0,1 1 0 0 0,-1 0 0 0 0,0 0 0 0 0,0 0 1 0 0,1 0-1 0 0,-1 0 0 0 0,0-1 0 0 0,0 1 0 0 0,1 1 0 0 0,-1-1 1 0 0,0 0-1 0 0,0 0 0 0 0,1 0 0 0 0,-1 0 0 0 0,0 0 0 0 0,-1 1 1 0 0,0 0-14 0 0,0 0 0 0 0,-1 0 0 0 0,1 0 1 0 0,0 1-1 0 0,0-1 0 0 0,0 1 0 0 0,0-1 1 0 0,0 1-1 0 0,0 0 0 0 0,0-1 1 0 0,1 1-1 0 0,-1 0 0 0 0,0 0 0 0 0,1 0 1 0 0,0 1-1 0 0,-1-1 0 0 0,1 0 0 0 0,0 0 1 0 0,0 1-1 0 0,1-1 0 0 0,-2 5 1 0 0,0 1 2 0 0,0 0 0 0 0,0 0 1 0 0,1 0-1 0 0,0 0 1 0 0,0 13-1 0 0,1-19-197 0 0,0 1 206 0 0,0 0 0 0 0,0 0 0 0 0,1 0 0 0 0,-1 0 0 0 0,1 0 0 0 0,0 0 0 0 0,-1 0 1 0 0,1 0-1 0 0,3 5 0 0 0,9 6-3072 0 0</inkml:trace>
+  <inkml:trace contextRef="#ctx0" brushRef="#br0" timeOffset="1282.84">787 275 4736 0 0,'0'0'1505'0'0,"23"4"6030"0"0,-14-4-6587 0 0,1-1 1 0 0,-1 0 0 0 0,0-1 0 0 0,0 1 0 0 0,18-8 0 0 0,-18 6-643 0 0,0-1 0 0 0,0 0 0 0 0,0-1 0 0 0,-1 0 0 0 0,1 0 0 0 0,-1-1 0 0 0,-1 0 0 0 0,1-1 0 0 0,10-11 0 0 0,-17 17-235 0 0,0 0 0 0 0,0-1 1 0 0,0 0-1 0 0,0 1 0 0 0,0-1 1 0 0,-1 1-1 0 0,1-1 0 0 0,0 0 1 0 0,-1 0-1 0 0,1 0 0 0 0,-1 1 1 0 0,0-1-1 0 0,1 0 0 0 0,-1 0 1 0 0,0-3-1 0 0,0 4-51 0 0,-1 1 0 0 0,1-1 0 0 0,0 0 1 0 0,0 1-1 0 0,-1-1 0 0 0,1 0 0 0 0,0 1 0 0 0,-1-1 0 0 0,1 0 1 0 0,0 1-1 0 0,-1-1 0 0 0,1 0 0 0 0,-1 1 0 0 0,1-1 0 0 0,-1 1 1 0 0,0-1-1 0 0,1 1 0 0 0,-1-1 0 0 0,1 1 0 0 0,-1 0 0 0 0,0-1 1 0 0,1 1-1 0 0,-1 0 0 0 0,0-1 0 0 0,1 1 0 0 0,-1 0 0 0 0,0 0 0 0 0,0 0 1 0 0,1 0-1 0 0,-1 0 0 0 0,0-1 0 0 0,0 1 0 0 0,1 1 0 0 0,-1-1 1 0 0,0 0-1 0 0,0 0 0 0 0,1 0 0 0 0,-1 0 0 0 0,0 0 0 0 0,-1 1 1 0 0,0 0-14 0 0,0 0 0 0 0,-1 0 0 0 0,1 0 1 0 0,0 1-1 0 0,0-1 0 0 0,0 1 0 0 0,0-1 1 0 0,0 1-1 0 0,0 0 0 0 0,0-1 1 0 0,1 1-1 0 0,-1 0 0 0 0,0 0 0 0 0,1 0 1 0 0,0 1-1 0 0,-1-1 0 0 0,1 0 0 0 0,0 0 1 0 0,0 1-1 0 0,1-1 0 0 0,-2 5 1 0 0,0 1 2 0 0,0 0 0 0 0,0 0 1 0 0,1 0-1 0 0,0 0 1 0 0,0 13-1 0 0,1-19-197 0 0,0 1 206 0 0,0 0 0 0 0,0 0 0 0 0,1 0 0 0 0,-1 0 0 0 0,1 0 0 0 0,0 0 0 0 0,-1 0 1 0 0,1 0-1 0 0,3 5 0 0 0,9 6-3072 0 0</inkml:trace>
   <inkml:trace contextRef="#ctx0" brushRef="#br0" timeOffset="1477.04">1225 155 3040 0 0,'0'0'92'0'0,"20"-13"10852"0"0,-20 13-10823 0 0,0 0 0 0 0,0 0 0 0 0,0 0-1 0 0,0 0 1 0 0,1 0 0 0 0,-1 0 0 0 0,0 0 0 0 0,0 0-1 0 0,0 0 1 0 0,0 0 0 0 0,0 0 0 0 0,0 0-1 0 0,0 0 1 0 0,1 0 0 0 0,-1 0 0 0 0,0 0 0 0 0,0 0-1 0 0,0 0 1 0 0,0 0 0 0 0,0 0 0 0 0,0 0 0 0 0,1 0-1 0 0,-1 0 1 0 0,1 1 1329 0 0,-1-1-1330 0 0,0 0 1 0 0,0 0 0 0 0,0 0 0 0 0,0 0 0 0 0,0 0-1 0 0,0 0 1 0 0,0 1 0 0 0,0-1 0 0 0,-4 13 1038 0 0,-13 23 333 0 0,4-9-844 0 0,-1 0 0 0 0,-1-1 0 0 0,-23 30 0 0 0,12-24-596 0 0</inkml:trace>
   <inkml:trace contextRef="#ctx0" brushRef="#br0" timeOffset="1646.72">1119 206 5952 0 0,'0'0'1488'0'0,"20"15"7432"0"0,4 17-5724 0 0,-14-18-2101 0 0,1 0 0 0 0,24 24 0 0 0,-24-28-705 0 0</inkml:trace>
 </inkml:ink>
 </file>
 
 <file path=word/ink/ink100.xml><?xml version="1.0" encoding="utf-8"?>
+<inkml:ink xmlns:inkml="http://www.w3.org/2003/InkML">
+  <inkml:definitions>
+    <inkml:context xml:id="ctx0">
+      <inkml:inkSource xml:id="inkSrc0">
+        <inkml:traceFormat>
+          <inkml:channel name="X" type="integer" min="-2.14748E9" max="2.14748E9" units="cm"/>
+          <inkml:channel name="Y" type="integer" min="-2.14748E9" max="2.14748E9" units="cm"/>
+          <inkml:channel name="F" type="integer" max="32767" units="dev"/>
+          <inkml:channel name="OA" type="integer" max="360" units="deg"/>
+          <inkml:channel name="OE" type="integer" max="90" units="deg"/>
+        </inkml:traceFormat>
+        <inkml:channelProperties>
+          <inkml:channelProperty channel="X" name="resolution" value="1000" units="1/cm"/>
+          <inkml:channelProperty channel="Y" name="resolution" value="1000" units="1/cm"/>
+          <inkml:channelProperty channel="F" name="resolution" value="0" units="1/dev"/>
+          <inkml:channelProperty channel="OA" name="resolution" value="1000" units="1/deg"/>
+          <inkml:channelProperty channel="OE" name="resolution" value="1000" units="1/deg"/>
+        </inkml:channelProperties>
+      </inkml:inkSource>
+      <inkml:timestamp xml:id="ts0" timeString="2026-02-20T22:19:04.911"/>
+    </inkml:context>
+    <inkml:brush xml:id="br0">
+      <inkml:brushProperty name="width" value="0.035" units="cm"/>
+      <inkml:brushProperty name="height" value="0.035" units="cm"/>
+      <inkml:brushProperty name="color" value="#E71224"/>
+    </inkml:brush>
+  </inkml:definitions>
+  <inkml:trace contextRef="#ctx0" brushRef="#br0">44 24 1696 0 0,'0'0'1057'0'0,"-7"20"3038"0"0,7-19-4008 0 0,0 1 1 0 0,0-1-1 0 0,1 1 1 0 0,-1-1-1 0 0,0 1 1 0 0,1-1-1 0 0,-1 1 1 0 0,1-1-1 0 0,-1 1 1 0 0,1-1-1 0 0,0 1 1 0 0,0-1-1 0 0,-1 0 1 0 0,1 0-1 0 0,0 1 1 0 0,0-1-1 0 0,0 0 1 0 0,0 0-1 0 0,1 0 1 0 0,-1 0-1 0 0,0 0 1 0 0,0 0-1 0 0,1-1 0 0 0,-1 1 1 0 0,2 1-1 0 0,-2-2-72 0 0,0 0 0 0 0,0 1 0 0 0,0-1 0 0 0,0 0 0 0 0,0 0 0 0 0,0 0 0 0 0,0 0 0 0 0,0 0 0 0 0,0 0 0 0 0,0 0 0 0 0,1 0 0 0 0,-1 0 0 0 0,0 0 0 0 0,0 0 0 0 0,0-1 0 0 0,0 1 0 0 0,0-1 0 0 0,0 1 0 0 0,0 0 0 0 0,0-1 0 0 0,0 0 0 0 0,-1 1 0 0 0,1-1 0 0 0,0 0 0 0 0,0 1 0 0 0,0-1 0 0 0,-1 0 0 0 0,1 0 0 0 0,0 1 0 0 0,-1-1 0 0 0,1 0 0 0 0,0 0 0 0 0,-1 0 0 0 0,1 0 0 0 0,0-2 0 0 0,-1 2-9 0 0,0 0 0 0 0,0-1 0 0 0,1 1 0 0 0,-1 0-1 0 0,0-1 1 0 0,0 1 0 0 0,0 0 0 0 0,0-1 0 0 0,-1 1-1 0 0,1 0 1 0 0,0 0 0 0 0,-1-1 0 0 0,1 1 0 0 0,0 0-1 0 0,-1 0 1 0 0,1 0 0 0 0,-1-1 0 0 0,0 1 0 0 0,1 0 0 0 0,-1 0-1 0 0,0 0 1 0 0,0 0 0 0 0,0 0 0 0 0,0 0 0 0 0,0 0-1 0 0,0 1 1 0 0,0-1 0 0 0,-2-1 0 0 0,2 1 7 0 0,0 0 0 0 0,0 1 0 0 0,0-1 0 0 0,0 0 1 0 0,0 1-1 0 0,0-1 0 0 0,0 1 0 0 0,0-1 0 0 0,0 1 0 0 0,0 0 1 0 0,0-1-1 0 0,0 1 0 0 0,0 0 0 0 0,-1 0 0 0 0,1 0 0 0 0,0 0 0 0 0,0 0 1 0 0,0 0-1 0 0,0 0 0 0 0,-1 0 0 0 0,1 0 0 0 0,0 1 0 0 0,0-1 1 0 0,0 0-1 0 0,0 1 0 0 0,0-1 0 0 0,0 1 0 0 0,0-1 0 0 0,0 1 1 0 0,0 0-1 0 0,0-1 0 0 0,-2 3 0 0 0,1 0 70 0 0,0 1 0 0 0,-1-1 0 0 0,1 1 0 0 0,1 0 0 0 0,-1 0-1 0 0,-2 7 1 0 0,4-9-43 0 0,-1-1-1 0 0,1 1 1 0 0,-1 0-1 0 0,1 0 0 0 0,0-1 1 0 0,-1 1-1 0 0,1 0 0 0 0,0 0 1 0 0,0-1-1 0 0,1 1 1 0 0,-1 0-1 0 0,0 0 0 0 0,0-1 1 0 0,1 1-1 0 0,-1 0 0 0 0,1-1 1 0 0,0 1-1 0 0,-1 0 1 0 0,2 1-1 0 0,-1-3 4 0 0,-1 1 0 0 0,1-1 0 0 0,0 0 0 0 0,-1 1 0 0 0,1-1 0 0 0,0 0 0 0 0,-1 0 0 0 0,1 0 0 0 0,0 1 0 0 0,0-1 0 0 0,-1 0 0 0 0,1 0 0 0 0,0 0 0 0 0,-1 0 0 0 0,1 0 0 0 0,0 0 0 0 0,0-1 0 0 0,-1 1 0 0 0,1 0 0 0 0,0 0 0 0 0,-1 0 0 0 0,1-1 0 0 0,0 1 0 0 0,-1 0 0 0 0,1-1 0 0 0,0 1 0 0 0,-1 0 0 0 0,1-1 0 0 0,-1 1 0 0 0,1-1 0 0 0,-1 1 0 0 0,1-1 0 0 0,-1 1 0 0 0,1-1 0 0 0,-1 0 0 0 0,1 1 0 0 0,-1-2 0 0 0,18-23 1138 0 0,-17 23-1086 0 0,0 0 0 0 0,-1 0 0 0 0,1-1 0 0 0,-1 1 0 0 0,0 0 0 0 0,0 0 0 0 0,0-1 0 0 0,0 1 0 0 0,0 0 0 0 0,0-1 0 0 0,-1 1 0 0 0,1 0 0 0 0,-1 0 0 0 0,1-1 0 0 0,-1 1 0 0 0,-2-3 0 0 0,3 4-51 0 0,0 0 0 0 0,0 1-1 0 0,-1-1 1 0 0,1 0-1 0 0,0 0 1 0 0,-1 0-1 0 0,1 1 1 0 0,0-1-1 0 0,-1 0 1 0 0,0 1 0 0 0,1-1-1 0 0,-1 0 1 0 0,1 1-1 0 0,-1-1 1 0 0,0 1-1 0 0,1-1 1 0 0,-1 1-1 0 0,0-1 1 0 0,1 1 0 0 0,-1-1-1 0 0,0 1 1 0 0,0 0-1 0 0,1-1 1 0 0,-1 1-1 0 0,0 0 1 0 0,0 0-1 0 0,0 0 1 0 0,0 0 0 0 0,1 0-1 0 0,-1-1 1 0 0,0 1-1 0 0,0 1 1 0 0,0-1-1 0 0,0 0 1 0 0,0 0-1 0 0,1 0 1 0 0,-1 0 0 0 0,0 1-1 0 0,0-1 1 0 0,0 0-1 0 0,1 1 1 0 0,-1-1-1 0 0,0 0 1 0 0,-1 2-1 0 0,1-1 8 0 0,0 0-1 0 0,0 1 0 0 0,-1-1 0 0 0,1 1 1 0 0,0-1-1 0 0,1 1 0 0 0,-1-1 0 0 0,0 1 1 0 0,0 0-1 0 0,1-1 0 0 0,-1 1 0 0 0,1 0 1 0 0,-1-1-1 0 0,1 1 0 0 0,0 0 0 0 0,0 0 1 0 0,0-1-1 0 0,-1 1 0 0 0,2 0 0 0 0,-1 0 0 0 0,0 0 1 0 0,0-1-1 0 0,1 1 0 0 0,-1 0 0 0 0,1 0 1 0 0,-1-1-1 0 0,1 1 0 0 0,0 0 0 0 0,1 2 1 0 0,-2-3-19 0 0,1 0 1 0 0,0 0 0 0 0,-1 0 0 0 0,1 0-1 0 0,-1 0 1 0 0,1-1 0 0 0,0 1 0 0 0,0 0-1 0 0,0 0 1 0 0,-1 0 0 0 0,1-1-1 0 0,0 1 1 0 0,0 0 0 0 0,0-1 0 0 0,0 1-1 0 0,0-1 1 0 0,0 1 0 0 0,1-1 0 0 0,-1 1-1 0 0,0-1 1 0 0,0 0 0 0 0,0 0 0 0 0,0 1-1 0 0,0-1 1 0 0,0 0 0 0 0,1 0 0 0 0,-1 0-1 0 0,0 0 1 0 0,0 0 0 0 0,0-1 0 0 0,0 1-1 0 0,1 0 1 0 0,-1 0 0 0 0,0-1-1 0 0,0 1 1 0 0,0-1 0 0 0,0 1 0 0 0,0-1-1 0 0,0 1 1 0 0,0-1 0 0 0,0 0 0 0 0,0 1-1 0 0,0-1 1 0 0,-1 0 0 0 0,1 0 0 0 0,0 0-1 0 0,0-1 1 0 0,1 1 0 0 0,-1 0 0 0 0,0 0 0 0 0,0-1 0 0 0,0 1 0 0 0,0 0 0 0 0,0-1 0 0 0,0 1 0 0 0,-1-1-1 0 0,1 1 1 0 0,0-1 0 0 0,-1 1 0 0 0,1-1 0 0 0,-1 1 0 0 0,0-1 0 0 0,1 0 0 0 0,-1 1 0 0 0,0-1 0 0 0,0 0 0 0 0,0 1 0 0 0,0-1 0 0 0,0 0 0 0 0,-1 1 0 0 0,1-1 0 0 0,0 1 0 0 0,-1-1-1 0 0,1 0 1 0 0,-1 1 0 0 0,0-1 0 0 0,1 1 0 0 0,-1-1 0 0 0,0 1 0 0 0,0 0 0 0 0,0-1 0 0 0,0 1 0 0 0,0 0 0 0 0,0 0 0 0 0,0-1 0 0 0,0 1 0 0 0,-1 0 0 0 0,1 0 0 0 0,0 0 0 0 0,-1 0-1 0 0,1 1 1 0 0,-1-1 0 0 0,1 0 0 0 0,-1 1 0 0 0,1-1 0 0 0,-1 1 0 0 0,0-1 0 0 0,-2 0 0 0 0,2 2-23 0 0,-1-1 0 0 0,1 0 0 0 0,0 1 0 0 0,0 0 0 0 0,-1-1 0 0 0,1 1 0 0 0,0 0-1 0 0,0 0 1 0 0,0 0 0 0 0,0 0 0 0 0,0 1 0 0 0,0-1 0 0 0,0 1 0 0 0,0-1 0 0 0,1 1 0 0 0,-1-1 0 0 0,1 1 0 0 0,-1 0 0 0 0,1 0 0 0 0,-1 0 0 0 0,1 0 0 0 0,0 0 0 0 0,-1 3 0 0 0,1-4-6 0 0,0 1 0 0 0,0 0 0 0 0,0 0 1 0 0,0 0-1 0 0,0 0 0 0 0,1 0 1 0 0,-1 0-1 0 0,1 0 0 0 0,-1 0 1 0 0,1 0-1 0 0,0 0 0 0 0,0 0 0 0 0,0 0 1 0 0,0 0-1 0 0,0 0 0 0 0,0 0 1 0 0,0 1-1 0 0,1-1 0 0 0,-1 0 1 0 0,1 0-1 0 0,0 0 0 0 0,0-1 0 0 0,-1 1 1 0 0,1 0-1 0 0,0 0 0 0 0,2 2 1 0 0,-2-4 6 0 0,0 1 1 0 0,0 0-1 0 0,0-1 1 0 0,0 1 0 0 0,0-1-1 0 0,0 1 1 0 0,0-1 0 0 0,1 0-1 0 0,-1 0 1 0 0,0 1-1 0 0,0-1 1 0 0,0 0 0 0 0,0 0-1 0 0,1 0 1 0 0,-1 0 0 0 0,0 0-1 0 0,0 0 1 0 0,0-1-1 0 0,1 1 1 0 0,-1 0 0 0 0,0 0-1 0 0,0-1 1 0 0,0 1 0 0 0,0-1-1 0 0,0 1 1 0 0,0-1-1 0 0,0 0 1 0 0,0 1 0 0 0,0-1-1 0 0,0 0 1 0 0,0 0-1 0 0,0 1 1 0 0,0-1 0 0 0,-1 0-1 0 0,2-2 1 0 0,1 0 15 0 0,0 0 0 0 0,0 0 0 0 0,0-1 0 0 0,-1 1 0 0 0,1-1 0 0 0,-1 0 0 0 0,0 0 0 0 0,3-6 0 0 0,-5 8-19 0 0,0 1 0 0 0,1-1 0 0 0,-1 1 1 0 0,0-1-1 0 0,0 0 0 0 0,0 1 0 0 0,0-1 0 0 0,0 0 0 0 0,0 1 1 0 0,-1-1-1 0 0,1 0 0 0 0,-1 1 0 0 0,1-1 0 0 0,-1 1 0 0 0,1-1 1 0 0,-1 1-1 0 0,0-1 0 0 0,0 1 0 0 0,0-1 0 0 0,0 1 0 0 0,0 0 1 0 0,0 0-1 0 0,0-1 0 0 0,0 1 0 0 0,0 0 0 0 0,-1 0 0 0 0,1 0 1 0 0,0 0-1 0 0,-2-1 0 0 0,2 2-4 0 0,0 0-1 0 0,0-1 1 0 0,0 1 0 0 0,0 0 0 0 0,0-1-1 0 0,-1 1 1 0 0,1 0 0 0 0,0 0 0 0 0,0 0-1 0 0,0 0 1 0 0,0 0 0 0 0,0 0-1 0 0,0 1 1 0 0,0-1 0 0 0,0 0 0 0 0,0 0-1 0 0,0 1 1 0 0,0-1 0 0 0,0 1 0 0 0,0-1-1 0 0,0 1 1 0 0,0-1 0 0 0,0 1 0 0 0,0-1-1 0 0,0 1 1 0 0,0 0 0 0 0,0 0-1 0 0,1-1 1 0 0,-1 1 0 0 0,0 0 0 0 0,1 0-1 0 0,-1 0 1 0 0,0 0 0 0 0,1 0 0 0 0,-1 0-1 0 0,1 0 1 0 0,0 0 0 0 0,-1 0 0 0 0,1 0-1 0 0,0 0 1 0 0,-1 0 0 0 0,1 0 0 0 0,0 2-1 0 0,-1 1 13 0 0,1 0-1 0 0,-1 1 1 0 0,1-1 0 0 0,0 1-1 0 0,1-1 1 0 0,-1 0-1 0 0,1 1 1 0 0,1 6 0 0 0,-2-10-12 0 0,0-1 1 0 0,0 1 0 0 0,0 0 0 0 0,1 0 0 0 0,-1 0 0 0 0,0-1 0 0 0,0 1-1 0 0,1 0 1 0 0,-1 0 0 0 0,0-1 0 0 0,1 1 0 0 0,-1 0 0 0 0,1-1-1 0 0,-1 1 1 0 0,1 0 0 0 0,-1-1 0 0 0,1 1 0 0 0,-1-1 0 0 0,1 1 0 0 0,0-1-1 0 0,-1 1 1 0 0,1-1 0 0 0,0 1 0 0 0,0-1 0 0 0,-1 1 0 0 0,1-1 0 0 0,0 0-1 0 0,0 0 1 0 0,-1 1 0 0 0,1-1 0 0 0,0 0 0 0 0,0 0 0 0 0,0 0-1 0 0,0 0 1 0 0,-1 0 0 0 0,1 0 0 0 0,0 0 0 0 0,0 0 0 0 0,0 0 0 0 0,-1 0-1 0 0,1-1 1 0 0,0 1 0 0 0,0 0 0 0 0,0-1 0 0 0,-1 1 0 0 0,1 0-1 0 0,0-1 1 0 0,-1 1 0 0 0,1-1 0 0 0,0 1 0 0 0,-1-1 0 0 0,2 0 0 0 0,-1 0-1 0 0,0 0 1 0 0,0 0-1 0 0,0-1 1 0 0,0 1 0 0 0,0 0-1 0 0,-1 0 1 0 0,1-1 0 0 0,0 1-1 0 0,-1-1 1 0 0,1 1-1 0 0,-1-1 1 0 0,1 1 0 0 0,-1-1-1 0 0,1 1 1 0 0,-1-1-1 0 0,0 1 1 0 0,0-1 0 0 0,0 1-1 0 0,0-1 1 0 0,0 1 0 0 0,0-1-1 0 0,-1 0 1 0 0,1 1-1 0 0,0-1 1 0 0,-1 1 0 0 0,1-1-1 0 0,-1 1 1 0 0,-1-3 0 0 0,2 3-2 0 0,0 0 1 0 0,-1 0-1 0 0,1-1 1 0 0,-1 1-1 0 0,0 0 1 0 0,1 0-1 0 0,-1 0 0 0 0,0 0 1 0 0,0 0-1 0 0,0 0 1 0 0,0 0-1 0 0,0 0 1 0 0,0 0-1 0 0,0 0 1 0 0,0 0-1 0 0,0 0 1 0 0,0 1-1 0 0,0-1 1 0 0,0 1-1 0 0,-1-1 1 0 0,1 0-1 0 0,0 1 1 0 0,0 0-1 0 0,-1-1 1 0 0,1 1-1 0 0,0 0 1 0 0,-1 0-1 0 0,1 0 1 0 0,0 0-1 0 0,-1 0 1 0 0,1 0-1 0 0,-2 0 1 0 0,1 1-1 0 0,1 0-1 0 0,-1 0 1 0 0,1 0 0 0 0,-1 0-1 0 0,1 0 1 0 0,0 0 0 0 0,-1 0-1 0 0,1 0 1 0 0,0 1 0 0 0,0-1 0 0 0,0 0-1 0 0,0 1 1 0 0,0-1 0 0 0,0 1-1 0 0,0 0 1 0 0,1-1 0 0 0,-1 1-1 0 0,0-1 1 0 0,1 1 0 0 0,-1 0 0 0 0,1 0-1 0 0,0-1 1 0 0,0 1 0 0 0,0 0-1 0 0,-1 0 1 0 0,1-1 0 0 0,1 1-1 0 0,-1 0 1 0 0,0 1 0 0 0,1 1 2 0 0,-1 0-1 0 0,1 1 1 0 0,0-2 0 0 0,0 1-1 0 0,0 0 1 0 0,0 0 0 0 0,1 0-1 0 0,-1 0 1 0 0,1-1 0 0 0,0 1 0 0 0,4 4-1 0 0,-5-6 5 0 0,1-1 0 0 0,-1 0-1 0 0,1 0 1 0 0,-1 0 0 0 0,1 0-1 0 0,0 0 1 0 0,-1-1 0 0 0,1 1-1 0 0,0 0 1 0 0,0-1 0 0 0,0 1 0 0 0,-1-1-1 0 0,1 0 1 0 0,0 0 0 0 0,0 1-1 0 0,0-1 1 0 0,0 0 0 0 0,0-1-1 0 0,-1 1 1 0 0,1 0 0 0 0,0 0-1 0 0,0-1 1 0 0,0 1 0 0 0,0-1-1 0 0,-1 0 1 0 0,1 0 0 0 0,0 1 0 0 0,-1-1-1 0 0,1 0 1 0 0,-1 0 0 0 0,1 0-1 0 0,-1-1 1 0 0,3-1 0 0 0,-1 1 0 0 0,0 0-1 0 0,-1 0 1 0 0,0-1 0 0 0,1 1 0 0 0,-1 0 0 0 0,0-1 0 0 0,0 0 0 0 0,0 1-1 0 0,0-1 1 0 0,-1 0 0 0 0,1 0 0 0 0,-1 0 0 0 0,0 0 0 0 0,1 0 0 0 0,-2 0 0 0 0,1 0-1 0 0,0 0 1 0 0,0-7 0 0 0,-1 7 1 0 0,-1-1 0 0 0,0 1 0 0 0,0 0 1 0 0,0 0-1 0 0,-1-1 0 0 0,1 1 0 0 0,-1 0 0 0 0,0 0 0 0 0,0 1 0 0 0,-2-5 0 0 0,3 6-8 0 0,0 0 0 0 0,0 0 0 0 0,0 0 1 0 0,0 0-1 0 0,0 0 0 0 0,0 0 0 0 0,0 0 0 0 0,0 0 0 0 0,0 0 0 0 0,-1 1 0 0 0,1-1 0 0 0,0 0 1 0 0,0 1-1 0 0,-1-1 0 0 0,1 1 0 0 0,0-1 0 0 0,-1 1 0 0 0,1 0 0 0 0,-1 0 0 0 0,1 0 1 0 0,0-1-1 0 0,-1 1 0 0 0,1 0 0 0 0,-1 1 0 0 0,1-1 0 0 0,-3 0 0 0 0,3 1 1 0 0,0 0 0 0 0,-1 0-1 0 0,1 0 1 0 0,0 0 0 0 0,0 0 0 0 0,0 1-1 0 0,0-1 1 0 0,0 0 0 0 0,0 0 0 0 0,0 1-1 0 0,1-1 1 0 0,-1 0 0 0 0,0 1 0 0 0,1-1-1 0 0,-1 1 1 0 0,1-1 0 0 0,-1 1 0 0 0,1-1-1 0 0,0 1 1 0 0,0-1 0 0 0,0 1 0 0 0,-1 0-1 0 0,2-1 1 0 0,-1 1 0 0 0,0-1-1 0 0,1 3 1 0 0,-1 5 15 0 0,2-1-1 0 0,-1 0 1 0 0,5 14-1 0 0,-5-20-20 0 0,0 0-1 0 0,0 1 0 0 0,0-1 1 0 0,1 0-1 0 0,-1 0 0 0 0,1 0 1 0 0,-1 0-1 0 0,1 0 0 0 0,0 0 1 0 0,-1-1-1 0 0,1 1 0 0 0,0-1 1 0 0,0 1-1 0 0,0-1 0 0 0,1 1 1 0 0,3 1-1 0 0,-5-3 2 0 0,0 0 0 0 0,0 1 0 0 0,-1-1 0 0 0,1 0 0 0 0,0 0-1 0 0,0 0 1 0 0,0 0 0 0 0,0 0 0 0 0,0 0 0 0 0,-1 0 0 0 0,1 0 0 0 0,0 0 0 0 0,0 0 0 0 0,0 0 0 0 0,0-1 0 0 0,-1 1 0 0 0,1 0 0 0 0,0-1 0 0 0,0 1 0 0 0,0-1-1 0 0,0 0 2 0 0,0 0 0 0 0,0 0 0 0 0,0 0 0 0 0,0 0 0 0 0,0 0-1 0 0,-1 0 1 0 0,1 0 0 0 0,0-1 0 0 0,-1 1 0 0 0,1 0 0 0 0,-1 0 0 0 0,1-1-1 0 0,-1 1 1 0 0,0 0 0 0 0,1-1 0 0 0,-1 1 0 0 0,0-2 0 0 0,0 1-11 0 0,0 0 1 0 0,0 0-1 0 0,0-1 0 0 0,0 1 1 0 0,0 0-1 0 0,-1 0 1 0 0,1-1-1 0 0,-1 1 1 0 0,0 0-1 0 0,1 0 1 0 0,-1 0-1 0 0,0 0 1 0 0,0 0-1 0 0,-1 0 1 0 0,1 0-1 0 0,0 0 1 0 0,-1 0-1 0 0,1 1 1 0 0,-1-1-1 0 0,1 0 1 0 0,-1 1-1 0 0,-3-3 1 0 0,3 3 8 0 0,1 0 1 0 0,0 0-1 0 0,-1 1 1 0 0,1-1-1 0 0,-1 0 1 0 0,1 1-1 0 0,-1-1 1 0 0,1 1-1 0 0,-1 0 1 0 0,1-1-1 0 0,-1 1 1 0 0,1 0-1 0 0,-1 0 1 0 0,0 0-1 0 0,1 0 1 0 0,-1 0 0 0 0,1 0-1 0 0,-1 1 1 0 0,1-1-1 0 0,-1 0 1 0 0,0 1-1 0 0,1-1 1 0 0,0 1-1 0 0,-1 0 1 0 0,1 0-1 0 0,-1-1 1 0 0,1 1-1 0 0,0 0 1 0 0,-1 0-1 0 0,1 0 1 0 0,0 0-1 0 0,-2 3 1 0 0,3-4 13 0 0,-1 1 1 0 0,1-1-1 0 0,-1 1 1 0 0,1 0-1 0 0,-1-1 1 0 0,1 1-1 0 0,-1-1 1 0 0,1 1-1 0 0,-1-1 1 0 0,1 1-1 0 0,-1-1 1 0 0,0 0-1 0 0,1 1 1 0 0,-1-1-1 0 0,0 0 1 0 0,1 1-1 0 0,-1-1 1 0 0,-1 0-1 0 0,-1-8 218 0 0,3 7-231 0 0,0 0 0 0 0,-1 0 0 0 0,1 0 1 0 0,0-1-1 0 0,0 1 0 0 0,-1 0 0 0 0,1 0 1 0 0,-1 0-1 0 0,1 0 0 0 0,-1 0 1 0 0,1 1-1 0 0,-1-1 0 0 0,1 0 0 0 0,-1 0 1 0 0,0 0-1 0 0,0 0 0 0 0,2 29-180 0 0,0-24 175 0 0,1 0 0 0 0,-1 0 0 0 0,1 0 0 0 0,0 0 0 0 0,0-1 0 0 0,5 7 0 0 0,-7-9 6 0 0,0-1 1 0 0,1 1-1 0 0,-1 0 0 0 0,1-1 0 0 0,-1 1 1 0 0,1-1-1 0 0,-1 1 0 0 0,1-1 1 0 0,-1 1-1 0 0,1-1 0 0 0,-1 1 1 0 0,1-1-1 0 0,0 1 0 0 0,-1-1 0 0 0,1 0 1 0 0,0 1-1 0 0,0-1 0 0 0,-1 0 1 0 0,1 0-1 0 0,0 0 0 0 0,-1 0 0 0 0,1 1 1 0 0,0-1-1 0 0,0 0 0 0 0,-1 0 1 0 0,1 0-1 0 0,0 0 0 0 0,0-1 0 0 0,-1 1 1 0 0,1 0-1 0 0,0 0 0 0 0,0 0 1 0 0,-1-1-1 0 0,1 1 0 0 0,0 0 0 0 0,-1 0 1 0 0,1-1-1 0 0,0 1 0 0 0,-1-1 1 0 0,1 1-1 0 0,-1-1 0 0 0,1 1 0 0 0,-1-1 1 0 0,1 1-1 0 0,0-2 0 0 0,0-3 25 0 0,-2 3 0 0 0</inkml:trace>
+</inkml:ink>
+</file>
+
+<file path=word/ink/ink101.xml><?xml version="1.0" encoding="utf-8"?>
+<inkml:ink xmlns:inkml="http://www.w3.org/2003/InkML">
+  <inkml:definitions>
+    <inkml:context xml:id="ctx0">
+      <inkml:inkSource xml:id="inkSrc0">
+        <inkml:traceFormat>
+          <inkml:channel name="X" type="integer" min="-2.14748E9" max="2.14748E9" units="cm"/>
+          <inkml:channel name="Y" type="integer" min="-2.14748E9" max="2.14748E9" units="cm"/>
+          <inkml:channel name="F" type="integer" max="32767" units="dev"/>
+          <inkml:channel name="OA" type="integer" max="360" units="deg"/>
+          <inkml:channel name="OE" type="integer" max="90" units="deg"/>
+        </inkml:traceFormat>
+        <inkml:channelProperties>
+          <inkml:channelProperty channel="X" name="resolution" value="1000" units="1/cm"/>
+          <inkml:channelProperty channel="Y" name="resolution" value="1000" units="1/cm"/>
+          <inkml:channelProperty channel="F" name="resolution" value="0" units="1/dev"/>
+          <inkml:channelProperty channel="OA" name="resolution" value="1000" units="1/deg"/>
+          <inkml:channelProperty channel="OE" name="resolution" value="1000" units="1/deg"/>
+        </inkml:channelProperties>
+      </inkml:inkSource>
+      <inkml:timestamp xml:id="ts0" timeString="2026-02-20T22:19:02.066"/>
+    </inkml:context>
+    <inkml:brush xml:id="br0">
+      <inkml:brushProperty name="width" value="0.035" units="cm"/>
+      <inkml:brushProperty name="height" value="0.035" units="cm"/>
+      <inkml:brushProperty name="color" value="#E71224"/>
+    </inkml:brush>
+  </inkml:definitions>
+  <inkml:trace contextRef="#ctx0" brushRef="#br0">25 58 1088 0 0,'0'0'1008'0'0,"13"28"919"0"0,-13-28-1884 0 0,0 0 0 0 0,0 0 0 0 0,0 1 0 0 0,1-1 1 0 0,-1 0-1 0 0,0 1 0 0 0,0-1 0 0 0,0 0 0 0 0,1 0 1 0 0,-1 1-1 0 0,0-1 0 0 0,0 0 0 0 0,0 0 0 0 0,1 0 1 0 0,-1 1-1 0 0,0-1 0 0 0,1 0 0 0 0,-1 0 1 0 0,0 0-1 0 0,0 0 0 0 0,1 1 0 0 0,-1-1 0 0 0,0 0 1 0 0,1 0-1 0 0,-1 0 0 0 0,0 0 0 0 0,1 0 0 0 0,-1 0 1 0 0,0 0-1 0 0,1 0 0 0 0,-1 0 0 0 0,0 0 0 0 0,1 0 1 0 0,5-10 56 0 0,-5 8-49 0 0,0-1-1 0 0,-1 0 1 0 0,1 1 0 0 0,-1-1-1 0 0,0 1 1 0 0,0-1 0 0 0,0 0-1 0 0,0-2 1 0 0,-6-6 270 0 0,-1 11 124 0 0,7 1-410 0 0,-1 0 0 0 0,0 0 0 0 0,1 0 0 0 0,-1 0 0 0 0,1 0 0 0 0,0 0 0 0 0,-1 0-1 0 0,1-1 1 0 0,0 1 0 0 0,-1 0 0 0 0,1 0 0 0 0,0 0 0 0 0,0 0 0 0 0,0 1-1 0 0,0-1 1 0 0,0 0 0 0 0,0 0 0 0 0,0 0 0 0 0,1 2 0 0 0,-1-2 15 0 0,0 0-1 0 0,0 0 1 0 0,0 0 0 0 0,0 0-1 0 0,0 0 1 0 0,1 0 0 0 0,-1 0 0 0 0,0 0-1 0 0,1 1 1 0 0,-1-1 0 0 0,1 0 0 0 0,-1 0-1 0 0,1-1 1 0 0,0 1 0 0 0,-1 0 0 0 0,1 0-1 0 0,0 0 1 0 0,0 0 0 0 0,-1 0 0 0 0,1-1-1 0 0,0 1 1 0 0,0 0 0 0 0,0-1-1 0 0,0 1 1 0 0,0-1 0 0 0,0 1 0 0 0,0-1-1 0 0,0 1 1 0 0,0-1 0 0 0,0 0 0 0 0,0 1-1 0 0,2-1 1 0 0,-1 0 20 0 0,-1-1 0 0 0,0 1 0 0 0,1-1 0 0 0,-1 0 0 0 0,0 0 0 0 0,0 1 0 0 0,1-1-1 0 0,-1 0 1 0 0,0 0 0 0 0,0 0 0 0 0,0 0 0 0 0,0 0 0 0 0,0-1 0 0 0,0 1 0 0 0,0 0 0 0 0,-1 0 0 0 0,1-1 0 0 0,0 1 0 0 0,-1 0-1 0 0,1-1 1 0 0,-1 1 0 0 0,1-1 0 0 0,-1 1 0 0 0,1-3 0 0 0,-1 2 5 0 0,0 0-1 0 0,0 0 1 0 0,0 0-1 0 0,0 0 1 0 0,0 0-1 0 0,-1 0 1 0 0,1 0-1 0 0,-1 0 1 0 0,1 0 0 0 0,-1 0-1 0 0,0 0 1 0 0,1 0-1 0 0,-1 0 1 0 0,0 0-1 0 0,0 0 1 0 0,-2-1-1 0 0,2 2-51 0 0,1 0 0 0 0,0 1 0 0 0,-1-1-1 0 0,1 1 1 0 0,-1-1 0 0 0,1 0 0 0 0,-1 1 0 0 0,1-1-1 0 0,-1 1 1 0 0,0-1 0 0 0,1 1 0 0 0,-1 0-1 0 0,0-1 1 0 0,1 1 0 0 0,-1 0 0 0 0,0-1-1 0 0,1 1 1 0 0,-1 0 0 0 0,0 0 0 0 0,0 0-1 0 0,1-1 1 0 0,-1 1 0 0 0,0 0 0 0 0,0 0 0 0 0,1 0-1 0 0,-1 0 1 0 0,0 0 0 0 0,0 1 0 0 0,1-1-1 0 0,-1 0 1 0 0,0 0 0 0 0,0 0 0 0 0,1 1-1 0 0,-1-1 1 0 0,0 0 0 0 0,1 1 0 0 0,-1-1-1 0 0,0 0 1 0 0,1 1 0 0 0,-1-1 0 0 0,1 1 0 0 0,-1-1-1 0 0,1 1 1 0 0,-1-1 0 0 0,0 2 0 0 0,0 0 17 0 0,0 1 0 0 0,0-1 0 0 0,0 1 1 0 0,0-1-1 0 0,0 1 0 0 0,1-1 0 0 0,0 1 1 0 0,-1 0-1 0 0,1-1 0 0 0,0 1 0 0 0,0-1 1 0 0,1 6-1 0 0,-1-7-20 0 0,0 1-1 0 0,0 0 1 0 0,0-1 0 0 0,0 1-1 0 0,1 0 1 0 0,-1-1 0 0 0,0 1 0 0 0,1-1-1 0 0,-1 1 1 0 0,1 0 0 0 0,0-1-1 0 0,0 0 1 0 0,-1 1 0 0 0,1-1 0 0 0,0 1-1 0 0,0-1 1 0 0,0 0 0 0 0,0 0-1 0 0,1 1 1 0 0,1 1 0 0 0,-2-3-1 0 0,0 0 1 0 0,0-1-1 0 0,0 1 0 0 0,-1 0 1 0 0,1 0-1 0 0,0 0 1 0 0,0-1-1 0 0,0 1 0 0 0,-1 0 1 0 0,1-1-1 0 0,0 1 1 0 0,-1 0-1 0 0,1-1 0 0 0,0 1 1 0 0,0-1-1 0 0,-1 1 1 0 0,1-1-1 0 0,-1 0 0 0 0,1 1 1 0 0,-1-1-1 0 0,1 1 1 0 0,-1-1-1 0 0,1 0 0 0 0,-1 0 1 0 0,1 1-1 0 0,-1-1 1 0 0,0 0-1 0 0,0 0 0 0 0,1 1 1 0 0,-1-1-1 0 0,0 0 1 0 0,0 0-1 0 0,0-1 0 0 0,6-29 457 0 0,-6 30-462 0 0,0-1 0 0 0,0 1 0 0 0,-1 0 0 0 0,1 0 1 0 0,0 0-1 0 0,-1 0 0 0 0,1 0 0 0 0,-1 0 0 0 0,1 0 0 0 0,-1 0 1 0 0,1 0-1 0 0,-1 0 0 0 0,0 0 0 0 0,1 0 0 0 0,-1 0 1 0 0,0 1-1 0 0,0-1 0 0 0,0 0 0 0 0,1 0 0 0 0,-1 1 1 0 0,0-1-1 0 0,0 1 0 0 0,0-1 0 0 0,0 1 0 0 0,0-1 1 0 0,0 1-1 0 0,-1-1 0 0 0,1 1 0 0 0,0 0 0 0 0,-1 0 1 0 0,1-1-13 0 0,0 1 1 0 0,0 0 0 0 0,0 0-1 0 0,0 0 1 0 0,1 0 0 0 0,-1 0-1 0 0,0 0 1 0 0,0 1 0 0 0,0-1 0 0 0,0 0-1 0 0,1 0 1 0 0,-1 0 0 0 0,0 1-1 0 0,0-1 1 0 0,0 0 0 0 0,1 1-1 0 0,-1-1 1 0 0,0 1 0 0 0,1-1-1 0 0,-1 1 1 0 0,0-1 0 0 0,1 1 0 0 0,-1 0-1 0 0,1-1 1 0 0,-1 1 0 0 0,1 0-1 0 0,-1-1 1 0 0,1 1 0 0 0,-1 0-1 0 0,1 0 1 0 0,0-1 0 0 0,-1 1 0 0 0,1 0-1 0 0,0 0 1 0 0,0 0 0 0 0,0 0-1 0 0,-1-1 1 0 0,1 1 0 0 0,0 0-1 0 0,0 0 1 0 0,0 1 0 0 0,0 1-2 0 0,1-1 1 0 0,-1 1-1 0 0,0 0 0 0 0,1-1 1 0 0,-1 1-1 0 0,1-1 0 0 0,0 1 1 0 0,0-1-1 0 0,0 0 0 0 0,0 1 1 0 0,0-1-1 0 0,0 0 0 0 0,1 0 1 0 0,-1 0-1 0 0,1 1 0 0 0,-1-2 1 0 0,5 5-1 0 0,-5-6 11 0 0,0 1 1 0 0,0-1-1 0 0,0 1 1 0 0,0-1-1 0 0,0 1 1 0 0,0-1-1 0 0,0 1 1 0 0,0-1-1 0 0,0 0 0 0 0,0 0 1 0 0,1 0-1 0 0,-1 1 1 0 0,0-1-1 0 0,0 0 1 0 0,0-1-1 0 0,0 1 1 0 0,1 0-1 0 0,-1 0 1 0 0,0 0-1 0 0,0-1 0 0 0,0 1 1 0 0,0 0-1 0 0,0-1 1 0 0,0 1-1 0 0,0-1 1 0 0,0 1-1 0 0,0-1 1 0 0,0 0-1 0 0,0 1 0 0 0,0-1 1 0 0,0 0-1 0 0,0 0 1 0 0,0 0-1 0 0,-1 0 1 0 0,1 0-1 0 0,0 0 1 0 0,-1 0-1 0 0,1 0 1 0 0,-1 0-1 0 0,1-1 1 0 0,0 1 11 0 0,0 0 0 0 0,-1 0 1 0 0,1 0-1 0 0,0 0 0 0 0,-1 0 1 0 0,0 0-1 0 0,1 0 0 0 0,-1 0 1 0 0,1 0-1 0 0,-1 0 0 0 0,0 0 1 0 0,0 0-1 0 0,0 0 0 0 0,0 0 1 0 0,0-1-1 0 0,0 1 1 0 0,0 0-1 0 0,0 0 0 0 0,0 0 1 0 0,0 0-1 0 0,0 0 0 0 0,-1 0 1 0 0,1 0-1 0 0,0 0 0 0 0,-1 0 1 0 0,1 0-1 0 0,-1 0 0 0 0,1 0 1 0 0,-1 0-1 0 0,0 0 0 0 0,1 0 1 0 0,-1 0-1 0 0,0 1 0 0 0,0-1 1 0 0,1 0-1 0 0,-1 0 1 0 0,0 1-1 0 0,0-1 0 0 0,0 0 1 0 0,0 1-1 0 0,0-1 0 0 0,0 1 1 0 0,0 0-1 0 0,0-1 0 0 0,0 1 1 0 0,0 0-1 0 0,-2-1 0 0 0,1 0 34 0 0,-1 1 0 0 0,1-1-1 0 0,-1 0 1 0 0,0 1 0 0 0,1 0-1 0 0,-1-1 1 0 0,1 1-1 0 0,-1 0 1 0 0,0 0 0 0 0,1 1-1 0 0,-1-1 1 0 0,0 1-1 0 0,1-1 1 0 0,-1 1 0 0 0,1 0-1 0 0,-1 0 1 0 0,1 0 0 0 0,-1 0-1 0 0,-3 2 1 0 0,4 0-9 0 0,1-1 0 0 0,-1 0 1 0 0,0 1-1 0 0,1-1 0 0 0,-1 1 0 0 0,1-1 1 0 0,0 1-1 0 0,0 0 0 0 0,0-1 0 0 0,0 1 1 0 0,0 0-1 0 0,0 5 0 0 0,1-6-30 0 0,-1-1 0 0 0,1 1 0 0 0,0-1 1 0 0,0 1-1 0 0,0-1 0 0 0,0 0 0 0 0,0 1 0 0 0,0-1 0 0 0,0 1 0 0 0,1-1 0 0 0,-1 1 1 0 0,1-1-1 0 0,-1 0 0 0 0,1 1 0 0 0,-1-1 0 0 0,1 0 0 0 0,0 0 0 0 0,-1 1 1 0 0,1-1-1 0 0,0 0 0 0 0,0 0 0 0 0,0 0 0 0 0,0 0 0 0 0,0 0 0 0 0,0 0 0 0 0,0 0 1 0 0,3 1-1 0 0,-3-2-4 0 0,1 1-1 0 0,-1-1 1 0 0,1 0 0 0 0,-1 0 0 0 0,0 0 0 0 0,1-1-1 0 0,-1 1 1 0 0,1 0 0 0 0,-1 0 0 0 0,1-1 0 0 0,-1 1-1 0 0,0-1 1 0 0,1 1 0 0 0,-1-1 0 0 0,0 0 0 0 0,1 1-1 0 0,-1-1 1 0 0,0 0 0 0 0,0 0 0 0 0,0 0 0 0 0,0 0-1 0 0,0 0 1 0 0,0 0 0 0 0,0 0 0 0 0,0 0 0 0 0,1-3-1 0 0,3-2 54 0 0,-1 0 0 0 0,0-1 0 0 0,6-11-1 0 0,-9 16-39 0 0,0-1-1 0 0,0 0 1 0 0,-1 0-1 0 0,1 0 1 0 0,-1 0 0 0 0,0 0-1 0 0,0 0 1 0 0,0 0-1 0 0,0 0 1 0 0,0 0-1 0 0,-1 0 1 0 0,1 0-1 0 0,-2-3 1 0 0,2 5-17 0 0,0 0 0 0 0,-1 0 1 0 0,1 0-1 0 0,0 0 0 0 0,-1 0 1 0 0,1 0-1 0 0,-1 0 0 0 0,1 1 1 0 0,-1-1-1 0 0,0 0 0 0 0,1 0 1 0 0,-1 0-1 0 0,0 1 0 0 0,1-1 0 0 0,-1 0 1 0 0,0 1-1 0 0,0-1 0 0 0,0 1 1 0 0,1-1-1 0 0,-1 1 0 0 0,0-1 1 0 0,0 1-1 0 0,0 0 0 0 0,0-1 1 0 0,0 1-1 0 0,0 0 0 0 0,0 0 1 0 0,0 0-1 0 0,0-1 0 0 0,0 1 1 0 0,0 0-1 0 0,0 0 0 0 0,0 1 0 0 0,0-1 1 0 0,0 0-1 0 0,0 0 0 0 0,0 0 1 0 0,0 1-1 0 0,0-1 0 0 0,0 0 1 0 0,0 1-1 0 0,-1 0 0 0 0,0 0 13 0 0,0 1 0 0 0,0-1 0 0 0,1 0-1 0 0,-1 1 1 0 0,1-1 0 0 0,-1 1-1 0 0,1 0 1 0 0,0-1 0 0 0,-1 1 0 0 0,1 0-1 0 0,0 0 1 0 0,0 0 0 0 0,0 0-1 0 0,1 0 1 0 0,-1 0 0 0 0,0 0 0 0 0,1 0-1 0 0,-1 0 1 0 0,1 0 0 0 0,0 0-1 0 0,0 0 1 0 0,0 0 0 0 0,0 4 0 0 0,0-3 7 0 0,0 0 1 0 0,0 0-1 0 0,0 0 1 0 0,1 0-1 0 0,-1 0 1 0 0,1 0-1 0 0,0 0 1 0 0,0 0-1 0 0,0 0 1 0 0,0 0-1 0 0,0 0 1 0 0,1 0-1 0 0,-1-1 1 0 0,1 1-1 0 0,4 4 1 0 0,-6-7-21 0 0,1 1 1 0 0,0-1-1 0 0,0 1 1 0 0,0-1 0 0 0,0 0-1 0 0,0 1 1 0 0,0-1 0 0 0,0 0-1 0 0,0 0 1 0 0,0 0-1 0 0,0 0 1 0 0,0 0 0 0 0,-1 0-1 0 0,1 0 1 0 0,0 0-1 0 0,0 0 1 0 0,0 0 0 0 0,0 0-1 0 0,0-1 1 0 0,0 1-1 0 0,0 0 1 0 0,0-1 0 0 0,0 1-1 0 0,0-1 1 0 0,-1 1-1 0 0,1-1 1 0 0,0 1 0 0 0,0-1-1 0 0,-1 1 1 0 0,1-1-1 0 0,0 0 1 0 0,0 1 0 0 0,-1-1-1 0 0,1 0 1 0 0,-1 0 0 0 0,1 0-1 0 0,0-1 1 0 0,1-1 11 0 0,0 1 0 0 0,0-1 0 0 0,-1 0-1 0 0,1 1 1 0 0,-1-1 0 0 0,1 0 0 0 0,-1 0 0 0 0,0 0 0 0 0,0 0 0 0 0,0-5 0 0 0,-1 6-15 0 0,-1-1 0 0 0,1 1 0 0 0,-1-1 0 0 0,0 1 0 0 0,0 0 0 0 0,0-1 0 0 0,0 1 0 0 0,-1 0 0 0 0,1 0-1 0 0,0 0 1 0 0,-1 0 0 0 0,0 0 0 0 0,1 0 0 0 0,-1 0 0 0 0,0 1 0 0 0,0-1 0 0 0,0 1 0 0 0,0-1 0 0 0,0 1 0 0 0,0 0 0 0 0,-3-2 0 0 0,3 2-1 0 0,1 1-1 0 0,0-1 1 0 0,-1 0 0 0 0,1 0-1 0 0,-1 1 1 0 0,1-1 0 0 0,-1 1-1 0 0,1-1 1 0 0,-1 1 0 0 0,1 0 0 0 0,-1 0-1 0 0,1 0 1 0 0,-1-1 0 0 0,1 2-1 0 0,-1-1 1 0 0,1 0 0 0 0,-1 0-1 0 0,1 0 1 0 0,-1 1 0 0 0,1-1 0 0 0,-1 0-1 0 0,1 1 1 0 0,-1 0 0 0 0,1-1-1 0 0,-1 1 1 0 0,1 0 0 0 0,0 0-1 0 0,-1 0 1 0 0,1-1 0 0 0,0 1 0 0 0,0 1-1 0 0,0-1 1 0 0,0 0 0 0 0,-2 2-1 0 0,2 0 5 0 0,1-1-1 0 0,-1 1 0 0 0,1 0 1 0 0,-1-1-1 0 0,1 1 0 0 0,0 0 0 0 0,0-1 1 0 0,0 1-1 0 0,0-1 0 0 0,1 1 1 0 0,-1 0-1 0 0,1-1 0 0 0,-1 1 1 0 0,1-1-1 0 0,0 1 0 0 0,0-1 0 0 0,0 1 1 0 0,0-1-1 0 0,1 0 0 0 0,-1 0 1 0 0,1 1-1 0 0,-1-1 0 0 0,1 0 1 0 0,0 0-1 0 0,0 0 0 0 0,2 1 1 0 0,-3-1 12 0 0,1-1 1 0 0,0 1 0 0 0,-1-1 0 0 0,1 0 0 0 0,0 0 0 0 0,0 0 0 0 0,0 0 0 0 0,0 0 0 0 0,0 0 0 0 0,0 0 0 0 0,0 0-1 0 0,0-1 1 0 0,4 1 0 0 0,-5-1-9 0 0,1 0 1 0 0,-1 0-1 0 0,0 0 0 0 0,1 0 0 0 0,-1-1 0 0 0,0 1 0 0 0,0 0 0 0 0,0-1 1 0 0,1 1-1 0 0,-1-1 0 0 0,0 1 0 0 0,0-1 0 0 0,0 0 0 0 0,0 1 0 0 0,0-1 1 0 0,0 0-1 0 0,0 0 0 0 0,0 0 0 0 0,0 0 0 0 0,0 0 0 0 0,-1 0 0 0 0,1 0 0 0 0,0 0 1 0 0,-1 0-1 0 0,2-1 0 0 0,-2 0 0 0 0,0 1 1 0 0,1 0-1 0 0,-1-1 0 0 0,0 1 0 0 0,0 0 1 0 0,0-1-1 0 0,0 1 0 0 0,0-1 1 0 0,0 1-1 0 0,0 0 0 0 0,-1-1 1 0 0,1 1-1 0 0,0 0 0 0 0,-1-1 0 0 0,1 1 1 0 0,-1 0-1 0 0,1 0 0 0 0,-1-1 1 0 0,0 1-1 0 0,1 0 0 0 0,-1 0 1 0 0,0 0-1 0 0,0 0 0 0 0,0 0 0 0 0,0 0 1 0 0,0 0-1 0 0,0 0 0 0 0,0 0 1 0 0,0 0-1 0 0,-1 1 0 0 0,1-1 1 0 0,-1 0-1 0 0,1 0-7 0 0,-1 0-1 0 0,1 0 1 0 0,0 0 0 0 0,0 0 0 0 0,-1 1-1 0 0,1-1 1 0 0,0 0 0 0 0,-1 1 0 0 0,1-1-1 0 0,0 1 1 0 0,-1 0 0 0 0,1-1 0 0 0,-1 1-1 0 0,1 0 1 0 0,-1 0 0 0 0,1 0 0 0 0,-1 0-1 0 0,1 0 1 0 0,-1 0 0 0 0,1 0 0 0 0,-1 1-1 0 0,1-1 1 0 0,0 1 0 0 0,-1-1 0 0 0,1 1-1 0 0,-1-1 1 0 0,1 1 0 0 0,0 0 0 0 0,-2 0-1 0 0,2 1-5 0 0,1 0 0 0 0,-1 0 0 0 0,0-1-1 0 0,1 1 1 0 0,-1 0 0 0 0,1 0 0 0 0,0 0-1 0 0,-1 0 1 0 0,1 0 0 0 0,0 0 0 0 0,0 0 0 0 0,0 0-1 0 0,1 0 1 0 0,-1 0 0 0 0,0-1 0 0 0,1 1 0 0 0,-1 0-1 0 0,1 0 1 0 0,0 0 0 0 0,-1 0 0 0 0,1-1-1 0 0,0 1 1 0 0,1 2 0 0 0,0-2 5 0 0,-1 0 0 0 0,0 1 0 0 0,0-1 0 0 0,1 0-1 0 0,0 0 1 0 0,-1 0 0 0 0,1 0 0 0 0,0 0 0 0 0,0 0 0 0 0,0 0 0 0 0,0 0 0 0 0,0-1 0 0 0,0 1 0 0 0,1-1-1 0 0,-1 0 1 0 0,4 2 0 0 0,-5-3-4 0 0,0 0 0 0 0,0 1 0 0 0,0-1-1 0 0,0 0 1 0 0,0 0 0 0 0,0 0 0 0 0,0 0 0 0 0,0 0 0 0 0,0 0-1 0 0,0 0 1 0 0,0 0 0 0 0,0 0 0 0 0,0 0 0 0 0,0-1-1 0 0,0 1 1 0 0,0 0 0 0 0,0-1 0 0 0,0 1 0 0 0,0 0-1 0 0,-1-1 1 0 0,1 0 0 0 0,0 1 0 0 0,0-1 0 0 0,0 1 0 0 0,0-1-1 0 0,-1 0 1 0 0,1 0 0 0 0,0 1 0 0 0,-1-1 0 0 0,1 0-1 0 0,-1 0 1 0 0,1 0 0 0 0,-1 0 0 0 0,1 0 0 0 0,-1 0-1 0 0,1 1 1 0 0,-1-1 0 0 0,0 0 0 0 0,0 0 0 0 0,1 0 0 0 0,-1 0-1 0 0,0 0 1 0 0,0-1 0 0 0,0 1 0 0 0,0 0 0 0 0,-1-2-1 0 0,1 0 0 0 0,0 0-1 0 0,-1 0 0 0 0,1 0 1 0 0,-1 0-1 0 0,0 0 0 0 0,0 0 1 0 0,0 1-1 0 0,-1-1 0 0 0,1 0 1 0 0,-1 0-1 0 0,1 1 0 0 0,-1-1 1 0 0,0 1-1 0 0,-4-5 0 0 0,4 6-2 0 0,2 1 3 0 0,0-1-1 0 0,0 1 1 0 0,-1 0-1 0 0,1-1 1 0 0,0 1-1 0 0,0 0 1 0 0,-1-1 0 0 0,1 1-1 0 0,0 0 1 0 0,-1 0-1 0 0,1-1 1 0 0,0 1-1 0 0,-1 0 1 0 0,1 0-1 0 0,-1-1 1 0 0,1 1-1 0 0,0 0 1 0 0,-1 0 0 0 0,1 0-1 0 0,-1 0 1 0 0,1 0-1 0 0,-1 0 1 0 0,1 0-1 0 0,0 0 1 0 0,-1 0-1 0 0,1 0 1 0 0,-1 0 0 0 0,1 0-1 0 0,-1 0 1 0 0,1 0-1 0 0,0 0 1 0 0,-1 0-1 0 0,1 1 1 0 0,-1-1-1 0 0,1 0 1 0 0,0 0-1 0 0,-1 0 1 0 0,1 1 0 0 0,0-1-1 0 0,-1 0 1 0 0,1 1-1 0 0,-3 1 7 0 0</inkml:trace>
+</inkml:ink>
+</file>
+
+<file path=word/ink/ink102.xml><?xml version="1.0" encoding="utf-8"?>
+<inkml:ink xmlns:inkml="http://www.w3.org/2003/InkML">
+  <inkml:definitions>
+    <inkml:context xml:id="ctx0">
+      <inkml:inkSource xml:id="inkSrc0">
+        <inkml:traceFormat>
+          <inkml:channel name="X" type="integer" min="-2.14748E9" max="2.14748E9" units="cm"/>
+          <inkml:channel name="Y" type="integer" min="-2.14748E9" max="2.14748E9" units="cm"/>
+          <inkml:channel name="F" type="integer" max="32767" units="dev"/>
+          <inkml:channel name="OA" type="integer" max="360" units="deg"/>
+          <inkml:channel name="OE" type="integer" max="90" units="deg"/>
+        </inkml:traceFormat>
+        <inkml:channelProperties>
+          <inkml:channelProperty channel="X" name="resolution" value="1000" units="1/cm"/>
+          <inkml:channelProperty channel="Y" name="resolution" value="1000" units="1/cm"/>
+          <inkml:channelProperty channel="F" name="resolution" value="0" units="1/dev"/>
+          <inkml:channelProperty channel="OA" name="resolution" value="1000" units="1/deg"/>
+          <inkml:channelProperty channel="OE" name="resolution" value="1000" units="1/deg"/>
+        </inkml:channelProperties>
+      </inkml:inkSource>
+      <inkml:timestamp xml:id="ts0" timeString="2026-02-20T19:54:32.753"/>
+    </inkml:context>
+    <inkml:brush xml:id="br0">
+      <inkml:brushProperty name="width" value="0.035" units="cm"/>
+      <inkml:brushProperty name="height" value="0.035" units="cm"/>
+      <inkml:brushProperty name="color" value="#E71224"/>
+    </inkml:brush>
+  </inkml:definitions>
+  <inkml:trace contextRef="#ctx0" brushRef="#br0">1 4273 3456 0 0,'0'0'13393'0'0,"13"20"-11203"0"0,-6-4-1337 0 0,-1 0-1 0 0,-1 0 0 0 0,7 33 1 0 0,-8-30-1129 0 0,0-1 0 0 0,2 1 0 0 0,0-1 1 0 0,16 31-1 0 0</inkml:trace>
+  <inkml:trace contextRef="#ctx0" brushRef="#br0" timeOffset="680.09">228 4223 1728 0 0,'-2'-1'865'0'0,"1"1"1"0"0,-1-1-1 0 0,0 0 0 0 0,1 1 0 0 0,-1-1 1 0 0,0 1-1 0 0,0 0 0 0 0,0-1 1 0 0,1 1-1 0 0,-1 0 0 0 0,0 0 0 0 0,0 0 1 0 0,0 0-1 0 0,0 1 0 0 0,-2 0 1 0 0,2-1-565 0 0,0 1 0 0 0,0 0 1 0 0,0 0-1 0 0,0 0 0 0 0,1 0 1 0 0,-1 0-1 0 0,0 0 0 0 0,1 1 1 0 0,-1-1-1 0 0,1 0 0 0 0,-1 1 1 0 0,-1 2-1 0 0,1-2-235 0 0,1 0 0 0 0,-1 1 0 0 0,1-1 0 0 0,0 1 0 0 0,-1-1 0 0 0,1 1 0 0 0,0 0-1 0 0,1-1 1 0 0,-1 1 0 0 0,0 0 0 0 0,1 0 0 0 0,-1 0 0 0 0,1-1 0 0 0,0 1 0 0 0,0 0 0 0 0,0 0 0 0 0,1 0 0 0 0,-1 0 0 0 0,2 4 0 0 0,0-1 69 0 0,0 0 0 0 0,1-1 1 0 0,0 1-1 0 0,0-1 0 0 0,0 0 1 0 0,1 0-1 0 0,-1 0 0 0 0,1-1 1 0 0,1 1-1 0 0,6 6 0 0 0,3-1 25 0 0,0-1 0 0 0,21 12 0 0 0,5 3-242 0 0,-39-24 87 0 0,0 0-1 0 0,-1 0 1 0 0,1 1-1 0 0,0-1 1 0 0,-1 1-1 0 0,1-1 0 0 0,-1 1 1 0 0,1-1-1 0 0,-1 1 1 0 0,1-1-1 0 0,-1 1 1 0 0,1-1-1 0 0,-1 1 0 0 0,1 0 1 0 0,-1-1-1 0 0,0 1 1 0 0,1 0-1 0 0,-1-1 1 0 0,0 1-1 0 0,0 0 1 0 0,1 0-1 0 0,-1-1 0 0 0,0 1 1 0 0,0 0-1 0 0,0 0 1 0 0,0-1-1 0 0,0 1 1 0 0,0 0-1 0 0,0 0 0 0 0,0-1 1 0 0,-1 2-1 0 0,1 0 15 0 0,-1-1-1 0 0,0 1 0 0 0,0 0 1 0 0,-1-1-1 0 0,1 1 0 0 0,0-1 1 0 0,0 0-1 0 0,-1 1 0 0 0,1-1 0 0 0,-1 0 1 0 0,1 0-1 0 0,-3 2 0 0 0,0-1 21 0 0,0 1 0 0 0,0-1 0 0 0,-1 0 0 0 0,1 0 0 0 0,0-1 0 0 0,-1 1 1 0 0,1-1-1 0 0,-1 0 0 0 0,0 0 0 0 0,-6 0 0 0 0,11-1-30 0 0,0-1-1 0 0,-1 1 1 0 0,1 0 0 0 0,0-1 0 0 0,-1 1 0 0 0,1 0 0 0 0,0-1 0 0 0,-1 1 0 0 0,1-1 0 0 0,0 1 0 0 0,0 0 0 0 0,0-1 0 0 0,-1 1 0 0 0,1-1 0 0 0,0 1 0 0 0,0-1 0 0 0,0 1-1 0 0,0-1 1 0 0,0 1 0 0 0,0-1 0 0 0,0 1 0 0 0,0 0 0 0 0,0-1 0 0 0,0 1 0 0 0,0-1 0 0 0,0 1 0 0 0,0-1 0 0 0,0 1 0 0 0,0-1 0 0 0,1 1 0 0 0,-1-1 0 0 0,0 1 0 0 0,1-1-1 0 0,7-22 109 0 0,-7 19-73 0 0,49-146 388 0 0,-47 142-405 0 0,-1 3 7 0 0,-1 0-1 0 0,1-1 0 0 0,-1 1 1 0 0,0-1-1 0 0,0 1 0 0 0,0-1 1 0 0,-1-10-1 0 0,0 16-31 0 0,0-1-1 0 0,0 1 0 0 0,0 0 1 0 0,0 0-1 0 0,0 0 1 0 0,0 0-1 0 0,0 0 1 0 0,0 0-1 0 0,0 0 0 0 0,0 0 1 0 0,0 0-1 0 0,0 0 1 0 0,0-1-1 0 0,0 1 0 0 0,0 0 1 0 0,-1 0-1 0 0,1 0 1 0 0,0 0-1 0 0,0 0 0 0 0,0 0 1 0 0,0 0-1 0 0,0 0 1 0 0,0 0-1 0 0,0 0 0 0 0,0 0 1 0 0,0 0-1 0 0,0 0 1 0 0,0 0-1 0 0,0 0 1 0 0,0 0-1 0 0,-1 0 0 0 0,1-1 1 0 0,0 1-1 0 0,0 0 1 0 0,0 0-1 0 0,0 0 0 0 0,0 0 1 0 0,0 0-1 0 0,0 0 1 0 0,0 0-1 0 0,0 0 0 0 0,-1 0 1 0 0,1 0-1 0 0,0 1 1 0 0,0-1-1 0 0,0 0 1 0 0,0 0-1 0 0,0 0 0 0 0,0 0 1 0 0,0 0-1 0 0,0 0 1 0 0,0 0-1 0 0,0 0 0 0 0,0 0 1 0 0,-1 0-1 0 0,1 0 1 0 0,-6 7 51 0 0,-4 7 13 0 0,8-8-51 0 0,-1 0 0 0 0,2 0-1 0 0,-1-1 1 0 0,1 1 0 0 0,-1 0-1 0 0,2 0 1 0 0,-1 0 0 0 0,1 0-1 0 0,0 8 1 0 0,0-11-7 0 0,0 0 0 0 0,0 0 0 0 0,1 0-1 0 0,-1-1 1 0 0,1 1 0 0 0,-1 0 0 0 0,1 0 0 0 0,0-1 0 0 0,0 1 0 0 0,0 0 0 0 0,1-1-1 0 0,-1 1 1 0 0,1-1 0 0 0,-1 1 0 0 0,1-1 0 0 0,0 0 0 0 0,0 0 0 0 0,0 0 0 0 0,0 0-1 0 0,0 0 1 0 0,3 2 0 0 0,-4-4 1 0 0,1 1-1 0 0,-1-1 0 0 0,0 1 0 0 0,1-1 1 0 0,-1 1-1 0 0,1-1 0 0 0,0 0 1 0 0,-1 0-1 0 0,1 1 0 0 0,-1-1 1 0 0,1-1-1 0 0,-1 1 0 0 0,1 0 1 0 0,-1 0-1 0 0,1 0 0 0 0,-1-1 0 0 0,1 1 1 0 0,-1-1-1 0 0,1 1 0 0 0,-1-1 1 0 0,0 0-1 0 0,1 1 0 0 0,-1-1 1 0 0,0 0-1 0 0,1 0 0 0 0,-1 0 0 0 0,0 0 1 0 0,0 0-1 0 0,0 0 0 0 0,0 0 1 0 0,0-1-1 0 0,0 1 0 0 0,0 0 1 0 0,0 0-1 0 0,-1-1 0 0 0,2-1 1 0 0,0 0 13 0 0,0-1 1 0 0,0 0-1 0 0,-1 0 1 0 0,1 1-1 0 0,-1-1 1 0 0,0 0-1 0 0,0-1 1 0 0,0 1-1 0 0,0 0 1 0 0,-1 0-1 0 0,0 0 1 0 0,0-5-1 0 0,-1 5 3 0 0,0-1 0 0 0,0 1-1 0 0,0 0 1 0 0,-1 0 0 0 0,0 0 0 0 0,0 0-1 0 0,0 0 1 0 0,0 0 0 0 0,0 0-1 0 0,-4-4 1 0 0,1 3 23 0 0</inkml:trace>
+  <inkml:trace contextRef="#ctx0" brushRef="#br0" timeOffset="955.91">416 4150 2240 0 0,'-28'32'12945'0'0,"23"-26"-11738"0"0,1 0 1 0 0,1 0-1 0 0,-7 13 0 0 0,9-16-1083 0 0,0 1 1 0 0,-1-1-1 0 0,1 1 0 0 0,1 0 1 0 0,-1-1-1 0 0,0 1 1 0 0,1 0-1 0 0,0-1 1 0 0,0 1-1 0 0,0 0 1 0 0,0-1-1 0 0,1 1 0 0 0,-1 0 1 0 0,1-1-1 0 0,0 1 1 0 0,0 0-1 0 0,0-1 1 0 0,0 0-1 0 0,1 1 0 0 0,0-1 1 0 0,2 5-1 0 0,-2-6-74 0 0,-1 0 0 0 0,1 0 0 0 0,-1 0 0 0 0,1 0 0 0 0,0 0 0 0 0,0 0 0 0 0,0 0-1 0 0,0 0 1 0 0,0-1 0 0 0,1 1 0 0 0,-1-1 0 0 0,0 0 0 0 0,1 1 0 0 0,-1-1 0 0 0,1 0 0 0 0,-1 0-1 0 0,1-1 1 0 0,-1 1 0 0 0,1-1 0 0 0,0 1 0 0 0,-1-1 0 0 0,1 0 0 0 0,0 0 0 0 0,-1 0 0 0 0,1 0 0 0 0,0 0-1 0 0,-1-1 1 0 0,1 1 0 0 0,0-1 0 0 0,-1 0 0 0 0,1 0 0 0 0,-1 0 0 0 0,1 0 0 0 0,-1 0 0 0 0,0 0-1 0 0,1-1 1 0 0,-1 1 0 0 0,0-1 0 0 0,2-1 0 0 0,1-1-16 0 0,-1 1 1 0 0,0-1-1 0 0,0 1 0 0 0,0-1 1 0 0,0-1-1 0 0,-1 1 0 0 0,1 0 1 0 0,-1-1-1 0 0,0 0 0 0 0,-1 1 1 0 0,1-1-1 0 0,-1 0 0 0 0,0 0 1 0 0,0-1-1 0 0,-1 1 0 0 0,1 0 1 0 0,-1-1-1 0 0,1-8 0 0 0,-3 10-17 0 0,1 1 1 0 0,0 0-1 0 0,-1 0 0 0 0,0-1 0 0 0,1 1 1 0 0,-1 0-1 0 0,-1 0 0 0 0,1 0 0 0 0,0 0 0 0 0,-1 0 1 0 0,1 0-1 0 0,-1 1 0 0 0,0-1 0 0 0,0 0 0 0 0,0 1 1 0 0,0-1-1 0 0,-1 1 0 0 0,1 0 0 0 0,-4-3 0 0 0,4 4-312 0 0,-1-1-1 0 0,0 1 0 0 0,0 0 0 0 0,1-1 0 0 0,-1 1 0 0 0,0 1 0 0 0,0-1 0 0 0,0 0 0 0 0,0 1 1 0 0,-4-1-1 0 0</inkml:trace>
+  <inkml:trace contextRef="#ctx0" brushRef="#br0" timeOffset="5519.89">3945 2044 960 0 0,'0'0'1296'0'0,"-1"5"-856"0"0,1-4-8 0 0,-1 2 0 0 0,0-1 0 0 0,0 0 8 0 0,0 2 24 0 0,-1-1 8 0 0,1 2 0 0 0,0-1 0 0 0,0 2-8 0 0,0 0 8 0 0</inkml:trace>
+  <inkml:trace contextRef="#ctx0" brushRef="#br0" timeOffset="5673.58">3947 2384 448 0 0,'0'0'0'0'0,"-2"5"424"0"0,1-3 0 0 0,0 1 0 0 0,0-1 8 0 0,-1 2-8 0 0,1 0 0 0 0</inkml:trace>
+  <inkml:trace contextRef="#ctx0" brushRef="#br0" timeOffset="5821.51">3953 2612 1600 0 0,'0'0'0'0'0,"0"4"0"0"0,0 0 592 0 0,-2-1 8 0 0,1 1-8 0 0,0-1 8 0 0,0 1-8 0 0,-1 0 8 0 0,1-1-8 0 0,0 2 8 0 0,0 0-600 0 0,0 0 0 0 0</inkml:trace>
+  <inkml:trace contextRef="#ctx0" brushRef="#br0" timeOffset="5946.72">3975 2887 3168 0 0,'0'0'408'0'0,"-2"5"8"0"0,0-2-8 0 0,1 0 8 0 0,0-1-8 0 0,1 1 8 0 0,-1 1-8 0 0,0-1 8 0 0,0 3-48 0 0,1 5-368 0 0</inkml:trace>
+  <inkml:trace contextRef="#ctx0" brushRef="#br0" timeOffset="6081.31">3991 3157 1408 0 0,'0'0'0'0'0,"0"5"0"0"0,-2-3 752 0 0,2 2 0 0 0,-1 0 0 0 0,0-1 0 0 0,0 1 0 0 0,0-1 0 0 0,0 2 0 0 0,-1 0 0 0 0,1 0-472 0 0,0-1 8 0 0,0 1-8 0 0,1-1 8 0 0</inkml:trace>
+  <inkml:trace contextRef="#ctx0" brushRef="#br0" timeOffset="6632.28">3991 3513 2368 0 0,'0'0'1888'0'0,"0"5"-944"0"0,0-3 8 0 0,0 0-8 0 0,0 2 0 0 0,0 0 0 0 0,0-1 8 0 0,0 2-720 0 0,1 1 0 0 0</inkml:trace>
+  <inkml:trace contextRef="#ctx0" brushRef="#br0" timeOffset="6760.01">4046 4033 2496 0 0,'0'0'0'0'0,"0"3"0"0"0,0 1 712 0 0,0 0 0 0 0</inkml:trace>
+  <inkml:trace contextRef="#ctx0" brushRef="#br0" timeOffset="6901.05">4097 4323 192 0 0,'0'0'0'0'0,"-4"6"1128"0"0,3-2 8 0 0,0-1 0 0 0,-1 1 0 0 0,1-1-8 0 0,0 0 8 0 0,0 2 0 0 0,0 0 0 0 0,0-1-592 0 0,1 8-544 0 0</inkml:trace>
+  <inkml:trace contextRef="#ctx0" brushRef="#br0" timeOffset="7060.95">4121 4609 3232 0 0,'0'0'784'0'0,"-1"6"8"0"0,1-3 0 0 0,0-1 0 0 0,0 2-8 0 0,0-1 8 0 0</inkml:trace>
+  <inkml:trace contextRef="#ctx0" brushRef="#br0" timeOffset="7182.41">4163 4851 2976 0 0,'0'0'0'0'0,"-2"5"0"0"0,1-1 0 0 0,0 0 840 0 0,-2 2 8 0 0,1 0 0 0 0,0 0 0 0 0,-1 0-8 0 0,1 0 8 0 0,1 0 0 0 0,0 1 0 0 0,-1 0-592 0 0,1 0 8 0 0</inkml:trace>
+  <inkml:trace contextRef="#ctx0" brushRef="#br0" timeOffset="7297.78">4145 5079 1248 0 0,'0'0'0'0'0,"-2"4"1032"0"0,2-1 8 0 0,-1-1 0 0 0,1 0 0 0 0</inkml:trace>
+  <inkml:trace contextRef="#ctx0" brushRef="#br0" timeOffset="7436.02">4141 5280 2784 0 0,'0'0'1784'0'0,"-5"2"-888"0"0,4 0 0 0 0,-2 0-8 0 0,2 2 8 0 0,-1-1 0 0 0,1 1 0 0 0,0 1-608 0 0,-1-1 8 0 0,1 0-8 0 0,1 0 8 0 0</inkml:trace>
+  <inkml:trace contextRef="#ctx0" brushRef="#br0" timeOffset="7579.21">4132 5444 4256 0 0,'0'0'0'0'0,"-1"4"744"0"0,0-1 8 0 0,0-2-8 0 0,1 1 8 0 0,0 0-8 0 0,0-1 0 0 0</inkml:trace>
+  <inkml:trace contextRef="#ctx0" brushRef="#br0" timeOffset="7679.49">4137 5584 3200 0 0,'0'0'1728'0'0,"-1"-5"-1728"0"0</inkml:trace>
+  <inkml:trace contextRef="#ctx0" brushRef="#br0" timeOffset="8740.71">4094 5873 1728 0 0,'0'0'11286'0'0,"23"-21"-10046"0"0,-19 17-1206 0 0,0 0 0 0 0,1 0 0 0 0,-1 0 0 0 0,1 1-1 0 0,0-1 1 0 0,0 1 0 0 0,1 0 0 0 0,-1 1 0 0 0,0-1 0 0 0,1 1 0 0 0,0 0-1 0 0,10-2 1 0 0,-15 5-15 0 0,-1-1 0 0 0,1 0 0 0 0,-1 1 0 0 0,0-1 0 0 0,1 1 1 0 0,-1-1-1 0 0,1 1 0 0 0,-1-1 0 0 0,0 1 0 0 0,1-1 0 0 0,-1 1 0 0 0,0-1 0 0 0,0 1 0 0 0,1-1 0 0 0,-1 1 0 0 0,0-1 0 0 0,0 1 0 0 0,0 0 0 0 0,0-1 0 0 0,0 1 0 0 0,0-1 0 0 0,0 1 0 0 0,0 0 0 0 0,0-1 1 0 0,0 1-1 0 0,0-1 0 0 0,0 1 0 0 0,0 0 0 0 0,0-1 0 0 0,-1 1 0 0 0,-3 24 469 0 0,3-24-445 0 0,-5 24 386 0 0,3-15-193 0 0,1 0 0 0 0,-1 0-1 0 0,2 0 1 0 0,0 0-1 0 0,-1 12 1 0 0,2-20-172 0 0,1 1 1 0 0,-1-1-1 0 0,0 0 1 0 0,1 0-1 0 0,-1 0 0 0 0,1 0 1 0 0,0 0-1 0 0,-1 0 1 0 0,1 0-1 0 0,0 0 1 0 0,0 0-1 0 0,1 0 0 0 0,-1 0 1 0 0,0 0-1 0 0,1-1 1 0 0,-1 1-1 0 0,1 0 0 0 0,-1-1 1 0 0,1 1-1 0 0,0-1 1 0 0,-1 0-1 0 0,1 0 1 0 0,0 1-1 0 0,0-1 0 0 0,0 0 1 0 0,0-1-1 0 0,0 1 1 0 0,0 0-1 0 0,3 0 0 0 0,-3 0-16 0 0,3 0 113 0 0,0 0 0 0 0,-1 1 0 0 0,1-1-1 0 0,-1 1 1 0 0,7 4 0 0 0,-10-5-130 0 0,0-1 0 0 0,-1 1 1 0 0,1-1-1 0 0,0 1 1 0 0,0 0-1 0 0,-1 0 0 0 0,1-1 1 0 0,0 1-1 0 0,-1 0 0 0 0,1 0 1 0 0,-1 0-1 0 0,1 0 1 0 0,-1 0-1 0 0,0 0 0 0 0,1 0 1 0 0,-1 0-1 0 0,0-1 1 0 0,0 1-1 0 0,0 0 0 0 0,1 0 1 0 0,-1 0-1 0 0,0 0 1 0 0,0 0-1 0 0,0 0 0 0 0,-1 0 1 0 0,1 0-1 0 0,0 0 0 0 0,0 0 1 0 0,0 0-1 0 0,-1 0 1 0 0,1 0-1 0 0,-1 1 0 0 0,-4 9 141 0 0,0-1-1 0 0,0 0 1 0 0,-1 0-1 0 0,0 0 0 0 0,-11 12 1 0 0,-11 8-2707 0 0</inkml:trace>
+  <inkml:trace contextRef="#ctx0" brushRef="#br0" timeOffset="9019.21">4349 5862 4512 0 0,'-1'0'442'0'0,"0"0"-1"0"0,0 0 1 0 0,0 0 0 0 0,0 1-1 0 0,0-1 1 0 0,0 0 0 0 0,0 1-1 0 0,0-1 1 0 0,1 0 0 0 0,-1 1-1 0 0,0-1 1 0 0,0 1 0 0 0,0-1 0 0 0,1 1-1 0 0,-1 0 1 0 0,0-1 0 0 0,1 1-1 0 0,-2 1 1 0 0,-9 20 3802 0 0,9-16-3804 0 0,1-1 0 0 0,-1 1 1 0 0,1 0-1 0 0,1 0 1 0 0,-1 9-1 0 0,1-12-340 0 0,0-1 0 0 0,0 1 0 0 0,0-1 0 0 0,1 0-1 0 0,-1 1 1 0 0,1-1 0 0 0,0 0 0 0 0,-1 0 0 0 0,1 1 0 0 0,0-1 0 0 0,0 0 0 0 0,1 0 0 0 0,-1 0-1 0 0,0 0 1 0 0,1 0 0 0 0,-1 0 0 0 0,1-1 0 0 0,-1 1 0 0 0,1 0 0 0 0,0-1 0 0 0,0 1-1 0 0,0-1 1 0 0,0 0 0 0 0,0 1 0 0 0,0-1 0 0 0,0 0 0 0 0,0 0 0 0 0,0-1 0 0 0,1 1 0 0 0,-1 0-1 0 0,0-1 1 0 0,1 1 0 0 0,-1-1 0 0 0,0 0 0 0 0,1 0 0 0 0,-1 0 0 0 0,1 0 0 0 0,-1 0-1 0 0,5-1 1 0 0,-2 0-8 0 0,0 0 1 0 0,-1 0-1 0 0,1 0 0 0 0,0-1 0 0 0,-1 1 0 0 0,1-1 0 0 0,-1 0 0 0 0,1-1 0 0 0,-1 1 0 0 0,0-1 0 0 0,0 1 1 0 0,0-2-1 0 0,0 1 0 0 0,-1 0 0 0 0,1-1 0 0 0,-1 1 0 0 0,0-1 0 0 0,5-7 0 0 0,-7 10-76 0 0,-1 0 0 0 0,0 0 1 0 0,1 0-1 0 0,-1 0 0 0 0,1 0 0 0 0,-1 0 0 0 0,0 0 0 0 0,0 0 0 0 0,1 0 0 0 0,-1 0 1 0 0,0 0-1 0 0,0 0 0 0 0,0 0 0 0 0,0 0 0 0 0,0 0 0 0 0,0 0 0 0 0,-1 0 0 0 0,1 1 1 0 0,0-1-1 0 0,0 0 0 0 0,-1 0 0 0 0,1 0 0 0 0,-1 0 0 0 0,0-1 0 0 0,0 0-8 0 0,0 1 0 0 0,-1 0-1 0 0,1 0 1 0 0,0 0 0 0 0,-1 0 0 0 0,1 0-1 0 0,-1 0 1 0 0,1 0 0 0 0,-1 0-1 0 0,0 1 1 0 0,1-1 0 0 0,-4 0-1 0 0,-2-1 0 0 0,1 1 0 0 0,-1 0 0 0 0,0 1 0 0 0,0 0 0 0 0,1 0 0 0 0,-9 1 0 0 0,2 1 17 0 0</inkml:trace>
+</inkml:ink>
+</file>
+
+<file path=word/ink/ink103.xml><?xml version="1.0" encoding="utf-8"?>
 <inkml:ink xmlns:inkml="http://www.w3.org/2003/InkML">
   <inkml:definitions>
     <inkml:context xml:id="ctx0">
@@ -11977,7 +12218,7 @@
 </inkml:ink>
 </file>
 
-<file path=word/ink/ink101.xml><?xml version="1.0" encoding="utf-8"?>
+<file path=word/ink/ink104.xml><?xml version="1.0" encoding="utf-8"?>
 <inkml:ink xmlns:inkml="http://www.w3.org/2003/InkML">
   <inkml:definitions>
     <inkml:context xml:id="ctx0">
@@ -12005,7 +12246,7 @@
 </inkml:ink>
 </file>
 
-<file path=word/ink/ink102.xml><?xml version="1.0" encoding="utf-8"?>
+<file path=word/ink/ink105.xml><?xml version="1.0" encoding="utf-8"?>
 <inkml:ink xmlns:inkml="http://www.w3.org/2003/InkML">
   <inkml:definitions>
     <inkml:context xml:id="ctx0">
@@ -12034,7 +12275,7 @@
     </inkml:brush>
   </inkml:definitions>
   <inkml:trace contextRef="#ctx0" brushRef="#br0">2871 0 1536 0 0,'0'0'792'0'0,"-6"22"1619"0"0,5 0-1127 0 0,1 0 1 0 0,1 0-1 0 0,1-1 1 0 0,0 1-1 0 0,8 24 1 0 0,-4-16-529 0 0,3 50 0 0 0,12 154 845 0 0,1 0 447 0 0,-6 32 538 0 0,-8-92-1626 0 0,7 90-258 0 0,-2-72-374 0 0,3 16-8 0 0,1 162 313 0 0,-14-212-466 0 0,2 497 319 0 0,-5-452-358 0 0,19 479-46 0 0,-6-424-94 0 0,23 359-217 0 0,-19-220 20 0 0,-4-77 130 0 0,6 39 146 0 0,19 283 170 0 0,29 128 206 0 0,-62-605-395 0 0,-5-162-42 0 0</inkml:trace>
-  <inkml:trace contextRef="#ctx0" brushRef="#br0" timeOffset="1275.13">1 6343 2688 0 0,'0'0'5040'0'0,"23"-1"1672"0"0,206-26-1294 0 0,307-9-7094 0 0,330-15 1295 0 0,-820 48 112 0 0,1208-81-4033 0 0,-255 32 3454 0 0,501-17 2040 0 0,-715 32-372 0 0,753-25 783 0 0,-465 23-91 0 0,-193 6-759 0 0,48 13-328 0 0,418 28 415 0 0,-1325-7-790 0 0,-6 0 30 0 0,1-1-1 0 0,0 0 1 0 0,24-4-1 0 0,-39 4-68 0 0,-1 0-8 0 0,0 0 1 0 0,1 0-1 0 0,-1 0 1 0 0,0 0-1 0 0,1 0 1 0 0,-1 0 0 0 0,0 0-1 0 0,1 0 1 0 0,-1 0-1 0 0,0 0 1 0 0,1 0-1 0 0,-1-1 1 0 0,0 1-1 0 0,0 0 1 0 0,1 0 0 0 0,-1 0-1 0 0,0 0 1 0 0,1 0-1 0 0,-1-1 1 0 0,0 1-1 0 0,0 0 1 0 0,1 0-1 0 0,-1-1 1 0 0,0 1 0 0 0,0 0-1 0 0,0 0 1 0 0,1-1-1 0 0,-1 1 1 0 0,0 0-1 0 0,0-1 1 0 0,0 1-1 0 0,0 0 1 0 0,0 0-1 0 0,0-1 1 0 0,1 1 0 0 0,-1 0-1 0 0,0-1 1 0 0,-7-10 10 0 0</inkml:trace>
+  <inkml:trace contextRef="#ctx0" brushRef="#br0" timeOffset="1275.12">1 6343 2688 0 0,'0'0'5040'0'0,"23"-1"1672"0"0,206-26-1294 0 0,307-9-7094 0 0,330-15 1295 0 0,-820 48 112 0 0,1208-81-4033 0 0,-255 32 3454 0 0,501-17 2040 0 0,-715 32-372 0 0,753-25 783 0 0,-465 23-91 0 0,-193 6-759 0 0,48 13-328 0 0,418 28 415 0 0,-1325-7-790 0 0,-6 0 30 0 0,1-1-1 0 0,0 0 1 0 0,24-4-1 0 0,-39 4-68 0 0,-1 0-8 0 0,0 0 1 0 0,1 0-1 0 0,-1 0 1 0 0,0 0-1 0 0,1 0 1 0 0,-1 0 0 0 0,0 0-1 0 0,1 0 1 0 0,-1 0-1 0 0,0 0 1 0 0,1 0-1 0 0,-1-1 1 0 0,0 1-1 0 0,0 0 1 0 0,1 0 0 0 0,-1 0-1 0 0,0 0 1 0 0,1 0-1 0 0,-1-1 1 0 0,0 1-1 0 0,0 0 1 0 0,1 0-1 0 0,-1-1 1 0 0,0 1 0 0 0,0 0-1 0 0,0 0 1 0 0,1-1-1 0 0,-1 1 1 0 0,0 0-1 0 0,0-1 1 0 0,0 1-1 0 0,0 0 1 0 0,0 0-1 0 0,0-1 1 0 0,1 1 0 0 0,-1 0-1 0 0,0-1 1 0 0,-7-10 10 0 0</inkml:trace>
   <inkml:trace contextRef="#ctx0" brushRef="#br0" timeOffset="2322.21">2909 7 2848 0 0,'0'0'6905'0'0,"-2"7"-3027"0"0,-4 9-2365 0 0,-2 2-523 0 0,-1 0 1 0 0,-1-1 0 0 0,0 0 0 0 0,-19 23 0 0 0,1-1 134 0 0,-2 6 562 0 0,65-98-791 0 0,-9 16-951 0 0,-19 25 52 0 0,-3 4 12 0 0,0 1 1 0 0,1 0-1 0 0,0-1 0 0 0,0 2 0 0 0,1-1 1 0 0,0 1-1 0 0,0-1 0 0 0,14-9 0 0 0,-20 16-7 0 0,1-1 0 0 0,-1 1 0 0 0,1 0-1 0 0,0-1 1 0 0,-1 1 0 0 0,1 0 0 0 0,0 0-1 0 0,-1-1 1 0 0,1 1 0 0 0,0 0 0 0 0,0 0-1 0 0,-1 0 1 0 0,1 0 0 0 0,0 0 0 0 0,-1 0-1 0 0,1 0 1 0 0,0 0 0 0 0,0 0 0 0 0,-1 0-1 0 0,1 1 1 0 0,0-1 0 0 0,-1 0 0 0 0,1 0-1 0 0,0 1 1 0 0,-1-1 0 0 0,1 0 0 0 0,0 1-1 0 0,-1-1 1 0 0,1 1 0 0 0,-1-1 0 0 0,1 0-1 0 0,-1 1 1 0 0,1 0 0 0 0,-1-1 0 0 0,1 1-1 0 0,-1-1 1 0 0,1 1 0 0 0,-1 1 0 0 0,11 30 50 0 0,-8-18-21 0 0,0-6-7 0 0</inkml:trace>
   <inkml:trace contextRef="#ctx0" brushRef="#br0" timeOffset="4083.98">11974 5739 1952 0 0,'0'0'3958'0'0,"1"10"-860"0"0,11-5-2134 0 0,0-1 0 0 0,1 0 0 0 0,0 0 0 0 0,16 1 0 0 0,-20-3-656 0 0,0-1-1 0 0,1 1 1 0 0,-1 0 0 0 0,0 1 0 0 0,-1 0 0 0 0,1 1 0 0 0,0-1 0 0 0,-1 2-1 0 0,0-1 1 0 0,9 7 0 0 0,-16-10-250 0 0,0 0-1 0 0,0 0 1 0 0,0 0 0 0 0,0 0 0 0 0,0 1-1 0 0,-1-1 1 0 0,1 0 0 0 0,0 0-1 0 0,-1 1 1 0 0,1-1 0 0 0,-1 0-1 0 0,1 1 1 0 0,-1-1 0 0 0,1 0-1 0 0,-1 1 1 0 0,0-1 0 0 0,0 1-1 0 0,0-1 1 0 0,0 0 0 0 0,0 1-1 0 0,0-1 1 0 0,0 1 0 0 0,0-1-1 0 0,-1 0 1 0 0,1 1 0 0 0,0-1-1 0 0,-1 1 1 0 0,1-1 0 0 0,-1 0-1 0 0,0 0 1 0 0,1 1 0 0 0,-1-1-1 0 0,0 0 1 0 0,0 0 0 0 0,0 0-1 0 0,-1 2 1 0 0,-5 5-50 0 0,-1 0 0 0 0,0 0 0 0 0,-16 11 0 0 0,14-11-181 0 0,0 0-119 0 0,3-2 63 0 0,-1 0 0 0 0,1 1 0 0 0,1-1 0 0 0,-1 1 0 0 0,1 1 1 0 0,-6 9-1 0 0</inkml:trace>
   <inkml:trace contextRef="#ctx0" brushRef="#br0" timeOffset="4563.79">12546 5839 3360 0 0,'-8'-11'9568'0'0,"-2"-1"-5193"0"0,8 11-4214 0 0,0-1 0 0 0,-1 1-1 0 0,1 0 1 0 0,0-1 0 0 0,-1 1-1 0 0,1 0 1 0 0,-1 0 0 0 0,0 1-1 0 0,1-1 1 0 0,-1 0-1 0 0,1 1 1 0 0,-1 0 0 0 0,0 0-1 0 0,0-1 1 0 0,1 2 0 0 0,-1-1-1 0 0,0 0 1 0 0,1 0-1 0 0,-1 1 1 0 0,0 0 0 0 0,1-1-1 0 0,-1 1 1 0 0,1 0 0 0 0,-1 0-1 0 0,1 0 1 0 0,-1 1-1 0 0,1-1 1 0 0,0 1 0 0 0,0-1-1 0 0,-4 4 1 0 0,-2 2 49 0 0,0 0 0 0 0,0 0-1 0 0,1 1 1 0 0,0 1 0 0 0,1-1 0 0 0,-8 13-1 0 0,9-13-144 0 0,2-1 0 0 0,-1 1 0 0 0,1 0-1 0 0,0-1 1 0 0,1 1 0 0 0,0 1 0 0 0,0-1 0 0 0,1 0-1 0 0,-1 16 1 0 0,2-22-50 0 0,-1 0-1 0 0,1 1 0 0 0,1-1 1 0 0,-1 1-1 0 0,0-1 0 0 0,1 0 1 0 0,-1 1-1 0 0,1-1 0 0 0,0 0 1 0 0,-1 0-1 0 0,1 1 1 0 0,0-1-1 0 0,1 0 0 0 0,-1 0 1 0 0,0 0-1 0 0,1 0 0 0 0,-1 0 1 0 0,1-1-1 0 0,-1 1 0 0 0,1 0 1 0 0,0-1-1 0 0,0 1 1 0 0,-1-1-1 0 0,1 1 0 0 0,0-1 1 0 0,1 0-1 0 0,-1 0 0 0 0,0 0 1 0 0,0 0-1 0 0,0 0 0 0 0,1-1 1 0 0,-1 1-1 0 0,0-1 0 0 0,1 1 1 0 0,-1-1-1 0 0,0 0 1 0 0,1 0-1 0 0,3 0 0 0 0,-2 0-7 0 0,0 0 0 0 0,-1-1 0 0 0,1 1 0 0 0,0-1-1 0 0,0 0 1 0 0,-1 0 0 0 0,1 0 0 0 0,-1-1 0 0 0,1 1 0 0 0,-1-1-1 0 0,1 0 1 0 0,-1 0 0 0 0,0 0 0 0 0,0 0 0 0 0,0-1 0 0 0,0 1-1 0 0,2-4 1 0 0,4-4 46 0 0,-1 0 0 0 0,0-1 0 0 0,9-18 0 0 0,8-10 20 0 0,-27 43-35 0 0,0 0 0 0 0,1 0 0 0 0,-1 0 0 0 0,1 0 0 0 0,0 0-1 0 0,-1 7 1 0 0,-1 5 11 0 0,-4 12 0 0 0,-7 50 0 0 0,13-65-38 0 0,0 0 0 0 0,1-1 0 0 0,0 1 0 0 0,1 0 0 0 0,1-1 0 0 0,4 20 1 0 0,-5-28-288 0 0,4 6 788 0 0,7 4-3930 0 0</inkml:trace>
@@ -12083,7 +12324,7 @@
 </inkml:ink>
 </file>
 
-<file path=word/ink/ink103.xml><?xml version="1.0" encoding="utf-8"?>
+<file path=word/ink/ink106.xml><?xml version="1.0" encoding="utf-8"?>
 <inkml:ink xmlns:inkml="http://www.w3.org/2003/InkML">
   <inkml:definitions>
     <inkml:context xml:id="ctx0">
@@ -12115,7 +12356,7 @@
 </inkml:ink>
 </file>
 
-<file path=word/ink/ink104.xml><?xml version="1.0" encoding="utf-8"?>
+<file path=word/ink/ink107.xml><?xml version="1.0" encoding="utf-8"?>
 <inkml:ink xmlns:inkml="http://www.w3.org/2003/InkML">
   <inkml:definitions>
     <inkml:context xml:id="ctx0">
@@ -12152,7 +12393,7 @@
 </inkml:ink>
 </file>
 
-<file path=word/ink/ink105.xml><?xml version="1.0" encoding="utf-8"?>
+<file path=word/ink/ink108.xml><?xml version="1.0" encoding="utf-8"?>
 <inkml:ink xmlns:inkml="http://www.w3.org/2003/InkML">
   <inkml:definitions>
     <inkml:context xml:id="ctx0">
@@ -12181,12 +12422,12 @@
     </inkml:brush>
   </inkml:definitions>
   <inkml:trace contextRef="#ctx0" brushRef="#br0">27 90 2496 0 0,'0'0'2128'0'0,"1"25"4185"0"0,2 8-4426 0 0,-1-1-1 0 0,-2 1 1 0 0,-1-1-1 0 0,-2 1 1 0 0,-10 50 0 0 0,4-131-1449 0 0,6 24-361 0 0,0 0 1 0 0,2-1-1 0 0,1 1 0 0 0,5-42 0 0 0,-3 58-136 0 0,-1 0 0 0 0,1 0 0 0 0,1 1 0 0 0,-1-1 0 0 0,2 1 0 0 0,-1 0 0 0 0,1 0 0 0 0,0 0 0 0 0,0 0 0 0 0,0 1 0 0 0,1-1 0 0 0,0 1 0 0 0,1 0 0 0 0,0 1 0 0 0,-1-1-1 0 0,2 1 1 0 0,-1 0 0 0 0,10-5 0 0 0,15-5-369 0 0,-29 14 400 0 0,-1 0 0 0 0,0 1 0 0 0,1-1 0 0 0,-1 1 1 0 0,0 0-1 0 0,1-1 0 0 0,-1 1 0 0 0,1 0 1 0 0,-1 0-1 0 0,0 0 0 0 0,1 0 0 0 0,-1 0 0 0 0,1 0 1 0 0,-1 0-1 0 0,1 0 0 0 0,-1 1 0 0 0,0-1 0 0 0,1 0 1 0 0,-1 1-1 0 0,0-1 0 0 0,3 2 0 0 0,-4-1 22 0 0,0 0-1 0 0,1-1 1 0 0,-1 1-1 0 0,0 0 0 0 0,0 0 1 0 0,1-1-1 0 0,-1 1 1 0 0,0 0-1 0 0,0 0 1 0 0,0-1-1 0 0,0 1 0 0 0,0 0 1 0 0,0 0-1 0 0,-1 0 1 0 0,1-1-1 0 0,0 1 0 0 0,0 0 1 0 0,0 0-1 0 0,-1-1 1 0 0,1 1-1 0 0,-1 1 0 0 0,-9 18-64 0 0,8-18 57 0 0,-28 45-88 0 0,16-27 53 0 0,-15 30-1 0 0,26-44 58 0 0,0 0 0 0 0,1 1 0 0 0,-1-1 0 0 0,1 1 0 0 0,1 0 0 0 0,-1 0 0 0 0,1-1-1 0 0,0 1 1 0 0,1 10 0 0 0,0-15 25 0 0,0 1 0 0 0,0-1 0 0 0,1 1 0 0 0,-1-1 0 0 0,1 0 0 0 0,0 1 0 0 0,0-1 0 0 0,0 1 0 0 0,0-1 0 0 0,0 0 0 0 0,0 0 0 0 0,1 0 0 0 0,-1 0 0 0 0,1 0 0 0 0,-1 0 0 0 0,1 0 0 0 0,0 0 0 0 0,0 0 0 0 0,-1-1 0 0 0,1 1 0 0 0,1-1 0 0 0,-1 1 0 0 0,0-1 0 0 0,0 0 0 0 0,0 0 0 0 0,1 0 0 0 0,-1 0 0 0 0,1 0 0 0 0,-1-1 0 0 0,5 2 0 0 0,5-1 175 0 0,0 1 0 0 0,-1-2 0 0 0,1 1 0 0 0,0-2 0 0 0,17-1 0 0 0,-5-1-159 0 0</inkml:trace>
-  <inkml:trace contextRef="#ctx0" brushRef="#br0" timeOffset="265.46">444 166 4128 0 0,'0'0'12345'0'0,"20"3"-8897"0"0,16-5-2069 0 0,-1-1 0 0 0,40-10 0 0 0,19-1 10 0 0,-69 11-1373 0 0</inkml:trace>
+  <inkml:trace contextRef="#ctx0" brushRef="#br0" timeOffset="265.45">444 166 4128 0 0,'0'0'12345'0'0,"20"3"-8897"0"0,16-5-2069 0 0,-1-1 0 0 0,40-10 0 0 0,19-1 10 0 0,-69 11-1373 0 0</inkml:trace>
   <inkml:trace contextRef="#ctx0" brushRef="#br0" timeOffset="513.02">453 347 6016 0 0,'0'0'1384'0'0,"21"-1"5528"0"0,48-5-2077 0 0,30-4-1285 0 0,-7 0-5312 0 0</inkml:trace>
 </inkml:ink>
 </file>
 
-<file path=word/ink/ink106.xml><?xml version="1.0" encoding="utf-8"?>
+<file path=word/ink/ink109.xml><?xml version="1.0" encoding="utf-8"?>
 <inkml:ink xmlns:inkml="http://www.w3.org/2003/InkML">
   <inkml:definitions>
     <inkml:context xml:id="ctx0">
@@ -12223,111 +12464,6 @@
   <inkml:trace contextRef="#ctx0" brushRef="#br0" timeOffset="2405.63">2344 209 1280 0 0,'-4'-1'19269'0'0,"1"1"-19740"0"0,-47 49 3804 0 0,-54 65 1 0 0,93-101-3160 0 0</inkml:trace>
   <inkml:trace contextRef="#ctx0" brushRef="#br0" timeOffset="2568.88">2167 272 2336 0 0,'10'-7'11926'0'0,"4"15"-6884"0"0,7 17-3701 0 0,-14-16-452 0 0,6 6-131 0 0,1 0 1 0 0,0-1-1 0 0,20 15 0 0 0,-20-19-374 0 0</inkml:trace>
   <inkml:trace contextRef="#ctx0" brushRef="#br0" timeOffset="2819.54">2516 0 5184 0 0,'7'1'1076'0'0,"0"-1"-1"0"0,0 2 1 0 0,0-1 0 0 0,0 1 0 0 0,-1 0-1 0 0,1 0 1 0 0,0 0 0 0 0,9 6 0 0 0,-7-2-275 0 0,1-1 0 0 0,-1 1 0 0 0,0 1 0 0 0,14 13 0 0 0,-16-12-598 0 0,0 1 0 0 0,0 0 0 0 0,0 0 0 0 0,-1 1 0 0 0,-1-1 0 0 0,0 1 0 0 0,0 1 0 0 0,-1-1 0 0 0,0 1 0 0 0,-1-1 0 0 0,0 1 0 0 0,-1 0 0 0 0,0 1 0 0 0,0-1 0 0 0,-2 0 0 0 0,1 0-1 0 0,-1 0 1 0 0,-1 1 0 0 0,0-1 0 0 0,-1 0 0 0 0,0 0 0 0 0,0 0 0 0 0,-1 0 0 0 0,-1 0 0 0 0,0-1 0 0 0,0 1 0 0 0,-1-1 0 0 0,0 0 0 0 0,-1-1 0 0 0,0 1 0 0 0,-1-1 0 0 0,-12 14 0 0 0,-7 3 548 0 0,-54 40 1 0 0,27-24-3457 0 0</inkml:trace>
-</inkml:ink>
-</file>
-
-<file path=word/ink/ink107.xml><?xml version="1.0" encoding="utf-8"?>
-<inkml:ink xmlns:inkml="http://www.w3.org/2003/InkML">
-  <inkml:definitions>
-    <inkml:context xml:id="ctx0">
-      <inkml:inkSource xml:id="inkSrc0">
-        <inkml:traceFormat>
-          <inkml:channel name="X" type="integer" min="-2.14748E9" max="2.14748E9" units="cm"/>
-          <inkml:channel name="Y" type="integer" min="-2.14748E9" max="2.14748E9" units="cm"/>
-          <inkml:channel name="F" type="integer" max="32767" units="dev"/>
-          <inkml:channel name="OA" type="integer" max="360" units="deg"/>
-          <inkml:channel name="OE" type="integer" max="90" units="deg"/>
-        </inkml:traceFormat>
-        <inkml:channelProperties>
-          <inkml:channelProperty channel="X" name="resolution" value="1000" units="1/cm"/>
-          <inkml:channelProperty channel="Y" name="resolution" value="1000" units="1/cm"/>
-          <inkml:channelProperty channel="F" name="resolution" value="0" units="1/dev"/>
-          <inkml:channelProperty channel="OA" name="resolution" value="1000" units="1/deg"/>
-          <inkml:channelProperty channel="OE" name="resolution" value="1000" units="1/deg"/>
-        </inkml:channelProperties>
-      </inkml:inkSource>
-      <inkml:timestamp xml:id="ts0" timeString="2026-02-20T19:57:21.415"/>
-    </inkml:context>
-    <inkml:brush xml:id="br0">
-      <inkml:brushProperty name="width" value="0.035" units="cm"/>
-      <inkml:brushProperty name="height" value="0.035" units="cm"/>
-      <inkml:brushProperty name="color" value="#E71224"/>
-    </inkml:brush>
-  </inkml:definitions>
-  <inkml:trace contextRef="#ctx0" brushRef="#br0">214 202 640 0 0,'0'0'757'0'0,"-17"-16"10396"0"0,46-3-7392 0 0,-24 15-3586 0 0,0 0 0 0 0,0 1 1 0 0,0 0-1 0 0,1 0 0 0 0,-1 0 0 0 0,11-3 0 0 0,30-5-332 0 0,-42 10 171 0 0,0 1 0 0 0,-1-1 0 0 0,1 1 0 0 0,0 0 0 0 0,0 0 0 0 0,-1 0 0 0 0,1 0 0 0 0,0 1 0 0 0,-1-1 0 0 0,7 3 0 0 0,-10-3 2 0 0,0 0-1 0 0,1 1 1 0 0,-1-1-1 0 0,1 0 1 0 0,-1 0-1 0 0,0 1 1 0 0,1-1-1 0 0,-1 0 1 0 0,0 1 0 0 0,1-1-1 0 0,-1 1 1 0 0,0-1-1 0 0,0 0 1 0 0,1 1-1 0 0,-1-1 1 0 0,0 1-1 0 0,0-1 1 0 0,0 1-1 0 0,1-1 1 0 0,-1 1 0 0 0,0-1-1 0 0,0 0 1 0 0,0 1-1 0 0,0-1 1 0 0,0 1-1 0 0,0-1 1 0 0,0 2-1 0 0,-7 15 234 0 0,-15 13 38 0 0,21-29-263 0 0,-6 7 80 0 0,1 0 1 0 0,-1 1 0 0 0,2-1-1 0 0,-1 1 1 0 0,1 0 0 0 0,-7 16-1 0 0,12-22-66 0 0,-1-1 0 0 0,0 1 0 0 0,1 0-1 0 0,-1-1 1 0 0,1 1 0 0 0,0 0-1 0 0,0 0 1 0 0,0-1 0 0 0,0 1-1 0 0,0 0 1 0 0,0-1 0 0 0,1 1 0 0 0,0 0-1 0 0,-1-1 1 0 0,1 1 0 0 0,0 0-1 0 0,0-1 1 0 0,1 1 0 0 0,-1-1-1 0 0,0 0 1 0 0,1 1 0 0 0,-1-1-1 0 0,1 0 1 0 0,0 0 0 0 0,0 0 0 0 0,0 0-1 0 0,0 0 1 0 0,0-1 0 0 0,0 1-1 0 0,4 2 1 0 0,0 0 86 0 0,29 22 474 0 0,-34-25-563 0 0,1 0 0 0 0,-1 0 0 0 0,0 0 0 0 0,1 0 0 0 0,-1 1 0 0 0,0-1 0 0 0,0 0 0 0 0,0 1 0 0 0,0-1 0 0 0,0 1 0 0 0,-1-1 0 0 0,1 1 0 0 0,0-1 0 0 0,-1 1 0 0 0,1-1 0 0 0,-1 1 0 0 0,0 0 0 0 0,1-1 0 0 0,-1 1 0 0 0,0 2 0 0 0,-1-2 1 0 0,1 0 0 0 0,-1 0-1 0 0,0-1 1 0 0,0 1-1 0 0,0 0 1 0 0,0-1 0 0 0,-1 1-1 0 0,1 0 1 0 0,0-1-1 0 0,-1 0 1 0 0,1 1 0 0 0,-1-1-1 0 0,1 0 1 0 0,-1 0-1 0 0,0 0 1 0 0,-2 1 0 0 0,-33 16 274 0 0,22-12-139 0 0,2 0-138 0 0,-6 2 239 0 0,3 0-2960 0 0</inkml:trace>
-  <inkml:trace contextRef="#ctx0" brushRef="#br0" timeOffset="250.23">485 221 1536 0 0,'15'-9'8456'0'0,"-15"9"-8326"0"0,1 0 0 0 0,-1 0 0 0 0,0 0 0 0 0,0 0 0 0 0,0 0 0 0 0,0 0 0 0 0,1 0 0 0 0,-1 1 0 0 0,0-1 0 0 0,0 0 0 0 0,0 0 0 0 0,0 0 0 0 0,0 0 0 0 0,0 0 0 0 0,1 0 0 0 0,-1 1 0 0 0,0-1 0 0 0,0 0 1 0 0,0 0-1 0 0,0 0 0 0 0,0 0 0 0 0,0 1 0 0 0,0-1 0 0 0,0 0 0 0 0,0 0 0 0 0,0 0 0 0 0,0 1 0 0 0,0-1 0 0 0,0 0 0 0 0,0 0 0 0 0,0 0 0 0 0,0 0 0 0 0,0 1 0 0 0,0-1 0 0 0,0 0 0 0 0,0 0 0 0 0,0 0 0 0 0,0 1 0 0 0,0-1 0 0 0,0 0 0 0 0,0 0 0 0 0,-1 1 0 0 0,-13 33 4374 0 0,8-20-4622 0 0,0-1 496 0 0,2 0 0 0 0,-1 0 1 0 0,2 1-1 0 0,0 0 1 0 0,-2 21-1 0 0,5-32-316 0 0,0 0 0 0 0,0 0 1 0 0,0-1-1 0 0,0 1 0 0 0,1 0 0 0 0,-1 0 0 0 0,1 0 1 0 0,0-1-1 0 0,0 1 0 0 0,0 0 0 0 0,0-1 0 0 0,0 1 1 0 0,1 0-1 0 0,2 2 0 0 0,-3-3-21 0 0,1 0 1 0 0,0-1-1 0 0,0 1 0 0 0,0-1 1 0 0,0 0-1 0 0,0 1 0 0 0,0-1 0 0 0,1 0 1 0 0,-1 0-1 0 0,0-1 0 0 0,1 1 1 0 0,-1 0-1 0 0,0-1 0 0 0,1 0 0 0 0,-1 1 1 0 0,1-1-1 0 0,-1 0 0 0 0,0 0 1 0 0,1 0-1 0 0,2-1 0 0 0,2 0-17 0 0,-1 0-1 0 0,1 0 0 0 0,0-1 0 0 0,-1 1 0 0 0,1-2 1 0 0,-1 1-1 0 0,0-1 0 0 0,0 0 0 0 0,0 0 1 0 0,0 0-1 0 0,-1-1 0 0 0,1 0 0 0 0,-1 0 1 0 0,0-1-1 0 0,0 0 0 0 0,0 1 0 0 0,-1-2 1 0 0,1 1-1 0 0,-1 0 0 0 0,4-9 0 0 0,-5 10-9 0 0,-1-1 0 0 0,0 1 0 0 0,0 0 0 0 0,-1-1 0 0 0,1 0-1 0 0,-1 1 1 0 0,0-1 0 0 0,-1 0 0 0 0,1 0 0 0 0,-1 1 0 0 0,1-1 0 0 0,-1 0 0 0 0,-1 0-1 0 0,1 0 1 0 0,-1 1 0 0 0,0-1 0 0 0,0 0 0 0 0,0 0 0 0 0,-1 1 0 0 0,1-1-1 0 0,-1 1 1 0 0,0 0 0 0 0,-1-1 0 0 0,1 1 0 0 0,-1 0 0 0 0,0 0 0 0 0,0 0 0 0 0,0 1-1 0 0,-4-4 1 0 0,5 5-14 0 0,0-1 0 0 0,-1 1 0 0 0,1 0 0 0 0,-1 1 0 0 0,1-1 0 0 0,-1 0 0 0 0,0 1 0 0 0,0-1 0 0 0,1 1 0 0 0,-1 0 0 0 0,0 0 0 0 0,0 0 0 0 0,0 0 0 0 0,-1 1 0 0 0,1-1 0 0 0,0 1 0 0 0,0 0 0 0 0,0 0 0 0 0,-5 0 0 0 0,-1 2 0 0 0</inkml:trace>
-  <inkml:trace contextRef="#ctx0" brushRef="#br0" timeOffset="543.11">952 346 5568 0 0,'24'2'8848'0'0,"25"-3"-4531"0"0,67-11-819 0 0,-99 10-3130 0 0</inkml:trace>
-  <inkml:trace contextRef="#ctx0" brushRef="#br0" timeOffset="788.8">1047 228 5568 0 0,'0'0'1449'0'0,"0"7"3712"0"0,-1 9-1618 0 0,-5 20-949 0 0,2-16-741 0 0,-2 37 1 0 0,6-43-2292 0 0,1 0 0 0 0,3 21-1 0 0</inkml:trace>
-  <inkml:trace contextRef="#ctx0" brushRef="#br0" timeOffset="1055.28">1561 140 1696 0 0,'0'0'13625'0'0,"-1"23"-9580"0"0,-9 2-2879 0 0,-1-1-1 0 0,-1 1 1 0 0,-22 32-1 0 0,-35 32-3075 0 0</inkml:trace>
-  <inkml:trace contextRef="#ctx0" brushRef="#br0" timeOffset="1197.37">1441 235 2784 0 0,'0'0'12760'0'0,"7"16"-9769"0"0,-4-5-2570 0 0,1 0-1 0 0,0 0 1 0 0,0 0-1 0 0,1-1 1 0 0,1 0-1 0 0,-1 0 0 0 0,2 0 1 0 0,-1-1-1 0 0,1 0 1 0 0,1 0-1 0 0,10 10 1 0 0,1-4-3311 0 0</inkml:trace>
-  <inkml:trace contextRef="#ctx0" brushRef="#br0" timeOffset="1708.96">89 57 4032 0 0,'-4'9'252'0'0,"-7"11"3301"0"0,2 1 0 0 0,-10 28 1 0 0,5 2-1639 0 0,-12 78 0 0 0,24-110-1604 0 0,0 0 0 0 0,1-1-1 0 0,1 1 1 0 0,1 0 0 0 0,0 0-1 0 0,2 0 1 0 0,7 31-1 0 0,3-18 112 0 0,4-1-32 0 0</inkml:trace>
-  <inkml:trace contextRef="#ctx0" brushRef="#br0" timeOffset="2341.77">1879 0 3776 0 0,'4'0'670'0'0,"0"0"0"0"0,-1 1 1 0 0,1-1-1 0 0,0 1 0 0 0,0 0 0 0 0,0 0 0 0 0,-1 0 1 0 0,1 0-1 0 0,0 1 0 0 0,-1-1 0 0 0,1 1 1 0 0,-1 0-1 0 0,0 0 0 0 0,1 0 0 0 0,4 5 1 0 0,-4-3-347 0 0,0 1 0 0 0,0-1 0 0 0,-1 1 0 0 0,0 0 0 0 0,0 0 0 0 0,0 0 0 0 0,0 0 0 0 0,-1 1 0 0 0,3 8 0 0 0,-1 2-170 0 0,-1 0 0 0 0,0 1-1 0 0,-1-1 1 0 0,-1 1-1 0 0,0-1 1 0 0,-3 25-1 0 0,-1-17 60 0 0,-1-1-1 0 0,0 1 0 0 0,-2-1 0 0 0,-1 0 0 0 0,-1-1 0 0 0,0 0 0 0 0,-18 30 0 0 0,10-23 140 0 0,-2-2 0 0 0,-1 0 0 0 0,-1-1 1 0 0,-43 43-1 0 0,-2-4 334 0 0,52-52-518 0 0</inkml:trace>
-</inkml:ink>
-</file>
-
-<file path=word/ink/ink108.xml><?xml version="1.0" encoding="utf-8"?>
-<inkml:ink xmlns:inkml="http://www.w3.org/2003/InkML">
-  <inkml:definitions>
-    <inkml:context xml:id="ctx0">
-      <inkml:inkSource xml:id="inkSrc0">
-        <inkml:traceFormat>
-          <inkml:channel name="X" type="integer" min="-2.14748E9" max="2.14748E9" units="cm"/>
-          <inkml:channel name="Y" type="integer" min="-2.14748E9" max="2.14748E9" units="cm"/>
-          <inkml:channel name="F" type="integer" max="32767" units="dev"/>
-          <inkml:channel name="OA" type="integer" max="360" units="deg"/>
-          <inkml:channel name="OE" type="integer" max="90" units="deg"/>
-        </inkml:traceFormat>
-        <inkml:channelProperties>
-          <inkml:channelProperty channel="X" name="resolution" value="1000" units="1/cm"/>
-          <inkml:channelProperty channel="Y" name="resolution" value="1000" units="1/cm"/>
-          <inkml:channelProperty channel="F" name="resolution" value="0" units="1/dev"/>
-          <inkml:channelProperty channel="OA" name="resolution" value="1000" units="1/deg"/>
-          <inkml:channelProperty channel="OE" name="resolution" value="1000" units="1/deg"/>
-        </inkml:channelProperties>
-      </inkml:inkSource>
-      <inkml:timestamp xml:id="ts0" timeString="2026-02-20T19:57:24.231"/>
-    </inkml:context>
-    <inkml:brush xml:id="br0">
-      <inkml:brushProperty name="width" value="0.035" units="cm"/>
-      <inkml:brushProperty name="height" value="0.035" units="cm"/>
-      <inkml:brushProperty name="color" value="#E71224"/>
-    </inkml:brush>
-  </inkml:definitions>
-  <inkml:trace contextRef="#ctx0" brushRef="#br0">219 1 3008 0 0,'-16'6'7324'0'0,"1"8"-3588"0"0,-10 22-1722 0 0,20-28-1631 0 0,-21 34 460 0 0,3 0 0 0 0,-33 82-1 0 0,44-92-428 0 0,2 0 0 0 0,1 1 0 0 0,2 0 0 0 0,-7 63 0 0 0,14-85-267 0 0,0-1 0 0 0,0 1 0 0 0,1 0 0 0 0,0-1 0 0 0,1 1 0 0 0,0-1 0 0 0,6 19 0 0 0,-6-24-70 0 0,0 0 0 0 0,1 0 1 0 0,0 0-1 0 0,0 0 0 0 0,0-1 0 0 0,0 1 0 0 0,1-1 1 0 0,-1 0-1 0 0,1 0 0 0 0,0 0 0 0 0,0 0 0 0 0,1-1 1 0 0,-1 0-1 0 0,1 1 0 0 0,0-2 0 0 0,6 4 0 0 0,13 3 107 0 0</inkml:trace>
-</inkml:ink>
-</file>
-
-<file path=word/ink/ink109.xml><?xml version="1.0" encoding="utf-8"?>
-<inkml:ink xmlns:inkml="http://www.w3.org/2003/InkML">
-  <inkml:definitions>
-    <inkml:context xml:id="ctx0">
-      <inkml:inkSource xml:id="inkSrc0">
-        <inkml:traceFormat>
-          <inkml:channel name="X" type="integer" min="-2.14748E9" max="2.14748E9" units="cm"/>
-          <inkml:channel name="Y" type="integer" min="-2.14748E9" max="2.14748E9" units="cm"/>
-          <inkml:channel name="F" type="integer" max="32767" units="dev"/>
-          <inkml:channel name="OA" type="integer" max="360" units="deg"/>
-          <inkml:channel name="OE" type="integer" max="90" units="deg"/>
-        </inkml:traceFormat>
-        <inkml:channelProperties>
-          <inkml:channelProperty channel="X" name="resolution" value="1000" units="1/cm"/>
-          <inkml:channelProperty channel="Y" name="resolution" value="1000" units="1/cm"/>
-          <inkml:channelProperty channel="F" name="resolution" value="0" units="1/dev"/>
-          <inkml:channelProperty channel="OA" name="resolution" value="1000" units="1/deg"/>
-          <inkml:channelProperty channel="OE" name="resolution" value="1000" units="1/deg"/>
-        </inkml:channelProperties>
-      </inkml:inkSource>
-      <inkml:timestamp xml:id="ts0" timeString="2026-02-20T19:57:17.915"/>
-    </inkml:context>
-    <inkml:brush xml:id="br0">
-      <inkml:brushProperty name="width" value="0.035" units="cm"/>
-      <inkml:brushProperty name="height" value="0.035" units="cm"/>
-      <inkml:brushProperty name="color" value="#E71224"/>
-    </inkml:brush>
-  </inkml:definitions>
-  <inkml:trace contextRef="#ctx0" brushRef="#br0">18 156 1504 0 0,'0'0'10080'0'0,"7"21"-7632"0"0,-3 1-1438 0 0,-2 1 1 0 0,-1-1-1 0 0,-1 1 1 0 0,0 0 0 0 0,-5 27-1 0 0,4-47-1016 0 0,1 3-36 0 0,-1-1 0 0 0,0 0 0 0 0,0 0 0 0 0,-4 9 0 0 0,5-14 218 0 0,-6-25 1002 0 0,5 15-1070 0 0,-4-16 171 0 0,2 0 1 0 0,1-1-1 0 0,1-29 1 0 0,2 48-249 0 0,0 1-1 0 0,0-1 1 0 0,0 1 0 0 0,1-1-1 0 0,0 1 1 0 0,0 0 0 0 0,1 0-1 0 0,0 0 1 0 0,0 0 0 0 0,1 0 0 0 0,0 1-1 0 0,0 0 1 0 0,0-1 0 0 0,1 2-1 0 0,9-11 1 0 0,4 0-27 0 0,33-24-1 0 0,-45 36-17 0 0,1 0-1 0 0,-1 0 0 0 0,1 1 0 0 0,0 0 0 0 0,0 0 0 0 0,0 0 0 0 0,0 1 0 0 0,1 0 1 0 0,12-1-1 0 0,-20 2 13 0 0,0 1 1 0 0,0 0 0 0 0,1 0-1 0 0,-1 0 1 0 0,0 0 0 0 0,0 0 0 0 0,1 0-1 0 0,-1 0 1 0 0,0 0 0 0 0,0 0-1 0 0,1 0 1 0 0,-1 0 0 0 0,0 0-1 0 0,0 0 1 0 0,1 1 0 0 0,-1-1-1 0 0,0 0 1 0 0,0 0 0 0 0,1 0 0 0 0,-1 0-1 0 0,0 0 1 0 0,0 0 0 0 0,0 1-1 0 0,1-1 1 0 0,-1 0 0 0 0,0 0-1 0 0,0 0 1 0 0,0 0 0 0 0,0 1-1 0 0,1-1 1 0 0,-1 0 0 0 0,0 0 0 0 0,0 1-1 0 0,0-1 1 0 0,0 0 0 0 0,0 0-1 0 0,0 0 1 0 0,0 1 0 0 0,0-1-1 0 0,0 0 1 0 0,1 1 0 0 0,-6 12-33 0 0,-16 15 4 0 0,20-27 27 0 0,-34 39-14 0 0,25-30 13 0 0,0 0-1 0 0,0 1 1 0 0,1 0-1 0 0,1 1 1 0 0,0 0-1 0 0,1 0 1 0 0,0 1-1 0 0,-6 16 1 0 0,12-27 9 0 0,0 0 0 0 0,1 1 0 0 0,-1-1 0 0 0,1 1-1 0 0,0-1 1 0 0,0 0 0 0 0,0 1 0 0 0,0-1 0 0 0,0 1 0 0 0,0-1 0 0 0,1 1 0 0 0,-1-1 0 0 0,1 0-1 0 0,0 1 1 0 0,-1-1 0 0 0,1 0 0 0 0,0 1 0 0 0,0-1 0 0 0,1 0 0 0 0,-1 0 0 0 0,0 0 0 0 0,1 0-1 0 0,0 0 1 0 0,-1 0 0 0 0,1 0 0 0 0,0-1 0 0 0,0 1 0 0 0,0-1 0 0 0,0 1 0 0 0,0-1 0 0 0,3 2-1 0 0,6 3 105 0 0,1-1-1 0 0,0-1 0 0 0,0 1 0 0 0,23 3 1 0 0,-19-4 28 0 0,-4 0-43 0 0</inkml:trace>
-  <inkml:trace contextRef="#ctx0" brushRef="#br0" timeOffset="235.83">452 231 5568 0 0,'0'0'3046'0'0,"19"4"4565"0"0,22-3-4832 0 0,46-7 0 0 0,-59 4-2089 0 0,-8 0-356 0 0</inkml:trace>
-  <inkml:trace contextRef="#ctx0" brushRef="#br0" timeOffset="437.14">436 411 5920 0 0,'0'0'2912'0'0,"21"0"4368"0"0,17-1-4777 0 0,39-8 0 0 0,-36 4-1550 0 0,-20 2-593 0 0</inkml:trace>
 </inkml:ink>
 </file>
 
@@ -12383,6 +12519,111 @@
           <inkml:channelProperty channel="OE" name="resolution" value="1000" units="1/deg"/>
         </inkml:channelProperties>
       </inkml:inkSource>
+      <inkml:timestamp xml:id="ts0" timeString="2026-02-20T19:57:21.415"/>
+    </inkml:context>
+    <inkml:brush xml:id="br0">
+      <inkml:brushProperty name="width" value="0.035" units="cm"/>
+      <inkml:brushProperty name="height" value="0.035" units="cm"/>
+      <inkml:brushProperty name="color" value="#E71224"/>
+    </inkml:brush>
+  </inkml:definitions>
+  <inkml:trace contextRef="#ctx0" brushRef="#br0">214 202 640 0 0,'0'0'757'0'0,"-17"-16"10396"0"0,46-3-7392 0 0,-24 15-3586 0 0,0 0 0 0 0,0 1 1 0 0,0 0-1 0 0,1 0 0 0 0,-1 0 0 0 0,11-3 0 0 0,30-5-332 0 0,-42 10 171 0 0,0 1 0 0 0,-1-1 0 0 0,1 1 0 0 0,0 0 0 0 0,0 0 0 0 0,-1 0 0 0 0,1 0 0 0 0,0 1 0 0 0,-1-1 0 0 0,7 3 0 0 0,-10-3 2 0 0,0 0-1 0 0,1 1 1 0 0,-1-1-1 0 0,1 0 1 0 0,-1 0-1 0 0,0 1 1 0 0,1-1-1 0 0,-1 0 1 0 0,0 1 0 0 0,1-1-1 0 0,-1 1 1 0 0,0-1-1 0 0,0 0 1 0 0,1 1-1 0 0,-1-1 1 0 0,0 1-1 0 0,0-1 1 0 0,0 1-1 0 0,1-1 1 0 0,-1 1 0 0 0,0-1-1 0 0,0 0 1 0 0,0 1-1 0 0,0-1 1 0 0,0 1-1 0 0,0-1 1 0 0,0 2-1 0 0,-7 15 234 0 0,-15 13 38 0 0,21-29-263 0 0,-6 7 80 0 0,1 0 1 0 0,-1 1 0 0 0,2-1-1 0 0,-1 1 1 0 0,1 0 0 0 0,-7 16-1 0 0,12-22-66 0 0,-1-1 0 0 0,0 1 0 0 0,1 0-1 0 0,-1-1 1 0 0,1 1 0 0 0,0 0-1 0 0,0 0 1 0 0,0-1 0 0 0,0 1-1 0 0,0 0 1 0 0,0-1 0 0 0,1 1 0 0 0,0 0-1 0 0,-1-1 1 0 0,1 1 0 0 0,0 0-1 0 0,0-1 1 0 0,1 1 0 0 0,-1-1-1 0 0,0 0 1 0 0,1 1 0 0 0,-1-1-1 0 0,1 0 1 0 0,0 0 0 0 0,0 0 0 0 0,0 0-1 0 0,0 0 1 0 0,0-1 0 0 0,0 1-1 0 0,4 2 1 0 0,0 0 86 0 0,29 22 474 0 0,-34-25-563 0 0,1 0 0 0 0,-1 0 0 0 0,0 0 0 0 0,1 0 0 0 0,-1 1 0 0 0,0-1 0 0 0,0 0 0 0 0,0 1 0 0 0,0-1 0 0 0,0 1 0 0 0,-1-1 0 0 0,1 1 0 0 0,0-1 0 0 0,-1 1 0 0 0,1-1 0 0 0,-1 1 0 0 0,0 0 0 0 0,1-1 0 0 0,-1 1 0 0 0,0 2 0 0 0,-1-2 1 0 0,1 0 0 0 0,-1 0-1 0 0,0-1 1 0 0,0 1-1 0 0,0 0 1 0 0,0-1 0 0 0,-1 1-1 0 0,1 0 1 0 0,0-1-1 0 0,-1 0 1 0 0,1 1 0 0 0,-1-1-1 0 0,1 0 1 0 0,-1 0-1 0 0,0 0 1 0 0,-2 1 0 0 0,-33 16 274 0 0,22-12-139 0 0,2 0-138 0 0,-6 2 239 0 0,3 0-2960 0 0</inkml:trace>
+  <inkml:trace contextRef="#ctx0" brushRef="#br0" timeOffset="250.23">485 221 1536 0 0,'15'-9'8456'0'0,"-15"9"-8326"0"0,1 0 0 0 0,-1 0 0 0 0,0 0 0 0 0,0 0 0 0 0,0 0 0 0 0,0 0 0 0 0,1 0 0 0 0,-1 1 0 0 0,0-1 0 0 0,0 0 0 0 0,0 0 0 0 0,0 0 0 0 0,0 0 0 0 0,0 0 0 0 0,1 0 0 0 0,-1 1 0 0 0,0-1 0 0 0,0 0 1 0 0,0 0-1 0 0,0 0 0 0 0,0 0 0 0 0,0 1 0 0 0,0-1 0 0 0,0 0 0 0 0,0 0 0 0 0,0 0 0 0 0,0 1 0 0 0,0-1 0 0 0,0 0 0 0 0,0 0 0 0 0,0 0 0 0 0,0 0 0 0 0,0 1 0 0 0,0-1 0 0 0,0 0 0 0 0,0 0 0 0 0,0 0 0 0 0,0 1 0 0 0,0-1 0 0 0,0 0 0 0 0,0 0 0 0 0,-1 1 0 0 0,-13 33 4374 0 0,8-20-4622 0 0,0-1 496 0 0,2 0 0 0 0,-1 0 1 0 0,2 1-1 0 0,0 0 1 0 0,-2 21-1 0 0,5-32-316 0 0,0 0 0 0 0,0 0 1 0 0,0-1-1 0 0,0 1 0 0 0,1 0 0 0 0,-1 0 0 0 0,1 0 1 0 0,0-1-1 0 0,0 1 0 0 0,0 0 0 0 0,0-1 0 0 0,0 1 1 0 0,1 0-1 0 0,2 2 0 0 0,-3-3-21 0 0,1 0 1 0 0,0-1-1 0 0,0 1 0 0 0,0-1 1 0 0,0 0-1 0 0,0 1 0 0 0,0-1 0 0 0,1 0 1 0 0,-1 0-1 0 0,0-1 0 0 0,1 1 1 0 0,-1 0-1 0 0,0-1 0 0 0,1 0 0 0 0,-1 1 1 0 0,1-1-1 0 0,-1 0 0 0 0,0 0 1 0 0,1 0-1 0 0,2-1 0 0 0,2 0-17 0 0,-1 0-1 0 0,1 0 0 0 0,0-1 0 0 0,-1 1 0 0 0,1-2 1 0 0,-1 1-1 0 0,0-1 0 0 0,0 0 0 0 0,0 0 1 0 0,0 0-1 0 0,-1-1 0 0 0,1 0 0 0 0,-1 0 1 0 0,0-1-1 0 0,0 0 0 0 0,0 1 0 0 0,-1-2 1 0 0,1 1-1 0 0,-1 0 0 0 0,4-9 0 0 0,-5 10-9 0 0,-1-1 0 0 0,0 1 0 0 0,0 0 0 0 0,-1-1 0 0 0,1 0-1 0 0,-1 1 1 0 0,0-1 0 0 0,-1 0 0 0 0,1 0 0 0 0,-1 1 0 0 0,1-1 0 0 0,-1 0 0 0 0,-1 0-1 0 0,1 0 1 0 0,-1 1 0 0 0,0-1 0 0 0,0 0 0 0 0,0 0 0 0 0,-1 1 0 0 0,1-1-1 0 0,-1 1 1 0 0,0 0 0 0 0,-1-1 0 0 0,1 1 0 0 0,-1 0 0 0 0,0 0 0 0 0,0 0 0 0 0,0 1-1 0 0,-4-4 1 0 0,5 5-14 0 0,0-1 0 0 0,-1 1 0 0 0,1 0 0 0 0,-1 1 0 0 0,1-1 0 0 0,-1 0 0 0 0,0 1 0 0 0,0-1 0 0 0,1 1 0 0 0,-1 0 0 0 0,0 0 0 0 0,0 0 0 0 0,0 0 0 0 0,-1 1 0 0 0,1-1 0 0 0,0 1 0 0 0,0 0 0 0 0,0 0 0 0 0,-5 0 0 0 0,-1 2 0 0 0</inkml:trace>
+  <inkml:trace contextRef="#ctx0" brushRef="#br0" timeOffset="543.11">952 346 5568 0 0,'24'2'8848'0'0,"25"-3"-4531"0"0,67-11-819 0 0,-99 10-3130 0 0</inkml:trace>
+  <inkml:trace contextRef="#ctx0" brushRef="#br0" timeOffset="788.8">1047 228 5568 0 0,'0'0'1449'0'0,"0"7"3712"0"0,-1 9-1618 0 0,-5 20-949 0 0,2-16-741 0 0,-2 37 1 0 0,6-43-2292 0 0,1 0 0 0 0,3 21-1 0 0</inkml:trace>
+  <inkml:trace contextRef="#ctx0" brushRef="#br0" timeOffset="1055.28">1561 140 1696 0 0,'0'0'13625'0'0,"-1"23"-9580"0"0,-9 2-2879 0 0,-1-1-1 0 0,-1 1 1 0 0,-22 32-1 0 0,-35 32-3075 0 0</inkml:trace>
+  <inkml:trace contextRef="#ctx0" brushRef="#br0" timeOffset="1197.36">1441 235 2784 0 0,'0'0'12760'0'0,"7"16"-9769"0"0,-4-5-2570 0 0,1 0-1 0 0,0 0 1 0 0,0 0-1 0 0,1-1 1 0 0,1 0-1 0 0,-1 0 0 0 0,2 0 1 0 0,-1-1-1 0 0,1 0 1 0 0,1 0-1 0 0,10 10 1 0 0,1-4-3311 0 0</inkml:trace>
+  <inkml:trace contextRef="#ctx0" brushRef="#br0" timeOffset="1708.96">89 57 4032 0 0,'-4'9'252'0'0,"-7"11"3301"0"0,2 1 0 0 0,-10 28 1 0 0,5 2-1639 0 0,-12 78 0 0 0,24-110-1604 0 0,0 0 0 0 0,1-1-1 0 0,1 1 1 0 0,1 0 0 0 0,0 0-1 0 0,2 0 1 0 0,7 31-1 0 0,3-18 112 0 0,4-1-32 0 0</inkml:trace>
+  <inkml:trace contextRef="#ctx0" brushRef="#br0" timeOffset="2341.77">1879 0 3776 0 0,'4'0'670'0'0,"0"0"0"0"0,-1 1 1 0 0,1-1-1 0 0,0 1 0 0 0,0 0 0 0 0,0 0 0 0 0,-1 0 1 0 0,1 0-1 0 0,0 1 0 0 0,-1-1 0 0 0,1 1 1 0 0,-1 0-1 0 0,0 0 0 0 0,1 0 0 0 0,4 5 1 0 0,-4-3-347 0 0,0 1 0 0 0,0-1 0 0 0,-1 1 0 0 0,0 0 0 0 0,0 0 0 0 0,0 0 0 0 0,0 0 0 0 0,-1 1 0 0 0,3 8 0 0 0,-1 2-170 0 0,-1 0 0 0 0,0 1-1 0 0,-1-1 1 0 0,-1 1-1 0 0,0-1 1 0 0,-3 25-1 0 0,-1-17 60 0 0,-1-1-1 0 0,0 1 0 0 0,-2-1 0 0 0,-1 0 0 0 0,-1-1 0 0 0,0 0 0 0 0,-18 30 0 0 0,10-23 140 0 0,-2-2 0 0 0,-1 0 0 0 0,-1-1 1 0 0,-43 43-1 0 0,-2-4 334 0 0,52-52-518 0 0</inkml:trace>
+</inkml:ink>
+</file>
+
+<file path=word/ink/ink111.xml><?xml version="1.0" encoding="utf-8"?>
+<inkml:ink xmlns:inkml="http://www.w3.org/2003/InkML">
+  <inkml:definitions>
+    <inkml:context xml:id="ctx0">
+      <inkml:inkSource xml:id="inkSrc0">
+        <inkml:traceFormat>
+          <inkml:channel name="X" type="integer" min="-2.14748E9" max="2.14748E9" units="cm"/>
+          <inkml:channel name="Y" type="integer" min="-2.14748E9" max="2.14748E9" units="cm"/>
+          <inkml:channel name="F" type="integer" max="32767" units="dev"/>
+          <inkml:channel name="OA" type="integer" max="360" units="deg"/>
+          <inkml:channel name="OE" type="integer" max="90" units="deg"/>
+        </inkml:traceFormat>
+        <inkml:channelProperties>
+          <inkml:channelProperty channel="X" name="resolution" value="1000" units="1/cm"/>
+          <inkml:channelProperty channel="Y" name="resolution" value="1000" units="1/cm"/>
+          <inkml:channelProperty channel="F" name="resolution" value="0" units="1/dev"/>
+          <inkml:channelProperty channel="OA" name="resolution" value="1000" units="1/deg"/>
+          <inkml:channelProperty channel="OE" name="resolution" value="1000" units="1/deg"/>
+        </inkml:channelProperties>
+      </inkml:inkSource>
+      <inkml:timestamp xml:id="ts0" timeString="2026-02-20T19:57:24.231"/>
+    </inkml:context>
+    <inkml:brush xml:id="br0">
+      <inkml:brushProperty name="width" value="0.035" units="cm"/>
+      <inkml:brushProperty name="height" value="0.035" units="cm"/>
+      <inkml:brushProperty name="color" value="#E71224"/>
+    </inkml:brush>
+  </inkml:definitions>
+  <inkml:trace contextRef="#ctx0" brushRef="#br0">219 1 3008 0 0,'-16'6'7324'0'0,"1"8"-3588"0"0,-10 22-1722 0 0,20-28-1631 0 0,-21 34 460 0 0,3 0 0 0 0,-33 82-1 0 0,44-92-428 0 0,2 0 0 0 0,1 1 0 0 0,2 0 0 0 0,-7 63 0 0 0,14-85-267 0 0,0-1 0 0 0,0 1 0 0 0,1 0 0 0 0,0-1 0 0 0,1 1 0 0 0,0-1 0 0 0,6 19 0 0 0,-6-24-70 0 0,0 0 0 0 0,1 0 1 0 0,0 0-1 0 0,0 0 0 0 0,0-1 0 0 0,0 1 0 0 0,1-1 1 0 0,-1 0-1 0 0,1 0 0 0 0,0 0 0 0 0,0 0 0 0 0,1-1 1 0 0,-1 0-1 0 0,1 1 0 0 0,0-2 0 0 0,6 4 0 0 0,13 3 107 0 0</inkml:trace>
+</inkml:ink>
+</file>
+
+<file path=word/ink/ink112.xml><?xml version="1.0" encoding="utf-8"?>
+<inkml:ink xmlns:inkml="http://www.w3.org/2003/InkML">
+  <inkml:definitions>
+    <inkml:context xml:id="ctx0">
+      <inkml:inkSource xml:id="inkSrc0">
+        <inkml:traceFormat>
+          <inkml:channel name="X" type="integer" min="-2.14748E9" max="2.14748E9" units="cm"/>
+          <inkml:channel name="Y" type="integer" min="-2.14748E9" max="2.14748E9" units="cm"/>
+          <inkml:channel name="F" type="integer" max="32767" units="dev"/>
+          <inkml:channel name="OA" type="integer" max="360" units="deg"/>
+          <inkml:channel name="OE" type="integer" max="90" units="deg"/>
+        </inkml:traceFormat>
+        <inkml:channelProperties>
+          <inkml:channelProperty channel="X" name="resolution" value="1000" units="1/cm"/>
+          <inkml:channelProperty channel="Y" name="resolution" value="1000" units="1/cm"/>
+          <inkml:channelProperty channel="F" name="resolution" value="0" units="1/dev"/>
+          <inkml:channelProperty channel="OA" name="resolution" value="1000" units="1/deg"/>
+          <inkml:channelProperty channel="OE" name="resolution" value="1000" units="1/deg"/>
+        </inkml:channelProperties>
+      </inkml:inkSource>
+      <inkml:timestamp xml:id="ts0" timeString="2026-02-20T19:57:17.915"/>
+    </inkml:context>
+    <inkml:brush xml:id="br0">
+      <inkml:brushProperty name="width" value="0.035" units="cm"/>
+      <inkml:brushProperty name="height" value="0.035" units="cm"/>
+      <inkml:brushProperty name="color" value="#E71224"/>
+    </inkml:brush>
+  </inkml:definitions>
+  <inkml:trace contextRef="#ctx0" brushRef="#br0">18 156 1504 0 0,'0'0'10080'0'0,"7"21"-7632"0"0,-3 1-1438 0 0,-2 1 1 0 0,-1-1-1 0 0,-1 1 1 0 0,0 0 0 0 0,-5 27-1 0 0,4-47-1016 0 0,1 3-36 0 0,-1-1 0 0 0,0 0 0 0 0,0 0 0 0 0,-4 9 0 0 0,5-14 218 0 0,-6-25 1002 0 0,5 15-1070 0 0,-4-16 171 0 0,2 0 1 0 0,1-1-1 0 0,1-29 1 0 0,2 48-249 0 0,0 1-1 0 0,0-1 1 0 0,0 1 0 0 0,1-1-1 0 0,0 1 1 0 0,0 0 0 0 0,1 0-1 0 0,0 0 1 0 0,0 0 0 0 0,1 0 0 0 0,0 1-1 0 0,0 0 1 0 0,0-1 0 0 0,1 2-1 0 0,9-11 1 0 0,4 0-27 0 0,33-24-1 0 0,-45 36-17 0 0,1 0-1 0 0,-1 0 0 0 0,1 1 0 0 0,0 0 0 0 0,0 0 0 0 0,0 0 0 0 0,0 1 0 0 0,1 0 1 0 0,12-1-1 0 0,-20 2 13 0 0,0 1 1 0 0,0 0 0 0 0,1 0-1 0 0,-1 0 1 0 0,0 0 0 0 0,0 0 0 0 0,1 0-1 0 0,-1 0 1 0 0,0 0 0 0 0,0 0-1 0 0,1 0 1 0 0,-1 0 0 0 0,0 0-1 0 0,0 0 1 0 0,1 1 0 0 0,-1-1-1 0 0,0 0 1 0 0,0 0 0 0 0,1 0 0 0 0,-1 0-1 0 0,0 0 1 0 0,0 0 0 0 0,0 1-1 0 0,1-1 1 0 0,-1 0 0 0 0,0 0-1 0 0,0 0 1 0 0,0 0 0 0 0,0 1-1 0 0,1-1 1 0 0,-1 0 0 0 0,0 0 0 0 0,0 1-1 0 0,0-1 1 0 0,0 0 0 0 0,0 0-1 0 0,0 0 1 0 0,0 1 0 0 0,0-1-1 0 0,0 0 1 0 0,1 1 0 0 0,-6 12-33 0 0,-16 15 4 0 0,20-27 27 0 0,-34 39-14 0 0,25-30 13 0 0,0 0-1 0 0,0 1 1 0 0,1 0-1 0 0,1 1 1 0 0,0 0-1 0 0,1 0 1 0 0,0 1-1 0 0,-6 16 1 0 0,12-27 9 0 0,0 0 0 0 0,1 1 0 0 0,-1-1 0 0 0,1 1-1 0 0,0-1 1 0 0,0 0 0 0 0,0 1 0 0 0,0-1 0 0 0,0 1 0 0 0,0-1 0 0 0,1 1 0 0 0,-1-1 0 0 0,1 0-1 0 0,0 1 1 0 0,-1-1 0 0 0,1 0 0 0 0,0 1 0 0 0,0-1 0 0 0,1 0 0 0 0,-1 0 0 0 0,0 0 0 0 0,1 0-1 0 0,0 0 1 0 0,-1 0 0 0 0,1 0 0 0 0,0-1 0 0 0,0 1 0 0 0,0-1 0 0 0,0 1 0 0 0,0-1 0 0 0,3 2-1 0 0,6 3 105 0 0,1-1-1 0 0,0-1 0 0 0,0 1 0 0 0,23 3 1 0 0,-19-4 28 0 0,-4 0-43 0 0</inkml:trace>
+  <inkml:trace contextRef="#ctx0" brushRef="#br0" timeOffset="235.83">452 231 5568 0 0,'0'0'3046'0'0,"19"4"4565"0"0,22-3-4832 0 0,46-7 0 0 0,-59 4-2089 0 0,-8 0-356 0 0</inkml:trace>
+  <inkml:trace contextRef="#ctx0" brushRef="#br0" timeOffset="437.14">436 411 5920 0 0,'0'0'2912'0'0,"21"0"4368"0"0,17-1-4777 0 0,39-8 0 0 0,-36 4-1550 0 0,-20 2-593 0 0</inkml:trace>
+</inkml:ink>
+</file>
+
+<file path=word/ink/ink113.xml><?xml version="1.0" encoding="utf-8"?>
+<inkml:ink xmlns:inkml="http://www.w3.org/2003/InkML">
+  <inkml:definitions>
+    <inkml:context xml:id="ctx0">
+      <inkml:inkSource xml:id="inkSrc0">
+        <inkml:traceFormat>
+          <inkml:channel name="X" type="integer" min="-2.14748E9" max="2.14748E9" units="cm"/>
+          <inkml:channel name="Y" type="integer" min="-2.14748E9" max="2.14748E9" units="cm"/>
+          <inkml:channel name="F" type="integer" max="32767" units="dev"/>
+          <inkml:channel name="OA" type="integer" max="360" units="deg"/>
+          <inkml:channel name="OE" type="integer" max="90" units="deg"/>
+        </inkml:traceFormat>
+        <inkml:channelProperties>
+          <inkml:channelProperty channel="X" name="resolution" value="1000" units="1/cm"/>
+          <inkml:channelProperty channel="Y" name="resolution" value="1000" units="1/cm"/>
+          <inkml:channelProperty channel="F" name="resolution" value="0" units="1/dev"/>
+          <inkml:channelProperty channel="OA" name="resolution" value="1000" units="1/deg"/>
+          <inkml:channelProperty channel="OE" name="resolution" value="1000" units="1/deg"/>
+        </inkml:channelProperties>
+      </inkml:inkSource>
       <inkml:timestamp xml:id="ts0" timeString="2026-02-20T19:57:49.475"/>
     </inkml:context>
     <inkml:brush xml:id="br0">
@@ -12395,12 +12636,12 @@
   <inkml:trace contextRef="#ctx0" brushRef="#br0" timeOffset="291.56">262 53 3456 0 0,'0'0'4633'0'0,"-14"13"1551"0"0,1 2-5509 0 0,0 1 0 0 0,1 1-1 0 0,1 0 1 0 0,1 0 0 0 0,0 1 0 0 0,1 1 0 0 0,-6 21-1 0 0,13-36-613 0 0,1 0 0 0 0,0 0-1 0 0,0 0 1 0 0,0 0 0 0 0,1 0-1 0 0,-1 1 1 0 0,1-1 0 0 0,0 0-1 0 0,1 0 1 0 0,-1 0 0 0 0,1 0-1 0 0,-1 1 1 0 0,1-1 0 0 0,0 0-1 0 0,1 0 1 0 0,-1 0-1 0 0,1 0 1 0 0,0-1 0 0 0,0 1-1 0 0,0 0 1 0 0,0-1 0 0 0,1 1-1 0 0,-1-1 1 0 0,1 0 0 0 0,0 0-1 0 0,0 0 1 0 0,0 0 0 0 0,0 0-1 0 0,1-1 1 0 0,-1 1 0 0 0,1-1-1 0 0,-1 0 1 0 0,1 0 0 0 0,0-1-1 0 0,0 1 1 0 0,0-1-1 0 0,0 1 1 0 0,0-1 0 0 0,0 0-1 0 0,0-1 1 0 0,0 1 0 0 0,1-1-1 0 0,-1 0 1 0 0,7 0 0 0 0,-6-1-26 0 0,-1 1 0 0 0,0-1 1 0 0,0 1-1 0 0,0-1 0 0 0,0-1 1 0 0,0 1-1 0 0,0 0 0 0 0,0-1 1 0 0,0 0-1 0 0,-1 0 0 0 0,1 0 1 0 0,0 0-1 0 0,4-5 0 0 0,-7 6-23 0 0,0 0-1 0 0,0 0 1 0 0,0 0-1 0 0,0 0 1 0 0,0 0-1 0 0,-1 0 1 0 0,1-1-1 0 0,0 1 1 0 0,-1 0 0 0 0,1 0-1 0 0,-1-1 1 0 0,0 1-1 0 0,1 0 1 0 0,-1-1-1 0 0,0 1 1 0 0,0 0-1 0 0,1-3 1 0 0,-2 2-6 0 0,1 0 1 0 0,-1 0-1 0 0,1 0 1 0 0,-1 0-1 0 0,0 0 1 0 0,0 0-1 0 0,0 1 1 0 0,0-1 0 0 0,0 0-1 0 0,0 0 1 0 0,0 1-1 0 0,0-1 1 0 0,-1 1-1 0 0,1-1 1 0 0,-3-1-1 0 0,-1 0-2 0 0,1 0-1 0 0,0 0 1 0 0,-1 1-1 0 0,1 0 1 0 0,-1-1 0 0 0,0 2-1 0 0,0-1 1 0 0,0 1-1 0 0,0-1 1 0 0,0 1-1 0 0,0 1 1 0 0,0-1-1 0 0,-9 1 1 0 0,4 0-3 0 0,0 0 0 0 0,0 1 0 0 0,1 1 0 0 0,-1-1-1 0 0,1 1 1 0 0,-14 5 0 0 0,20-6-163 0 0,-2 2 366 0 0,-3 4-3148 0 0</inkml:trace>
   <inkml:trace contextRef="#ctx0" brushRef="#br0" timeOffset="506.26">525 341 4576 0 0,'0'0'1560'0'0,"-6"3"1568"0"0,4-3-1560 0 0,2 1-8 0 0,-3 1 0 0 0,1-1 0 0 0,-2-1 7 0 0,1 0-1047 0 0,-1 0 0 0 0,0 0 0 0 0,1 0 0 0 0,1 0-8 0 0,-1-1 8 0 0</inkml:trace>
   <inkml:trace contextRef="#ctx0" brushRef="#br0" timeOffset="888.95">698 92 160 0 0,'0'0'2025'0'0,"20"-10"8126"0"0,-3 4-7987 0 0,0 0 1 0 0,30-4-1 0 0,-40 9-1941 0 0,0 0-1 0 0,1 1 1 0 0,-1-1 0 0 0,0 2-1 0 0,1-1 1 0 0,-1 1-1 0 0,1 0 1 0 0,-1 0 0 0 0,8 3-1 0 0,-14-4-184 0 0,-1 1-1 0 0,1-1 0 0 0,-1 0 1 0 0,1 0-1 0 0,-1 1 0 0 0,1-1 1 0 0,-1 0-1 0 0,1 1 0 0 0,-1-1 0 0 0,1 0 1 0 0,-1 1-1 0 0,1-1 0 0 0,-1 1 1 0 0,0-1-1 0 0,1 0 0 0 0,-1 1 1 0 0,0-1-1 0 0,1 1 0 0 0,-1-1 1 0 0,0 1-1 0 0,0 0 0 0 0,0-1 0 0 0,1 1 1 0 0,-1-1-1 0 0,0 1 0 0 0,0-1 1 0 0,0 2-1 0 0,-6 17 607 0 0,-20 16-73 0 0,23-32-525 0 0,-31 32 440 0 0,-16 20-58 0 0,46-50-434 0 0,0 0 0 0 0,1 1 1 0 0,-1-1-1 0 0,1 1 0 0 0,0 0 0 0 0,0 0 1 0 0,1 1-1 0 0,-3 8 0 0 0,5-14 9 0 0,-1 1-1 0 0,1 0 0 0 0,0-1 1 0 0,0 1-1 0 0,-1 0 0 0 0,1 0 1 0 0,0-1-1 0 0,1 1 0 0 0,-1 0 1 0 0,0-1-1 0 0,0 1 0 0 0,1 0 1 0 0,-1-1-1 0 0,1 1 0 0 0,-1-1 1 0 0,1 1-1 0 0,0 0 0 0 0,0-1 1 0 0,0 1-1 0 0,0-1 0 0 0,0 0 1 0 0,0 1-1 0 0,0-1 1 0 0,0 0-1 0 0,0 0 0 0 0,0 0 1 0 0,1 0-1 0 0,-1 0 0 0 0,1 0 1 0 0,-1 0-1 0 0,0 0 0 0 0,1 0 1 0 0,0 0-1 0 0,-1-1 0 0 0,1 1 1 0 0,-1-1-1 0 0,1 1 0 0 0,0-1 1 0 0,3 0-1 0 0,4 2 67 0 0,0-2-1 0 0,0 1 1 0 0,0-1-1 0 0,1-1 1 0 0,17-2 0 0 0,-16 1-3095 0 0</inkml:trace>
-  <inkml:trace contextRef="#ctx0" brushRef="#br0" timeOffset="1296.11">1146 48 544 0 0,'0'0'2248'0'0,"16"-10"10741"0"0,-6 4-9516 0 0,2 0-1581 0 0,-12 6-1865 0 0,1 0 1 0 0,-1 0-1 0 0,0 0 0 0 0,0 0 1 0 0,0 0-1 0 0,0 0 0 0 0,0 0 0 0 0,0 0 1 0 0,0 1-1 0 0,1-1 0 0 0,-1 0 1 0 0,0 0-1 0 0,0 0 0 0 0,0 0 0 0 0,0 0 1 0 0,0 0-1 0 0,0 0 0 0 0,0 0 1 0 0,0 1-1 0 0,0-1 0 0 0,0 0 0 0 0,0 0 1 0 0,0 0-1 0 0,1 0 0 0 0,-1 0 1 0 0,0 0-1 0 0,0 1 0 0 0,0-1 0 0 0,0 0 1 0 0,0 0-1 0 0,0 0 0 0 0,0 0 1 0 0,0 0-1 0 0,0 0 0 0 0,0 1 0 0 0,0-1 1 0 0,0 0-1 0 0,-1 0 0 0 0,1 0 1 0 0,0 0-1 0 0,0 0 0 0 0,0 0 0 0 0,0 1 1 0 0,0-1-1 0 0,0 0 0 0 0,-14 25 1116 0 0,4-7-944 0 0,7-10-130 0 0,1-1 0 0 0,0 1 0 0 0,0 0 0 0 0,0 0 1 0 0,1 0-1 0 0,1 0 0 0 0,-1 0 0 0 0,1 0 0 0 0,1 0 0 0 0,0 9 0 0 0,1-11-62 0 0,-1 0 1 0 0,1 0-1 0 0,1 0 1 0 0,-1 0-1 0 0,1 0 1 0 0,0-1-1 0 0,0 1 1 0 0,0-1-1 0 0,1 1 0 0 0,0-1 1 0 0,0-1-1 0 0,0 1 1 0 0,7 5-1 0 0,16 10 4 0 0,-21-16-9 0 0,0 0 0 0 0,-1 0 0 0 0,0 0 1 0 0,1 1-1 0 0,6 8 0 0 0,-12-13-2 0 0,0 0 1 0 0,0 1-1 0 0,0-1 0 0 0,0 1 0 0 0,0-1 1 0 0,0 0-1 0 0,0 1 0 0 0,0-1 0 0 0,0 1 1 0 0,0-1-1 0 0,0 0 0 0 0,0 1 0 0 0,0-1 1 0 0,0 1-1 0 0,0-1 0 0 0,0 0 0 0 0,0 1 1 0 0,-1-1-1 0 0,1 0 0 0 0,0 1 0 0 0,0-1 1 0 0,0 0-1 0 0,-1 1 0 0 0,1-1 0 0 0,0 0 1 0 0,0 1-1 0 0,-1-1 0 0 0,1 0 0 0 0,0 0 1 0 0,-1 1-1 0 0,1-1 0 0 0,0 0 0 0 0,-1 0 1 0 0,1 0-1 0 0,0 0 0 0 0,-1 1 0 0 0,1-1 1 0 0,-1 0-1 0 0,1 0 0 0 0,0 0 0 0 0,-1 0 1 0 0,0 0-1 0 0,-19 6 14 0 0,19-6-13 0 0,-41 4 173 0 0,26-4-142 0 0</inkml:trace>
+  <inkml:trace contextRef="#ctx0" brushRef="#br0" timeOffset="1296.1">1146 48 544 0 0,'0'0'2248'0'0,"16"-10"10741"0"0,-6 4-9516 0 0,2 0-1581 0 0,-12 6-1865 0 0,1 0 1 0 0,-1 0-1 0 0,0 0 0 0 0,0 0 1 0 0,0 0-1 0 0,0 0 0 0 0,0 0 0 0 0,0 0 1 0 0,0 1-1 0 0,1-1 0 0 0,-1 0 1 0 0,0 0-1 0 0,0 0 0 0 0,0 0 0 0 0,0 0 1 0 0,0 0-1 0 0,0 0 0 0 0,0 0 1 0 0,0 1-1 0 0,0-1 0 0 0,0 0 0 0 0,0 0 1 0 0,0 0-1 0 0,1 0 0 0 0,-1 0 1 0 0,0 0-1 0 0,0 1 0 0 0,0-1 0 0 0,0 0 1 0 0,0 0-1 0 0,0 0 0 0 0,0 0 1 0 0,0 0-1 0 0,0 0 0 0 0,0 1 0 0 0,0-1 1 0 0,0 0-1 0 0,-1 0 0 0 0,1 0 1 0 0,0 0-1 0 0,0 0 0 0 0,0 0 0 0 0,0 1 1 0 0,0-1-1 0 0,0 0 0 0 0,-14 25 1116 0 0,4-7-944 0 0,7-10-130 0 0,1-1 0 0 0,0 1 0 0 0,0 0 0 0 0,0 0 1 0 0,1 0-1 0 0,1 0 0 0 0,-1 0 0 0 0,1 0 0 0 0,1 0 0 0 0,0 9 0 0 0,1-11-62 0 0,-1 0 1 0 0,1 0-1 0 0,1 0 1 0 0,-1 0-1 0 0,1 0 1 0 0,0-1-1 0 0,0 1 1 0 0,0-1-1 0 0,1 1 0 0 0,0-1 1 0 0,0-1-1 0 0,0 1 1 0 0,7 5-1 0 0,16 10 4 0 0,-21-16-9 0 0,0 0 0 0 0,-1 0 0 0 0,0 0 1 0 0,1 1-1 0 0,6 8 0 0 0,-12-13-2 0 0,0 0 1 0 0,0 1-1 0 0,0-1 0 0 0,0 1 0 0 0,0-1 1 0 0,0 0-1 0 0,0 1 0 0 0,0-1 0 0 0,0 1 1 0 0,0-1-1 0 0,0 0 0 0 0,0 1 0 0 0,0-1 1 0 0,0 1-1 0 0,0-1 0 0 0,0 0 0 0 0,0 1 1 0 0,-1-1-1 0 0,1 0 0 0 0,0 1 0 0 0,0-1 1 0 0,0 0-1 0 0,-1 1 0 0 0,1-1 0 0 0,0 0 1 0 0,0 1-1 0 0,-1-1 0 0 0,1 0 0 0 0,0 0 1 0 0,-1 1-1 0 0,1-1 0 0 0,0 0 0 0 0,-1 0 1 0 0,1 0-1 0 0,0 0 0 0 0,-1 1 0 0 0,1-1 1 0 0,-1 0-1 0 0,1 0 0 0 0,0 0 0 0 0,-1 0 1 0 0,0 0-1 0 0,-19 6 14 0 0,19-6-13 0 0,-41 4 173 0 0,26-4-142 0 0</inkml:trace>
   <inkml:trace contextRef="#ctx0" brushRef="#br0" timeOffset="1415.1">1221 35 4672 0 0,'-1'-1'431'0'0,"1"1"0"0"0,0 0 1 0 0,0-1-1 0 0,0 1 0 0 0,0-1 0 0 0,-1 1 1 0 0,1 0-1 0 0,0-1 0 0 0,0 1 0 0 0,0-1 1 0 0,0 1-1 0 0,0 0 0 0 0,0-1 0 0 0,0 1 1 0 0,0-1-1 0 0,0 1 0 0 0,0-1 0 0 0,0 1 1 0 0,1 0-1 0 0,-1-1 0 0 0,2-2 3882 0 0,-1 2-3882 0 0,16-6 4260 0 0,30 2-5403 0 0,-37 4 2230 0 0,44-3-502 0 0,-20 0-610 0 0</inkml:trace>
 </inkml:ink>
 </file>
 
-<file path=word/ink/ink111.xml><?xml version="1.0" encoding="utf-8"?>
+<file path=word/ink/ink114.xml><?xml version="1.0" encoding="utf-8"?>
 <inkml:ink xmlns:inkml="http://www.w3.org/2003/InkML">
   <inkml:definitions>
     <inkml:context xml:id="ctx0">
@@ -12435,7 +12676,7 @@
 </inkml:ink>
 </file>
 
-<file path=word/ink/ink112.xml><?xml version="1.0" encoding="utf-8"?>
+<file path=word/ink/ink115.xml><?xml version="1.0" encoding="utf-8"?>
 <inkml:ink xmlns:inkml="http://www.w3.org/2003/InkML">
   <inkml:definitions>
     <inkml:context xml:id="ctx0">
@@ -12473,7 +12714,7 @@
 </inkml:ink>
 </file>
 
-<file path=word/ink/ink113.xml><?xml version="1.0" encoding="utf-8"?>
+<file path=word/ink/ink116.xml><?xml version="1.0" encoding="utf-8"?>
 <inkml:ink xmlns:inkml="http://www.w3.org/2003/InkML">
   <inkml:definitions>
     <inkml:context xml:id="ctx0">
@@ -12502,17 +12743,17 @@
     </inkml:brush>
   </inkml:definitions>
   <inkml:trace contextRef="#ctx0" brushRef="#br0">12 75 1888 0 0,'0'0'1665'0'0,"-9"-8"9667"0"0,7 6-9139 0 0,3 1-1998 0 0,1-1-1 0 0,-1 1 1 0 0,1 0 0 0 0,-1 1-1 0 0,1-1 1 0 0,0 0 0 0 0,-1 0-1 0 0,1 1 1 0 0,0-1 0 0 0,0 1-1 0 0,0 0 1 0 0,3-1-1 0 0,8-2 213 0 0,6-5-295 0 0,1 1 0 0 0,0 2 0 0 0,0 0 0 0 0,0 0 0 0 0,1 2 0 0 0,40-1 0 0 0,-61 4-117 0 0,0 0 0 0 0,1 0 1 0 0,-1 0-1 0 0,0 0 0 0 0,1 0 0 0 0,-1 0 0 0 0,1 0 0 0 0,-1 0 0 0 0,0 0 0 0 0,1 0 0 0 0,-1 0 0 0 0,0 0 0 0 0,1 0 0 0 0,-1 0 0 0 0,0 0 0 0 0,0 1 0 0 0,1-1 0 0 0,-1 0 0 0 0,0 0 0 0 0,1 0 1 0 0,-1 1-1 0 0,0-1 0 0 0,0 0 0 0 0,1 0 0 0 0,-1 0 0 0 0,0 1 0 0 0,0-1 0 0 0,0 0 0 0 0,1 1 0 0 0,-1-1 0 0 0,0 0 0 0 0,0 1 0 0 0,-4 11-67 0 0,-16 11 32 0 0,18-21 29 0 0,-18 18-6 0 0,-21 23-5 0 0,38-40 20 0 0,1 1-1 0 0,-1-1 1 0 0,1 1-1 0 0,0 0 1 0 0,0 0-1 0 0,0 0 1 0 0,0 0 0 0 0,1 0-1 0 0,-1 0 1 0 0,0 7-1 0 0,2-9 3 0 0,0 0-1 0 0,0 0 1 0 0,0 0-1 0 0,1 0 1 0 0,-1 0 0 0 0,0-1-1 0 0,1 1 1 0 0,0 0-1 0 0,-1 0 1 0 0,1 0-1 0 0,0-1 1 0 0,0 1-1 0 0,0 0 1 0 0,0-1-1 0 0,0 1 1 0 0,0-1-1 0 0,1 1 1 0 0,-1-1-1 0 0,0 1 1 0 0,1-1-1 0 0,-1 0 1 0 0,1 0-1 0 0,-1 0 1 0 0,4 2-1 0 0,5 2 57 0 0,0 1 0 0 0,1-1 0 0 0,12 3 1 0 0,2 2 130 0 0,-23-9-154 0 0,1 0-1 0 0,-1 1 1 0 0,0-1-1 0 0,0 0 1 0 0,0 1-1 0 0,0-1 0 0 0,0 1 1 0 0,0 0-1 0 0,2 2 1 0 0,-4-3-24 0 0,1-1 1 0 0,-1 0 0 0 0,0 1 0 0 0,0-1 0 0 0,0 1-1 0 0,0-1 1 0 0,0 0 0 0 0,1 1 0 0 0,-1-1-1 0 0,0 0 1 0 0,0 1 0 0 0,0-1 0 0 0,0 1-1 0 0,0-1 1 0 0,0 0 0 0 0,0 1 0 0 0,-1-1-1 0 0,1 1 1 0 0,0-1 0 0 0,0 0 0 0 0,0 1-1 0 0,0-1 1 0 0,0 0 0 0 0,-1 1 0 0 0,-12 9 172 0 0,-73 32 875 0 0,79-38-953 0 0</inkml:trace>
-  <inkml:trace contextRef="#ctx0" brushRef="#br0" timeOffset="258.46">403 71 1696 0 0,'0'0'5697'0'0,"-14"18"1895"0"0,6-6-6569 0 0,-1 0 0 0 0,2 0-1 0 0,-11 23 1 0 0,15-30-854 0 0,1 1 0 0 0,-1 0 0 0 0,1 0 0 0 0,0 1 0 0 0,1-1 0 0 0,0 0 0 0 0,0 1 0 0 0,0-1 0 0 0,1 0 0 0 0,0 12 0 0 0,1-16-115 0 0,-1 0 0 0 0,0 0 0 0 0,1 0 0 0 0,0-1 0 0 0,-1 1 0 0 0,1 0 0 0 0,0 0 0 0 0,0 0 0 0 0,0-1 0 0 0,0 1 0 0 0,0 0 0 0 0,1-1 0 0 0,-1 1 0 0 0,0-1 0 0 0,1 0 0 0 0,-1 1 0 0 0,1-1 0 0 0,-1 0 0 0 0,1 0 0 0 0,2 2 0 0 0,0-2 23 0 0,0 1 0 0 0,-1-1-1 0 0,1 0 1 0 0,0 0 0 0 0,0-1 0 0 0,0 1-1 0 0,-1-1 1 0 0,1 0 0 0 0,0 0 0 0 0,5 0-1 0 0,-2-1 19 0 0,1 0 0 0 0,-1-1 0 0 0,1 0 0 0 0,-1 0 0 0 0,0 0 0 0 0,1-1 0 0 0,-1 0 0 0 0,0 0 0 0 0,-1-1 0 0 0,11-7 0 0 0,-14 9-66 0 0,0-1 0 0 0,0 0 0 0 0,0 0 0 0 0,-1 0 0 0 0,1 0 0 0 0,-1 0 0 0 0,0-1 0 0 0,1 1 0 0 0,-1-1 0 0 0,-1 0 0 0 0,1 1 0 0 0,-1-1 0 0 0,1 0 0 0 0,-1 0 0 0 0,0 0 0 0 0,-1 0 0 0 0,1 0 0 0 0,-1 0 0 0 0,1 0 0 0 0,-1 0 0 0 0,0 0 0 0 0,-1 0 0 0 0,0-7 0 0 0,0 7-32 0 0,-1 0 1 0 0,0-1-1 0 0,1 1 1 0 0,-1 0-1 0 0,-1 0 0 0 0,1 0 1 0 0,-1 0-1 0 0,1 0 1 0 0,-1 0-1 0 0,0 1 0 0 0,-1-1 1 0 0,1 1-1 0 0,0 0 0 0 0,-1 0 1 0 0,0 0-1 0 0,0 1 1 0 0,0-1-1 0 0,0 1 0 0 0,0 0 1 0 0,-7-3-1 0 0,8 4-198 0 0,-21-6 226 0 0,3 2-2865 0 0</inkml:trace>
+  <inkml:trace contextRef="#ctx0" brushRef="#br0" timeOffset="258.45">403 71 1696 0 0,'0'0'5697'0'0,"-14"18"1895"0"0,6-6-6569 0 0,-1 0 0 0 0,2 0-1 0 0,-11 23 1 0 0,15-30-854 0 0,1 1 0 0 0,-1 0 0 0 0,1 0 0 0 0,0 1 0 0 0,1-1 0 0 0,0 0 0 0 0,0 1 0 0 0,0-1 0 0 0,1 0 0 0 0,0 12 0 0 0,1-16-115 0 0,-1 0 0 0 0,0 0 0 0 0,1 0 0 0 0,0-1 0 0 0,-1 1 0 0 0,1 0 0 0 0,0 0 0 0 0,0 0 0 0 0,0-1 0 0 0,0 1 0 0 0,0 0 0 0 0,1-1 0 0 0,-1 1 0 0 0,0-1 0 0 0,1 0 0 0 0,-1 1 0 0 0,1-1 0 0 0,-1 0 0 0 0,1 0 0 0 0,2 2 0 0 0,0-2 23 0 0,0 1 0 0 0,-1-1-1 0 0,1 0 1 0 0,0 0 0 0 0,0-1 0 0 0,0 1-1 0 0,-1-1 1 0 0,1 0 0 0 0,0 0 0 0 0,5 0-1 0 0,-2-1 19 0 0,1 0 0 0 0,-1-1 0 0 0,1 0 0 0 0,-1 0 0 0 0,0 0 0 0 0,1-1 0 0 0,-1 0 0 0 0,0 0 0 0 0,-1-1 0 0 0,11-7 0 0 0,-14 9-66 0 0,0-1 0 0 0,0 0 0 0 0,0 0 0 0 0,-1 0 0 0 0,1 0 0 0 0,-1 0 0 0 0,0-1 0 0 0,1 1 0 0 0,-1-1 0 0 0,-1 0 0 0 0,1 1 0 0 0,-1-1 0 0 0,1 0 0 0 0,-1 0 0 0 0,0 0 0 0 0,-1 0 0 0 0,1 0 0 0 0,-1 0 0 0 0,1 0 0 0 0,-1 0 0 0 0,0 0 0 0 0,-1 0 0 0 0,0-7 0 0 0,0 7-32 0 0,-1 0 1 0 0,0-1-1 0 0,1 1 1 0 0,-1 0-1 0 0,-1 0 0 0 0,1 0 1 0 0,-1 0-1 0 0,1 0 1 0 0,-1 0-1 0 0,0 1 0 0 0,-1-1 1 0 0,1 1-1 0 0,0 0 0 0 0,-1 0 1 0 0,0 0-1 0 0,0 1 1 0 0,0-1-1 0 0,0 1 0 0 0,0 0 1 0 0,-7-3-1 0 0,8 4-198 0 0,-21-6 226 0 0,3 2-2865 0 0</inkml:trace>
   <inkml:trace contextRef="#ctx0" brushRef="#br0" timeOffset="546.52">894 189 5664 0 0,'18'1'5353'0'0,"34"0"0"0"0,-27-3-4220 0 0,1-2-1 0 0,-1 0 1 0 0,0-1-1 0 0,40-14 1 0 0,-47 11-1015 0 0</inkml:trace>
   <inkml:trace contextRef="#ctx0" brushRef="#br0" timeOffset="735.15">972 74 5920 0 0,'0'0'1456'0'0,"-5"23"5824"0"0,-14 29-2965 0 0,13-34-3580 0 0,1 1 0 0 0,1-1 1 0 0,1 1-1 0 0,-3 35 0 0 0,7-37-383 0 0</inkml:trace>
-  <inkml:trace contextRef="#ctx0" brushRef="#br0" timeOffset="1031.1">1523 1 4800 0 0,'0'0'3142'0'0,"3"15"6125"0"0,-11 0-8446 0 0,0 0 0 0 0,-1-1 0 0 0,0 0 0 0 0,-1 0 0 0 0,-1-1-1 0 0,-12 13 1 0 0,-11 12 239 0 0,22-22-644 0 0,0-3 0 0 0</inkml:trace>
+  <inkml:trace contextRef="#ctx0" brushRef="#br0" timeOffset="1031.09">1523 1 4800 0 0,'0'0'3142'0'0,"3"15"6125"0"0,-11 0-8446 0 0,0 0 0 0 0,-1-1 0 0 0,0 0 0 0 0,-1 0 0 0 0,-1-1-1 0 0,-12 13 1 0 0,-11 12 239 0 0,22-22-644 0 0,0-3 0 0 0</inkml:trace>
   <inkml:trace contextRef="#ctx0" brushRef="#br0" timeOffset="1139.31">1393 82 3104 0 0,'0'0'1889'0'0,"21"4"9463"0"0,-15 1-10685 0 0,0 1 0 0 0,0-1 1 0 0,0 2-1 0 0,-1-1 0 0 0,0 1 0 0 0,0-1 1 0 0,-1 1-1 0 0,0 1 0 0 0,5 12 1 0 0,-4-10-305 0 0,0-1 1 0 0,0 1-1 0 0,1-1 1 0 0,0 0 0 0 0,9 9-1 0 0,-4-9 93 0 0</inkml:trace>
   <inkml:trace contextRef="#ctx0" brushRef="#br0" timeOffset="1589.59">1955 94 4544 0 0,'-4'3'9465'0'0,"6"-2"-8719"0"0,0 1 0 0 0,0-1 0 0 0,1 0 0 0 0,-1 0 0 0 0,0 0 0 0 0,0-1 1 0 0,1 1-1 0 0,2 0 0 0 0,38 2 332 0 0,-29-3-255 0 0,159-2 2065 0 0,-104-2-5515 0 0,-66 4 2399 0 0</inkml:trace>
   <inkml:trace contextRef="#ctx0" brushRef="#br0" timeOffset="1785.99">1901 279 5824 0 0,'21'0'7640'0'0,"66"-2"-1731"0"0,120-16-2667 0 0,-150 11-3122 0 0</inkml:trace>
 </inkml:ink>
 </file>
 
-<file path=word/ink/ink114.xml><?xml version="1.0" encoding="utf-8"?>
+<file path=word/ink/ink117.xml><?xml version="1.0" encoding="utf-8"?>
 <inkml:ink xmlns:inkml="http://www.w3.org/2003/InkML">
   <inkml:definitions>
     <inkml:context xml:id="ctx0">
@@ -12545,7 +12786,7 @@
 </inkml:ink>
 </file>
 
-<file path=word/ink/ink115.xml><?xml version="1.0" encoding="utf-8"?>
+<file path=word/ink/ink118.xml><?xml version="1.0" encoding="utf-8"?>
 <inkml:ink xmlns:inkml="http://www.w3.org/2003/InkML">
   <inkml:definitions>
     <inkml:context xml:id="ctx0">
@@ -12584,7 +12825,7 @@
 </inkml:ink>
 </file>
 
-<file path=word/ink/ink116.xml><?xml version="1.0" encoding="utf-8"?>
+<file path=word/ink/ink119.xml><?xml version="1.0" encoding="utf-8"?>
 <inkml:ink xmlns:inkml="http://www.w3.org/2003/InkML">
   <inkml:definitions>
     <inkml:context xml:id="ctx0">
@@ -12617,111 +12858,6 @@
   <inkml:trace contextRef="#ctx0" brushRef="#br0" timeOffset="506.51">306 252 5760 0 0,'0'0'5998'0'0,"6"-1"-1375"0"0,12-4-2707 0 0,89-27 1881 0 0,-36 12-2825 0 0,-6-2-3411 0 0</inkml:trace>
   <inkml:trace contextRef="#ctx0" brushRef="#br0" timeOffset="731.39">698 97 11992 0 0,'-3'-2'11443'0'0,"-12"-5"-10832"0"0,11 7-600 0 0,-1 1 0 0 0,1 0 0 0 0,0 0 0 0 0,0 0 0 0 0,0 1 0 0 0,0-1 0 0 0,0 1 0 0 0,0 0 0 0 0,0 0 0 0 0,0 0 0 0 0,1 1 0 0 0,-1-1 0 0 0,1 1 0 0 0,0 0 0 0 0,0 0 0 0 0,0 0 0 0 0,0 0 0 0 0,0 0 0 0 0,1 1 0 0 0,-1-1 0 0 0,1 1 0 0 0,-3 7 0 0 0,1-5 13 0 0,1 0 0 0 0,1 0 0 0 0,-1 0 1 0 0,1 1-1 0 0,0-1 0 0 0,1 1 0 0 0,0 0 1 0 0,0-1-1 0 0,0 1 0 0 0,0 0 0 0 0,1 0 0 0 0,1 0 1 0 0,1 11-1 0 0,-2-15-9 0 0,1 0 0 0 0,0 0 1 0 0,0 0-1 0 0,1 0 0 0 0,-1 0 0 0 0,1 0 0 0 0,-1 0 1 0 0,1-1-1 0 0,0 1 0 0 0,0-1 0 0 0,0 1 0 0 0,0-1 1 0 0,1 0-1 0 0,-1 1 0 0 0,1-1 0 0 0,-1-1 0 0 0,1 1 1 0 0,4 2-1 0 0,-2-2 8 0 0,0 0 0 0 0,0 0 0 0 0,0-1 0 0 0,0 0 0 0 0,0 0 0 0 0,0 0 0 0 0,0-1 1 0 0,0 0-1 0 0,0 0 0 0 0,0 0 0 0 0,6-1 0 0 0,-5 0-19 0 0,1 0 0 0 0,-1 0 0 0 0,0 0 0 0 0,0-1 0 0 0,-1 0 0 0 0,1 0 0 0 0,0-1 0 0 0,-1 0 0 0 0,1 0 0 0 0,-1 0 0 0 0,0 0-1 0 0,0-1 1 0 0,0 0 0 0 0,0 0 0 0 0,-1 0 0 0 0,0-1 0 0 0,0 0 0 0 0,0 1 0 0 0,0-1 0 0 0,3-6 0 0 0,-6 7 10 0 0,1-1-1 0 0,-1 1 1 0 0,1-1-1 0 0,-1 1 1 0 0,-1-1-1 0 0,1 1 1 0 0,-1-1-1 0 0,1 0 1 0 0,-1 1-1 0 0,-1-1 0 0 0,1 0 1 0 0,-1 1-1 0 0,1-1 1 0 0,-1 1-1 0 0,-1-1 1 0 0,1 1-1 0 0,-4-7 1 0 0,4 7-316 0 0,-1 1 0 0 0,0 1 0 0 0,0-1 0 0 0,0 0 0 0 0,-1 0 0 0 0,1 1 0 0 0,0-1 0 0 0,-1 1 0 0 0,-5-4 0 0 0</inkml:trace>
   <inkml:trace contextRef="#ctx0" brushRef="#br0" timeOffset="971.22">920 102 3008 0 0,'6'4'13577'0'0,"-27"33"-9529"0"0,15-28-3549 0 0,0 1 0 0 0,1-1-1 0 0,-5 14 1 0 0,9-20-411 0 0,0 0 1 0 0,0 0 0 0 0,1 1-1 0 0,-1-1 1 0 0,1 0 0 0 0,0 0-1 0 0,-1 0 1 0 0,1 0 0 0 0,1 0 0 0 0,-1 0-1 0 0,0 1 1 0 0,1-1 0 0 0,0 0-1 0 0,0 0 1 0 0,0 0 0 0 0,1 3-1 0 0,-1-4-22 0 0,1 0-1 0 0,-1 0 1 0 0,1 0-1 0 0,0 0 1 0 0,0 0-1 0 0,0 0 1 0 0,0 0-1 0 0,0-1 1 0 0,0 1-1 0 0,0-1 1 0 0,1 1-1 0 0,-1-1 1 0 0,0 0 0 0 0,1 0-1 0 0,-1 0 1 0 0,1 0-1 0 0,-1 0 1 0 0,1-1-1 0 0,0 1 1 0 0,-1-1-1 0 0,1 1 1 0 0,0-1-1 0 0,-1 0 1 0 0,1 0-1 0 0,0-1 1 0 0,-1 1-1 0 0,5-1 1 0 0,1 0 27 0 0,0-1-1 0 0,0 1 1 0 0,0-2 0 0 0,-1 1 0 0 0,1-1 0 0 0,-1 0 0 0 0,15-8 0 0 0,-18 8-83 0 0,0 0 0 0 0,0 0 1 0 0,-1 0-1 0 0,1-1 0 0 0,-1 1 1 0 0,1-1-1 0 0,-1 0 1 0 0,0 0-1 0 0,0 0 0 0 0,-1 0 1 0 0,0 0-1 0 0,1-1 0 0 0,-1 1 1 0 0,-1-1-1 0 0,1 1 0 0 0,-1-1 1 0 0,2-8-1 0 0,-2 9-7 0 0,-1 0-1 0 0,0 0 1 0 0,0 0-1 0 0,-1 1 1 0 0,1-1 0 0 0,-1 0-1 0 0,1 0 1 0 0,-1 1-1 0 0,0-1 1 0 0,-1 0-1 0 0,1 1 1 0 0,-1-1-1 0 0,1 1 1 0 0,-1 0 0 0 0,0-1-1 0 0,0 1 1 0 0,-1 0-1 0 0,1 0 1 0 0,-1 0-1 0 0,1 1 1 0 0,-1-1-1 0 0,0 0 1 0 0,-4-2 0 0 0,-5-2 11 0 0</inkml:trace>
-</inkml:ink>
-</file>
-
-<file path=word/ink/ink117.xml><?xml version="1.0" encoding="utf-8"?>
-<inkml:ink xmlns:inkml="http://www.w3.org/2003/InkML">
-  <inkml:definitions>
-    <inkml:context xml:id="ctx0">
-      <inkml:inkSource xml:id="inkSrc0">
-        <inkml:traceFormat>
-          <inkml:channel name="X" type="integer" min="-2.14748E9" max="2.14748E9" units="cm"/>
-          <inkml:channel name="Y" type="integer" min="-2.14748E9" max="2.14748E9" units="cm"/>
-          <inkml:channel name="F" type="integer" max="32767" units="dev"/>
-          <inkml:channel name="OA" type="integer" max="360" units="deg"/>
-          <inkml:channel name="OE" type="integer" max="90" units="deg"/>
-        </inkml:traceFormat>
-        <inkml:channelProperties>
-          <inkml:channelProperty channel="X" name="resolution" value="1000" units="1/cm"/>
-          <inkml:channelProperty channel="Y" name="resolution" value="1000" units="1/cm"/>
-          <inkml:channelProperty channel="F" name="resolution" value="0" units="1/dev"/>
-          <inkml:channelProperty channel="OA" name="resolution" value="1000" units="1/deg"/>
-          <inkml:channelProperty channel="OE" name="resolution" value="1000" units="1/deg"/>
-        </inkml:channelProperties>
-      </inkml:inkSource>
-      <inkml:timestamp xml:id="ts0" timeString="2026-02-20T19:58:25.896"/>
-    </inkml:context>
-    <inkml:brush xml:id="br0">
-      <inkml:brushProperty name="width" value="0.035" units="cm"/>
-      <inkml:brushProperty name="height" value="0.035" units="cm"/>
-      <inkml:brushProperty name="color" value="#E71224"/>
-    </inkml:brush>
-  </inkml:definitions>
-  <inkml:trace contextRef="#ctx0" brushRef="#br0">137 41 1472 0 0,'1'0'643'0'0,"1"0"0"0"0,-1-1-1 0 0,0 1 1 0 0,1-1 0 0 0,-1 0 0 0 0,0 1 0 0 0,0-1 0 0 0,1 0-1 0 0,-1 1 1 0 0,0-1 0 0 0,0 0 0 0 0,0 0 0 0 0,0 0 0 0 0,0 0-1 0 0,0 0 1 0 0,0 0 0 0 0,-1-1 0 0 0,1 1 0 0 0,0 0-1 0 0,-1 0 1 0 0,1-1 0 0 0,0 0 0 0 0,-1 1-463 0 0,0 1 0 0 0,0-1 0 0 0,0 0 0 0 0,0 1 0 0 0,0-1 0 0 0,0 1 0 0 0,0-1 0 0 0,0 1 0 0 0,-1-1 0 0 0,1 1 0 0 0,0-1-1 0 0,0 1 1 0 0,0-1 0 0 0,-1 1 0 0 0,1-1 0 0 0,0 1 0 0 0,-1-1 0 0 0,1 1 0 0 0,0 0 0 0 0,-1-1 0 0 0,0 0 0 0 0,0 0-126 0 0,0 1 1 0 0,0-1-1 0 0,-1 0 0 0 0,1 0 0 0 0,0 1 1 0 0,-1-1-1 0 0,1 1 0 0 0,-1-1 1 0 0,1 1-1 0 0,0 0 0 0 0,-3-1 0 0 0,-3 1 102 0 0,0-1 0 0 0,-1 1-1 0 0,1 0 1 0 0,0 1-1 0 0,0 0 1 0 0,-1 0 0 0 0,1 0-1 0 0,0 1 1 0 0,0 0-1 0 0,0 1 1 0 0,0 0 0 0 0,-10 5-1 0 0,14-7-108 0 0,1 1-1 0 0,0-1 1 0 0,0 1-1 0 0,0-1 1 0 0,-1 1-1 0 0,2 0 1 0 0,-1-1-1 0 0,0 1 1 0 0,0 0-1 0 0,1 0 1 0 0,-1 0-1 0 0,1 1 1 0 0,-1-1-1 0 0,1 0 1 0 0,0 1-1 0 0,0-1 1 0 0,0 0-1 0 0,0 1 1 0 0,1-1-1 0 0,-1 1 0 0 0,0 0 1 0 0,1-1-1 0 0,0 1 1 0 0,0-1-1 0 0,0 1 1 0 0,0 0-1 0 0,0-1 1 0 0,0 1-1 0 0,1-1 1 0 0,-1 1-1 0 0,1-1 1 0 0,0 1-1 0 0,0-1 1 0 0,0 1-1 0 0,0-1 1 0 0,0 0-1 0 0,0 1 1 0 0,2 2-1 0 0,6 8-16 0 0,1 1-1 0 0,16 16 0 0 0,-18-22-7 0 0,0 1 0 0 0,-1 0 0 0 0,0 1-1 0 0,0 0 1 0 0,-1 0 0 0 0,7 16-1 0 0,-12-24-16 0 0,0-1 0 0 0,-1 1-1 0 0,0-1 1 0 0,1 1 0 0 0,-1 0-1 0 0,0-1 1 0 0,0 1 0 0 0,0 0-1 0 0,0-1 1 0 0,0 1 0 0 0,0 0-1 0 0,-1-1 1 0 0,1 1 0 0 0,0-1-1 0 0,-1 1 1 0 0,1 0 0 0 0,-1-1-1 0 0,0 1 1 0 0,-1 2 0 0 0,0-2 12 0 0,0 1-1 0 0,0-1 1 0 0,0 1 0 0 0,-1-1 0 0 0,1 0 0 0 0,-1 0 0 0 0,0 0 0 0 0,1 0-1 0 0,-6 3 1 0 0,2-3 26 0 0,0 1 0 0 0,0-1 1 0 0,0 1-1 0 0,0-2 0 0 0,0 1 0 0 0,0-1 0 0 0,-1 0 0 0 0,1 0 0 0 0,0 0 0 0 0,-9-1 0 0 0,15 0-38 0 0,-1 0-1 0 0,1-1 1 0 0,0 1-1 0 0,0 0 1 0 0,-1 0-1 0 0,1 0 1 0 0,0 0-1 0 0,0-1 1 0 0,-1 1-1 0 0,1 0 1 0 0,0 0-1 0 0,0-1 1 0 0,-1 1-1 0 0,1 0 1 0 0,0 0-1 0 0,0-1 1 0 0,0 1-1 0 0,0 0 1 0 0,0 0-1 0 0,-1-1 1 0 0,1 1-1 0 0,0 0 1 0 0,0-1-1 0 0,0 1 1 0 0,0 0-1 0 0,0 0 1 0 0,0-1-1 0 0,0 1 1 0 0,0 0-1 0 0,0-1 1 0 0,0 1-1 0 0,0 0 1 0 0,0-1-1 0 0,0 1 1 0 0,0 0-1 0 0,0-1 1 0 0,1 1-1 0 0,-1 0 1 0 0,0 0-1 0 0,0-1 1 0 0,0 1-1 0 0,0 0 1 0 0,1 0-1 0 0,-1-1 1 0 0,0 1-1 0 0,0 0 1 0 0,0 0-1 0 0,1-1 1 0 0,11-16 102 0 0,-11 14-91 0 0,155-186 407 0 0,-142 173-392 0 0,-6 7 2 0 0,-1 0-1 0 0,1 1 1 0 0,1 0-1 0 0,-1 0 1 0 0,1 1-1 0 0,11-7 1 0 0,-30 37 52 0 0,-30 65-45 0 0,36-77-36 0 0,0-1 0 0 0,1 1 0 0 0,0 0-1 0 0,1 0 1 0 0,1 1 0 0 0,-2 17 0 0 0,3-27-4 0 0,0-1 1 0 0,0 1 0 0 0,1 0 0 0 0,-1 0 0 0 0,0 0 0 0 0,1 0 0 0 0,-1 0 0 0 0,1 0 0 0 0,-1-1 0 0 0,1 1 0 0 0,0 0 0 0 0,0 0 0 0 0,0-1 0 0 0,0 1 0 0 0,0 0 0 0 0,0-1 0 0 0,0 1 0 0 0,1-1 0 0 0,-1 0 0 0 0,0 1 0 0 0,4 1 0 0 0,-3-2-1 0 0,1 1 1 0 0,0-1-1 0 0,0 0 1 0 0,0 0-1 0 0,0-1 1 0 0,0 1-1 0 0,0 0 1 0 0,0-1-1 0 0,0 0 1 0 0,0 0-1 0 0,0 0 1 0 0,4 0-1 0 0,3-2 1 0 0,0 0 1 0 0,0 0-1 0 0,-1 0 0 0 0,1-2 0 0 0,-1 1 0 0 0,0-1 1 0 0,12-7-1 0 0,-15 8-1 0 0,-1-1 1 0 0,0 0-1 0 0,0-1 0 0 0,-1 1 1 0 0,1-1-1 0 0,-1 0 0 0 0,0 0 1 0 0,-1 0-1 0 0,1-1 0 0 0,-1 1 1 0 0,0-1-1 0 0,0 0 0 0 0,0 0 1 0 0,-1 0-1 0 0,0 0 0 0 0,-1 0 1 0 0,1 0-1 0 0,-1-1 0 0 0,1-10 1 0 0,-2 13 2 0 0,0 0 0 0 0,0-1 0 0 0,0 1 1 0 0,0-1-1 0 0,-1 1 0 0 0,0-1 0 0 0,0 1 0 0 0,0-1 1 0 0,-1 1-1 0 0,1 0 0 0 0,-1 0 0 0 0,0 0 1 0 0,0 0-1 0 0,0 0 0 0 0,-1 0 0 0 0,0 1 0 0 0,1-1 1 0 0,-1 1-1 0 0,0-1 0 0 0,-1 1 0 0 0,1 0 0 0 0,0 0 1 0 0,-1 1-1 0 0,0-1 0 0 0,0 1 0 0 0,1 0 0 0 0,-1 0 1 0 0,-8-3-1 0 0,7 4 12 0 0,1-1 0 0 0,0 1 1 0 0,-1 1-1 0 0,1-1 0 0 0,-1 1 0 0 0,1 0 0 0 0,-1 0 1 0 0,1 0-1 0 0,-1 0 0 0 0,1 1 0 0 0,-6 1 1 0 0,0 0 22 0 0</inkml:trace>
-  <inkml:trace contextRef="#ctx0" brushRef="#br0" timeOffset="497.74">775 99 4256 0 0,'0'0'5320'0'0,"-17"21"3341"0"0,-16 16-4757 0 0,-51 74 1 0 0,84-134-25648 0 0,2 4 18930 0 0,0 4 7115 0 0,2-6-842 0 0,-4 15-2393 0 0,1 0-1 0 0,0 0 1 0 0,0 0 0 0 0,1 0 0 0 0,-1 0 0 0 0,5-7-1 0 0,-1 36 1776 0 0,-5-13-2446 0 0,-1 4 199 0 0,1-1 0 0 0,1 0 0 0 0,5 25 0 0 0,-4-29-413 0 0</inkml:trace>
-  <inkml:trace contextRef="#ctx0" brushRef="#br0" timeOffset="640.92">636 231 4832 0 0,'-5'-1'13289'0'0,"49"-11"-9730"0"0,-16 6-2618 0 0,7-3-819 0 0</inkml:trace>
-  <inkml:trace contextRef="#ctx0" brushRef="#br0" timeOffset="809.72">1153 97 2944 0 0,'10'-11'12793'0'0,"-10"11"-12688"0"0,0 1 1 0 0,1-1-1 0 0,-1 0 1 0 0,0 0-1 0 0,0 0 1 0 0,0 0-1 0 0,1 0 0 0 0,-1 0 1 0 0,0 0-1 0 0,0 0 1 0 0,0 0-1 0 0,1 0 1 0 0,-1 0-1 0 0,0 1 1 0 0,0-1-1 0 0,0 0 0 0 0,0 0 1 0 0,1 0-1 0 0,-1 0 1 0 0,0 0-1 0 0,0 1 1 0 0,0-1-1 0 0,0 0 1 0 0,0 0-1 0 0,1 0 1 0 0,-1 1-1 0 0,0-1 0 0 0,0 0 1 0 0,0 0-1 0 0,0 1 1 0 0,0-1-1 0 0,0 0 1 0 0,0 0-1 0 0,0 0 1 0 0,0 1-1 0 0,0-1 0 0 0,0 0 1 0 0,0 1-1 0 0,-3 13 1376 0 0,-9 12-524 0 0,-7 6 89 0 0,-2-1-1 0 0,-41 47 0 0 0,53-68-4105 0 0</inkml:trace>
-  <inkml:trace contextRef="#ctx0" brushRef="#br0" timeOffset="1040.82">991 130 5824 0 0,'0'0'3104'0'0,"16"12"4655"0"0,18 50-3410 0 0,-27-46-3814 0 0,1-1 1 0 0,0 0-1 0 0,1 0 0 0 0,1-1 1 0 0,0 0-1 0 0,15 14 0 0 0,-14-19-143 0 0</inkml:trace>
-  <inkml:trace contextRef="#ctx0" brushRef="#br0" timeOffset="2276.23">1052 292 5440 0 0,'0'0'4728'0'0,"-11"8"2082"0"0,2-1-5211 0 0,-1 4-785 0 0,0 1 1 0 0,1-1-1 0 0,1 2 0 0 0,-12 21 1 0 0,14-21-457 0 0</inkml:trace>
-</inkml:ink>
-</file>
-
-<file path=word/ink/ink118.xml><?xml version="1.0" encoding="utf-8"?>
-<inkml:ink xmlns:inkml="http://www.w3.org/2003/InkML">
-  <inkml:definitions>
-    <inkml:context xml:id="ctx0">
-      <inkml:inkSource xml:id="inkSrc0">
-        <inkml:traceFormat>
-          <inkml:channel name="X" type="integer" min="-2.14748E9" max="2.14748E9" units="cm"/>
-          <inkml:channel name="Y" type="integer" min="-2.14748E9" max="2.14748E9" units="cm"/>
-          <inkml:channel name="F" type="integer" max="32767" units="dev"/>
-          <inkml:channel name="OA" type="integer" max="360" units="deg"/>
-          <inkml:channel name="OE" type="integer" max="90" units="deg"/>
-        </inkml:traceFormat>
-        <inkml:channelProperties>
-          <inkml:channelProperty channel="X" name="resolution" value="1000" units="1/cm"/>
-          <inkml:channelProperty channel="Y" name="resolution" value="1000" units="1/cm"/>
-          <inkml:channelProperty channel="F" name="resolution" value="0" units="1/dev"/>
-          <inkml:channelProperty channel="OA" name="resolution" value="1000" units="1/deg"/>
-          <inkml:channelProperty channel="OE" name="resolution" value="1000" units="1/deg"/>
-        </inkml:channelProperties>
-      </inkml:inkSource>
-      <inkml:timestamp xml:id="ts0" timeString="2026-02-20T19:58:27.304"/>
-    </inkml:context>
-    <inkml:brush xml:id="br0">
-      <inkml:brushProperty name="width" value="0.035" units="cm"/>
-      <inkml:brushProperty name="height" value="0.035" units="cm"/>
-      <inkml:brushProperty name="color" value="#E71224"/>
-    </inkml:brush>
-  </inkml:definitions>
-  <inkml:trace contextRef="#ctx0" brushRef="#br0">0 0 5216 0 0,'0'0'6752'0'0,"12"2"-1372"0"0,5 1-3415 0 0,17-1-451 0 0,-1-1 1 0 0,58-7 0 0 0,-66 4-1157 0 0</inkml:trace>
-  <inkml:trace contextRef="#ctx0" brushRef="#br0" timeOffset="194.2">19 154 5952 0 0,'0'0'0'0'0,"4"1"1560"0"0,0-1 0 0 0,-1 0 0 0 0,2 0 8 0 0,2 2-8 0 0,2-2 0 0 0,2 0-1 0 0,0 0 1 0 0,6-2-1056 0 0,3 2 0 0 0,3-2 0 0 0,2-1 8 0 0,4 0-8 0 0,2-2 0 0 0</inkml:trace>
-</inkml:ink>
-</file>
-
-<file path=word/ink/ink119.xml><?xml version="1.0" encoding="utf-8"?>
-<inkml:ink xmlns:inkml="http://www.w3.org/2003/InkML">
-  <inkml:definitions>
-    <inkml:context xml:id="ctx0">
-      <inkml:inkSource xml:id="inkSrc0">
-        <inkml:traceFormat>
-          <inkml:channel name="X" type="integer" min="-2.14748E9" max="2.14748E9" units="cm"/>
-          <inkml:channel name="Y" type="integer" min="-2.14748E9" max="2.14748E9" units="cm"/>
-          <inkml:channel name="F" type="integer" max="32767" units="dev"/>
-          <inkml:channel name="OA" type="integer" max="360" units="deg"/>
-          <inkml:channel name="OE" type="integer" max="90" units="deg"/>
-        </inkml:traceFormat>
-        <inkml:channelProperties>
-          <inkml:channelProperty channel="X" name="resolution" value="1000" units="1/cm"/>
-          <inkml:channelProperty channel="Y" name="resolution" value="1000" units="1/cm"/>
-          <inkml:channelProperty channel="F" name="resolution" value="0" units="1/dev"/>
-          <inkml:channelProperty channel="OA" name="resolution" value="1000" units="1/deg"/>
-          <inkml:channelProperty channel="OE" name="resolution" value="1000" units="1/deg"/>
-        </inkml:channelProperties>
-      </inkml:inkSource>
-      <inkml:timestamp xml:id="ts0" timeString="2026-02-20T19:58:22.317"/>
-    </inkml:context>
-    <inkml:brush xml:id="br0">
-      <inkml:brushProperty name="width" value="0.035" units="cm"/>
-      <inkml:brushProperty name="height" value="0.035" units="cm"/>
-      <inkml:brushProperty name="color" value="#E71224"/>
-    </inkml:brush>
-  </inkml:definitions>
-  <inkml:trace contextRef="#ctx0" brushRef="#br0">20 78 2432 0 0,'0'0'5040'0'0,"11"-16"5037"0"0,-13 22-9509 0 0,-4 7-108 0 0,1 1 1 0 0,1-1 0 0 0,0 1 0 0 0,-4 27 0 0 0,7-38-437 0 0,1-1 1 0 0,0 1-1 0 0,0 0 0 0 0,0 0 0 0 0,0-1 1 0 0,0 1-1 0 0,1 0 0 0 0,-1-1 1 0 0,1 1-1 0 0,0 0 0 0 0,0-1 1 0 0,0 1-1 0 0,0-1 0 0 0,0 1 1 0 0,1-1-1 0 0,-1 0 0 0 0,0 1 1 0 0,1-1-1 0 0,0 0 0 0 0,0 0 1 0 0,0 0-1 0 0,0 0 0 0 0,0-1 1 0 0,0 1-1 0 0,0 0 0 0 0,0-1 0 0 0,1 1 1 0 0,-1-1-1 0 0,0 0 0 0 0,1 0 1 0 0,-1 0-1 0 0,5 1 0 0 0,9 3 179 0 0,-2-2-44 0 0,0 2 0 0 0,15 6 0 0 0,-29-11-149 0 0,0 1-1 0 0,1-1 0 0 0,-1 0 0 0 0,0 0 0 0 0,1 1 0 0 0,-1-1 1 0 0,0 0-1 0 0,1 1 0 0 0,-1-1 0 0 0,0 0 0 0 0,0 1 0 0 0,1-1 1 0 0,-1 0-1 0 0,0 1 0 0 0,0-1 0 0 0,0 1 0 0 0,1-1 0 0 0,-1 0 1 0 0,0 1-1 0 0,0-1 0 0 0,0 1 0 0 0,0-1 0 0 0,0 1 0 0 0,0-1 1 0 0,0 0-1 0 0,0 1 0 0 0,0-1 0 0 0,0 1 0 0 0,0-1 0 0 0,0 1 1 0 0,0-1-1 0 0,-1 0 0 0 0,1 1 0 0 0,0-1 0 0 0,0 1 1 0 0,0-1-1 0 0,-1 0 0 0 0,1 1 0 0 0,0-1 0 0 0,0 0 0 0 0,-1 1 1 0 0,1-1-1 0 0,0 0 0 0 0,-1 1 0 0 0,1-1 0 0 0,0 0 0 0 0,-1 0 1 0 0,1 1-1 0 0,0-1 0 0 0,-1 0 0 0 0,0 0 0 0 0,-23 18 200 0 0,21-16-159 0 0,-8 5 58 0 0,-19 13-2740 0 0</inkml:trace>
-  <inkml:trace contextRef="#ctx0" brushRef="#br0" timeOffset="405.74">43 60 5888 0 0,'13'-13'9264'0'0,"48"-6"-3864"0"0,36-2-2982 0 0,-76 17-1726 0 0,-17 3-551 0 0,0 0 1 0 0,0 1-1 0 0,0-1 0 0 0,0 1 0 0 0,0 0 1 0 0,1 0-1 0 0,-1 0 0 0 0,0 1 1 0 0,5 1-1 0 0,-8-2-103 0 0,0 1-1 0 0,0-1 1 0 0,0 1 0 0 0,0-1-1 0 0,0 1 1 0 0,0 0 0 0 0,0 0-1 0 0,0-1 1 0 0,0 1 0 0 0,0 0-1 0 0,0 0 1 0 0,0 0 0 0 0,-1 0-1 0 0,1 0 1 0 0,0 0 0 0 0,-1 0-1 0 0,1 0 1 0 0,-1 0 0 0 0,1 1-1 0 0,-1-1 1 0 0,0 0 0 0 0,1 0-1 0 0,-1 0 1 0 0,0 0 0 0 0,0 1-1 0 0,0-1 1 0 0,0 0 0 0 0,0 0-1 0 0,0 1 1 0 0,0-1 0 0 0,0 0 0 0 0,-1 0-1 0 0,1 0 1 0 0,0 0 0 0 0,-1 2-1 0 0,-4 16 233 0 0,-1 0 0 0 0,-10 21-1 0 0,-8 28-118 0 0,22-61-148 0 0,0 0 0 0 0,1 0 1 0 0,0 0-1 0 0,0 0 0 0 0,1 0 0 0 0,0 0 0 0 0,1 11 0 0 0,-1-17-2 0 0,0 1 0 0 0,0 0-1 0 0,0-1 1 0 0,1 1-1 0 0,-1-1 1 0 0,0 1-1 0 0,1-1 1 0 0,-1 1-1 0 0,1-1 1 0 0,0 1 0 0 0,-1-1-1 0 0,1 0 1 0 0,0 1-1 0 0,0-1 1 0 0,0 0-1 0 0,0 1 1 0 0,0-1-1 0 0,0 0 1 0 0,0 0 0 0 0,0 0-1 0 0,0 0 1 0 0,1 0-1 0 0,-1 0 1 0 0,0 0-1 0 0,1-1 1 0 0,-1 1-1 0 0,1 0 1 0 0,-1-1 0 0 0,1 1-1 0 0,-1-1 1 0 0,1 1-1 0 0,-1-1 1 0 0,1 0-1 0 0,-1 0 1 0 0,1 0-1 0 0,-1 0 1 0 0,1 0-1 0 0,0 0 1 0 0,-1 0 0 0 0,1 0-1 0 0,-1 0 1 0 0,1-1-1 0 0,-1 1 1 0 0,1-1-1 0 0,2-1 1 0 0,3 0 5 0 0,0-1-1 0 0,-1-1 1 0 0,0 1 0 0 0,1-1 0 0 0,-1 0 0 0 0,0-1-1 0 0,-1 1 1 0 0,10-10 0 0 0,-13 10-1 0 0,1 0-1 0 0,0 0 1 0 0,-1 0 0 0 0,0 0-1 0 0,0 0 1 0 0,0-1 0 0 0,0 1 0 0 0,-1-1-1 0 0,0 1 1 0 0,0-1 0 0 0,0 1 0 0 0,0-1-1 0 0,-1 0 1 0 0,0 0 0 0 0,0 1-1 0 0,0-1 1 0 0,0 0 0 0 0,-2-7 0 0 0,1 9-1 0 0,1 0 0 0 0,-1 0 0 0 0,0 0 0 0 0,0 0 0 0 0,0-1 0 0 0,-1 2 0 0 0,1-1 1 0 0,-1 0-1 0 0,1 0 0 0 0,-1 0 0 0 0,0 1 0 0 0,0-1 0 0 0,0 1 0 0 0,-1 0 0 0 0,1-1 1 0 0,-1 1-1 0 0,1 0 0 0 0,-1 0 0 0 0,1 1 0 0 0,-1-1 0 0 0,0 0 0 0 0,0 1 0 0 0,0 0 1 0 0,0 0-1 0 0,0-1 0 0 0,0 2 0 0 0,0-1 0 0 0,-4 0 0 0 0,-2 0-3456 0 0</inkml:trace>
-  <inkml:trace contextRef="#ctx0" brushRef="#br0" timeOffset="675.77">519 44 3808 0 0,'0'0'1888'0'0,"-16"15"7560"0"0,-1 8-6007 0 0,-25 46 0 0 0,38-62-3248 0 0,1 0 0 0 0,-1-1 0 0 0,2 2 1 0 0,-1-1-1 0 0,1 0 0 0 0,0 0 0 0 0,1 1 0 0 0,0-1 0 0 0,0 1 0 0 0,0-1 0 0 0,1 1 0 0 0,1 10 1 0 0,0-16-147 0 0,-1 0 0 0 0,0 1 0 0 0,1-1 0 0 0,0-1 0 0 0,-1 1 0 0 0,1 0 0 0 0,0 0 0 0 0,0 0 0 0 0,0 0 0 0 0,0 0 0 0 0,0-1 0 0 0,1 1 0 0 0,-1 0 0 0 0,0-1 0 0 0,1 0 0 0 0,-1 1 1 0 0,1-1-1 0 0,0 0 0 0 0,-1 1 0 0 0,1-1 0 0 0,0 0 0 0 0,0 0 0 0 0,0 0 0 0 0,-1-1 0 0 0,1 1 0 0 0,0 0 0 0 0,0-1 0 0 0,0 1 0 0 0,0-1 0 0 0,1 0 0 0 0,-1 0 0 0 0,0 1 0 0 0,0-1 0 0 0,0-1 1 0 0,0 1-1 0 0,0 0 0 0 0,0 0 0 0 0,4-2 0 0 0,0 1 4 0 0,0-1 0 0 0,1 0 0 0 0,-1 0 0 0 0,0 0-1 0 0,0-1 1 0 0,-1 0 0 0 0,1 0 0 0 0,-1-1 0 0 0,1 1 0 0 0,-1-1 0 0 0,7-8 0 0 0,-8 8-47 0 0,-1 0 0 0 0,0-1-1 0 0,-1 1 1 0 0,1-1 0 0 0,-1 0-1 0 0,0 0 1 0 0,0 0 0 0 0,0 0 0 0 0,-1 0-1 0 0,1 0 1 0 0,-1 0 0 0 0,-1-1-1 0 0,1 1 1 0 0,-1 0 0 0 0,0-1 0 0 0,0 1-1 0 0,-1-10 1 0 0,0 11-13 0 0,0 1-1 0 0,1-1 1 0 0,-2 0-1 0 0,1 0 1 0 0,0 0 0 0 0,-1 1-1 0 0,1-1 1 0 0,-1 0 0 0 0,0 1-1 0 0,0 0 1 0 0,-1-1-1 0 0,1 1 1 0 0,-1 0 0 0 0,1 0-1 0 0,-1 0 1 0 0,0 1-1 0 0,0-1 1 0 0,0 1 0 0 0,0-1-1 0 0,-1 1 1 0 0,1 0-1 0 0,-1 0 1 0 0,1 1 0 0 0,-7-3-1 0 0,8 3-136 0 0,0 1 294 0 0,-3 0-3510 0 0</inkml:trace>
-  <inkml:trace contextRef="#ctx0" brushRef="#br0" timeOffset="948.31">680 46 2432 0 0,'0'5'2185'0'0,"0"0"-1"0"0,-1 0 1 0 0,0 0 0 0 0,0-1-1 0 0,-2 8 1 0 0,-22 42 2401 0 0,2-7-3305 0 0,21-40-1060 0 0,0-1-1 0 0,1 1 1 0 0,-1 0-1 0 0,1-1 1 0 0,0 1-1 0 0,1 0 1 0 0,0 0-1 0 0,1 12 1 0 0,-1-17-175 0 0,0 0 1 0 0,0-1-1 0 0,1 1 1 0 0,-1 0-1 0 0,1 0 1 0 0,0-1-1 0 0,-1 1 1 0 0,1 0 0 0 0,0-1-1 0 0,0 1 1 0 0,0-1-1 0 0,0 1 1 0 0,0-1-1 0 0,0 1 1 0 0,1-1-1 0 0,-1 0 1 0 0,0 0 0 0 0,1 1-1 0 0,-1-1 1 0 0,1 0-1 0 0,-1 0 1 0 0,1-1-1 0 0,-1 1 1 0 0,1 0-1 0 0,0 0 1 0 0,0-1 0 0 0,-1 1-1 0 0,1-1 1 0 0,0 1-1 0 0,0-1 1 0 0,-1 0-1 0 0,1 0 1 0 0,0 0-1 0 0,0 0 1 0 0,0 0-1 0 0,-1 0 1 0 0,4-1 0 0 0,3-1 39 0 0,0 0 0 0 0,0 0 0 0 0,0-1-1 0 0,-1 0 1 0 0,1-1 0 0 0,-1 1 0 0 0,0-1 0 0 0,0-1 0 0 0,-1 1 0 0 0,1-1 0 0 0,-1-1 0 0 0,0 1 0 0 0,0-1 0 0 0,6-8 0 0 0,-9 11-63 0 0,0-1 0 0 0,-1 0 0 0 0,1 0 0 0 0,-1 0-1 0 0,1-1 1 0 0,-1 1 0 0 0,-1-1 0 0 0,1 1 0 0 0,-1-1 0 0 0,1 0 0 0 0,0-5-1 0 0,-2 7-20 0 0,0 0-1 0 0,0 0 1 0 0,0 0-1 0 0,-1 0 1 0 0,1 0-1 0 0,-1 0 1 0 0,1 0-1 0 0,-1 0 1 0 0,0 0-1 0 0,0 0 1 0 0,-1 0-1 0 0,1 0 1 0 0,0 1-1 0 0,-1-1 1 0 0,0 1-1 0 0,0-1 1 0 0,1 1-1 0 0,-6-5 1 0 0,3 4 7 0 0,0 1 0 0 0,0-1 0 0 0,-1 1 0 0 0,1 0 0 0 0,-1 0 0 0 0,1 0 0 0 0,-1 1 0 0 0,0-1 0 0 0,0 1 0 0 0,0 0 0 0 0,0 1 0 0 0,0-1 0 0 0,0 1 0 0 0,0 0 0 0 0,0 0 1 0 0,0 0-1 0 0,1 1 0 0 0,-1 0 0 0 0,-6 2 0 0 0,-10 1-8 0 0</inkml:trace>
 </inkml:ink>
 </file>
 
@@ -12777,6 +12913,111 @@
           <inkml:channelProperty channel="OE" name="resolution" value="1000" units="1/deg"/>
         </inkml:channelProperties>
       </inkml:inkSource>
+      <inkml:timestamp xml:id="ts0" timeString="2026-02-20T19:58:25.896"/>
+    </inkml:context>
+    <inkml:brush xml:id="br0">
+      <inkml:brushProperty name="width" value="0.035" units="cm"/>
+      <inkml:brushProperty name="height" value="0.035" units="cm"/>
+      <inkml:brushProperty name="color" value="#E71224"/>
+    </inkml:brush>
+  </inkml:definitions>
+  <inkml:trace contextRef="#ctx0" brushRef="#br0">137 41 1472 0 0,'1'0'643'0'0,"1"0"0"0"0,-1-1-1 0 0,0 1 1 0 0,1-1 0 0 0,-1 0 0 0 0,0 1 0 0 0,0-1 0 0 0,1 0-1 0 0,-1 1 1 0 0,0-1 0 0 0,0 0 0 0 0,0 0 0 0 0,0 0 0 0 0,0 0-1 0 0,0 0 1 0 0,0 0 0 0 0,-1-1 0 0 0,1 1 0 0 0,0 0-1 0 0,-1 0 1 0 0,1-1 0 0 0,0 0 0 0 0,-1 1-463 0 0,0 1 0 0 0,0-1 0 0 0,0 0 0 0 0,0 1 0 0 0,0-1 0 0 0,0 1 0 0 0,0-1 0 0 0,0 1 0 0 0,-1-1 0 0 0,1 1 0 0 0,0-1-1 0 0,0 1 1 0 0,0-1 0 0 0,-1 1 0 0 0,1-1 0 0 0,0 1 0 0 0,-1-1 0 0 0,1 1 0 0 0,0 0 0 0 0,-1-1 0 0 0,0 0 0 0 0,0 0-126 0 0,0 1 1 0 0,0-1-1 0 0,-1 0 0 0 0,1 0 0 0 0,0 1 1 0 0,-1-1-1 0 0,1 1 0 0 0,-1-1 1 0 0,1 1-1 0 0,0 0 0 0 0,-3-1 0 0 0,-3 1 102 0 0,0-1 0 0 0,-1 1-1 0 0,1 0 1 0 0,0 1-1 0 0,0 0 1 0 0,-1 0 0 0 0,1 0-1 0 0,0 1 1 0 0,0 0-1 0 0,0 1 1 0 0,0 0 0 0 0,-10 5-1 0 0,14-7-108 0 0,1 1-1 0 0,0-1 1 0 0,0 1-1 0 0,0-1 1 0 0,-1 1-1 0 0,2 0 1 0 0,-1-1-1 0 0,0 1 1 0 0,0 0-1 0 0,1 0 1 0 0,-1 0-1 0 0,1 1 1 0 0,-1-1-1 0 0,1 0 1 0 0,0 1-1 0 0,0-1 1 0 0,0 0-1 0 0,0 1 1 0 0,1-1-1 0 0,-1 1 0 0 0,0 0 1 0 0,1-1-1 0 0,0 1 1 0 0,0-1-1 0 0,0 1 1 0 0,0 0-1 0 0,0-1 1 0 0,0 1-1 0 0,1-1 1 0 0,-1 1-1 0 0,1-1 1 0 0,0 1-1 0 0,0-1 1 0 0,0 1-1 0 0,0-1 1 0 0,0 0-1 0 0,0 1 1 0 0,2 2-1 0 0,6 8-16 0 0,1 1-1 0 0,16 16 0 0 0,-18-22-7 0 0,0 1 0 0 0,-1 0 0 0 0,0 1-1 0 0,0 0 1 0 0,-1 0 0 0 0,7 16-1 0 0,-12-24-16 0 0,0-1 0 0 0,-1 1-1 0 0,0-1 1 0 0,1 1 0 0 0,-1 0-1 0 0,0-1 1 0 0,0 1 0 0 0,0 0-1 0 0,0-1 1 0 0,0 1 0 0 0,0 0-1 0 0,-1-1 1 0 0,1 1 0 0 0,0-1-1 0 0,-1 1 1 0 0,1 0 0 0 0,-1-1-1 0 0,0 1 1 0 0,-1 2 0 0 0,0-2 12 0 0,0 1-1 0 0,0-1 1 0 0,0 1 0 0 0,-1-1 0 0 0,1 0 0 0 0,-1 0 0 0 0,0 0 0 0 0,1 0-1 0 0,-6 3 1 0 0,2-3 26 0 0,0 1 0 0 0,0-1 1 0 0,0 1-1 0 0,0-2 0 0 0,0 1 0 0 0,0-1 0 0 0,-1 0 0 0 0,1 0 0 0 0,0 0 0 0 0,-9-1 0 0 0,15 0-38 0 0,-1 0-1 0 0,1-1 1 0 0,0 1-1 0 0,0 0 1 0 0,-1 0-1 0 0,1 0 1 0 0,0 0-1 0 0,0-1 1 0 0,-1 1-1 0 0,1 0 1 0 0,0 0-1 0 0,0-1 1 0 0,-1 1-1 0 0,1 0 1 0 0,0 0-1 0 0,0-1 1 0 0,0 1-1 0 0,0 0 1 0 0,0 0-1 0 0,-1-1 1 0 0,1 1-1 0 0,0 0 1 0 0,0-1-1 0 0,0 1 1 0 0,0 0-1 0 0,0 0 1 0 0,0-1-1 0 0,0 1 1 0 0,0 0-1 0 0,0-1 1 0 0,0 1-1 0 0,0 0 1 0 0,0-1-1 0 0,0 1 1 0 0,0 0-1 0 0,0-1 1 0 0,1 1-1 0 0,-1 0 1 0 0,0 0-1 0 0,0-1 1 0 0,0 1-1 0 0,0 0 1 0 0,1 0-1 0 0,-1-1 1 0 0,0 1-1 0 0,0 0 1 0 0,0 0-1 0 0,1-1 1 0 0,11-16 102 0 0,-11 14-91 0 0,155-186 407 0 0,-142 173-392 0 0,-6 7 2 0 0,-1 0-1 0 0,1 1 1 0 0,1 0-1 0 0,-1 0 1 0 0,1 1-1 0 0,11-7 1 0 0,-30 37 52 0 0,-30 65-45 0 0,36-77-36 0 0,0-1 0 0 0,1 1 0 0 0,0 0-1 0 0,1 0 1 0 0,1 1 0 0 0,-2 17 0 0 0,3-27-4 0 0,0-1 1 0 0,0 1 0 0 0,1 0 0 0 0,-1 0 0 0 0,0 0 0 0 0,1 0 0 0 0,-1 0 0 0 0,1 0 0 0 0,-1-1 0 0 0,1 1 0 0 0,0 0 0 0 0,0 0 0 0 0,0-1 0 0 0,0 1 0 0 0,0 0 0 0 0,0-1 0 0 0,0 1 0 0 0,1-1 0 0 0,-1 0 0 0 0,0 1 0 0 0,4 1 0 0 0,-3-2-1 0 0,1 1 1 0 0,0-1-1 0 0,0 0 1 0 0,0 0-1 0 0,0-1 1 0 0,0 1-1 0 0,0 0 1 0 0,0-1-1 0 0,0 0 1 0 0,0 0-1 0 0,0 0 1 0 0,4 0-1 0 0,3-2 1 0 0,0 0 1 0 0,0 0-1 0 0,-1 0 0 0 0,1-2 0 0 0,-1 1 0 0 0,0-1 1 0 0,12-7-1 0 0,-15 8-1 0 0,-1-1 1 0 0,0 0-1 0 0,0-1 0 0 0,-1 1 1 0 0,1-1-1 0 0,-1 0 0 0 0,0 0 1 0 0,-1 0-1 0 0,1-1 0 0 0,-1 1 1 0 0,0-1-1 0 0,0 0 0 0 0,0 0 1 0 0,-1 0-1 0 0,0 0 0 0 0,-1 0 1 0 0,1 0-1 0 0,-1-1 0 0 0,1-10 1 0 0,-2 13 2 0 0,0 0 0 0 0,0-1 0 0 0,0 1 1 0 0,0-1-1 0 0,-1 1 0 0 0,0-1 0 0 0,0 1 0 0 0,0-1 1 0 0,-1 1-1 0 0,1 0 0 0 0,-1 0 0 0 0,0 0 1 0 0,0 0-1 0 0,0 0 0 0 0,-1 0 0 0 0,0 1 0 0 0,1-1 1 0 0,-1 1-1 0 0,0-1 0 0 0,-1 1 0 0 0,1 0 0 0 0,0 0 1 0 0,-1 1-1 0 0,0-1 0 0 0,0 1 0 0 0,1 0 0 0 0,-1 0 1 0 0,-8-3-1 0 0,7 4 12 0 0,1-1 0 0 0,0 1 1 0 0,-1 1-1 0 0,1-1 0 0 0,-1 1 0 0 0,1 0 0 0 0,-1 0 1 0 0,1 0-1 0 0,-1 0 0 0 0,1 1 0 0 0,-6 1 1 0 0,0 0 22 0 0</inkml:trace>
+  <inkml:trace contextRef="#ctx0" brushRef="#br0" timeOffset="497.74">775 99 4256 0 0,'0'0'5320'0'0,"-17"21"3341"0"0,-16 16-4757 0 0,-51 74 1 0 0,84-134-25648 0 0,2 4 18930 0 0,0 4 7115 0 0,2-6-842 0 0,-4 15-2393 0 0,1 0-1 0 0,0 0 1 0 0,0 0 0 0 0,1 0 0 0 0,-1 0 0 0 0,5-7-1 0 0,-1 36 1776 0 0,-5-13-2446 0 0,-1 4 199 0 0,1-1 0 0 0,1 0 0 0 0,5 25 0 0 0,-4-29-413 0 0</inkml:trace>
+  <inkml:trace contextRef="#ctx0" brushRef="#br0" timeOffset="640.91">636 231 4832 0 0,'-5'-1'13289'0'0,"49"-11"-9730"0"0,-16 6-2618 0 0,7-3-819 0 0</inkml:trace>
+  <inkml:trace contextRef="#ctx0" brushRef="#br0" timeOffset="809.72">1153 97 2944 0 0,'10'-11'12793'0'0,"-10"11"-12688"0"0,0 1 1 0 0,1-1-1 0 0,-1 0 1 0 0,0 0-1 0 0,0 0 1 0 0,0 0-1 0 0,1 0 0 0 0,-1 0 1 0 0,0 0-1 0 0,0 0 1 0 0,0 0-1 0 0,1 0 1 0 0,-1 0-1 0 0,0 1 1 0 0,0-1-1 0 0,0 0 0 0 0,0 0 1 0 0,1 0-1 0 0,-1 0 1 0 0,0 0-1 0 0,0 1 1 0 0,0-1-1 0 0,0 0 1 0 0,0 0-1 0 0,1 0 1 0 0,-1 1-1 0 0,0-1 0 0 0,0 0 1 0 0,0 0-1 0 0,0 1 1 0 0,0-1-1 0 0,0 0 1 0 0,0 0-1 0 0,0 0 1 0 0,0 1-1 0 0,0-1 0 0 0,0 0 1 0 0,0 1-1 0 0,-3 13 1376 0 0,-9 12-524 0 0,-7 6 89 0 0,-2-1-1 0 0,-41 47 0 0 0,53-68-4105 0 0</inkml:trace>
+  <inkml:trace contextRef="#ctx0" brushRef="#br0" timeOffset="1040.82">991 130 5824 0 0,'0'0'3104'0'0,"16"12"4655"0"0,18 50-3410 0 0,-27-46-3814 0 0,1-1 1 0 0,0 0-1 0 0,1 0 0 0 0,1-1 1 0 0,0 0-1 0 0,15 14 0 0 0,-14-19-143 0 0</inkml:trace>
+  <inkml:trace contextRef="#ctx0" brushRef="#br0" timeOffset="2276.23">1052 292 5440 0 0,'0'0'4728'0'0,"-11"8"2082"0"0,2-1-5211 0 0,-1 4-785 0 0,0 1 1 0 0,1-1-1 0 0,1 2 0 0 0,-12 21 1 0 0,14-21-457 0 0</inkml:trace>
+</inkml:ink>
+</file>
+
+<file path=word/ink/ink121.xml><?xml version="1.0" encoding="utf-8"?>
+<inkml:ink xmlns:inkml="http://www.w3.org/2003/InkML">
+  <inkml:definitions>
+    <inkml:context xml:id="ctx0">
+      <inkml:inkSource xml:id="inkSrc0">
+        <inkml:traceFormat>
+          <inkml:channel name="X" type="integer" min="-2.14748E9" max="2.14748E9" units="cm"/>
+          <inkml:channel name="Y" type="integer" min="-2.14748E9" max="2.14748E9" units="cm"/>
+          <inkml:channel name="F" type="integer" max="32767" units="dev"/>
+          <inkml:channel name="OA" type="integer" max="360" units="deg"/>
+          <inkml:channel name="OE" type="integer" max="90" units="deg"/>
+        </inkml:traceFormat>
+        <inkml:channelProperties>
+          <inkml:channelProperty channel="X" name="resolution" value="1000" units="1/cm"/>
+          <inkml:channelProperty channel="Y" name="resolution" value="1000" units="1/cm"/>
+          <inkml:channelProperty channel="F" name="resolution" value="0" units="1/dev"/>
+          <inkml:channelProperty channel="OA" name="resolution" value="1000" units="1/deg"/>
+          <inkml:channelProperty channel="OE" name="resolution" value="1000" units="1/deg"/>
+        </inkml:channelProperties>
+      </inkml:inkSource>
+      <inkml:timestamp xml:id="ts0" timeString="2026-02-20T19:58:27.304"/>
+    </inkml:context>
+    <inkml:brush xml:id="br0">
+      <inkml:brushProperty name="width" value="0.035" units="cm"/>
+      <inkml:brushProperty name="height" value="0.035" units="cm"/>
+      <inkml:brushProperty name="color" value="#E71224"/>
+    </inkml:brush>
+  </inkml:definitions>
+  <inkml:trace contextRef="#ctx0" brushRef="#br0">0 0 5216 0 0,'0'0'6752'0'0,"12"2"-1372"0"0,5 1-3415 0 0,17-1-451 0 0,-1-1 1 0 0,58-7 0 0 0,-66 4-1157 0 0</inkml:trace>
+  <inkml:trace contextRef="#ctx0" brushRef="#br0" timeOffset="194.2">19 154 5952 0 0,'0'0'0'0'0,"4"1"1560"0"0,0-1 0 0 0,-1 0 0 0 0,2 0 8 0 0,2 2-8 0 0,2-2 0 0 0,2 0-1 0 0,0 0 1 0 0,6-2-1056 0 0,3 2 0 0 0,3-2 0 0 0,2-1 8 0 0,4 0-8 0 0,2-2 0 0 0</inkml:trace>
+</inkml:ink>
+</file>
+
+<file path=word/ink/ink122.xml><?xml version="1.0" encoding="utf-8"?>
+<inkml:ink xmlns:inkml="http://www.w3.org/2003/InkML">
+  <inkml:definitions>
+    <inkml:context xml:id="ctx0">
+      <inkml:inkSource xml:id="inkSrc0">
+        <inkml:traceFormat>
+          <inkml:channel name="X" type="integer" min="-2.14748E9" max="2.14748E9" units="cm"/>
+          <inkml:channel name="Y" type="integer" min="-2.14748E9" max="2.14748E9" units="cm"/>
+          <inkml:channel name="F" type="integer" max="32767" units="dev"/>
+          <inkml:channel name="OA" type="integer" max="360" units="deg"/>
+          <inkml:channel name="OE" type="integer" max="90" units="deg"/>
+        </inkml:traceFormat>
+        <inkml:channelProperties>
+          <inkml:channelProperty channel="X" name="resolution" value="1000" units="1/cm"/>
+          <inkml:channelProperty channel="Y" name="resolution" value="1000" units="1/cm"/>
+          <inkml:channelProperty channel="F" name="resolution" value="0" units="1/dev"/>
+          <inkml:channelProperty channel="OA" name="resolution" value="1000" units="1/deg"/>
+          <inkml:channelProperty channel="OE" name="resolution" value="1000" units="1/deg"/>
+        </inkml:channelProperties>
+      </inkml:inkSource>
+      <inkml:timestamp xml:id="ts0" timeString="2026-02-20T19:58:22.317"/>
+    </inkml:context>
+    <inkml:brush xml:id="br0">
+      <inkml:brushProperty name="width" value="0.035" units="cm"/>
+      <inkml:brushProperty name="height" value="0.035" units="cm"/>
+      <inkml:brushProperty name="color" value="#E71224"/>
+    </inkml:brush>
+  </inkml:definitions>
+  <inkml:trace contextRef="#ctx0" brushRef="#br0">20 78 2432 0 0,'0'0'5040'0'0,"11"-16"5037"0"0,-13 22-9509 0 0,-4 7-108 0 0,1 1 1 0 0,1-1 0 0 0,0 1 0 0 0,-4 27 0 0 0,7-38-437 0 0,1-1 1 0 0,0 1-1 0 0,0 0 0 0 0,0 0 0 0 0,0-1 1 0 0,0 1-1 0 0,1 0 0 0 0,-1-1 1 0 0,1 1-1 0 0,0 0 0 0 0,0-1 1 0 0,0 1-1 0 0,0-1 0 0 0,0 1 1 0 0,1-1-1 0 0,-1 0 0 0 0,0 1 1 0 0,1-1-1 0 0,0 0 0 0 0,0 0 1 0 0,0 0-1 0 0,0 0 0 0 0,0-1 1 0 0,0 1-1 0 0,0 0 0 0 0,0-1 0 0 0,1 1 1 0 0,-1-1-1 0 0,0 0 0 0 0,1 0 1 0 0,-1 0-1 0 0,5 1 0 0 0,9 3 179 0 0,-2-2-44 0 0,0 2 0 0 0,15 6 0 0 0,-29-11-149 0 0,0 1-1 0 0,1-1 0 0 0,-1 0 0 0 0,0 0 0 0 0,1 1 0 0 0,-1-1 1 0 0,0 0-1 0 0,1 1 0 0 0,-1-1 0 0 0,0 0 0 0 0,0 1 0 0 0,1-1 1 0 0,-1 0-1 0 0,0 1 0 0 0,0-1 0 0 0,0 1 0 0 0,1-1 0 0 0,-1 0 1 0 0,0 1-1 0 0,0-1 0 0 0,0 1 0 0 0,0-1 0 0 0,0 1 0 0 0,0-1 1 0 0,0 0-1 0 0,0 1 0 0 0,0-1 0 0 0,0 1 0 0 0,0-1 0 0 0,0 1 1 0 0,0-1-1 0 0,-1 0 0 0 0,1 1 0 0 0,0-1 0 0 0,0 1 1 0 0,0-1-1 0 0,-1 0 0 0 0,1 1 0 0 0,0-1 0 0 0,0 0 0 0 0,-1 1 1 0 0,1-1-1 0 0,0 0 0 0 0,-1 1 0 0 0,1-1 0 0 0,0 0 0 0 0,-1 0 1 0 0,1 1-1 0 0,0-1 0 0 0,-1 0 0 0 0,0 0 0 0 0,-23 18 200 0 0,21-16-159 0 0,-8 5 58 0 0,-19 13-2740 0 0</inkml:trace>
+  <inkml:trace contextRef="#ctx0" brushRef="#br0" timeOffset="405.74">43 60 5888 0 0,'13'-13'9264'0'0,"48"-6"-3864"0"0,36-2-2982 0 0,-76 17-1726 0 0,-17 3-551 0 0,0 0 1 0 0,0 1-1 0 0,0-1 0 0 0,0 1 0 0 0,0 0 1 0 0,1 0-1 0 0,-1 0 0 0 0,0 1 1 0 0,5 1-1 0 0,-8-2-103 0 0,0 1-1 0 0,0-1 1 0 0,0 1 0 0 0,0-1-1 0 0,0 1 1 0 0,0 0 0 0 0,0 0-1 0 0,0-1 1 0 0,0 1 0 0 0,0 0-1 0 0,0 0 1 0 0,0 0 0 0 0,-1 0-1 0 0,1 0 1 0 0,0 0 0 0 0,-1 0-1 0 0,1 0 1 0 0,-1 0 0 0 0,1 1-1 0 0,-1-1 1 0 0,0 0 0 0 0,1 0-1 0 0,-1 0 1 0 0,0 0 0 0 0,0 1-1 0 0,0-1 1 0 0,0 0 0 0 0,0 0-1 0 0,0 1 1 0 0,0-1 0 0 0,0 0 0 0 0,-1 0-1 0 0,1 0 1 0 0,0 0 0 0 0,-1 2-1 0 0,-4 16 233 0 0,-1 0 0 0 0,-10 21-1 0 0,-8 28-118 0 0,22-61-148 0 0,0 0 0 0 0,1 0 1 0 0,0 0-1 0 0,0 0 0 0 0,1 0 0 0 0,0 0 0 0 0,1 11 0 0 0,-1-17-2 0 0,0 1 0 0 0,0 0-1 0 0,0-1 1 0 0,1 1-1 0 0,-1-1 1 0 0,0 1-1 0 0,1-1 1 0 0,-1 1-1 0 0,1-1 1 0 0,0 1 0 0 0,-1-1-1 0 0,1 0 1 0 0,0 1-1 0 0,0-1 1 0 0,0 0-1 0 0,0 1 1 0 0,0-1-1 0 0,0 0 1 0 0,0 0 0 0 0,0 0-1 0 0,0 0 1 0 0,1 0-1 0 0,-1 0 1 0 0,0 0-1 0 0,1-1 1 0 0,-1 1-1 0 0,1 0 1 0 0,-1-1 0 0 0,1 1-1 0 0,-1-1 1 0 0,1 1-1 0 0,-1-1 1 0 0,1 0-1 0 0,-1 0 1 0 0,1 0-1 0 0,-1 0 1 0 0,1 0-1 0 0,0 0 1 0 0,-1 0 0 0 0,1 0-1 0 0,-1 0 1 0 0,1-1-1 0 0,-1 1 1 0 0,1-1-1 0 0,2-1 1 0 0,3 0 5 0 0,0-1-1 0 0,-1-1 1 0 0,0 1 0 0 0,1-1 0 0 0,-1 0 0 0 0,0-1-1 0 0,-1 1 1 0 0,10-10 0 0 0,-13 10-1 0 0,1 0-1 0 0,0 0 1 0 0,-1 0 0 0 0,0 0-1 0 0,0 0 1 0 0,0-1 0 0 0,0 1 0 0 0,-1-1-1 0 0,0 1 1 0 0,0-1 0 0 0,0 1 0 0 0,0-1-1 0 0,-1 0 1 0 0,0 0 0 0 0,0 1-1 0 0,0-1 1 0 0,0 0 0 0 0,-2-7 0 0 0,1 9-1 0 0,1 0 0 0 0,-1 0 0 0 0,0 0 0 0 0,0 0 0 0 0,0-1 0 0 0,-1 2 0 0 0,1-1 1 0 0,-1 0-1 0 0,1 0 0 0 0,-1 0 0 0 0,0 1 0 0 0,0-1 0 0 0,0 1 0 0 0,-1 0 0 0 0,1-1 1 0 0,-1 1-1 0 0,1 0 0 0 0,-1 0 0 0 0,1 1 0 0 0,-1-1 0 0 0,0 0 0 0 0,0 1 0 0 0,0 0 1 0 0,0 0-1 0 0,0-1 0 0 0,0 2 0 0 0,0-1 0 0 0,-4 0 0 0 0,-2 0-3456 0 0</inkml:trace>
+  <inkml:trace contextRef="#ctx0" brushRef="#br0" timeOffset="675.77">519 44 3808 0 0,'0'0'1888'0'0,"-16"15"7560"0"0,-1 8-6007 0 0,-25 46 0 0 0,38-62-3248 0 0,1 0 0 0 0,-1-1 0 0 0,2 2 1 0 0,-1-1-1 0 0,1 0 0 0 0,0 0 0 0 0,1 1 0 0 0,0-1 0 0 0,0 1 0 0 0,0-1 0 0 0,1 1 0 0 0,1 10 1 0 0,0-16-147 0 0,-1 0 0 0 0,0 1 0 0 0,1-1 0 0 0,0-1 0 0 0,-1 1 0 0 0,1 0 0 0 0,0 0 0 0 0,0 0 0 0 0,0 0 0 0 0,0 0 0 0 0,0-1 0 0 0,1 1 0 0 0,-1 0 0 0 0,0-1 0 0 0,1 0 0 0 0,-1 1 1 0 0,1-1-1 0 0,0 0 0 0 0,-1 1 0 0 0,1-1 0 0 0,0 0 0 0 0,0 0 0 0 0,0 0 0 0 0,-1-1 0 0 0,1 1 0 0 0,0 0 0 0 0,0-1 0 0 0,0 1 0 0 0,0-1 0 0 0,1 0 0 0 0,-1 0 0 0 0,0 1 0 0 0,0-1 0 0 0,0-1 1 0 0,0 1-1 0 0,0 0 0 0 0,0 0 0 0 0,4-2 0 0 0,0 1 4 0 0,0-1 0 0 0,1 0 0 0 0,-1 0 0 0 0,0 0-1 0 0,0-1 1 0 0,-1 0 0 0 0,1 0 0 0 0,-1-1 0 0 0,1 1 0 0 0,-1-1 0 0 0,7-8 0 0 0,-8 8-47 0 0,-1 0 0 0 0,0-1-1 0 0,-1 1 1 0 0,1-1 0 0 0,-1 0-1 0 0,0 0 1 0 0,0 0 0 0 0,0 0 0 0 0,-1 0-1 0 0,1 0 1 0 0,-1 0 0 0 0,-1-1-1 0 0,1 1 1 0 0,-1 0 0 0 0,0-1 0 0 0,0 1-1 0 0,-1-10 1 0 0,0 11-13 0 0,0 1-1 0 0,1-1 1 0 0,-2 0-1 0 0,1 0 1 0 0,0 0 0 0 0,-1 1-1 0 0,1-1 1 0 0,-1 0 0 0 0,0 1-1 0 0,0 0 1 0 0,-1-1-1 0 0,1 1 1 0 0,-1 0 0 0 0,1 0-1 0 0,-1 0 1 0 0,0 1-1 0 0,0-1 1 0 0,0 1 0 0 0,0-1-1 0 0,-1 1 1 0 0,1 0-1 0 0,-1 0 1 0 0,1 1 0 0 0,-7-3-1 0 0,8 3-136 0 0,0 1 294 0 0,-3 0-3510 0 0</inkml:trace>
+  <inkml:trace contextRef="#ctx0" brushRef="#br0" timeOffset="948.31">680 46 2432 0 0,'0'5'2185'0'0,"0"0"-1"0"0,-1 0 1 0 0,0 0 0 0 0,0-1-1 0 0,-2 8 1 0 0,-22 42 2401 0 0,2-7-3305 0 0,21-40-1060 0 0,0-1-1 0 0,1 1 1 0 0,-1 0-1 0 0,1-1 1 0 0,0 1-1 0 0,1 0 1 0 0,0 0-1 0 0,1 12 1 0 0,-1-17-175 0 0,0 0 1 0 0,0-1-1 0 0,1 1 1 0 0,-1 0-1 0 0,1 0 1 0 0,0-1-1 0 0,-1 1 1 0 0,1 0 0 0 0,0-1-1 0 0,0 1 1 0 0,0-1-1 0 0,0 1 1 0 0,0-1-1 0 0,0 1 1 0 0,1-1-1 0 0,-1 0 1 0 0,0 0 0 0 0,1 1-1 0 0,-1-1 1 0 0,1 0-1 0 0,-1 0 1 0 0,1-1-1 0 0,-1 1 1 0 0,1 0-1 0 0,0 0 1 0 0,0-1 0 0 0,-1 1-1 0 0,1-1 1 0 0,0 1-1 0 0,0-1 1 0 0,-1 0-1 0 0,1 0 1 0 0,0 0-1 0 0,0 0 1 0 0,0 0-1 0 0,-1 0 1 0 0,4-1 0 0 0,3-1 39 0 0,0 0 0 0 0,0 0 0 0 0,0-1-1 0 0,-1 0 1 0 0,1-1 0 0 0,-1 1 0 0 0,0-1 0 0 0,0-1 0 0 0,-1 1 0 0 0,1-1 0 0 0,-1-1 0 0 0,0 1 0 0 0,0-1 0 0 0,6-8 0 0 0,-9 11-63 0 0,0-1 0 0 0,-1 0 0 0 0,1 0 0 0 0,-1 0-1 0 0,1-1 1 0 0,-1 1 0 0 0,-1-1 0 0 0,1 1 0 0 0,-1-1 0 0 0,1 0 0 0 0,0-5-1 0 0,-2 7-20 0 0,0 0-1 0 0,0 0 1 0 0,0 0-1 0 0,-1 0 1 0 0,1 0-1 0 0,-1 0 1 0 0,1 0-1 0 0,-1 0 1 0 0,0 0-1 0 0,0 0 1 0 0,-1 0-1 0 0,1 0 1 0 0,0 1-1 0 0,-1-1 1 0 0,0 1-1 0 0,0-1 1 0 0,1 1-1 0 0,-6-5 1 0 0,3 4 7 0 0,0 1 0 0 0,0-1 0 0 0,-1 1 0 0 0,1 0 0 0 0,-1 0 0 0 0,1 0 0 0 0,-1 1 0 0 0,0-1 0 0 0,0 1 0 0 0,0 0 0 0 0,0 1 0 0 0,0-1 0 0 0,0 1 0 0 0,0 0 0 0 0,0 0 1 0 0,0 0-1 0 0,1 1 0 0 0,-1 0 0 0 0,-6 2 0 0 0,-10 1-8 0 0</inkml:trace>
+</inkml:ink>
+</file>
+
+<file path=word/ink/ink123.xml><?xml version="1.0" encoding="utf-8"?>
+<inkml:ink xmlns:inkml="http://www.w3.org/2003/InkML">
+  <inkml:definitions>
+    <inkml:context xml:id="ctx0">
+      <inkml:inkSource xml:id="inkSrc0">
+        <inkml:traceFormat>
+          <inkml:channel name="X" type="integer" min="-2.14748E9" max="2.14748E9" units="cm"/>
+          <inkml:channel name="Y" type="integer" min="-2.14748E9" max="2.14748E9" units="cm"/>
+          <inkml:channel name="F" type="integer" max="32767" units="dev"/>
+          <inkml:channel name="OA" type="integer" max="360" units="deg"/>
+          <inkml:channel name="OE" type="integer" max="90" units="deg"/>
+        </inkml:traceFormat>
+        <inkml:channelProperties>
+          <inkml:channelProperty channel="X" name="resolution" value="1000" units="1/cm"/>
+          <inkml:channelProperty channel="Y" name="resolution" value="1000" units="1/cm"/>
+          <inkml:channelProperty channel="F" name="resolution" value="0" units="1/dev"/>
+          <inkml:channelProperty channel="OA" name="resolution" value="1000" units="1/deg"/>
+          <inkml:channelProperty channel="OE" name="resolution" value="1000" units="1/deg"/>
+        </inkml:channelProperties>
+      </inkml:inkSource>
       <inkml:timestamp xml:id="ts0" timeString="2026-02-20T19:58:23.629"/>
     </inkml:context>
     <inkml:brush xml:id="br0">
@@ -12789,7 +13030,7 @@
 </inkml:ink>
 </file>
 
-<file path=word/ink/ink121.xml><?xml version="1.0" encoding="utf-8"?>
+<file path=word/ink/ink124.xml><?xml version="1.0" encoding="utf-8"?>
 <inkml:ink xmlns:inkml="http://www.w3.org/2003/InkML">
   <inkml:definitions>
     <inkml:context xml:id="ctx0">
@@ -12819,7 +13060,7 @@
   </inkml:definitions>
   <inkml:trace contextRef="#ctx0" brushRef="#br0">81 1 4544 0 0,'-18'78'9840'0'0,"-3"0"-6723"0"0,-17 72-1291 0 0,34-128-1914 0 0</inkml:trace>
   <inkml:trace contextRef="#ctx0" brushRef="#br0" timeOffset="280.67">179 116 4480 0 0,'6'-5'1583'0'0,"1"-1"1"0"0,-1 1 0 0 0,1 0-1 0 0,11-6 1 0 0,-9 6-704 0 0,0 1 0 0 0,1 0 1 0 0,17-5-1 0 0,-20 7-674 0 0,0 1 0 0 0,0 0-1 0 0,0 0 1 0 0,0 0 0 0 0,0 1-1 0 0,0 0 1 0 0,0 0 0 0 0,0 1 0 0 0,0 0-1 0 0,0 0 1 0 0,0 0 0 0 0,0 1-1 0 0,0 0 1 0 0,7 4 0 0 0,-11-4-108 0 0,0 0-1 0 0,-1 0 1 0 0,1 0 0 0 0,0 0 0 0 0,-1 1 0 0 0,1-1 0 0 0,-1 1 0 0 0,0 0 0 0 0,0 0-1 0 0,0 0 1 0 0,0 0 0 0 0,0 0 0 0 0,-1 0 0 0 0,1 0 0 0 0,-1 1 0 0 0,0-1 0 0 0,0 0-1 0 0,0 1 1 0 0,-1-1 0 0 0,1 1 0 0 0,-1-1 0 0 0,0 1 0 0 0,0 5 0 0 0,-1 11 277 0 0,0-1 0 0 0,-1 0 0 0 0,-7 22 0 0 0,5-16-76 0 0,-10 47 403 0 0,10-57-766 0 0</inkml:trace>
-  <inkml:trace contextRef="#ctx0" brushRef="#br0" timeOffset="535.42">240 336 4576 0 0,'-1'1'735'0'0,"1"-1"-490"0"0,0 0 0 0 0,0 0 1 0 0,0 0-1 0 0,-1 0 0 0 0,1 0 0 0 0,0 0 0 0 0,0 0 0 0 0,-6-2 6618 0 0,6 2-6618 0 0,0 0 0 0 0,0-1 0 0 0,0 1 1 0 0,0 0-1 0 0,0-1 0 0 0,10-5 3360 0 0,21-6-2569 0 0,-31 12-1013 0 0,109-37 2500 0 0,-81 28-2221 0 0</inkml:trace>
+  <inkml:trace contextRef="#ctx0" brushRef="#br0" timeOffset="535.41">240 336 4576 0 0,'-1'1'735'0'0,"1"-1"-490"0"0,0 0 0 0 0,0 0 1 0 0,0 0-1 0 0,-1 0 0 0 0,1 0 0 0 0,0 0 0 0 0,0 0 0 0 0,-6-2 6618 0 0,6 2-6618 0 0,0 0 0 0 0,0-1 0 0 0,0 1 1 0 0,0 0-1 0 0,0-1 0 0 0,10-5 3360 0 0,21-6-2569 0 0,-31 12-1013 0 0,109-37 2500 0 0,-81 28-2221 0 0</inkml:trace>
   <inkml:trace contextRef="#ctx0" brushRef="#br0" timeOffset="704.94">718 65 5536 0 0,'0'0'1344'0'0,"2"25"6729"0"0,-2 123-1563 0 0,0-129-6206 0 0</inkml:trace>
   <inkml:trace contextRef="#ctx0" brushRef="#br0" timeOffset="916.48">875 47 5440 0 0,'0'0'1432'0'0,"13"18"5720"0"0,-10-4-6255 0 0,-1 0 0 0 0,-1 1 0 0 0,-1-1 1 0 0,0 1-1 0 0,0-1 0 0 0,-4 15 0 0 0,0 31 670 0 0,4-37-982 0 0,0 1-2915 0 0</inkml:trace>
   <inkml:trace contextRef="#ctx0" brushRef="#br0" timeOffset="2610.58">1190 121 3104 0 0,'0'0'3712'0'0,"22"-12"5568"0"0,-6 4-6869 0 0,32-12 1 0 0,-43 18-2206 0 0,0 1 0 0 0,0-1 0 0 0,1 1 0 0 0,-1 0-1 0 0,1 1 1 0 0,-1-1 0 0 0,1 1 0 0 0,-1 0 0 0 0,1 0-1 0 0,7 2 1 0 0,-12-2-164 0 0,0 0-1 0 0,-1 0 0 0 0,1 1 1 0 0,0-1-1 0 0,0 0 0 0 0,0 1 1 0 0,-1-1-1 0 0,1 0 0 0 0,0 1 1 0 0,0-1-1 0 0,-1 1 0 0 0,1-1 1 0 0,0 1-1 0 0,-1-1 0 0 0,1 1 1 0 0,-1-1-1 0 0,1 1 0 0 0,-1 0 1 0 0,1-1-1 0 0,-1 1 0 0 0,1 0 1 0 0,-1 0-1 0 0,1-1 0 0 0,-1 1 1 0 0,0 0-1 0 0,0 0 0 0 0,1 1 1 0 0,-1 0 12 0 0,0 0 0 0 0,0 0 0 0 0,-1 0 0 0 0,1-1 0 0 0,0 1 1 0 0,-1 0-1 0 0,1 0 0 0 0,-1 0 0 0 0,0 0 0 0 0,1 0 0 0 0,-3 2 0 0 0,-3 6 71 0 0,-1 0-1 0 0,0-1 1 0 0,-10 10 0 0 0,14-15-80 0 0,-23 22 231 0 0,10-9-159 0 0,-20 25 0 0 0,33-39-120 0 0,0 2 0 0 0,0-1 0 0 0,1 0 1 0 0,-1 0-1 0 0,1 1 0 0 0,0-1 1 0 0,0 1-1 0 0,1 0 0 0 0,-1 0 1 0 0,1-1-1 0 0,0 1 0 0 0,0 7 1 0 0,1-11 14 0 0,0 0 0 0 0,0 1 0 0 0,0-1 0 0 0,1 1 0 0 0,-1-1 0 0 0,0 0 0 0 0,1 1 0 0 0,-1-1 1 0 0,1 0-1 0 0,-1 0 0 0 0,1 1 0 0 0,0-1 0 0 0,0 0 0 0 0,-1 0 0 0 0,1 0 0 0 0,0 0 0 0 0,0 0 1 0 0,0 0-1 0 0,0 0 0 0 0,0 0 0 0 0,0 0 0 0 0,1 0 0 0 0,-1-1 0 0 0,0 1 0 0 0,0 0 1 0 0,0-1-1 0 0,1 1 0 0 0,-1-1 0 0 0,0 1 0 0 0,1-1 0 0 0,-1 0 0 0 0,1 1 0 0 0,-1-1 0 0 0,0 0 1 0 0,1 0-1 0 0,-1 0 0 0 0,3-1 0 0 0,4 1-512 0 0,0 0 1 0 0,0-1-1 0 0,1-1 0 0 0,-1 1 1 0 0,0-1-1 0 0,10-4 0 0 0</inkml:trace>
@@ -12828,7 +13069,7 @@
 </inkml:ink>
 </file>
 
-<file path=word/ink/ink122.xml><?xml version="1.0" encoding="utf-8"?>
+<file path=word/ink/ink125.xml><?xml version="1.0" encoding="utf-8"?>
 <inkml:ink xmlns:inkml="http://www.w3.org/2003/InkML">
   <inkml:definitions>
     <inkml:context xml:id="ctx0">
@@ -12864,7 +13105,7 @@
 </inkml:ink>
 </file>
 
-<file path=word/ink/ink123.xml><?xml version="1.0" encoding="utf-8"?>
+<file path=word/ink/ink126.xml><?xml version="1.0" encoding="utf-8"?>
 <inkml:ink xmlns:inkml="http://www.w3.org/2003/InkML">
   <inkml:definitions>
     <inkml:context xml:id="ctx0">
@@ -12898,7 +13139,7 @@
 </inkml:ink>
 </file>
 
-<file path=word/ink/ink124.xml><?xml version="1.0" encoding="utf-8"?>
+<file path=word/ink/ink127.xml><?xml version="1.0" encoding="utf-8"?>
 <inkml:ink xmlns:inkml="http://www.w3.org/2003/InkML">
   <inkml:definitions>
     <inkml:context xml:id="ctx0">
@@ -12931,7 +13172,7 @@
 </inkml:ink>
 </file>
 
-<file path=word/ink/ink125.xml><?xml version="1.0" encoding="utf-8"?>
+<file path=word/ink/ink128.xml><?xml version="1.0" encoding="utf-8"?>
 <inkml:ink xmlns:inkml="http://www.w3.org/2003/InkML">
   <inkml:definitions>
     <inkml:context xml:id="ctx0">
@@ -12962,7 +13203,7 @@
   <inkml:trace contextRef="#ctx0" brushRef="#br0">3 218 3072 0 0,'0'0'6160'0'0,"14"-17"3783"0"0,-17 27-9493 0 0,0-1 0 0 0,0 0 0 0 0,1 0-1 0 0,0 1 1 0 0,0-1 0 0 0,1 1 0 0 0,1 0-1 0 0,0-1 1 0 0,1 11 0 0 0,-1-15-424 0 0,1 1 1 0 0,0-1-1 0 0,0 0 1 0 0,0 0-1 0 0,1 0 1 0 0,0 0-1 0 0,0 0 0 0 0,0 0 1 0 0,1-1-1 0 0,0 1 1 0 0,-1-1-1 0 0,1 0 1 0 0,1 1-1 0 0,-1-1 0 0 0,1-1 1 0 0,0 1-1 0 0,0 0 1 0 0,4 2-1 0 0,15 8-45 0 0,-18-12 75 0 0,1 1 1 0 0,-1 0-1 0 0,1 1 1 0 0,-1 0-1 0 0,0-1 1 0 0,7 8-1 0 0,-12-10-46 0 0,0-1-1 0 0,0 1 1 0 0,0 0-1 0 0,0-1 1 0 0,0 1-1 0 0,0-1 1 0 0,0 1-1 0 0,-1-1 1 0 0,1 1-1 0 0,0-1 0 0 0,0 1 1 0 0,0-1-1 0 0,0 1 1 0 0,-1-1-1 0 0,1 1 1 0 0,0-1-1 0 0,-1 1 1 0 0,1-1-1 0 0,0 1 1 0 0,-1-1-1 0 0,1 0 1 0 0,0 1-1 0 0,-1-1 1 0 0,1 0-1 0 0,-1 1 1 0 0,1-1-1 0 0,-1 0 0 0 0,1 1 1 0 0,-1-1-1 0 0,1 0 1 0 0,-1 0-1 0 0,1 0 1 0 0,-1 1-1 0 0,0-1 1 0 0,-23 10 103 0 0,22-9-92 0 0,-40 13 169 0 0,31-10-142 0 0</inkml:trace>
   <inkml:trace contextRef="#ctx0" brushRef="#br0" timeOffset="157.69">23 207 5760 0 0,'0'0'3072'0'0,"4"-4"-1536"0"0,-2 1 0 0 0,2 1 0 0 0,2-2 0 0 0,2 1-1 0 0,2-2 1 0 0,1 0-1008 0 0,4 0 8 0 0,1 0-8 0 0,4-2 8 0 0,4 0-8 0 0,1 1 0 0 0</inkml:trace>
   <inkml:trace contextRef="#ctx0" brushRef="#br0" timeOffset="538.04">460 193 2272 0 0,'-10'0'9929'0'0,"-2"-1"-4147"0"0,6 1-5525 0 0,0 0 0 0 0,0 1 0 0 0,0 0 0 0 0,0 0-1 0 0,0 1 1 0 0,0-1 0 0 0,1 1 0 0 0,-1 0 0 0 0,1 1-1 0 0,-1 0 1 0 0,1 0 0 0 0,0 0 0 0 0,0 0 0 0 0,1 1-1 0 0,-1-1 1 0 0,0 1 0 0 0,1 1 0 0 0,0-1 0 0 0,0 0-1 0 0,0 1 1 0 0,1 0 0 0 0,-4 6 0 0 0,3-5-158 0 0,0 0 0 0 0,1 0 0 0 0,0 1 1 0 0,0-1-1 0 0,0 1 0 0 0,1-1 0 0 0,0 1 1 0 0,0 0-1 0 0,1 0 0 0 0,0 0 0 0 0,0 0 1 0 0,0 0-1 0 0,1 0 0 0 0,0 0 0 0 0,1 0 1 0 0,0 0-1 0 0,0 0 0 0 0,3 12 0 0 0,-3-17-94 0 0,0 1 1 0 0,0-1-1 0 0,0 1 0 0 0,0-1 0 0 0,0 0 0 0 0,1 1 1 0 0,-1-1-1 0 0,1 0 0 0 0,0 0 0 0 0,0 0 0 0 0,-1 0 0 0 0,1 0 1 0 0,0-1-1 0 0,1 1 0 0 0,-1 0 0 0 0,0-1 0 0 0,0 0 1 0 0,1 1-1 0 0,-1-1 0 0 0,1 0 0 0 0,-1 0 0 0 0,1 0 1 0 0,-1-1-1 0 0,1 1 0 0 0,0-1 0 0 0,-1 1 0 0 0,1-1 1 0 0,0 0-1 0 0,-1 0 0 0 0,1 0 0 0 0,0 0 0 0 0,-1-1 0 0 0,1 1 1 0 0,-1-1-1 0 0,1 1 0 0 0,3-2 0 0 0,-1 0 1 0 0,0 0 0 0 0,0 0 0 0 0,-1-1-1 0 0,1 1 1 0 0,-1-1 0 0 0,1 0 0 0 0,-1 0-1 0 0,0 0 1 0 0,0-1 0 0 0,0 0 0 0 0,0 0 0 0 0,-1 0-1 0 0,0 0 1 0 0,1 0 0 0 0,-2 0 0 0 0,1-1-1 0 0,3-8 1 0 0,-2-4-40 0 0,0 0 0 0 0,-2 0 0 0 0,1-19 0 0 0,-3 33 10 0 0,-12 166-61 0 0,0-34 73 0 0,11-110 8 0 0,0-12 3 0 0,0 1 0 0 0,1-1 0 0 0,-1 1 0 0 0,2-1 0 0 0,-1 1 0 0 0,1-1-1 0 0,0 1 1 0 0,1-1 0 0 0,-1 1 0 0 0,6 10 0 0 0,-3-13-4 0 0,1-2 3 0 0</inkml:trace>
-  <inkml:trace contextRef="#ctx0" brushRef="#br0" timeOffset="1121.63">601 26 2432 0 0,'3'-3'1240'0'0,"1"0"0"0"0,-1 0 0 0 0,1 1 0 0 0,0 0 0 0 0,0 0 1 0 0,0 0-1 0 0,0 0 0 0 0,0 0 0 0 0,0 1 0 0 0,8-2 0 0 0,-10 3-1069 0 0,-1 0 0 0 0,0 0 0 0 0,0 0 0 0 0,0 0 0 0 0,0 0 0 0 0,0 0 0 0 0,1 0 0 0 0,-1 0 0 0 0,0 0 0 0 0,0 0 0 0 0,0 1 0 0 0,0-1 0 0 0,0 0 0 0 0,0 1 0 0 0,0-1 0 0 0,1 1 0 0 0,-1 0 0 0 0,1 0 0 0 0,-1 0-85 0 0,-1 0 0 0 0,1 0-1 0 0,0 0 1 0 0,-1 0-1 0 0,1 1 1 0 0,-1-1-1 0 0,0 0 1 0 0,1 0-1 0 0,-1 0 1 0 0,0 0 0 0 0,0 1-1 0 0,1-1 1 0 0,-1 0-1 0 0,0 0 1 0 0,0 1-1 0 0,0-1 1 0 0,0 0-1 0 0,-1 0 1 0 0,1 0 0 0 0,0 1-1 0 0,-1 1 1 0 0,-6 20 789 0 0,5-15-511 0 0,-1 0-1 0 0,1 1 0 0 0,0 0 0 0 0,1-1 1 0 0,-1 17-1 0 0,2-24-310 0 0,1 1 0 0 0,-1-1 1 0 0,0 1-1 0 0,0 0 0 0 0,1-1 0 0 0,-1 1 1 0 0,1-1-1 0 0,0 1 0 0 0,-1 0 1 0 0,1-1-1 0 0,0 0 0 0 0,0 1 0 0 0,0-1 1 0 0,0 0-1 0 0,0 1 0 0 0,0-1 1 0 0,0 0-1 0 0,0 0 0 0 0,1 0 0 0 0,-1 0 1 0 0,0 0-1 0 0,1 0 0 0 0,-1 0 1 0 0,1 0-1 0 0,-1-1 0 0 0,1 1 0 0 0,-1 0 1 0 0,1-1-1 0 0,-1 1 0 0 0,1-1 0 0 0,0 0 1 0 0,-1 0-1 0 0,1 1 0 0 0,0-1 1 0 0,-1 0-1 0 0,3-1 0 0 0,4 2-261 0 0,6-1 414 0 0,4-3-3642 0 0</inkml:trace>
+  <inkml:trace contextRef="#ctx0" brushRef="#br0" timeOffset="1121.62">601 26 2432 0 0,'3'-3'1240'0'0,"1"0"0"0"0,-1 0 0 0 0,1 1 0 0 0,0 0 0 0 0,0 0 1 0 0,0 0-1 0 0,0 0 0 0 0,0 0 0 0 0,0 1 0 0 0,8-2 0 0 0,-10 3-1069 0 0,-1 0 0 0 0,0 0 0 0 0,0 0 0 0 0,0 0 0 0 0,0 0 0 0 0,0 0 0 0 0,1 0 0 0 0,-1 0 0 0 0,0 0 0 0 0,0 0 0 0 0,0 1 0 0 0,0-1 0 0 0,0 0 0 0 0,0 1 0 0 0,0-1 0 0 0,1 1 0 0 0,-1 0 0 0 0,1 0 0 0 0,-1 0-85 0 0,-1 0 0 0 0,1 0-1 0 0,0 0 1 0 0,-1 0-1 0 0,1 1 1 0 0,-1-1-1 0 0,0 0 1 0 0,1 0-1 0 0,-1 0 1 0 0,0 0 0 0 0,0 1-1 0 0,1-1 1 0 0,-1 0-1 0 0,0 0 1 0 0,0 1-1 0 0,0-1 1 0 0,0 0-1 0 0,-1 0 1 0 0,1 0 0 0 0,0 1-1 0 0,-1 1 1 0 0,-6 20 789 0 0,5-15-511 0 0,-1 0-1 0 0,1 1 0 0 0,0 0 0 0 0,1-1 1 0 0,-1 17-1 0 0,2-24-310 0 0,1 1 0 0 0,-1-1 1 0 0,0 1-1 0 0,0 0 0 0 0,1-1 0 0 0,-1 1 1 0 0,1-1-1 0 0,0 1 0 0 0,-1 0 1 0 0,1-1-1 0 0,0 0 0 0 0,0 1 0 0 0,0-1 1 0 0,0 0-1 0 0,0 1 0 0 0,0-1 1 0 0,0 0-1 0 0,0 0 0 0 0,1 0 0 0 0,-1 0 1 0 0,0 0-1 0 0,1 0 0 0 0,-1 0 1 0 0,1 0-1 0 0,-1-1 0 0 0,1 1 0 0 0,-1 0 1 0 0,1-1-1 0 0,-1 1 0 0 0,1-1 0 0 0,0 0 1 0 0,-1 0-1 0 0,1 1 0 0 0,0-1 1 0 0,-1 0-1 0 0,3-1 0 0 0,4 2-261 0 0,6-1 414 0 0,4-3-3642 0 0</inkml:trace>
   <inkml:trace contextRef="#ctx0" brushRef="#br0" timeOffset="2300.29">1052 386 5152 0 0,'23'9'8360'0'0,"-13"-7"-7445"0"0,1 0 0 0 0,-1-1 0 0 0,1 0 0 0 0,-1 0 0 0 0,1-1 0 0 0,-1-1 1 0 0,12-1-1 0 0,74-17 509 0 0,-81 15-787 0 0,13-3-157 0 0,13-5-383 0 0</inkml:trace>
   <inkml:trace contextRef="#ctx0" brushRef="#br0" timeOffset="2529.64">1208 261 5632 0 0,'0'0'1417'0'0,"3"30"7103"0"0,-6 104-2546 0 0,3-118-5630 0 0</inkml:trace>
   <inkml:trace contextRef="#ctx0" brushRef="#br0" timeOffset="2780.19">1570 119 5760 0 0,'0'0'1464'0'0,"-5"24"7320"0"0,-7 11-6477 0 0,3 0 1 0 0,-7 39 0 0 0,12-48-3274 0 0,0 42 0 0 0</inkml:trace>
@@ -12971,7 +13212,7 @@
 </inkml:ink>
 </file>
 
-<file path=word/ink/ink126.xml><?xml version="1.0" encoding="utf-8"?>
+<file path=word/ink/ink129.xml><?xml version="1.0" encoding="utf-8"?>
 <inkml:ink xmlns:inkml="http://www.w3.org/2003/InkML">
   <inkml:definitions>
     <inkml:context xml:id="ctx0">
@@ -13002,112 +13243,6 @@
   <inkml:trace contextRef="#ctx0" brushRef="#br0">15 65 1376 0 0,'-14'5'9899'0'0,"22"-1"-4092"0"0,26 0-3386 0 0,109-9-221 0 0,-114 3-1856 0 0</inkml:trace>
   <inkml:trace contextRef="#ctx0" brushRef="#br0" timeOffset="199.85">8 202 5344 0 0,'0'0'8656'0'0,"3"1"-5767"0"0,14 0-1963 0 0,126-13 2453 0 0,-92 6-3262 0 0</inkml:trace>
   <inkml:trace contextRef="#ctx0" brushRef="#br0" timeOffset="450.08">609 20 2400 0 0,'-4'0'561'0'0,"0"1"-1"0"0,-1 0 1 0 0,1 1 0 0 0,0-1-1 0 0,0 1 1 0 0,0-1 0 0 0,0 1 0 0 0,0 0-1 0 0,0 1 1 0 0,0-1 0 0 0,1 1-1 0 0,-1-1 1 0 0,-5 7 0 0 0,-1 0 1462 0 0,1 1 1 0 0,1 0-1 0 0,-12 16 0 0 0,18-23-1921 0 0,1-1-1 0 0,-1 1 0 0 0,0 0 0 0 0,1 0 0 0 0,-1 0 0 0 0,1 0 0 0 0,0 0 0 0 0,0 0 0 0 0,0 0 0 0 0,1 0 0 0 0,-1 0 0 0 0,1 0 0 0 0,0 1 0 0 0,0-1 0 0 0,0 0 0 0 0,0 0 0 0 0,0 1 1 0 0,1-1-1 0 0,-1 0 0 0 0,1 0 0 0 0,0 0 0 0 0,0 0 0 0 0,0 0 0 0 0,2 4 0 0 0,-1-3-10 0 0,1-1 1 0 0,-1 0-1 0 0,1 0 0 0 0,0-1 0 0 0,0 1 1 0 0,0-1-1 0 0,0 1 0 0 0,0-1 0 0 0,0 0 1 0 0,1 0-1 0 0,-1 0 0 0 0,1-1 0 0 0,-1 1 1 0 0,1-1-1 0 0,0 0 0 0 0,0 0 1 0 0,0 0-1 0 0,-1 0 0 0 0,8 0 0 0 0,-3-1 50 0 0,1 0-1 0 0,0 0 1 0 0,0-1-1 0 0,-1 0 0 0 0,1 0 1 0 0,0-1-1 0 0,-1 0 1 0 0,0-1-1 0 0,1 0 1 0 0,-1 0-1 0 0,0-1 0 0 0,13-8 1 0 0,-18 10-111 0 0,-1 1 0 0 0,1-1 0 0 0,0 0-1 0 0,-1-1 1 0 0,1 1 0 0 0,-1 0 0 0 0,0-1 0 0 0,0 1 0 0 0,0-1 0 0 0,0 0 0 0 0,0 1 0 0 0,0-1 0 0 0,-1 0 0 0 0,0 0 0 0 0,1 0-1 0 0,-1-1 1 0 0,0 1 0 0 0,0 0 0 0 0,-1 0 0 0 0,1 0 0 0 0,-1-1 0 0 0,0 1 0 0 0,1 0 0 0 0,-1-1 0 0 0,-1 1 0 0 0,1 0 0 0 0,0-1 0 0 0,-1 1-1 0 0,0 0 1 0 0,0 0 0 0 0,0-1 0 0 0,0 1 0 0 0,0 0 0 0 0,-1 0 0 0 0,-3-5 0 0 0,1 1-33 0 0,0 0-1 0 0,-1 1 1 0 0,0-1 0 0 0,0 1-1 0 0,-1 0 1 0 0,1 0 0 0 0,-1 1-1 0 0,-1 0 1 0 0,1 0 0 0 0,-1 0-1 0 0,0 1 1 0 0,0 0 0 0 0,-8-3-1 0 0,1 2 28 0 0</inkml:trace>
-</inkml:ink>
-</file>
-
-<file path=word/ink/ink127.xml><?xml version="1.0" encoding="utf-8"?>
-<inkml:ink xmlns:inkml="http://www.w3.org/2003/InkML">
-  <inkml:definitions>
-    <inkml:context xml:id="ctx0">
-      <inkml:inkSource xml:id="inkSrc0">
-        <inkml:traceFormat>
-          <inkml:channel name="X" type="integer" min="-2.14748E9" max="2.14748E9" units="cm"/>
-          <inkml:channel name="Y" type="integer" min="-2.14748E9" max="2.14748E9" units="cm"/>
-          <inkml:channel name="F" type="integer" max="32767" units="dev"/>
-          <inkml:channel name="OA" type="integer" max="360" units="deg"/>
-          <inkml:channel name="OE" type="integer" max="90" units="deg"/>
-        </inkml:traceFormat>
-        <inkml:channelProperties>
-          <inkml:channelProperty channel="X" name="resolution" value="1000" units="1/cm"/>
-          <inkml:channelProperty channel="Y" name="resolution" value="1000" units="1/cm"/>
-          <inkml:channelProperty channel="F" name="resolution" value="0" units="1/dev"/>
-          <inkml:channelProperty channel="OA" name="resolution" value="1000" units="1/deg"/>
-          <inkml:channelProperty channel="OE" name="resolution" value="1000" units="1/deg"/>
-        </inkml:channelProperties>
-      </inkml:inkSource>
-      <inkml:timestamp xml:id="ts0" timeString="2026-02-20T19:59:33.784"/>
-    </inkml:context>
-    <inkml:brush xml:id="br0">
-      <inkml:brushProperty name="width" value="0.035" units="cm"/>
-      <inkml:brushProperty name="height" value="0.035" units="cm"/>
-      <inkml:brushProperty name="color" value="#E71224"/>
-    </inkml:brush>
-  </inkml:definitions>
-  <inkml:trace contextRef="#ctx0" brushRef="#br0">0 112 1984 0 0,'22'-17'8585'0'0,"10"1"-4090"0"0,21-6-2024 0 0,-45 19-2214 0 0,1 1-1 0 0,0 0 1 0 0,-1 0 0 0 0,1 1 0 0 0,0 0 0 0 0,0 0-1 0 0,0 1 1 0 0,13 1 0 0 0,-21-1-222 0 0,-1 0 0 0 0,1 0-1 0 0,0 0 1 0 0,0 0 0 0 0,0 0 0 0 0,0 0-1 0 0,0 0 1 0 0,-1 1 0 0 0,1-1 0 0 0,0 0 0 0 0,0 0-1 0 0,0 1 1 0 0,0-1 0 0 0,-1 1 0 0 0,1-1-1 0 0,0 1 1 0 0,0-1 0 0 0,-1 1 0 0 0,1-1 0 0 0,-1 1-1 0 0,1-1 1 0 0,0 1 0 0 0,-1 0 0 0 0,1 0-1 0 0,-1-1 1 0 0,1 1 0 0 0,-1 0 0 0 0,0 0-1 0 0,1-1 1 0 0,-1 1 0 0 0,0 0 0 0 0,1 0 0 0 0,-1 0-1 0 0,0 0 1 0 0,0-1 0 0 0,0 1 0 0 0,0 0-1 0 0,0 0 1 0 0,0 0 0 0 0,0 0 0 0 0,0 0 0 0 0,0 0-1 0 0,0-1 1 0 0,0 1 0 0 0,-1 0 0 0 0,1 0-1 0 0,0 0 1 0 0,-1 0 0 0 0,1-1 0 0 0,0 1-1 0 0,-1 0 1 0 0,1 0 0 0 0,-1-1 0 0 0,-1 2 0 0 0,-4 7 202 0 0,0 0-1 0 0,-1-1 1 0 0,-14 13 0 0 0,12-11-144 0 0,-17 18 188 0 0,7-9-10 0 0,-17 23 0 0 0,32-37-253 0 0,1 0-1 0 0,-1 0 1 0 0,1 1 0 0 0,0 0-1 0 0,0-1 1 0 0,1 1-1 0 0,-1 0 1 0 0,1 0-1 0 0,-2 12 1 0 0,4-17-17 0 0,0 1 0 0 0,0-1 0 0 0,0 0 0 0 0,0 1-1 0 0,0-1 1 0 0,0 1 0 0 0,0-1 0 0 0,1 0 0 0 0,-1 1 0 0 0,0-1 0 0 0,1 0 0 0 0,-1 0 0 0 0,1 1-1 0 0,-1-1 1 0 0,1 0 0 0 0,0 0 0 0 0,0 0 0 0 0,-1 0 0 0 0,1 0 0 0 0,0 0 0 0 0,0 0 0 0 0,0 0-1 0 0,0 0 1 0 0,0 0 0 0 0,0 0 0 0 0,0 0 0 0 0,0-1 0 0 0,1 1 0 0 0,-1 0 0 0 0,3 0 0 0 0,1 1 2 0 0,0-1 0 0 0,0 0 0 0 0,0 0 0 0 0,0 0 0 0 0,0-1 0 0 0,8 1 0 0 0,2-1-3 0 0</inkml:trace>
-  <inkml:trace contextRef="#ctx0" brushRef="#br0" timeOffset="285.68">489 52 1792 0 0,'-3'-22'1883'0'0,"2"20"-1393"0"0,1 1 0 0 0,-1-1 1 0 0,0 0-1 0 0,0 1 0 0 0,0-1 0 0 0,0 1 1 0 0,0-1-1 0 0,0 1 0 0 0,0-1 0 0 0,0 1 1 0 0,0 0-1 0 0,-1 0 0 0 0,1-1 0 0 0,-1 1 1 0 0,1 0-1 0 0,-1 0 0 0 0,1 0 0 0 0,-1 1 1 0 0,1-1-1 0 0,-1 0 0 0 0,0 1 0 0 0,0-1 0 0 0,1 1 1 0 0,-1-1-1 0 0,0 1 0 0 0,0 0 0 0 0,-2-1 1 0 0,1 1-88 0 0,0 1 0 0 0,0-1 0 0 0,0 0 0 0 0,0 1 0 0 0,0 0 0 0 0,-6 1 0 0 0,2 2-167 0 0,0 0 0 0 0,0 0 0 0 0,0 0 0 0 0,0 0 0 0 0,1 1 1 0 0,-1 1-1 0 0,1-1 0 0 0,1 1 0 0 0,-1 0 0 0 0,1 0 0 0 0,0 0 0 0 0,0 1 0 0 0,-6 12 0 0 0,9-16-176 0 0,0 0 1 0 0,1 1 0 0 0,-1-1-1 0 0,1 0 1 0 0,0 0 0 0 0,0 1 0 0 0,0-1-1 0 0,0 1 1 0 0,0-1 0 0 0,1 1-1 0 0,0-1 1 0 0,0 1 0 0 0,0-1-1 0 0,0 1 1 0 0,0-1 0 0 0,1 1-1 0 0,-1-1 1 0 0,1 1 0 0 0,0-1 0 0 0,0 0-1 0 0,0 1 1 0 0,1-1 0 0 0,-1 0-1 0 0,1 0 1 0 0,0 0 0 0 0,0 0-1 0 0,0 0 1 0 0,0 0 0 0 0,0 0-1 0 0,1-1 1 0 0,-1 1 0 0 0,1-1 0 0 0,3 3-1 0 0,-1-2-47 0 0,-1-1-1 0 0,0 1 1 0 0,1-1-1 0 0,0 0 1 0 0,0-1 0 0 0,-1 1-1 0 0,1-1 1 0 0,0 0-1 0 0,0 0 1 0 0,0 0-1 0 0,0-1 1 0 0,0 0-1 0 0,0 0 1 0 0,0 0-1 0 0,0-1 1 0 0,0 1 0 0 0,0-1-1 0 0,0 0 1 0 0,0-1-1 0 0,0 1 1 0 0,0-1-1 0 0,-1 0 1 0 0,1 0-1 0 0,-1 0 1 0 0,1-1 0 0 0,-1 0-1 0 0,0 0 1 0 0,0 0-1 0 0,0 0 1 0 0,-1 0-1 0 0,1-1 1 0 0,-1 0-1 0 0,1 0 1 0 0,-1 0-1 0 0,-1 0 1 0 0,1 0 0 0 0,0 0-1 0 0,-1-1 1 0 0,0 0-1 0 0,0 1 1 0 0,0-1-1 0 0,-1 0 1 0 0,0 0-1 0 0,0 0 1 0 0,1-9 0 0 0,-1-41 67 0 0,0 50-66 0 0</inkml:trace>
-  <inkml:trace contextRef="#ctx0" brushRef="#br0" timeOffset="533.31">602 18 736 0 0,'18'-13'18623'0'0,"-31"29"-17850"0"0,1 0-1 0 0,1 1 1 0 0,0 0-1 0 0,-9 22 0 0 0,17-33-675 0 0,0 0-1 0 0,1 1 0 0 0,-1-1 0 0 0,1 1 0 0 0,1-1 1 0 0,-1 1-1 0 0,1 0 0 0 0,0 0 0 0 0,1-1 0 0 0,0 1 1 0 0,0 0-1 0 0,0 0 0 0 0,1 0 0 0 0,0 0 0 0 0,4 12 1 0 0,-4-17-71 0 0,0 0 0 0 0,0 0 0 0 0,0-1 0 0 0,1 1 0 0 0,-1 0 1 0 0,1-1-1 0 0,-1 1 0 0 0,1-1 0 0 0,0 0 0 0 0,-1 0 1 0 0,1 1-1 0 0,0-1 0 0 0,0 0 0 0 0,0 0 0 0 0,0-1 0 0 0,0 1 1 0 0,0 0-1 0 0,0-1 0 0 0,0 1 0 0 0,0-1 0 0 0,0 1 1 0 0,0-1-1 0 0,1 0 0 0 0,-1 0 0 0 0,0 0 0 0 0,0 0 0 0 0,0-1 1 0 0,0 1-1 0 0,3-1 0 0 0,3-1-17 0 0,-1 1 1 0 0,1-1-1 0 0,-1 0 1 0 0,0-1-1 0 0,1 0 1 0 0,-1 0-1 0 0,6-4 1 0 0,-8 3-11 0 0,1 0 1 0 0,-1 0-1 0 0,-1-1 1 0 0,1 1-1 0 0,-1-1 1 0 0,0 0 0 0 0,0-1-1 0 0,0 1 1 0 0,-1-1-1 0 0,1 0 1 0 0,-1 1-1 0 0,-1-1 1 0 0,1-1-1 0 0,-1 1 1 0 0,0 0-1 0 0,-1 0 1 0 0,2-12-1 0 0,-2 14 7 0 0,-1-1 1 0 0,1 1-1 0 0,-1-1 0 0 0,0 1 0 0 0,-1 0 0 0 0,1-1 0 0 0,-1 1 0 0 0,0 0 0 0 0,0 0 0 0 0,0 0 1 0 0,-1-1-1 0 0,1 1 0 0 0,-1 0 0 0 0,0 1 0 0 0,0-1 0 0 0,0 0 0 0 0,-1 0 0 0 0,1 1 0 0 0,-1 0 1 0 0,0-1-1 0 0,0 1 0 0 0,0 0 0 0 0,-1 0 0 0 0,1 1 0 0 0,-1-1 0 0 0,1 1 0 0 0,-8-4 1 0 0,-14-1 95 0 0,12 6-54 0 0</inkml:trace>
-</inkml:ink>
-</file>
-
-<file path=word/ink/ink128.xml><?xml version="1.0" encoding="utf-8"?>
-<inkml:ink xmlns:inkml="http://www.w3.org/2003/InkML">
-  <inkml:definitions>
-    <inkml:context xml:id="ctx0">
-      <inkml:inkSource xml:id="inkSrc0">
-        <inkml:traceFormat>
-          <inkml:channel name="X" type="integer" min="-2.14748E9" max="2.14748E9" units="cm"/>
-          <inkml:channel name="Y" type="integer" min="-2.14748E9" max="2.14748E9" units="cm"/>
-          <inkml:channel name="F" type="integer" max="32767" units="dev"/>
-          <inkml:channel name="OA" type="integer" max="360" units="deg"/>
-          <inkml:channel name="OE" type="integer" max="90" units="deg"/>
-        </inkml:traceFormat>
-        <inkml:channelProperties>
-          <inkml:channelProperty channel="X" name="resolution" value="1000" units="1/cm"/>
-          <inkml:channelProperty channel="Y" name="resolution" value="1000" units="1/cm"/>
-          <inkml:channelProperty channel="F" name="resolution" value="0" units="1/dev"/>
-          <inkml:channelProperty channel="OA" name="resolution" value="1000" units="1/deg"/>
-          <inkml:channelProperty channel="OE" name="resolution" value="1000" units="1/deg"/>
-        </inkml:channelProperties>
-      </inkml:inkSource>
-      <inkml:timestamp xml:id="ts0" timeString="2026-02-20T19:59:29.513"/>
-    </inkml:context>
-    <inkml:brush xml:id="br0">
-      <inkml:brushProperty name="width" value="0.035" units="cm"/>
-      <inkml:brushProperty name="height" value="0.035" units="cm"/>
-      <inkml:brushProperty name="color" value="#E71224"/>
-    </inkml:brush>
-  </inkml:definitions>
-  <inkml:trace contextRef="#ctx0" brushRef="#br0">29 255 2816 0 0,'0'0'1633'0'0,"13"0"8198"0"0,-12 2-9510 0 0,0 0 0 0 0,0 1 0 0 0,-1-1 1 0 0,1 1-1 0 0,0-1 0 0 0,-1 0 1 0 0,0 1-1 0 0,1-1 0 0 0,-1 1 0 0 0,0-1 1 0 0,0 1-1 0 0,-1-1 0 0 0,1 1 1 0 0,-1 2-1 0 0,-11 37 1095 0 0,8-28-852 0 0,2-6-405 0 0,-5 11 313 0 0,2 0 0 0 0,0 1 1 0 0,1-1-1 0 0,2 1 0 0 0,-2 37 0 0 0,6-25-424 0 0</inkml:trace>
-  <inkml:trace contextRef="#ctx0" brushRef="#br0" timeOffset="238.94">196 313 5744 0 0,'-6'7'553'0'0,"0"0"1"0"0,0 1-1 0 0,0-1 1 0 0,1 1-1 0 0,1 1 1 0 0,-1-1-1 0 0,1 1 1 0 0,1-1-1 0 0,0 1 1 0 0,0 0-1 0 0,1 1 1 0 0,0-1-1 0 0,0 0 0 0 0,1 0 1 0 0,0 1-1 0 0,1 10 1 0 0,0-18-475 0 0,0 0 0 0 0,1 1 0 0 0,-1-1 0 0 0,1 0 0 0 0,0 0 0 0 0,-1 1 0 0 0,1-1 1 0 0,0 0-1 0 0,0 0 0 0 0,1 0 0 0 0,-1 0 0 0 0,0 0 0 0 0,1 0 0 0 0,-1-1 0 0 0,1 1 0 0 0,-1 0 0 0 0,1-1 0 0 0,0 1 1 0 0,0-1-1 0 0,3 3 0 0 0,-1-3 36 0 0,0 1-1 0 0,0-1 1 0 0,0 1 0 0 0,0-1 0 0 0,0 0-1 0 0,0-1 1 0 0,1 1 0 0 0,-1-1 0 0 0,0 0 0 0 0,8 0-1 0 0,-1-1 93 0 0,1-1-1 0 0,-1 0 0 0 0,0-1 1 0 0,0 0-1 0 0,0-1 1 0 0,0 0-1 0 0,18-10 0 0 0,-25 11-119 0 0,1 0-1 0 0,-1 0 0 0 0,0 0 0 0 0,0 0 0 0 0,0-1 0 0 0,0 1 0 0 0,-1-1 0 0 0,1 0 0 0 0,-1 0 0 0 0,0-1 1 0 0,0 1-1 0 0,0 0 0 0 0,-1-1 0 0 0,0 0 0 0 0,0 0 0 0 0,2-7 0 0 0,-3 8-44 0 0,0 1-1 0 0,-1-1 0 0 0,0 0 1 0 0,0 0-1 0 0,0 1 1 0 0,0-1-1 0 0,-1 0 0 0 0,0 1 1 0 0,1-1-1 0 0,-1 0 1 0 0,-1 1-1 0 0,1-1 0 0 0,0 1 1 0 0,-1-1-1 0 0,0 1 1 0 0,1 0-1 0 0,-2 0 0 0 0,1 0 1 0 0,0 0-1 0 0,0 0 0 0 0,-1 0 1 0 0,0 0-1 0 0,-4-3 1 0 0,2 2 1 0 0,-1 0 1 0 0,1 0-1 0 0,-1 0 1 0 0,1 1-1 0 0,-1 0 1 0 0,0 0 0 0 0,0 1-1 0 0,-13-4 1 0 0,4 3-70 0 0</inkml:trace>
-  <inkml:trace contextRef="#ctx0" brushRef="#br0" timeOffset="694.83">721 307 4768 0 0,'-22'-9'6068'0'0,"13"5"-4601"0"0,1 0 0 0 0,-2 1 1 0 0,1 1-1 0 0,-13-3 1 0 0,18 4-1333 0 0,1 1 1 0 0,-1 0-1 0 0,0 0 1 0 0,0 1 0 0 0,1-1-1 0 0,-1 1 1 0 0,0-1-1 0 0,1 1 1 0 0,-1 1 0 0 0,1-1-1 0 0,-1 0 1 0 0,1 1-1 0 0,0-1 1 0 0,-1 1-1 0 0,-2 3 1 0 0,1-1 0 0 0,0 0 0 0 0,0 1 1 0 0,1 0-1 0 0,0-1 0 0 0,0 2 0 0 0,0-1 0 0 0,1 0 0 0 0,0 1 0 0 0,0-1 1 0 0,0 1-1 0 0,1 0 0 0 0,-1 0 0 0 0,2 0 0 0 0,-1 0 0 0 0,0 1 1 0 0,0 7-1 0 0,2-11-85 0 0,-1 0 1 0 0,1 1-1 0 0,0-1 0 0 0,0 0 1 0 0,0 1-1 0 0,0-1 1 0 0,0 0-1 0 0,1 1 1 0 0,-1-1-1 0 0,1 0 0 0 0,0 0 1 0 0,0 1-1 0 0,0-1 1 0 0,1 0-1 0 0,-1 0 1 0 0,1 0-1 0 0,0 0 0 0 0,0-1 1 0 0,-1 1-1 0 0,2 0 1 0 0,-1-1-1 0 0,0 1 1 0 0,1-1-1 0 0,-1 0 0 0 0,1 0 1 0 0,-1 0-1 0 0,1 0 1 0 0,0 0-1 0 0,0-1 1 0 0,0 1-1 0 0,0-1 1 0 0,4 2-1 0 0,-4-3-57 0 0,0 1-1 0 0,-1 0 1 0 0,1-1 0 0 0,0 1-1 0 0,0-1 1 0 0,0 0 0 0 0,0 0-1 0 0,-1 0 1 0 0,1-1 0 0 0,0 1-1 0 0,0-1 1 0 0,0 1 0 0 0,-1-1-1 0 0,1 0 1 0 0,0 0 0 0 0,0 0-1 0 0,2-2 1 0 0,0 0 8 0 0,-1 0 0 0 0,0 0 0 0 0,0 0 0 0 0,-1-1 0 0 0,1 1 1 0 0,-1-1-1 0 0,0 0 0 0 0,0 0 0 0 0,3-5 0 0 0,2-5 34 0 0,-2 0 1 0 0,1 0-1 0 0,-2 0 0 0 0,0-1 1 0 0,4-22-1 0 0,-28 250-36 0 0,18-203-2 0 0,-1 4-3 0 0,1-1 0 0 0,0 1 1 0 0,1 0-1 0 0,1 0 0 0 0,0-1 1 0 0,1 1-1 0 0,6 20 0 0 0,-8-33 5 0 0,0 0 0 0 0,1 1-1 0 0,-1-1 1 0 0,1 0-1 0 0,-1 0 1 0 0,1 0 0 0 0,0 0-1 0 0,0 0 1 0 0,-1 0-1 0 0,1 0 1 0 0,0 0 0 0 0,0 0-1 0 0,0-1 1 0 0,0 1 0 0 0,0 0-1 0 0,0-1 1 0 0,0 1-1 0 0,0 0 1 0 0,0-1 0 0 0,0 1-1 0 0,0-1 1 0 0,1 1 0 0 0,-1-1-1 0 0,0 0 1 0 0,0 0-1 0 0,0 1 1 0 0,1-1 0 0 0,-1 0-1 0 0,0 0 1 0 0,0 0 0 0 0,1 0-1 0 0,-1-1 1 0 0,0 1-1 0 0,0 0 1 0 0,0 0 0 0 0,1-1-1 0 0,-1 1 1 0 0,2-1 0 0 0,11-7-2 0 0</inkml:trace>
-  <inkml:trace contextRef="#ctx0" brushRef="#br0" timeOffset="1069.6">877 9 4288 0 0,'1'-1'474'0'0,"0"1"1"0"0,0-1-1 0 0,1 0 0 0 0,-1 0 1 0 0,0 1-1 0 0,0-1 1 0 0,0 0-1 0 0,1 1 0 0 0,-1-1 1 0 0,0 1-1 0 0,0 0 0 0 0,1-1 1 0 0,-1 1-1 0 0,0 0 1 0 0,1 0-1 0 0,-1 0 0 0 0,0 0 1 0 0,1 0-1 0 0,-1 0 1 0 0,2 0-1 0 0,-2 1-313 0 0,-1-1 1 0 0,1 1-1 0 0,-1-1 1 0 0,1 1-1 0 0,-1 0 1 0 0,1-1-1 0 0,-1 1 1 0 0,1-1-1 0 0,-1 1 1 0 0,0 0-1 0 0,1 0 1 0 0,-1-1-1 0 0,0 1 1 0 0,1 0-1 0 0,-1-1 1 0 0,0 1-1 0 0,0 0 1 0 0,0 0-1 0 0,0-1 1 0 0,0 1-1 0 0,0 0 1 0 0,0 0-1 0 0,0 0 1 0 0,0-1-1 0 0,0 1 1 0 0,0 0-1 0 0,0 0 1 0 0,-1-1-1 0 0,1 1 0 0 0,0 0 1 0 0,-1-1-1 0 0,1 1 1 0 0,0 0-1 0 0,-1-1 1 0 0,0 2-1 0 0,1-1-75 0 0,-4 7 368 0 0,1 0 0 0 0,0 1 0 0 0,1-1 0 0 0,-1 0-1 0 0,2 1 1 0 0,-2 9 0 0 0,3-15-375 0 0,0-1-1 0 0,0 0 1 0 0,1 0 0 0 0,-1 1 0 0 0,1-1-1 0 0,-1 0 1 0 0,1 0 0 0 0,0 0-1 0 0,0 0 1 0 0,0 0 0 0 0,0 0-1 0 0,0 0 1 0 0,0 0 0 0 0,0 0 0 0 0,1 0-1 0 0,-1 0 1 0 0,1-1 0 0 0,-1 1-1 0 0,1 0 1 0 0,0-1 0 0 0,-1 0 0 0 0,1 1-1 0 0,0-1 1 0 0,0 0 0 0 0,0 0-1 0 0,0 0 1 0 0,0 0 0 0 0,0 0 0 0 0,3 0-1 0 0,1 1 51 0 0,1-1 1 0 0,-1 0-1 0 0,1 0 0 0 0,-1-1 0 0 0,1 1 0 0 0,-1-1 1 0 0,1-1-1 0 0,0 1 0 0 0,8-3 0 0 0,7-1-149 0 0</inkml:trace>
-  <inkml:trace contextRef="#ctx0" brushRef="#br0" timeOffset="1863.64">1418 396 5184 0 0,'52'-2'8995'0'0,"-1"-3"-4145"0"0,16-6-2844 0 0,100-29 0 0 0,-144 33-1656 0 0</inkml:trace>
-  <inkml:trace contextRef="#ctx0" brushRef="#br0" timeOffset="1994.92">1610 209 4384 0 0,'0'0'9888'0'0,"0"3"-6577"0"0,3 11-2295 0 0,1 17 886 0 0,-2 40-1 0 0,-2-47-1290 0 0,1 0 0 0 0,0 1 0 0 0,11 43 0 0 0,-3-36-562 0 0</inkml:trace>
-  <inkml:trace contextRef="#ctx0" brushRef="#br0" timeOffset="2227.71">2013 102 4288 0 0,'0'0'7937'0'0,"0"6"-3997"0"0,-1 11-2552 0 0,-25 204 4242 0 0,24-202-5294 0 0</inkml:trace>
-  <inkml:trace contextRef="#ctx0" brushRef="#br0" timeOffset="2496.43">2201 181 2880 0 0,'-2'0'597'0'0,"0"0"0"0"0,0 1-1 0 0,0-1 1 0 0,0 1 0 0 0,0-1 0 0 0,0 1 0 0 0,-1 0-1 0 0,1 0 1 0 0,1 0 0 0 0,-1 0 0 0 0,0 0 0 0 0,-3 2-1 0 0,1 1 288 0 0,-1 0-1 0 0,1 0 0 0 0,1 0 0 0 0,-7 8 0 0 0,4-4-385 0 0,1 1 0 0 0,0 0 0 0 0,0 0-1 0 0,1 0 1 0 0,-3 12 0 0 0,5-18-393 0 0,1 1-1 0 0,0 0 1 0 0,1-1 0 0 0,-1 1 0 0 0,1 0 0 0 0,-1 0 0 0 0,1 0-1 0 0,0-1 1 0 0,1 1 0 0 0,-1 0 0 0 0,1 0 0 0 0,-1 0 0 0 0,1-1-1 0 0,0 1 1 0 0,1 0 0 0 0,-1-1 0 0 0,1 1 0 0 0,-1-1 0 0 0,1 0-1 0 0,0 1 1 0 0,0-1 0 0 0,1 0 0 0 0,-1 0 0 0 0,0 0 0 0 0,1 0-1 0 0,3 2 1 0 0,-1-2 7 0 0,-1 0-1 0 0,1 0 1 0 0,0 0-1 0 0,0 0 1 0 0,1-1-1 0 0,-1 0 1 0 0,0 0 0 0 0,1-1-1 0 0,0 1 1 0 0,-1-1-1 0 0,1 0 1 0 0,0-1-1 0 0,-1 1 1 0 0,1-1-1 0 0,0 0 1 0 0,10-2-1 0 0,-9 1-3 0 0,-1 0 0 0 0,1-1 0 0 0,-1 0-1 0 0,1 0 1 0 0,-1 0 0 0 0,0-1 0 0 0,0 0-1 0 0,0 0 1 0 0,0-1 0 0 0,0 1 0 0 0,-1-1-1 0 0,1-1 1 0 0,5-4 0 0 0,-9 6-83 0 0,-1 1 0 0 0,1 0-1 0 0,0-1 1 0 0,0 0 0 0 0,-1 1 0 0 0,1-1 0 0 0,-1 0 0 0 0,0 1 0 0 0,0-1-1 0 0,0 0 1 0 0,0 0 0 0 0,-1 0 0 0 0,1 0 0 0 0,-1 0 0 0 0,0 0 0 0 0,1 0-1 0 0,-1 0 1 0 0,-1 0 0 0 0,1 0 0 0 0,0 0 0 0 0,-1 0 0 0 0,0 0 0 0 0,1 0-1 0 0,-1 0 1 0 0,0 0 0 0 0,-1 0 0 0 0,1 0 0 0 0,0 1 0 0 0,-1-1 0 0 0,1 1-1 0 0,-3-3 1 0 0,2 2-27 0 0,0 0-1 0 0,0 0 0 0 0,0 0 1 0 0,-1 0-1 0 0,1 1 1 0 0,-1-1-1 0 0,0 1 0 0 0,1 0 1 0 0,-1 0-1 0 0,0 0 1 0 0,0 0-1 0 0,0 0 1 0 0,-1 1-1 0 0,1-1 0 0 0,0 1 1 0 0,-1 0-1 0 0,-4-1 1 0 0,-3 0 40 0 0</inkml:trace>
-  <inkml:trace contextRef="#ctx0" brushRef="#br0" timeOffset="3125.14">2888 269 3808 0 0,'0'-4'964'0'0,"-1"1"0"0"0,0 0 0 0 0,0 0 0 0 0,0 0 0 0 0,0 0 0 0 0,-1 0 1 0 0,1 0-1 0 0,-1 0 0 0 0,0 0 0 0 0,1 1 0 0 0,-4-4 0 0 0,2 3-444 0 0,0 0-1 0 0,0 0 1 0 0,-1 0-1 0 0,1 0 1 0 0,-1 0 0 0 0,0 1-1 0 0,-6-3 1 0 0,5 2-368 0 0,1 1-1 0 0,-1 1 1 0 0,0-1-1 0 0,0 1 1 0 0,1 0-1 0 0,-1 0 1 0 0,0 0 0 0 0,0 1-1 0 0,0-1 1 0 0,0 1-1 0 0,0 1 1 0 0,0-1 0 0 0,0 1-1 0 0,0 0 1 0 0,-6 1-1 0 0,4 1-32 0 0,0 1-1 0 0,0 0 1 0 0,0 0-1 0 0,0 1 0 0 0,1-1 1 0 0,0 1-1 0 0,0 1 1 0 0,0-1-1 0 0,1 1 1 0 0,-1 0-1 0 0,2 0 0 0 0,-1 1 1 0 0,-4 8-1 0 0,6-11-24 0 0,1 0 0 0 0,0 0 0 0 0,0 1 0 0 0,1-1-1 0 0,-1 1 1 0 0,1-1 0 0 0,0 1 0 0 0,0 0 0 0 0,1-1 0 0 0,-1 8-1 0 0,1-9-67 0 0,1 0 0 0 0,-1 0-1 0 0,1 0 1 0 0,-1 0 0 0 0,1 0-1 0 0,0 0 1 0 0,0 0 0 0 0,0-1-1 0 0,1 1 1 0 0,-1 0 0 0 0,1-1-1 0 0,-1 1 1 0 0,1-1 0 0 0,0 0-1 0 0,0 1 1 0 0,0-1 0 0 0,4 3-1 0 0,-2-3-24 0 0,-1 0 1 0 0,1 0-1 0 0,0 0 0 0 0,-1 0 0 0 0,1-1 0 0 0,0 0 1 0 0,0 0-1 0 0,0 0 0 0 0,0 0 0 0 0,0-1 0 0 0,0 1 0 0 0,0-1 1 0 0,0 0-1 0 0,0 0 0 0 0,1-1 0 0 0,-1 1 0 0 0,0-1 1 0 0,0 0-1 0 0,-1 0 0 0 0,1 0 0 0 0,6-3 0 0 0,2-1 4 0 0,0 0 0 0 0,-1-1 0 0 0,0 0 0 0 0,0 0 0 0 0,17-15 0 0 0,-15 11-2 0 0,34-32 20 0 0,-43 38-22 0 0,-1 0 1 0 0,1 0 0 0 0,0-1-1 0 0,-1 1 1 0 0,0-1-1 0 0,0 0 1 0 0,-1 0 0 0 0,4-9-1 0 0,-5 3 8 0 0,-6 10 11 0 0,4 2-17 0 0,0 0 0 0 0,-1 0 0 0 0,1 0 0 0 0,0 0 0 0 0,0 0 0 0 0,0 0 0 0 0,-1 0 1 0 0,1 0-1 0 0,0 0 0 0 0,-1 3 0 0 0,-15 24 15 0 0,1 1-1 0 0,2 1 1 0 0,-13 38-1 0 0,23-57-16 0 0,0 1 0 0 0,2-1 0 0 0,-1 0 0 0 0,2 1 0 0 0,-1 0-1 0 0,1-1 1 0 0,1 1 0 0 0,0 0 0 0 0,1 0 0 0 0,0-1 0 0 0,1 1-1 0 0,5 18 1 0 0,-6-26 15 0 0,0-1 0 0 0,0 0-1 0 0,1-1 1 0 0,-1 1 0 0 0,1 0-1 0 0,-1 0 1 0 0,1 0 0 0 0,0-1-1 0 0,0 1 1 0 0,0-1 0 0 0,0 0-1 0 0,0 1 1 0 0,1-1-1 0 0,-1 0 1 0 0,1 0 0 0 0,0-1-1 0 0,3 3 1 0 0,-2-3-178 0 0,-1 0 0 0 0,0 0 0 0 0,1-1 1 0 0,-1 1-1 0 0,0-1 0 0 0,1 0 0 0 0,-1 0 0 0 0,1 0 0 0 0,-1-1 0 0 0,0 1 0 0 0,1-1 0 0 0,-1 0 1 0 0,0 0-1 0 0,1 0 0 0 0,-1 0 0 0 0,0 0 0 0 0,0-1 0 0 0,0 1 0 0 0,5-5 0 0 0</inkml:trace>
-</inkml:ink>
-</file>
-
-<file path=word/ink/ink129.xml><?xml version="1.0" encoding="utf-8"?>
-<inkml:ink xmlns:inkml="http://www.w3.org/2003/InkML">
-  <inkml:definitions>
-    <inkml:context xml:id="ctx0">
-      <inkml:inkSource xml:id="inkSrc0">
-        <inkml:traceFormat>
-          <inkml:channel name="X" type="integer" min="-2.14748E9" max="2.14748E9" units="cm"/>
-          <inkml:channel name="Y" type="integer" min="-2.14748E9" max="2.14748E9" units="cm"/>
-          <inkml:channel name="F" type="integer" max="32767" units="dev"/>
-          <inkml:channel name="OA" type="integer" max="360" units="deg"/>
-          <inkml:channel name="OE" type="integer" max="90" units="deg"/>
-        </inkml:traceFormat>
-        <inkml:channelProperties>
-          <inkml:channelProperty channel="X" name="resolution" value="1000" units="1/cm"/>
-          <inkml:channelProperty channel="Y" name="resolution" value="1000" units="1/cm"/>
-          <inkml:channelProperty channel="F" name="resolution" value="0" units="1/dev"/>
-          <inkml:channelProperty channel="OA" name="resolution" value="1000" units="1/deg"/>
-          <inkml:channelProperty channel="OE" name="resolution" value="1000" units="1/deg"/>
-        </inkml:channelProperties>
-      </inkml:inkSource>
-      <inkml:timestamp xml:id="ts0" timeString="2026-02-20T19:59:33.193"/>
-    </inkml:context>
-    <inkml:brush xml:id="br0">
-      <inkml:brushProperty name="width" value="0.035" units="cm"/>
-      <inkml:brushProperty name="height" value="0.035" units="cm"/>
-      <inkml:brushProperty name="color" value="#E71224"/>
-    </inkml:brush>
-  </inkml:definitions>
-  <inkml:trace contextRef="#ctx0" brushRef="#br0">1 19 4032 0 0,'0'0'10944'0'0,"3"0"-7382"0"0,14 0-2334 0 0,12-1 5 0 0,-1-1 0 0 0,41-8 0 0 0,-40 5-955 0 0</inkml:trace>
 </inkml:ink>
 </file>
 
@@ -13162,6 +13297,112 @@
           <inkml:channelProperty channel="OE" name="resolution" value="1000" units="1/deg"/>
         </inkml:channelProperties>
       </inkml:inkSource>
+      <inkml:timestamp xml:id="ts0" timeString="2026-02-20T19:59:33.784"/>
+    </inkml:context>
+    <inkml:brush xml:id="br0">
+      <inkml:brushProperty name="width" value="0.035" units="cm"/>
+      <inkml:brushProperty name="height" value="0.035" units="cm"/>
+      <inkml:brushProperty name="color" value="#E71224"/>
+    </inkml:brush>
+  </inkml:definitions>
+  <inkml:trace contextRef="#ctx0" brushRef="#br0">0 112 1984 0 0,'22'-17'8585'0'0,"10"1"-4090"0"0,21-6-2024 0 0,-45 19-2214 0 0,1 1-1 0 0,0 0 1 0 0,-1 0 0 0 0,1 1 0 0 0,0 0 0 0 0,0 0-1 0 0,0 1 1 0 0,13 1 0 0 0,-21-1-222 0 0,-1 0 0 0 0,1 0-1 0 0,0 0 1 0 0,0 0 0 0 0,0 0 0 0 0,0 0-1 0 0,0 0 1 0 0,-1 1 0 0 0,1-1 0 0 0,0 0 0 0 0,0 0-1 0 0,0 1 1 0 0,0-1 0 0 0,-1 1 0 0 0,1-1-1 0 0,0 1 1 0 0,0-1 0 0 0,-1 1 0 0 0,1-1 0 0 0,-1 1-1 0 0,1-1 1 0 0,0 1 0 0 0,-1 0 0 0 0,1 0-1 0 0,-1-1 1 0 0,1 1 0 0 0,-1 0 0 0 0,0 0-1 0 0,1-1 1 0 0,-1 1 0 0 0,0 0 0 0 0,1 0 0 0 0,-1 0-1 0 0,0 0 1 0 0,0-1 0 0 0,0 1 0 0 0,0 0-1 0 0,0 0 1 0 0,0 0 0 0 0,0 0 0 0 0,0 0 0 0 0,0 0-1 0 0,0-1 1 0 0,0 1 0 0 0,-1 0 0 0 0,1 0-1 0 0,0 0 1 0 0,-1 0 0 0 0,1-1 0 0 0,0 1-1 0 0,-1 0 1 0 0,1 0 0 0 0,-1-1 0 0 0,-1 2 0 0 0,-4 7 202 0 0,0 0-1 0 0,-1-1 1 0 0,-14 13 0 0 0,12-11-144 0 0,-17 18 188 0 0,7-9-10 0 0,-17 23 0 0 0,32-37-253 0 0,1 0-1 0 0,-1 0 1 0 0,1 1 0 0 0,0 0-1 0 0,0-1 1 0 0,1 1-1 0 0,-1 0 1 0 0,1 0-1 0 0,-2 12 1 0 0,4-17-17 0 0,0 1 0 0 0,0-1 0 0 0,0 0 0 0 0,0 1-1 0 0,0-1 1 0 0,0 1 0 0 0,0-1 0 0 0,1 0 0 0 0,-1 1 0 0 0,0-1 0 0 0,1 0 0 0 0,-1 0 0 0 0,1 1-1 0 0,-1-1 1 0 0,1 0 0 0 0,0 0 0 0 0,0 0 0 0 0,-1 0 0 0 0,1 0 0 0 0,0 0 0 0 0,0 0 0 0 0,0 0-1 0 0,0 0 1 0 0,0 0 0 0 0,0 0 0 0 0,0 0 0 0 0,0-1 0 0 0,1 1 0 0 0,-1 0 0 0 0,3 0 0 0 0,1 1 2 0 0,0-1 0 0 0,0 0 0 0 0,0 0 0 0 0,0 0 0 0 0,0-1 0 0 0,8 1 0 0 0,2-1-3 0 0</inkml:trace>
+  <inkml:trace contextRef="#ctx0" brushRef="#br0" timeOffset="285.68">489 52 1792 0 0,'-3'-22'1883'0'0,"2"20"-1393"0"0,1 1 0 0 0,-1-1 1 0 0,0 0-1 0 0,0 1 0 0 0,0-1 0 0 0,0 1 1 0 0,0-1-1 0 0,0 1 0 0 0,0-1 0 0 0,0 1 1 0 0,0 0-1 0 0,-1 0 0 0 0,1-1 0 0 0,-1 1 1 0 0,1 0-1 0 0,-1 0 0 0 0,1 0 0 0 0,-1 1 1 0 0,1-1-1 0 0,-1 0 0 0 0,0 1 0 0 0,0-1 0 0 0,1 1 1 0 0,-1-1-1 0 0,0 1 0 0 0,0 0 0 0 0,-2-1 1 0 0,1 1-88 0 0,0 1 0 0 0,0-1 0 0 0,0 0 0 0 0,0 1 0 0 0,0 0 0 0 0,-6 1 0 0 0,2 2-167 0 0,0 0 0 0 0,0 0 0 0 0,0 0 0 0 0,0 0 0 0 0,1 1 1 0 0,-1 1-1 0 0,1-1 0 0 0,1 1 0 0 0,-1 0 0 0 0,1 0 0 0 0,0 0 0 0 0,0 1 0 0 0,-6 12 0 0 0,9-16-176 0 0,0 0 1 0 0,1 1 0 0 0,-1-1-1 0 0,1 0 1 0 0,0 0 0 0 0,0 1 0 0 0,0-1-1 0 0,0 1 1 0 0,0-1 0 0 0,1 1-1 0 0,0-1 1 0 0,0 1 0 0 0,0-1-1 0 0,0 1 1 0 0,0-1 0 0 0,1 1-1 0 0,-1-1 1 0 0,1 1 0 0 0,0-1 0 0 0,0 0-1 0 0,0 1 1 0 0,1-1 0 0 0,-1 0-1 0 0,1 0 1 0 0,0 0 0 0 0,0 0-1 0 0,0 0 1 0 0,0 0 0 0 0,0 0-1 0 0,1-1 1 0 0,-1 1 0 0 0,1-1 0 0 0,3 3-1 0 0,-1-2-47 0 0,-1-1-1 0 0,0 1 1 0 0,1-1-1 0 0,0 0 1 0 0,0-1 0 0 0,-1 1-1 0 0,1-1 1 0 0,0 0-1 0 0,0 0 1 0 0,0 0-1 0 0,0-1 1 0 0,0 0-1 0 0,0 0 1 0 0,0 0-1 0 0,0-1 1 0 0,0 1 0 0 0,0-1-1 0 0,0 0 1 0 0,0-1-1 0 0,0 1 1 0 0,0-1-1 0 0,-1 0 1 0 0,1 0-1 0 0,-1 0 1 0 0,1-1 0 0 0,-1 0-1 0 0,0 0 1 0 0,0 0-1 0 0,0 0 1 0 0,-1 0-1 0 0,1-1 1 0 0,-1 0-1 0 0,1 0 1 0 0,-1 0-1 0 0,-1 0 1 0 0,1 0 0 0 0,0 0-1 0 0,-1-1 1 0 0,0 0-1 0 0,0 1 1 0 0,0-1-1 0 0,-1 0 1 0 0,0 0-1 0 0,0 0 1 0 0,1-9 0 0 0,-1-41 67 0 0,0 50-66 0 0</inkml:trace>
+  <inkml:trace contextRef="#ctx0" brushRef="#br0" timeOffset="533.3">602 18 736 0 0,'18'-13'18623'0'0,"-31"29"-17850"0"0,1 0-1 0 0,1 1 1 0 0,0 0-1 0 0,-9 22 0 0 0,17-33-675 0 0,0 0-1 0 0,1 1 0 0 0,-1-1 0 0 0,1 1 0 0 0,1-1 1 0 0,-1 1-1 0 0,1 0 0 0 0,0 0 0 0 0,1-1 0 0 0,0 1 1 0 0,0 0-1 0 0,0 0 0 0 0,1 0 0 0 0,0 0 0 0 0,4 12 1 0 0,-4-17-71 0 0,0 0 0 0 0,0 0 0 0 0,0-1 0 0 0,1 1 0 0 0,-1 0 1 0 0,1-1-1 0 0,-1 1 0 0 0,1-1 0 0 0,0 0 0 0 0,-1 0 1 0 0,1 1-1 0 0,0-1 0 0 0,0 0 0 0 0,0 0 0 0 0,0-1 0 0 0,0 1 1 0 0,0 0-1 0 0,0-1 0 0 0,0 1 0 0 0,0-1 0 0 0,0 1 1 0 0,0-1-1 0 0,1 0 0 0 0,-1 0 0 0 0,0 0 0 0 0,0 0 0 0 0,0-1 1 0 0,0 1-1 0 0,3-1 0 0 0,3-1-17 0 0,-1 1 1 0 0,1-1-1 0 0,-1 0 1 0 0,0-1-1 0 0,1 0 1 0 0,-1 0-1 0 0,6-4 1 0 0,-8 3-11 0 0,1 0 1 0 0,-1 0-1 0 0,-1-1 1 0 0,1 1-1 0 0,-1-1 1 0 0,0 0 0 0 0,0-1-1 0 0,0 1 1 0 0,-1-1-1 0 0,1 0 1 0 0,-1 1-1 0 0,-1-1 1 0 0,1-1-1 0 0,-1 1 1 0 0,0 0-1 0 0,-1 0 1 0 0,2-12-1 0 0,-2 14 7 0 0,-1-1 1 0 0,1 1-1 0 0,-1-1 0 0 0,0 1 0 0 0,-1 0 0 0 0,1-1 0 0 0,-1 1 0 0 0,0 0 0 0 0,0 0 0 0 0,0 0 1 0 0,-1-1-1 0 0,1 1 0 0 0,-1 0 0 0 0,0 1 0 0 0,0-1 0 0 0,0 0 0 0 0,-1 0 0 0 0,1 1 0 0 0,-1 0 1 0 0,0-1-1 0 0,0 1 0 0 0,0 0 0 0 0,-1 0 0 0 0,1 1 0 0 0,-1-1 0 0 0,1 1 0 0 0,-8-4 1 0 0,-14-1 95 0 0,12 6-54 0 0</inkml:trace>
+</inkml:ink>
+</file>
+
+<file path=word/ink/ink131.xml><?xml version="1.0" encoding="utf-8"?>
+<inkml:ink xmlns:inkml="http://www.w3.org/2003/InkML">
+  <inkml:definitions>
+    <inkml:context xml:id="ctx0">
+      <inkml:inkSource xml:id="inkSrc0">
+        <inkml:traceFormat>
+          <inkml:channel name="X" type="integer" min="-2.14748E9" max="2.14748E9" units="cm"/>
+          <inkml:channel name="Y" type="integer" min="-2.14748E9" max="2.14748E9" units="cm"/>
+          <inkml:channel name="F" type="integer" max="32767" units="dev"/>
+          <inkml:channel name="OA" type="integer" max="360" units="deg"/>
+          <inkml:channel name="OE" type="integer" max="90" units="deg"/>
+        </inkml:traceFormat>
+        <inkml:channelProperties>
+          <inkml:channelProperty channel="X" name="resolution" value="1000" units="1/cm"/>
+          <inkml:channelProperty channel="Y" name="resolution" value="1000" units="1/cm"/>
+          <inkml:channelProperty channel="F" name="resolution" value="0" units="1/dev"/>
+          <inkml:channelProperty channel="OA" name="resolution" value="1000" units="1/deg"/>
+          <inkml:channelProperty channel="OE" name="resolution" value="1000" units="1/deg"/>
+        </inkml:channelProperties>
+      </inkml:inkSource>
+      <inkml:timestamp xml:id="ts0" timeString="2026-02-20T19:59:29.513"/>
+    </inkml:context>
+    <inkml:brush xml:id="br0">
+      <inkml:brushProperty name="width" value="0.035" units="cm"/>
+      <inkml:brushProperty name="height" value="0.035" units="cm"/>
+      <inkml:brushProperty name="color" value="#E71224"/>
+    </inkml:brush>
+  </inkml:definitions>
+  <inkml:trace contextRef="#ctx0" brushRef="#br0">29 255 2816 0 0,'0'0'1633'0'0,"13"0"8198"0"0,-12 2-9510 0 0,0 0 0 0 0,0 1 0 0 0,-1-1 1 0 0,1 1-1 0 0,0-1 0 0 0,-1 0 1 0 0,0 1-1 0 0,1-1 0 0 0,-1 1 0 0 0,0-1 1 0 0,0 1-1 0 0,-1-1 0 0 0,1 1 1 0 0,-1 2-1 0 0,-11 37 1095 0 0,8-28-852 0 0,2-6-405 0 0,-5 11 313 0 0,2 0 0 0 0,0 1 1 0 0,1-1-1 0 0,2 1 0 0 0,-2 37 0 0 0,6-25-424 0 0</inkml:trace>
+  <inkml:trace contextRef="#ctx0" brushRef="#br0" timeOffset="238.94">196 313 5744 0 0,'-6'7'553'0'0,"0"0"1"0"0,0 1-1 0 0,0-1 1 0 0,1 1-1 0 0,1 1 1 0 0,-1-1-1 0 0,1 1 1 0 0,1-1-1 0 0,0 1 1 0 0,0 0-1 0 0,1 1 1 0 0,0-1-1 0 0,0 0 0 0 0,1 0 1 0 0,0 1-1 0 0,1 10 1 0 0,0-18-475 0 0,0 0 0 0 0,1 1 0 0 0,-1-1 0 0 0,1 0 0 0 0,0 0 0 0 0,-1 1 0 0 0,1-1 1 0 0,0 0-1 0 0,0 0 0 0 0,1 0 0 0 0,-1 0 0 0 0,0 0 0 0 0,1 0 0 0 0,-1-1 0 0 0,1 1 0 0 0,-1 0 0 0 0,1-1 0 0 0,0 1 1 0 0,0-1-1 0 0,3 3 0 0 0,-1-3 36 0 0,0 1-1 0 0,0-1 1 0 0,0 1 0 0 0,0-1 0 0 0,0 0-1 0 0,0-1 1 0 0,1 1 0 0 0,-1-1 0 0 0,0 0 0 0 0,8 0-1 0 0,-1-1 93 0 0,1-1-1 0 0,-1 0 0 0 0,0-1 1 0 0,0 0-1 0 0,0-1 1 0 0,0 0-1 0 0,18-10 0 0 0,-25 11-119 0 0,1 0-1 0 0,-1 0 0 0 0,0 0 0 0 0,0 0 0 0 0,0-1 0 0 0,0 1 0 0 0,-1-1 0 0 0,1 0 0 0 0,-1 0 0 0 0,0-1 1 0 0,0 1-1 0 0,0 0 0 0 0,-1-1 0 0 0,0 0 0 0 0,0 0 0 0 0,2-7 0 0 0,-3 8-44 0 0,0 1-1 0 0,-1-1 0 0 0,0 0 1 0 0,0 0-1 0 0,0 1 1 0 0,0-1-1 0 0,-1 0 0 0 0,0 1 1 0 0,1-1-1 0 0,-1 0 1 0 0,-1 1-1 0 0,1-1 0 0 0,0 1 1 0 0,-1-1-1 0 0,0 1 1 0 0,1 0-1 0 0,-2 0 0 0 0,1 0 1 0 0,0 0-1 0 0,0 0 0 0 0,-1 0 1 0 0,0 0-1 0 0,-4-3 1 0 0,2 2 1 0 0,-1 0 1 0 0,1 0-1 0 0,-1 0 1 0 0,1 1-1 0 0,-1 0 1 0 0,0 0 0 0 0,0 1-1 0 0,-13-4 1 0 0,4 3-70 0 0</inkml:trace>
+  <inkml:trace contextRef="#ctx0" brushRef="#br0" timeOffset="694.83">721 307 4768 0 0,'-22'-9'6068'0'0,"13"5"-4601"0"0,1 0 0 0 0,-2 1 1 0 0,1 1-1 0 0,-13-3 1 0 0,18 4-1333 0 0,1 1 1 0 0,-1 0-1 0 0,0 0 1 0 0,0 1 0 0 0,1-1-1 0 0,-1 1 1 0 0,0-1-1 0 0,1 1 1 0 0,-1 1 0 0 0,1-1-1 0 0,-1 0 1 0 0,1 1-1 0 0,0-1 1 0 0,-1 1-1 0 0,-2 3 1 0 0,1-1 0 0 0,0 0 0 0 0,0 1 1 0 0,1 0-1 0 0,0-1 0 0 0,0 2 0 0 0,0-1 0 0 0,1 0 0 0 0,0 1 0 0 0,0-1 1 0 0,0 1-1 0 0,1 0 0 0 0,-1 0 0 0 0,2 0 0 0 0,-1 0 0 0 0,0 1 1 0 0,0 7-1 0 0,2-11-85 0 0,-1 0 1 0 0,1 1-1 0 0,0-1 0 0 0,0 0 1 0 0,0 1-1 0 0,0-1 1 0 0,0 0-1 0 0,1 1 1 0 0,-1-1-1 0 0,1 0 0 0 0,0 0 1 0 0,0 1-1 0 0,0-1 1 0 0,1 0-1 0 0,-1 0 1 0 0,1 0-1 0 0,0 0 0 0 0,0-1 1 0 0,-1 1-1 0 0,2 0 1 0 0,-1-1-1 0 0,0 1 1 0 0,1-1-1 0 0,-1 0 0 0 0,1 0 1 0 0,-1 0-1 0 0,1 0 1 0 0,0 0-1 0 0,0-1 1 0 0,0 1-1 0 0,0-1 1 0 0,4 2-1 0 0,-4-3-57 0 0,0 1-1 0 0,-1 0 1 0 0,1-1 0 0 0,0 1-1 0 0,0-1 1 0 0,0 0 0 0 0,0 0-1 0 0,-1 0 1 0 0,1-1 0 0 0,0 1-1 0 0,0-1 1 0 0,0 1 0 0 0,-1-1-1 0 0,1 0 1 0 0,0 0 0 0 0,0 0-1 0 0,2-2 1 0 0,0 0 8 0 0,-1 0 0 0 0,0 0 0 0 0,0 0 0 0 0,-1-1 0 0 0,1 1 1 0 0,-1-1-1 0 0,0 0 0 0 0,0 0 0 0 0,3-5 0 0 0,2-5 34 0 0,-2 0 1 0 0,1 0-1 0 0,-2 0 0 0 0,0-1 1 0 0,4-22-1 0 0,-28 250-36 0 0,18-203-2 0 0,-1 4-3 0 0,1-1 0 0 0,0 1 1 0 0,1 0-1 0 0,1 0 0 0 0,0-1 1 0 0,1 1-1 0 0,6 20 0 0 0,-8-33 5 0 0,0 0 0 0 0,1 1-1 0 0,-1-1 1 0 0,1 0-1 0 0,-1 0 1 0 0,1 0 0 0 0,0 0-1 0 0,0 0 1 0 0,-1 0-1 0 0,1 0 1 0 0,0 0 0 0 0,0 0-1 0 0,0-1 1 0 0,0 1 0 0 0,0 0-1 0 0,0-1 1 0 0,0 1-1 0 0,0 0 1 0 0,0-1 0 0 0,0 1-1 0 0,0-1 1 0 0,1 1 0 0 0,-1-1-1 0 0,0 0 1 0 0,0 0-1 0 0,0 1 1 0 0,1-1 0 0 0,-1 0-1 0 0,0 0 1 0 0,0 0 0 0 0,1 0-1 0 0,-1-1 1 0 0,0 1-1 0 0,0 0 1 0 0,0 0 0 0 0,1-1-1 0 0,-1 1 1 0 0,2-1 0 0 0,11-7-2 0 0</inkml:trace>
+  <inkml:trace contextRef="#ctx0" brushRef="#br0" timeOffset="1069.59">877 9 4288 0 0,'1'-1'474'0'0,"0"1"1"0"0,0-1-1 0 0,1 0 0 0 0,-1 0 1 0 0,0 1-1 0 0,0-1 1 0 0,0 0-1 0 0,1 1 0 0 0,-1-1 1 0 0,0 1-1 0 0,0 0 0 0 0,1-1 1 0 0,-1 1-1 0 0,0 0 1 0 0,1 0-1 0 0,-1 0 0 0 0,0 0 1 0 0,1 0-1 0 0,-1 0 1 0 0,2 0-1 0 0,-2 1-313 0 0,-1-1 1 0 0,1 1-1 0 0,-1-1 1 0 0,1 1-1 0 0,-1 0 1 0 0,1-1-1 0 0,-1 1 1 0 0,1-1-1 0 0,-1 1 1 0 0,0 0-1 0 0,1 0 1 0 0,-1-1-1 0 0,0 1 1 0 0,1 0-1 0 0,-1-1 1 0 0,0 1-1 0 0,0 0 1 0 0,0 0-1 0 0,0-1 1 0 0,0 1-1 0 0,0 0 1 0 0,0 0-1 0 0,0 0 1 0 0,0-1-1 0 0,0 1 1 0 0,0 0-1 0 0,0 0 1 0 0,-1-1-1 0 0,1 1 0 0 0,0 0 1 0 0,-1-1-1 0 0,1 1 1 0 0,0 0-1 0 0,-1-1 1 0 0,0 2-1 0 0,1-1-75 0 0,-4 7 368 0 0,1 0 0 0 0,0 1 0 0 0,1-1 0 0 0,-1 0-1 0 0,2 1 1 0 0,-2 9 0 0 0,3-15-375 0 0,0-1-1 0 0,0 0 1 0 0,1 0 0 0 0,-1 1 0 0 0,1-1-1 0 0,-1 0 1 0 0,1 0 0 0 0,0 0-1 0 0,0 0 1 0 0,0 0 0 0 0,0 0-1 0 0,0 0 1 0 0,0 0 0 0 0,0 0 0 0 0,1 0-1 0 0,-1 0 1 0 0,1-1 0 0 0,-1 1-1 0 0,1 0 1 0 0,0-1 0 0 0,-1 0 0 0 0,1 1-1 0 0,0-1 1 0 0,0 0 0 0 0,0 0-1 0 0,0 0 1 0 0,0 0 0 0 0,0 0 0 0 0,3 0-1 0 0,1 1 51 0 0,1-1 1 0 0,-1 0-1 0 0,1 0 0 0 0,-1-1 0 0 0,1 1 0 0 0,-1-1 1 0 0,1-1-1 0 0,0 1 0 0 0,8-3 0 0 0,7-1-149 0 0</inkml:trace>
+  <inkml:trace contextRef="#ctx0" brushRef="#br0" timeOffset="1863.64">1418 396 5184 0 0,'52'-2'8995'0'0,"-1"-3"-4145"0"0,16-6-2844 0 0,100-29 0 0 0,-144 33-1656 0 0</inkml:trace>
+  <inkml:trace contextRef="#ctx0" brushRef="#br0" timeOffset="1994.92">1610 209 4384 0 0,'0'0'9888'0'0,"0"3"-6577"0"0,3 11-2295 0 0,1 17 886 0 0,-2 40-1 0 0,-2-47-1290 0 0,1 0 0 0 0,0 1 0 0 0,11 43 0 0 0,-3-36-562 0 0</inkml:trace>
+  <inkml:trace contextRef="#ctx0" brushRef="#br0" timeOffset="2227.71">2013 102 4288 0 0,'0'0'7937'0'0,"0"6"-3997"0"0,-1 11-2552 0 0,-25 204 4242 0 0,24-202-5294 0 0</inkml:trace>
+  <inkml:trace contextRef="#ctx0" brushRef="#br0" timeOffset="2496.43">2201 181 2880 0 0,'-2'0'597'0'0,"0"0"0"0"0,0 1-1 0 0,0-1 1 0 0,0 1 0 0 0,0-1 0 0 0,0 1 0 0 0,-1 0-1 0 0,1 0 1 0 0,1 0 0 0 0,-1 0 0 0 0,0 0 0 0 0,-3 2-1 0 0,1 1 288 0 0,-1 0-1 0 0,1 0 0 0 0,1 0 0 0 0,-7 8 0 0 0,4-4-385 0 0,1 1 0 0 0,0 0 0 0 0,0 0-1 0 0,1 0 1 0 0,-3 12 0 0 0,5-18-393 0 0,1 1-1 0 0,0 0 1 0 0,1-1 0 0 0,-1 1 0 0 0,1 0 0 0 0,-1 0 0 0 0,1 0-1 0 0,0-1 1 0 0,1 1 0 0 0,-1 0 0 0 0,1 0 0 0 0,-1 0 0 0 0,1-1-1 0 0,0 1 1 0 0,1 0 0 0 0,-1-1 0 0 0,1 1 0 0 0,-1-1 0 0 0,1 0-1 0 0,0 1 1 0 0,0-1 0 0 0,1 0 0 0 0,-1 0 0 0 0,0 0 0 0 0,1 0-1 0 0,3 2 1 0 0,-1-2 7 0 0,-1 0-1 0 0,1 0 1 0 0,0 0-1 0 0,0 0 1 0 0,1-1-1 0 0,-1 0 1 0 0,0 0 0 0 0,1-1-1 0 0,0 1 1 0 0,-1-1-1 0 0,1 0 1 0 0,0-1-1 0 0,-1 1 1 0 0,1-1-1 0 0,0 0 1 0 0,10-2-1 0 0,-9 1-3 0 0,-1 0 0 0 0,1-1 0 0 0,-1 0-1 0 0,1 0 1 0 0,-1 0 0 0 0,0-1 0 0 0,0 0-1 0 0,0 0 1 0 0,0-1 0 0 0,0 1 0 0 0,-1-1-1 0 0,1-1 1 0 0,5-4 0 0 0,-9 6-83 0 0,-1 1 0 0 0,1 0-1 0 0,0-1 1 0 0,0 0 0 0 0,-1 1 0 0 0,1-1 0 0 0,-1 0 0 0 0,0 1 0 0 0,0-1-1 0 0,0 0 1 0 0,0 0 0 0 0,-1 0 0 0 0,1 0 0 0 0,-1 0 0 0 0,0 0 0 0 0,1 0-1 0 0,-1 0 1 0 0,-1 0 0 0 0,1 0 0 0 0,0 0 0 0 0,-1 0 0 0 0,0 0 0 0 0,1 0-1 0 0,-1 0 1 0 0,0 0 0 0 0,-1 0 0 0 0,1 0 0 0 0,0 1 0 0 0,-1-1 0 0 0,1 1-1 0 0,-3-3 1 0 0,2 2-27 0 0,0 0-1 0 0,0 0 0 0 0,0 0 1 0 0,-1 0-1 0 0,1 1 1 0 0,-1-1-1 0 0,0 1 0 0 0,1 0 1 0 0,-1 0-1 0 0,0 0 1 0 0,0 0-1 0 0,0 0 1 0 0,-1 1-1 0 0,1-1 0 0 0,0 1 1 0 0,-1 0-1 0 0,-4-1 1 0 0,-3 0 40 0 0</inkml:trace>
+  <inkml:trace contextRef="#ctx0" brushRef="#br0" timeOffset="3125.14">2888 269 3808 0 0,'0'-4'964'0'0,"-1"1"0"0"0,0 0 0 0 0,0 0 0 0 0,0 0 0 0 0,0 0 0 0 0,-1 0 1 0 0,1 0-1 0 0,-1 0 0 0 0,0 0 0 0 0,1 1 0 0 0,-4-4 0 0 0,2 3-444 0 0,0 0-1 0 0,0 0 1 0 0,-1 0-1 0 0,1 0 1 0 0,-1 0 0 0 0,0 1-1 0 0,-6-3 1 0 0,5 2-368 0 0,1 1-1 0 0,-1 1 1 0 0,0-1-1 0 0,0 1 1 0 0,1 0-1 0 0,-1 0 1 0 0,0 0 0 0 0,0 1-1 0 0,0-1 1 0 0,0 1-1 0 0,0 1 1 0 0,0-1 0 0 0,0 1-1 0 0,0 0 1 0 0,-6 1-1 0 0,4 1-32 0 0,0 1-1 0 0,0 0 1 0 0,0 0-1 0 0,0 1 0 0 0,1-1 1 0 0,0 1-1 0 0,0 1 1 0 0,0-1-1 0 0,1 1 1 0 0,-1 0-1 0 0,2 0 0 0 0,-1 1 1 0 0,-4 8-1 0 0,6-11-24 0 0,1 0 0 0 0,0 0 0 0 0,0 1 0 0 0,1-1-1 0 0,-1 1 1 0 0,1-1 0 0 0,0 1 0 0 0,0 0 0 0 0,1-1 0 0 0,-1 8-1 0 0,1-9-67 0 0,1 0 0 0 0,-1 0-1 0 0,1 0 1 0 0,-1 0 0 0 0,1 0-1 0 0,0 0 1 0 0,0 0 0 0 0,0-1-1 0 0,1 1 1 0 0,-1 0 0 0 0,1-1-1 0 0,-1 1 1 0 0,1-1 0 0 0,0 0-1 0 0,0 1 1 0 0,0-1 0 0 0,4 3-1 0 0,-2-3-24 0 0,-1 0 1 0 0,1 0-1 0 0,0 0 0 0 0,-1 0 0 0 0,1-1 0 0 0,0 0 1 0 0,0 0-1 0 0,0 0 0 0 0,0 0 0 0 0,0-1 0 0 0,0 1 0 0 0,0-1 1 0 0,0 0-1 0 0,0 0 0 0 0,1-1 0 0 0,-1 1 0 0 0,0-1 1 0 0,0 0-1 0 0,-1 0 0 0 0,1 0 0 0 0,6-3 0 0 0,2-1 4 0 0,0 0 0 0 0,-1-1 0 0 0,0 0 0 0 0,0 0 0 0 0,17-15 0 0 0,-15 11-2 0 0,34-32 20 0 0,-43 38-22 0 0,-1 0 1 0 0,1 0 0 0 0,0-1-1 0 0,-1 1 1 0 0,0-1-1 0 0,0 0 1 0 0,-1 0 0 0 0,4-9-1 0 0,-5 3 8 0 0,-6 10 11 0 0,4 2-17 0 0,0 0 0 0 0,-1 0 0 0 0,1 0 0 0 0,0 0 0 0 0,0 0 0 0 0,0 0 0 0 0,-1 0 1 0 0,1 0-1 0 0,0 0 0 0 0,-1 3 0 0 0,-15 24 15 0 0,1 1-1 0 0,2 1 1 0 0,-13 38-1 0 0,23-57-16 0 0,0 1 0 0 0,2-1 0 0 0,-1 0 0 0 0,2 1 0 0 0,-1 0-1 0 0,1-1 1 0 0,1 1 0 0 0,0 0 0 0 0,1 0 0 0 0,0-1 0 0 0,1 1-1 0 0,5 18 1 0 0,-6-26 15 0 0,0-1 0 0 0,0 0-1 0 0,1-1 1 0 0,-1 1 0 0 0,1 0-1 0 0,-1 0 1 0 0,1 0 0 0 0,0-1-1 0 0,0 1 1 0 0,0-1 0 0 0,0 0-1 0 0,0 1 1 0 0,1-1-1 0 0,-1 0 1 0 0,1 0 0 0 0,0-1-1 0 0,3 3 1 0 0,-2-3-178 0 0,-1 0 0 0 0,0 0 0 0 0,1-1 1 0 0,-1 1-1 0 0,0-1 0 0 0,1 0 0 0 0,-1 0 0 0 0,1 0 0 0 0,-1-1 0 0 0,0 1 0 0 0,1-1 0 0 0,-1 0 1 0 0,0 0-1 0 0,1 0 0 0 0,-1 0 0 0 0,0 0 0 0 0,0-1 0 0 0,0 1 0 0 0,5-5 0 0 0</inkml:trace>
+</inkml:ink>
+</file>
+
+<file path=word/ink/ink132.xml><?xml version="1.0" encoding="utf-8"?>
+<inkml:ink xmlns:inkml="http://www.w3.org/2003/InkML">
+  <inkml:definitions>
+    <inkml:context xml:id="ctx0">
+      <inkml:inkSource xml:id="inkSrc0">
+        <inkml:traceFormat>
+          <inkml:channel name="X" type="integer" min="-2.14748E9" max="2.14748E9" units="cm"/>
+          <inkml:channel name="Y" type="integer" min="-2.14748E9" max="2.14748E9" units="cm"/>
+          <inkml:channel name="F" type="integer" max="32767" units="dev"/>
+          <inkml:channel name="OA" type="integer" max="360" units="deg"/>
+          <inkml:channel name="OE" type="integer" max="90" units="deg"/>
+        </inkml:traceFormat>
+        <inkml:channelProperties>
+          <inkml:channelProperty channel="X" name="resolution" value="1000" units="1/cm"/>
+          <inkml:channelProperty channel="Y" name="resolution" value="1000" units="1/cm"/>
+          <inkml:channelProperty channel="F" name="resolution" value="0" units="1/dev"/>
+          <inkml:channelProperty channel="OA" name="resolution" value="1000" units="1/deg"/>
+          <inkml:channelProperty channel="OE" name="resolution" value="1000" units="1/deg"/>
+        </inkml:channelProperties>
+      </inkml:inkSource>
+      <inkml:timestamp xml:id="ts0" timeString="2026-02-20T19:59:33.193"/>
+    </inkml:context>
+    <inkml:brush xml:id="br0">
+      <inkml:brushProperty name="width" value="0.035" units="cm"/>
+      <inkml:brushProperty name="height" value="0.035" units="cm"/>
+      <inkml:brushProperty name="color" value="#E71224"/>
+    </inkml:brush>
+  </inkml:definitions>
+  <inkml:trace contextRef="#ctx0" brushRef="#br0">1 19 4032 0 0,'0'0'10944'0'0,"3"0"-7382"0"0,14 0-2334 0 0,12-1 5 0 0,-1-1 0 0 0,41-8 0 0 0,-40 5-955 0 0</inkml:trace>
+</inkml:ink>
+</file>
+
+<file path=word/ink/ink133.xml><?xml version="1.0" encoding="utf-8"?>
+<inkml:ink xmlns:inkml="http://www.w3.org/2003/InkML">
+  <inkml:definitions>
+    <inkml:context xml:id="ctx0">
+      <inkml:inkSource xml:id="inkSrc0">
+        <inkml:traceFormat>
+          <inkml:channel name="X" type="integer" min="-2.14748E9" max="2.14748E9" units="cm"/>
+          <inkml:channel name="Y" type="integer" min="-2.14748E9" max="2.14748E9" units="cm"/>
+          <inkml:channel name="F" type="integer" max="32767" units="dev"/>
+          <inkml:channel name="OA" type="integer" max="360" units="deg"/>
+          <inkml:channel name="OE" type="integer" max="90" units="deg"/>
+        </inkml:traceFormat>
+        <inkml:channelProperties>
+          <inkml:channelProperty channel="X" name="resolution" value="1000" units="1/cm"/>
+          <inkml:channelProperty channel="Y" name="resolution" value="1000" units="1/cm"/>
+          <inkml:channelProperty channel="F" name="resolution" value="0" units="1/dev"/>
+          <inkml:channelProperty channel="OA" name="resolution" value="1000" units="1/deg"/>
+          <inkml:channelProperty channel="OE" name="resolution" value="1000" units="1/deg"/>
+        </inkml:channelProperties>
+      </inkml:inkSource>
       <inkml:timestamp xml:id="ts0" timeString="2026-02-20T19:59:27.146"/>
     </inkml:context>
     <inkml:brush xml:id="br0">
@@ -13178,7 +13419,7 @@
 </inkml:ink>
 </file>
 
-<file path=word/ink/ink131.xml><?xml version="1.0" encoding="utf-8"?>
+<file path=word/ink/ink134.xml><?xml version="1.0" encoding="utf-8"?>
 <inkml:ink xmlns:inkml="http://www.w3.org/2003/InkML">
   <inkml:definitions>
     <inkml:context xml:id="ctx0">
@@ -13212,7 +13453,7 @@
 </inkml:ink>
 </file>
 
-<file path=word/ink/ink132.xml><?xml version="1.0" encoding="utf-8"?>
+<file path=word/ink/ink135.xml><?xml version="1.0" encoding="utf-8"?>
 <inkml:ink xmlns:inkml="http://www.w3.org/2003/InkML">
   <inkml:definitions>
     <inkml:context xml:id="ctx0">
@@ -13246,7 +13487,7 @@
 </inkml:ink>
 </file>
 
-<file path=word/ink/ink133.xml><?xml version="1.0" encoding="utf-8"?>
+<file path=word/ink/ink136.xml><?xml version="1.0" encoding="utf-8"?>
 <inkml:ink xmlns:inkml="http://www.w3.org/2003/InkML">
   <inkml:definitions>
     <inkml:context xml:id="ctx0">
@@ -13280,7 +13521,7 @@
 </inkml:ink>
 </file>
 
-<file path=word/ink/ink134.xml><?xml version="1.0" encoding="utf-8"?>
+<file path=word/ink/ink137.xml><?xml version="1.0" encoding="utf-8"?>
 <inkml:ink xmlns:inkml="http://www.w3.org/2003/InkML">
   <inkml:definitions>
     <inkml:context xml:id="ctx0">
@@ -13313,7 +13554,7 @@
 </inkml:ink>
 </file>
 
-<file path=word/ink/ink135.xml><?xml version="1.0" encoding="utf-8"?>
+<file path=word/ink/ink138.xml><?xml version="1.0" encoding="utf-8"?>
 <inkml:ink xmlns:inkml="http://www.w3.org/2003/InkML">
   <inkml:definitions>
     <inkml:context xml:id="ctx0">
@@ -13348,7 +13589,7 @@
 </inkml:ink>
 </file>
 
-<file path=word/ink/ink136.xml><?xml version="1.0" encoding="utf-8"?>
+<file path=word/ink/ink139.xml><?xml version="1.0" encoding="utf-8"?>
 <inkml:ink xmlns:inkml="http://www.w3.org/2003/InkML">
   <inkml:definitions>
     <inkml:context xml:id="ctx0">
@@ -13381,7 +13622,41 @@
 </inkml:ink>
 </file>
 
-<file path=word/ink/ink137.xml><?xml version="1.0" encoding="utf-8"?>
+<file path=word/ink/ink14.xml><?xml version="1.0" encoding="utf-8"?>
+<inkml:ink xmlns:inkml="http://www.w3.org/2003/InkML">
+  <inkml:definitions>
+    <inkml:context xml:id="ctx0">
+      <inkml:inkSource xml:id="inkSrc0">
+        <inkml:traceFormat>
+          <inkml:channel name="X" type="integer" min="-2.14748E9" max="2.14748E9" units="cm"/>
+          <inkml:channel name="Y" type="integer" min="-2.14748E9" max="2.14748E9" units="cm"/>
+          <inkml:channel name="F" type="integer" max="32767" units="dev"/>
+          <inkml:channel name="OA" type="integer" max="360" units="deg"/>
+          <inkml:channel name="OE" type="integer" max="90" units="deg"/>
+        </inkml:traceFormat>
+        <inkml:channelProperties>
+          <inkml:channelProperty channel="X" name="resolution" value="1000" units="1/cm"/>
+          <inkml:channelProperty channel="Y" name="resolution" value="1000" units="1/cm"/>
+          <inkml:channelProperty channel="F" name="resolution" value="0" units="1/dev"/>
+          <inkml:channelProperty channel="OA" name="resolution" value="1000" units="1/deg"/>
+          <inkml:channelProperty channel="OE" name="resolution" value="1000" units="1/deg"/>
+        </inkml:channelProperties>
+      </inkml:inkSource>
+      <inkml:timestamp xml:id="ts0" timeString="2026-02-20T19:47:43.093"/>
+    </inkml:context>
+    <inkml:brush xml:id="br0">
+      <inkml:brushProperty name="width" value="0.035" units="cm"/>
+      <inkml:brushProperty name="height" value="0.035" units="cm"/>
+      <inkml:brushProperty name="color" value="#008C3A"/>
+    </inkml:brush>
+  </inkml:definitions>
+  <inkml:trace contextRef="#ctx0" brushRef="#br0">98 0 384 0 0,'-19'23'280'0'0,"11"-15"1837"0"0,8-8-1983 0 0,0 0 1 0 0,-1 0 0 0 0,1 0 0 0 0,0 0 0 0 0,0 0-1 0 0,0-1 1 0 0,-1 1 0 0 0,1 0 0 0 0,0 0 0 0 0,0 0-1 0 0,0 0 1 0 0,0-1 0 0 0,-1 1 0 0 0,1 0-1 0 0,0 0 1 0 0,0 0 0 0 0,0-1 0 0 0,0 1 0 0 0,0 0-1 0 0,0 0 1 0 0,0 0 0 0 0,0-1 0 0 0,0 1 0 0 0,-1 0-1 0 0,1 0 1 0 0,0-1 0 0 0,0 1 0 0 0,0 0-1 0 0,0 0 1 0 0,0 0 0 0 0,0-1 0 0 0,0 1 0 0 0,1 0-1 0 0,-1 0 1 0 0,0-1 0 0 0,0 1 0 0 0,-17 41 289 0 0,17-40-409 0 0,-3 18 1306 0 0,3-19-1256 0 0,1 0 0 0 0,0-1 1 0 0,-1 1-1 0 0,1 0 0 0 0,0 0 1 0 0,-1-1-1 0 0,1 1 0 0 0,-1 0 1 0 0,1-1-1 0 0,-1 1 0 0 0,1-1 1 0 0,-1 1-1 0 0,1 0 0 0 0,-1-1 1 0 0,1 1-1 0 0,-1-1 0 0 0,0 0 1 0 0,1 1-1 0 0,-1-1 0 0 0,0 1 1 0 0,1-1-1 0 0,-1 0 0 0 0,-2 10 437 0 0,1 1-1 0 0,-1 0 0 0 0,1 0 1 0 0,1 13-1 0 0,4-20-82 0 0,2-9-150 0 0,3-10 83 0 0,-9 15-305 0 0,7-22 372 0 0,-6 22-396 0 0,-1 1 0 0 0,0-1 0 0 0,1 0 0 0 0,-1 0 0 0 0,0 1 0 0 0,0-1-1 0 0,0 0 1 0 0,0 0 0 0 0,0 0 0 0 0,0 0 0 0 0,0 1 0 0 0,0-1 0 0 0,0 0 0 0 0,0 0-1 0 0,0 1 1 0 0,-1-1 0 0 0,1 0 0 0 0,0 0 0 0 0,-1 0 0 0 0,1 1 0 0 0,0-1 0 0 0,-1 0-1 0 0,1 1 1 0 0,-1-1 0 0 0,1 0 0 0 0,-1 0 0 0 0,-1 1-3 0 0,1 1-1 0 0,0-1 1 0 0,0 0 0 0 0,0 0 0 0 0,0 1 0 0 0,-1-1-1 0 0,1 1 1 0 0,0-1 0 0 0,0 1 0 0 0,0 0-1 0 0,0-1 1 0 0,0 1 0 0 0,0 0 0 0 0,0 0-1 0 0,0 0 1 0 0,0-1 0 0 0,1 1 0 0 0,-2 2 0 0 0,-15 17 175 0 0,11-9-107 0 0,6-11-84 0 0,1 0 1 0 0,-1 0 0 0 0,0 0 0 0 0,0 0-1 0 0,0 0 1 0 0,0 0 0 0 0,0 0-1 0 0,0 0 1 0 0,1 0 0 0 0,-1 0 0 0 0,0 0-1 0 0,0 0 1 0 0,0 0 0 0 0,0 0-1 0 0,0 1 1 0 0,1-1 0 0 0,-1 0-1 0 0,0 0 1 0 0,0 0 0 0 0,0 0 0 0 0,0 0-1 0 0,0 0 1 0 0,0 0 0 0 0,0 0-1 0 0,1 0 1 0 0,-1 0 0 0 0,0 1 0 0 0,0-1-1 0 0,0 0 1 0 0,0 0 0 0 0,0 0-1 0 0,0 0 1 0 0,0 0 0 0 0,0 0-1 0 0,0 1 1 0 0,0-1 0 0 0,0 0 0 0 0,0 0-1 0 0,0 0 1 0 0,0 0 0 0 0,0 0-1 0 0,0 1 1 0 0,0-1 0 0 0,0 0-1 0 0,0 0 1 0 0,0 0 0 0 0,0 0 0 0 0,0 0-1 0 0,0 1 1 0 0,0-1 0 0 0,0 0-1 0 0,0 0 1 0 0,0 0 0 0 0,0 0 0 0 0,0 0-1 0 0,0 0 1 0 0,0 0 0 0 0,0 1-1 0 0,-1-1 1 0 0,1 0 0 0 0,0 0 0 0 0,6-4 14 0 0</inkml:trace>
+  <inkml:trace contextRef="#ctx0" brushRef="#br0" timeOffset="839.26">84 30 1632 0 0,'0'0'11209'0'0,"2"-20"-8650"0"0,-3 32-2331 0 0,1-12-225 0 0,0 0 0 0 0,0 0 0 0 0,0 0 1 0 0,0 0-1 0 0,-1 0 0 0 0,1 1 1 0 0,0-1-1 0 0,0 0 0 0 0,0 0 1 0 0,0 0-1 0 0,0 0 0 0 0,0 0 1 0 0,0 0-1 0 0,0 0 0 0 0,-1 1 1 0 0,1-1-1 0 0,0 0 0 0 0,0 0 1 0 0,0 0-1 0 0,0 0 0 0 0,0 0 1 0 0,0 0-1 0 0,-1 0 0 0 0,1 0 1 0 0,0 0-1 0 0,0 0 0 0 0,0 0 1 0 0,0 0-1 0 0,-1 0 0 0 0,1 0 1 0 0,0 0-1 0 0,0 0 0 0 0,0 0 0 0 0,0 0 1 0 0,0 0-1 0 0,-1 0 0 0 0,1 0 1 0 0,0 0-1 0 0,0 0 0 0 0,0 0 1 0 0,0 0-1 0 0,0 0 0 0 0,0-1 1 0 0,-1 1-1 0 0,1 0 0 0 0,0 0 1 0 0,0 0-1 0 0,0 0 0 0 0,0 0 1 0 0,0 0-1 0 0,0 0 0 0 0,0 0 1 0 0,0-1-1 0 0,-1 1 0 0 0,1 0 1 0 0,0 0-1 0 0,0 0 0 0 0,0-1 1 0 0,-1 0-2 0 0,-9 5 2 0 0,-26 27 4 0 0,33-28 9 0 0,-1 1 0 0 0,1 0 0 0 0,-1 0 0 0 0,1 1 0 0 0,0-1 0 0 0,1 1 0 0 0,-1-1 0 0 0,-2 7 1 0 0,15-19 334 0 0,4-10-191 0 0,-8 9-38 0 0,-4 7-53 0 0,0-1 0 0 0,0 1-1 0 0,0-1 1 0 0,-1 0 0 0 0,1 1 0 0 0,-1-1 0 0 0,1 0 0 0 0,-1 0-1 0 0,1-3 1 0 0,-27 40 835 0 0,24-33-890 0 0,-11 22 153 0 0,11-22-153 0 0,0 0-1 0 0,1 0 1 0 0,-1 1-1 0 0,0-1 1 0 0,1 0 0 0 0,0 1-1 0 0,-1-1 1 0 0,1 1-1 0 0,0-1 1 0 0,0 0-1 0 0,-1 1 1 0 0,1-1 0 0 0,0 1-1 0 0,1 1 1 0 0,19-24 503 0 0,-8 0-204 0 0,-5 12-284 0 0</inkml:trace>
+  <inkml:trace contextRef="#ctx0" brushRef="#br0" timeOffset="1180.33">60 32 2624 0 0,'0'0'1585'0'0,"5"18"7174"0"0,-1-7-5911 0 0,-3-7-2547 0 0,-1-1 0 0 0,1 0 0 0 0,-1 1 0 0 0,0-1 0 0 0,0 0 0 0 0,0 0 0 0 0,0 1 0 0 0,0-1 0 0 0,-1 0 0 0 0,0 4 0 0 0,-1-4-293 0 0</inkml:trace>
+</inkml:ink>
+</file>
+
+<file path=word/ink/ink140.xml><?xml version="1.0" encoding="utf-8"?>
 <inkml:ink xmlns:inkml="http://www.w3.org/2003/InkML">
   <inkml:definitions>
     <inkml:context xml:id="ctx0">
@@ -13415,7 +13690,7 @@
 </inkml:ink>
 </file>
 
-<file path=word/ink/ink138.xml><?xml version="1.0" encoding="utf-8"?>
+<file path=word/ink/ink141.xml><?xml version="1.0" encoding="utf-8"?>
 <inkml:ink xmlns:inkml="http://www.w3.org/2003/InkML">
   <inkml:definitions>
     <inkml:context xml:id="ctx0">
@@ -13448,7 +13723,7 @@
 </inkml:ink>
 </file>
 
-<file path=word/ink/ink139.xml><?xml version="1.0" encoding="utf-8"?>
+<file path=word/ink/ink142.xml><?xml version="1.0" encoding="utf-8"?>
 <inkml:ink xmlns:inkml="http://www.w3.org/2003/InkML">
   <inkml:definitions>
     <inkml:context xml:id="ctx0">
@@ -13483,41 +13758,7 @@
 </inkml:ink>
 </file>
 
-<file path=word/ink/ink14.xml><?xml version="1.0" encoding="utf-8"?>
-<inkml:ink xmlns:inkml="http://www.w3.org/2003/InkML">
-  <inkml:definitions>
-    <inkml:context xml:id="ctx0">
-      <inkml:inkSource xml:id="inkSrc0">
-        <inkml:traceFormat>
-          <inkml:channel name="X" type="integer" min="-2.14748E9" max="2.14748E9" units="cm"/>
-          <inkml:channel name="Y" type="integer" min="-2.14748E9" max="2.14748E9" units="cm"/>
-          <inkml:channel name="F" type="integer" max="32767" units="dev"/>
-          <inkml:channel name="OA" type="integer" max="360" units="deg"/>
-          <inkml:channel name="OE" type="integer" max="90" units="deg"/>
-        </inkml:traceFormat>
-        <inkml:channelProperties>
-          <inkml:channelProperty channel="X" name="resolution" value="1000" units="1/cm"/>
-          <inkml:channelProperty channel="Y" name="resolution" value="1000" units="1/cm"/>
-          <inkml:channelProperty channel="F" name="resolution" value="0" units="1/dev"/>
-          <inkml:channelProperty channel="OA" name="resolution" value="1000" units="1/deg"/>
-          <inkml:channelProperty channel="OE" name="resolution" value="1000" units="1/deg"/>
-        </inkml:channelProperties>
-      </inkml:inkSource>
-      <inkml:timestamp xml:id="ts0" timeString="2026-02-20T19:47:43.093"/>
-    </inkml:context>
-    <inkml:brush xml:id="br0">
-      <inkml:brushProperty name="width" value="0.035" units="cm"/>
-      <inkml:brushProperty name="height" value="0.035" units="cm"/>
-      <inkml:brushProperty name="color" value="#008C3A"/>
-    </inkml:brush>
-  </inkml:definitions>
-  <inkml:trace contextRef="#ctx0" brushRef="#br0">98 0 384 0 0,'-19'23'280'0'0,"11"-15"1837"0"0,8-8-1983 0 0,0 0 1 0 0,-1 0 0 0 0,1 0 0 0 0,0 0 0 0 0,0 0-1 0 0,0-1 1 0 0,-1 1 0 0 0,1 0 0 0 0,0 0 0 0 0,0 0-1 0 0,0 0 1 0 0,0-1 0 0 0,-1 1 0 0 0,1 0-1 0 0,0 0 1 0 0,0 0 0 0 0,0-1 0 0 0,0 1 0 0 0,0 0-1 0 0,0 0 1 0 0,0 0 0 0 0,0-1 0 0 0,0 1 0 0 0,-1 0-1 0 0,1 0 1 0 0,0-1 0 0 0,0 1 0 0 0,0 0-1 0 0,0 0 1 0 0,0 0 0 0 0,0-1 0 0 0,0 1 0 0 0,1 0-1 0 0,-1 0 1 0 0,0-1 0 0 0,0 1 0 0 0,-17 41 289 0 0,17-40-409 0 0,-3 18 1306 0 0,3-19-1256 0 0,1 0 0 0 0,0-1 1 0 0,-1 1-1 0 0,1 0 0 0 0,0 0 1 0 0,-1-1-1 0 0,1 1 0 0 0,-1 0 1 0 0,1-1-1 0 0,-1 1 0 0 0,1-1 1 0 0,-1 1-1 0 0,1 0 0 0 0,-1-1 1 0 0,1 1-1 0 0,-1-1 0 0 0,0 0 1 0 0,1 1-1 0 0,-1-1 0 0 0,0 1 1 0 0,1-1-1 0 0,-1 0 0 0 0,-2 10 437 0 0,1 1-1 0 0,-1 0 0 0 0,1 0 1 0 0,1 13-1 0 0,4-20-82 0 0,2-9-150 0 0,3-10 83 0 0,-9 15-305 0 0,7-22 372 0 0,-6 22-396 0 0,-1 1 0 0 0,0-1 0 0 0,1 0 0 0 0,-1 0 0 0 0,0 1 0 0 0,0-1-1 0 0,0 0 1 0 0,0 0 0 0 0,0 0 0 0 0,0 0 0 0 0,0 1 0 0 0,0-1 0 0 0,0 0 0 0 0,0 0-1 0 0,0 1 1 0 0,-1-1 0 0 0,1 0 0 0 0,0 0 0 0 0,-1 0 0 0 0,1 1 0 0 0,0-1 0 0 0,-1 0-1 0 0,1 1 1 0 0,-1-1 0 0 0,1 0 0 0 0,-1 0 0 0 0,-1 1-3 0 0,1 1-1 0 0,0-1 1 0 0,0 0 0 0 0,0 0 0 0 0,0 1 0 0 0,-1-1-1 0 0,1 1 1 0 0,0-1 0 0 0,0 1 0 0 0,0 0-1 0 0,0-1 1 0 0,0 1 0 0 0,0 0 0 0 0,0 0-1 0 0,0 0 1 0 0,0-1 0 0 0,1 1 0 0 0,-2 2 0 0 0,-15 17 175 0 0,11-9-107 0 0,6-11-84 0 0,1 0 1 0 0,-1 0 0 0 0,0 0 0 0 0,0 0-1 0 0,0 0 1 0 0,0 0 0 0 0,0 0-1 0 0,0 0 1 0 0,1 0 0 0 0,-1 0 0 0 0,0 0-1 0 0,0 0 1 0 0,0 0 0 0 0,0 0-1 0 0,0 1 1 0 0,1-1 0 0 0,-1 0-1 0 0,0 0 1 0 0,0 0 0 0 0,0 0 0 0 0,0 0-1 0 0,0 0 1 0 0,0 0 0 0 0,0 0-1 0 0,1 0 1 0 0,-1 0 0 0 0,0 1 0 0 0,0-1-1 0 0,0 0 1 0 0,0 0 0 0 0,0 0-1 0 0,0 0 1 0 0,0 0 0 0 0,0 0-1 0 0,0 1 1 0 0,0-1 0 0 0,0 0 0 0 0,0 0-1 0 0,0 0 1 0 0,0 0 0 0 0,0 0-1 0 0,0 1 1 0 0,0-1 0 0 0,0 0-1 0 0,0 0 1 0 0,0 0 0 0 0,0 0 0 0 0,0 0-1 0 0,0 1 1 0 0,0-1 0 0 0,0 0-1 0 0,0 0 1 0 0,0 0 0 0 0,0 0 0 0 0,0 0-1 0 0,0 0 1 0 0,0 0 0 0 0,0 1-1 0 0,-1-1 1 0 0,1 0 0 0 0,0 0 0 0 0,6-4 14 0 0</inkml:trace>
-  <inkml:trace contextRef="#ctx0" brushRef="#br0" timeOffset="839.26">84 30 1632 0 0,'0'0'11209'0'0,"2"-20"-8650"0"0,-3 32-2331 0 0,1-12-225 0 0,0 0 0 0 0,0 0 0 0 0,0 0 1 0 0,0 0-1 0 0,-1 0 0 0 0,1 1 1 0 0,0-1-1 0 0,0 0 0 0 0,0 0 1 0 0,0 0-1 0 0,0 0 0 0 0,0 0 1 0 0,0 0-1 0 0,0 0 0 0 0,-1 1 1 0 0,1-1-1 0 0,0 0 0 0 0,0 0 1 0 0,0 0-1 0 0,0 0 0 0 0,0 0 1 0 0,0 0-1 0 0,-1 0 0 0 0,1 0 1 0 0,0 0-1 0 0,0 0 0 0 0,0 0 1 0 0,0 0-1 0 0,-1 0 0 0 0,1 0 1 0 0,0 0-1 0 0,0 0 0 0 0,0 0 0 0 0,0 0 1 0 0,0 0-1 0 0,-1 0 0 0 0,1 0 1 0 0,0 0-1 0 0,0 0 0 0 0,0 0 1 0 0,0 0-1 0 0,0 0 0 0 0,0-1 1 0 0,-1 1-1 0 0,1 0 0 0 0,0 0 1 0 0,0 0-1 0 0,0 0 0 0 0,0 0 1 0 0,0 0-1 0 0,0 0 0 0 0,0 0 1 0 0,0-1-1 0 0,-1 1 0 0 0,1 0 1 0 0,0 0-1 0 0,0 0 0 0 0,0-1 1 0 0,-1 0-2 0 0,-9 5 2 0 0,-26 27 4 0 0,33-28 9 0 0,-1 1 0 0 0,1 0 0 0 0,-1 0 0 0 0,1 1 0 0 0,0-1 0 0 0,1 1 0 0 0,-1-1 0 0 0,-2 7 1 0 0,15-19 334 0 0,4-10-191 0 0,-8 9-38 0 0,-4 7-53 0 0,0-1 0 0 0,0 1-1 0 0,0-1 1 0 0,-1 0 0 0 0,1 1 0 0 0,-1-1 0 0 0,1 0 0 0 0,-1 0-1 0 0,1-3 1 0 0,-27 40 835 0 0,24-33-890 0 0,-11 22 153 0 0,11-22-153 0 0,0 0-1 0 0,1 0 1 0 0,-1 1-1 0 0,0-1 1 0 0,1 0 0 0 0,0 1-1 0 0,-1-1 1 0 0,1 1-1 0 0,0-1 1 0 0,0 0-1 0 0,-1 1 1 0 0,1-1 0 0 0,0 1-1 0 0,1 1 1 0 0,19-24 503 0 0,-8 0-204 0 0,-5 12-284 0 0</inkml:trace>
-  <inkml:trace contextRef="#ctx0" brushRef="#br0" timeOffset="1180.34">60 32 2624 0 0,'0'0'1585'0'0,"5"18"7174"0"0,-1-7-5911 0 0,-3-7-2547 0 0,-1-1 0 0 0,1 0 0 0 0,-1 1 0 0 0,0-1 0 0 0,0 0 0 0 0,0 0 0 0 0,0 1 0 0 0,0-1 0 0 0,-1 0 0 0 0,0 4 0 0 0,-1-4-293 0 0</inkml:trace>
-</inkml:ink>
-</file>
-
-<file path=word/ink/ink140.xml><?xml version="1.0" encoding="utf-8"?>
+<file path=word/ink/ink143.xml><?xml version="1.0" encoding="utf-8"?>
 <inkml:ink xmlns:inkml="http://www.w3.org/2003/InkML">
   <inkml:definitions>
     <inkml:context xml:id="ctx0">
@@ -13548,11 +13789,11 @@
   <inkml:trace contextRef="#ctx0" brushRef="#br0">3 76 3360 0 0,'23'-14'9496'0'0,"-13"8"-7297"0"0,35-16 1043 0 0,-43 21-3107 0 0,0 1-1 0 0,1-1 1 0 0,-1 0-1 0 0,0 1 0 0 0,1-1 1 0 0,-1 1-1 0 0,0 0 1 0 0,1-1-1 0 0,-1 1 1 0 0,1 0-1 0 0,-1 1 1 0 0,1-1-1 0 0,-1 0 1 0 0,0 1-1 0 0,1-1 1 0 0,3 2-1 0 0,-5-1-79 0 0,0 0 0 0 0,-1 0-1 0 0,1-1 1 0 0,0 1 0 0 0,0 0-1 0 0,-1 0 1 0 0,1 0-1 0 0,-1 0 1 0 0,1 0 0 0 0,-1 0-1 0 0,1 0 1 0 0,-1 0 0 0 0,0 0-1 0 0,1 0 1 0 0,-1 0-1 0 0,0 0 1 0 0,0 0 0 0 0,1 0-1 0 0,-1 0 1 0 0,0 0 0 0 0,0 0-1 0 0,0 0 1 0 0,-1 0 0 0 0,1 0-1 0 0,0 0 1 0 0,0 0-1 0 0,0 0 1 0 0,-1 0 0 0 0,1 0-1 0 0,-1 0 1 0 0,1 0 0 0 0,-1 2-1 0 0,-19 33 769 0 0,19-34-777 0 0,-24 35 397 0 0,11-17-298 0 0,1 1 0 0 0,0 0 0 0 0,2 0 0 0 0,0 1 0 0 0,-8 27 1 0 0,18-47-144 0 0,0-1 0 0 0,1 1 0 0 0,0-1 1 0 0,-1 1-1 0 0,1-1 0 0 0,0 1 0 0 0,-1 0 1 0 0,1-1-1 0 0,0 1 0 0 0,0-1 0 0 0,1 1 0 0 0,-1 0 1 0 0,0-1-1 0 0,0 1 0 0 0,1-1 0 0 0,-1 1 1 0 0,1-1-1 0 0,-1 1 0 0 0,1-1 0 0 0,0 1 1 0 0,-1-1-1 0 0,1 1 0 0 0,0-1 0 0 0,2 2 1 0 0,-1-2 4 0 0,-1 0 1 0 0,1 0-1 0 0,0 0 1 0 0,-1-1-1 0 0,1 1 1 0 0,0-1-1 0 0,0 1 1 0 0,0-1 0 0 0,0 0-1 0 0,-1 0 1 0 0,1 1-1 0 0,0-1 1 0 0,0 0-1 0 0,0-1 1 0 0,0 1-1 0 0,0 0 1 0 0,-1-1 0 0 0,1 1-1 0 0,0-1 1 0 0,3-1-1 0 0,4-1 9 0 0</inkml:trace>
   <inkml:trace contextRef="#ctx0" brushRef="#br0" timeOffset="407.47">372 53 608 0 0,'-7'-21'9802'0'0,"-4"10"-3605"0"0,9 10-5918 0 0,0 1 1 0 0,1-1 0 0 0,-1 1 0 0 0,0 0 0 0 0,1-1-1 0 0,-1 1 1 0 0,0 0 0 0 0,1 0 0 0 0,-1 0 0 0 0,0 0-1 0 0,1 1 1 0 0,-1-1 0 0 0,0 0 0 0 0,1 1-1 0 0,-1-1 1 0 0,-2 2 0 0 0,-4 2-102 0 0,0 0 0 0 0,1 0 0 0 0,-1 1 0 0 0,1 0 0 0 0,1 0 0 0 0,-10 10 0 0 0,8-7-26 0 0,0 0 0 0 0,1 1 0 0 0,0 0 1 0 0,0 1-1 0 0,1 0 0 0 0,1 0 0 0 0,0 0 1 0 0,-5 13-1 0 0,8-19-105 0 0,1-1 0 0 0,0 1 0 0 0,1 0 0 0 0,-1-1 0 0 0,1 1 0 0 0,-1 0 1 0 0,1 0-1 0 0,0-1 0 0 0,1 1 0 0 0,-1 0 0 0 0,0 0 0 0 0,3 5 0 0 0,-2-7-24 0 0,0 1 0 0 0,0 0 0 0 0,1-1-1 0 0,-1 1 1 0 0,1-1 0 0 0,-1 0 0 0 0,1 1 0 0 0,0-1-1 0 0,0 0 1 0 0,0 0 0 0 0,1 0 0 0 0,-1-1 0 0 0,0 1 0 0 0,1 0-1 0 0,-1-1 1 0 0,1 0 0 0 0,-1 1 0 0 0,5 0 0 0 0,-3 0-17 0 0,-1-1 1 0 0,1 0 0 0 0,0 1 0 0 0,0-2 0 0 0,1 1 0 0 0,-1 0 0 0 0,0-1 0 0 0,0 0 0 0 0,0 0 0 0 0,0 0 0 0 0,0 0-1 0 0,0-1 1 0 0,1 0 0 0 0,-1 1 0 0 0,0-2 0 0 0,0 1 0 0 0,-1 0 0 0 0,1-1 0 0 0,0 0 0 0 0,0 0 0 0 0,-1 0 0 0 0,1 0-1 0 0,-1 0 1 0 0,0-1 0 0 0,1 1 0 0 0,-1-1 0 0 0,0 0 0 0 0,-1 0 0 0 0,5-6 0 0 0,-1 1-35 0 0,-1 0 0 0 0,0 0 0 0 0,0-1 0 0 0,-1 0 0 0 0,0 0-1 0 0,0 0 1 0 0,-1 0 0 0 0,0-1 0 0 0,-1 1 0 0 0,0-1 0 0 0,1-15 0 0 0,3 0-34 0 0,-6 25 60 0 0,0 0 0 0 0,0-1-1 0 0,0 1 1 0 0,0 0 0 0 0,0 0 0 0 0,0 0-1 0 0,0 0 1 0 0,0 0 0 0 0,0 0 0 0 0,0 0-1 0 0,0 0 1 0 0,0 0 0 0 0,0 0 0 0 0,0-1-1 0 0,0 1 1 0 0,0 0 0 0 0,0 0 0 0 0,0 0 0 0 0,0 0-1 0 0,0 0 1 0 0,0 0 0 0 0,0 0 0 0 0,0 0-1 0 0,1 0 1 0 0,-1 0 0 0 0,0 0 0 0 0,0 0-1 0 0,0 0 1 0 0,0 0 0 0 0,0 0 0 0 0,0 0-1 0 0,0 0 1 0 0,0 0 0 0 0,0 0 0 0 0,0 0-1 0 0,0 0 1 0 0,1 0 0 0 0,-1 0 0 0 0,0 0-1 0 0,0 0 1 0 0,0 0 0 0 0,0 0 0 0 0,0 0-1 0 0,0 0 1 0 0,0 0 0 0 0,0 0 0 0 0,0 0-1 0 0,0 0 1 0 0,0 0 0 0 0,1 0 0 0 0,-1 0 0 0 0,0 0-1 0 0,0 0 1 0 0,0 0 0 0 0,0 0 0 0 0,0 0-1 0 0,0 0 1 0 0,0 0 0 0 0,0 0 0 0 0,0 0-1 0 0,0 0 1 0 0,0 1 0 0 0,2 14-252 0 0,-3-11 190 0 0,1 0-1 0 0,-1 0 1 0 0,0 0 0 0 0,0 0 0 0 0,-1 0-1 0 0,-1 4 1 0 0,2-6-40 0 0,-1 1-1 0 0,1 0 1 0 0,0 0 0 0 0,0 0 0 0 0,0-1-1 0 0,1 1 1 0 0,-1 0 0 0 0,1 0 0 0 0,-1 0-1 0 0,1 0 1 0 0,0 0 0 0 0,1 6 0 0 0,-1-9 81 0 0,0 1 1 0 0,0-1-1 0 0,0 0 0 0 0,0 0 1 0 0,1 0-1 0 0,-1 1 1 0 0,0-1-1 0 0,0 0 1 0 0,0 0-1 0 0,0 0 1 0 0,0 0-1 0 0,1 0 1 0 0,-1 1-1 0 0,0-1 0 0 0,0 0 1 0 0,0 0-1 0 0,1 0 1 0 0,-1 0-1 0 0,0 0 1 0 0,0 0-1 0 0,0 0 1 0 0,1 0-1 0 0,-1 0 1 0 0,0 0-1 0 0,0 0 0 0 0,0 1 1 0 0,1-1-1 0 0,-1 0 1 0 0,0-1-1 0 0,0 1 1 0 0,0 0-1 0 0,1 0 1 0 0,1 0-164 0 0</inkml:trace>
   <inkml:trace contextRef="#ctx0" brushRef="#br0" timeOffset="765.52">484 35 1984 0 0,'-2'-1'504'0'0,"0"1"-1"0"0,0-1 1 0 0,0 1 0 0 0,-1 0 0 0 0,1 0-1 0 0,0 0 1 0 0,0 0 0 0 0,0 0-1 0 0,0 0 1 0 0,-1 1 0 0 0,1-1 0 0 0,0 1-1 0 0,0 0 1 0 0,0-1 0 0 0,0 1-1 0 0,0 0 1 0 0,0 0 0 0 0,-2 2 0 0 0,0 0-140 0 0,-1 1 0 0 0,1-1 0 0 0,0 1 0 0 0,1 0 0 0 0,-1 0 0 0 0,1 0 0 0 0,-4 7 0 0 0,-1 2-36 0 0,1 0-1 0 0,1 0 0 0 0,0 1 0 0 0,-6 24 1 0 0,9-29-144 0 0,2-1 0 0 0,-1 0 1 0 0,1 1-1 0 0,0 0 0 0 0,1-1 1 0 0,0 1-1 0 0,0-1 0 0 0,2 10 1 0 0,-1-15-119 0 0,-1 0 0 0 0,1 0 0 0 0,0 0 0 0 0,0-1 1 0 0,0 1-1 0 0,0 0 0 0 0,1-1 0 0 0,-1 1 1 0 0,0-1-1 0 0,1 1 0 0 0,0-1 0 0 0,0 0 0 0 0,0 0 1 0 0,0 0-1 0 0,0 0 0 0 0,0 0 0 0 0,0 0 1 0 0,0 0-1 0 0,1-1 0 0 0,-1 1 0 0 0,1-1 0 0 0,-1 0 1 0 0,1 1-1 0 0,0-1 0 0 0,-1-1 0 0 0,1 1 0 0 0,5 1 1 0 0,0-1 9 0 0,0-1 1 0 0,0 1-1 0 0,0-1 1 0 0,-1-1-1 0 0,1 0 1 0 0,0 0-1 0 0,0 0 1 0 0,-1-1-1 0 0,1 0 1 0 0,-1 0-1 0 0,1-1 1 0 0,-1 0-1 0 0,0-1 1 0 0,0 1-1 0 0,0-1 1 0 0,-1-1-1 0 0,1 1 1 0 0,-1-1-1 0 0,0 0 0 0 0,8-10 1 0 0,-9 10-72 0 0,0-1 0 0 0,0 0 0 0 0,-1 0 0 0 0,0 0 1 0 0,0 0-1 0 0,-1-1 0 0 0,1 0 0 0 0,-2 1 0 0 0,1-1 0 0 0,-1-1 0 0 0,0 1 0 0 0,0 0 0 0 0,-1 0 0 0 0,0-1 1 0 0,0 1-1 0 0,-1 0 0 0 0,0-1 0 0 0,0 1 0 0 0,-1-1 0 0 0,0 1 0 0 0,-3-13 0 0 0,3 15 30 0 0,-1-1 0 0 0,0 1 0 0 0,-1-1 0 0 0,0 1 0 0 0,1 0 0 0 0,-2 0-1 0 0,1 0 1 0 0,0 0 0 0 0,-1 1 0 0 0,0 0 0 0 0,0-1 0 0 0,-9-6 0 0 0,10 9 4 0 0,-1 0 0 0 0,1-1 0 0 0,-1 1 0 0 0,0 1-1 0 0,0-1 1 0 0,0 0 0 0 0,0 1 0 0 0,0 0 0 0 0,0 0 0 0 0,-1 0 0 0 0,1 0 0 0 0,0 1 0 0 0,0 0 0 0 0,-1 0 0 0 0,1 0 0 0 0,0 0 0 0 0,0 1 0 0 0,-6 1 0 0 0,-3 1 95 0 0</inkml:trace>
-  <inkml:trace contextRef="#ctx0" brushRef="#br0" timeOffset="1032.12">901 178 5856 0 0,'36'-4'9178'0'0,"20"-12"-4158"0"0,-14 4-3756 0 0,71-11 1873 0 0,-72 17-3009 0 0</inkml:trace>
+  <inkml:trace contextRef="#ctx0" brushRef="#br0" timeOffset="1032.11">901 178 5856 0 0,'36'-4'9178'0'0,"20"-12"-4158"0"0,-14 4-3756 0 0,71-11 1873 0 0,-72 17-3009 0 0</inkml:trace>
 </inkml:ink>
 </file>
 
-<file path=word/ink/ink141.xml><?xml version="1.0" encoding="utf-8"?>
+<file path=word/ink/ink144.xml><?xml version="1.0" encoding="utf-8"?>
 <inkml:ink xmlns:inkml="http://www.w3.org/2003/InkML">
   <inkml:definitions>
     <inkml:context xml:id="ctx0">
@@ -13586,7 +13827,7 @@
 </inkml:ink>
 </file>
 
-<file path=word/ink/ink142.xml><?xml version="1.0" encoding="utf-8"?>
+<file path=word/ink/ink145.xml><?xml version="1.0" encoding="utf-8"?>
 <inkml:ink xmlns:inkml="http://www.w3.org/2003/InkML">
   <inkml:definitions>
     <inkml:context xml:id="ctx0">
@@ -13895,7 +14136,7 @@
   <inkml:trace contextRef="#ctx0" brushRef="#br0">222 1522 128 0 0,'0'0'1360'0'0,"3"-13"6447"0"0,1-2-5782 0 0,10-34-2022 0 0,-4 12-1685 0 0,13-77-1 0 0</inkml:trace>
   <inkml:trace contextRef="#ctx0" brushRef="#br0" timeOffset="183.38">256 1303 256 0 0,'0'0'1024'0'0</inkml:trace>
   <inkml:trace contextRef="#ctx0" brushRef="#br0" timeOffset="366.7">246 1276 288 0 0,'7'-29'5633'0'0,"14"-34"-5339"0"0,9-27-484 0 0,-28 85 213 0 0</inkml:trace>
-  <inkml:trace contextRef="#ctx0" brushRef="#br0" timeOffset="571.55">298 1120 512 0 0,'0'0'0'0'0</inkml:trace>
+  <inkml:trace contextRef="#ctx0" brushRef="#br0" timeOffset="571.54">298 1120 512 0 0,'0'0'0'0'0</inkml:trace>
   <inkml:trace contextRef="#ctx0" brushRef="#br0" timeOffset="765.91">274 1182 512 0 0,'0'0'2411'0'0,"12"-25"-2790"0"0,6-21 99 0 0,-16 39 168 0 0</inkml:trace>
   <inkml:trace contextRef="#ctx0" brushRef="#br0" timeOffset="933.73">320 1104 8 0 0,'0'0'0'0'0,"0"2"0"0"0,0 0 0 0 0</inkml:trace>
   <inkml:trace contextRef="#ctx0" brushRef="#br0" timeOffset="2163.35">448 865 768 0 0,'0'0'0'0'0,"0"1"0"0"0,-1 1 0 0 0</inkml:trace>
@@ -14268,7 +14509,7 @@
   <inkml:trace contextRef="#ctx0" brushRef="#br0">98 62 2464 0 0,'6'-11'10033'0'0,"-6"18"-9039"0"0,0 1 0 0 0,-1-1 1 0 0,-4 14-1 0 0,-18 44 860 0 0,7-21-707 0 0,2 0-104 0 0,-30 65 0 0 0,51-156-515 0 0,3 1-436 0 0,12-36-36 0 0,-19 72-51 0 0,1 0 0 0 0,0 1 0 0 0,1 0 0 0 0,0 0 0 0 0,0 0-1 0 0,7-8 1 0 0,-11 15-4 0 0,0 0 0 0 0,0 1 0 0 0,0 0 0 0 0,0-1 0 0 0,0 1 0 0 0,1 0 0 0 0,-1-1 0 0 0,0 1 0 0 0,1 0 0 0 0,-1 0 0 0 0,1 0 0 0 0,-1 0 0 0 0,1 0 0 0 0,0 1 0 0 0,-1-1 0 0 0,1 0 0 0 0,0 1 0 0 0,0-1 0 0 0,-1 1 0 0 0,1-1 0 0 0,0 1 0 0 0,0 0 0 0 0,0 0 0 0 0,-1 0 0 0 0,1 0 0 0 0,0 0 0 0 0,0 0 0 0 0,0 1 0 0 0,-1-1 0 0 0,1 1 0 0 0,2 0 0 0 0,-1 1 1 0 0,0 0 1 0 0,-1 0-1 0 0,1 0 0 0 0,-1 0 1 0 0,1 1-1 0 0,-1-1 0 0 0,0 1 0 0 0,0 0 1 0 0,0-1-1 0 0,0 1 0 0 0,0 0 0 0 0,-1 0 1 0 0,1 0-1 0 0,-1 0 0 0 0,2 7 0 0 0,8 26-40 0 0,-2 0 0 0 0,7 55 0 0 0,-16-83 36 0 0</inkml:trace>
   <inkml:trace contextRef="#ctx0" brushRef="#br0" timeOffset="174.93">26 296 5696 0 0,'0'0'9704'0'0,"7"-1"-8313"0"0,-2-1-847 0 0,4 0 0 0 0,0-1 0 0 0,1-1 8 0 0,3-1-8 0 0,2 0 0 0 0</inkml:trace>
   <inkml:trace contextRef="#ctx0" brushRef="#br0" timeOffset="703.61">318 208 288 0 0,'0'0'5937'0'0,"10"13"4316"0"0,-4-4-8741 0 0,-3-4-1310 0 0,0-1 1 0 0,-1 1-1 0 0,0 0 0 0 0,0 0 0 0 0,0 0 1 0 0,0 1-1 0 0,-1-1 0 0 0,0 0 0 0 0,0 1 1 0 0,-1-1-1 0 0,1 1 0 0 0,-1-1 0 0 0,0 0 1 0 0,0 1-1 0 0,-1-1 0 0 0,0 1 0 0 0,0-1 1 0 0,0 0-1 0 0,-1 0 0 0 0,1 1 0 0 0,-1-1 1 0 0,-1 0-1 0 0,1-1 0 0 0,-1 1 0 0 0,1 0 1 0 0,-1-1-1 0 0,-1 1 0 0 0,-5 6 0 0 0,0-6-204 0 0,11-11 31 0 0,10-14 16 0 0,40-54 35 0 0,5-8 66 0 0,-54 83 6 0 0,-3 8-54 0 0,-3 23-2 0 0,0 20 44 0 0,3-50-129 0 0,0 0 0 0 0,0 0 0 0 0,0 0-1 0 0,0 0 1 0 0,1 0 0 0 0,-1 0 0 0 0,1 0-1 0 0,-1 0 1 0 0,1 0 0 0 0,0-1 0 0 0,-1 1-1 0 0,1 0 1 0 0,0 0 0 0 0,0-1 0 0 0,0 1-1 0 0,1-1 1 0 0,-1 1 0 0 0,0-1 0 0 0,0 1-1 0 0,1-1 1 0 0,-1 0 0 0 0,1 1 0 0 0,0-1-1 0 0,-1 0 1 0 0,3 1 0 0 0,0-1 19 0 0,-1 0 1 0 0,1-1-1 0 0,-1 1 0 0 0,0-1 1 0 0,1 0-1 0 0,-1 0 1 0 0,1 0-1 0 0,-1 0 1 0 0,1-1-1 0 0,-1 0 0 0 0,0 1 1 0 0,1-1-1 0 0,4-2 1 0 0,7-5 117 0 0,0 0 62 0 0,-12 9-27 0 0,-6 4 84 0 0,-14 28-91 0 0,16-32-170 0 0,1 0 0 0 0,-1 0 1 0 0,0 0-1 0 0,1 1 0 0 0,-1-1 1 0 0,1 0-1 0 0,0 1 0 0 0,-1-1 0 0 0,1 0 1 0 0,0 1-1 0 0,0-1 0 0 0,0 1 0 0 0,0-1 1 0 0,0 0-1 0 0,0 1 0 0 0,1-1 0 0 0,-1 0 1 0 0,0 1-1 0 0,1-1 0 0 0,-1 0 0 0 0,1 1 1 0 0,-1-1-1 0 0,2 2 0 0 0,-1-2-3 0 0,0-1 0 0 0,0 1 0 0 0,1-1-1 0 0,-1 1 1 0 0,0-1 0 0 0,1 0 0 0 0,-1 1-1 0 0,0-1 1 0 0,1 0 0 0 0,-1 0 0 0 0,0 0-1 0 0,1 0 1 0 0,-1 0 0 0 0,1 0 0 0 0,-1 0 0 0 0,0 0-1 0 0,1-1 1 0 0,-1 1 0 0 0,0 0 0 0 0,1-1-1 0 0,-1 1 1 0 0,0-1 0 0 0,0 0 0 0 0,0 1 0 0 0,1-1-1 0 0,0-1 1 0 0,2 0 2 0 0,0-1 0 0 0,1 0 0 0 0,-1 0-1 0 0,-1 0 1 0 0,7-7 0 0 0,-8 8-4 0 0,-1 0 0 0 0,0 0 0 0 0,1 0 0 0 0,-1 0-1 0 0,0 0 1 0 0,0 0 0 0 0,-1 0 0 0 0,1 0 0 0 0,0 0 0 0 0,0 0-1 0 0,-1 0 1 0 0,0 0 0 0 0,1-1 0 0 0,-1 1 0 0 0,0 0 0 0 0,0-4 0 0 0,0 5-4 0 0,-1-1 1 0 0,1 1 0 0 0,-1-1 0 0 0,1 1 0 0 0,-1-1 0 0 0,1 1 0 0 0,-1 0 0 0 0,0-1-1 0 0,0 1 1 0 0,0 0 0 0 0,0-1 0 0 0,0 1 0 0 0,0 0 0 0 0,0 0 0 0 0,0 0 0 0 0,0 0 0 0 0,0 0-1 0 0,-1 0 1 0 0,1 0 0 0 0,0 1 0 0 0,-1-1 0 0 0,1 0 0 0 0,-1 1 0 0 0,-1-1 0 0 0,-5-2-8 0 0</inkml:trace>
-  <inkml:trace contextRef="#ctx0" brushRef="#br0" timeOffset="1186.61">877 25 3872 0 0,'0'0'3398'0'0,"11"27"5101"0"0,-7-10-7653 0 0,-1-1 1 0 0,0 1-1 0 0,-2 0 1 0 0,0-1-1 0 0,-1 23 1 0 0,-13 85 998 0 0,7-85-1097 0 0,-5 34 578 0 0,7-49-1270 0 0</inkml:trace>
+  <inkml:trace contextRef="#ctx0" brushRef="#br0" timeOffset="1186.6">877 25 3872 0 0,'0'0'3398'0'0,"11"27"5101"0"0,-7-10-7653 0 0,-1-1 1 0 0,0 1-1 0 0,-2 0 1 0 0,0-1-1 0 0,-1 23 1 0 0,-13 85 998 0 0,7-85-1097 0 0,-5 34 578 0 0,7-49-1270 0 0</inkml:trace>
   <inkml:trace contextRef="#ctx0" brushRef="#br0" timeOffset="1862.54">799 247 5472 0 0,'12'-18'7200'0'0,"31"-17"-2565"0"0,28-10-2661 0 0,11-7-562 0 0,-73 45-1238 0 0,34-28 588 0 0,-40 33-638 0 0,-1-1-1 0 0,1 1 1 0 0,-1-1-1 0 0,1 0 1 0 0,-1 0-1 0 0,0 0 0 0 0,0 0 1 0 0,-1 0-1 0 0,1-1 1 0 0,-1 1-1 0 0,1 0 1 0 0,0-6-1 0 0,-2 9-106 0 0,0 0-1 0 0,0-1 1 0 0,0 1 0 0 0,0 0-1 0 0,0-1 1 0 0,0 1-1 0 0,0 0 1 0 0,0-1 0 0 0,0 1-1 0 0,0 0 1 0 0,0-1 0 0 0,0 1-1 0 0,0 0 1 0 0,0-1 0 0 0,0 1-1 0 0,0 0 1 0 0,0-1 0 0 0,0 1-1 0 0,-1 0 1 0 0,1-1-1 0 0,0 1 1 0 0,0 0 0 0 0,0 0-1 0 0,0-1 1 0 0,-1 1 0 0 0,1 0-1 0 0,0 0 1 0 0,0-1 0 0 0,-1 1-1 0 0,1 0 1 0 0,0 0 0 0 0,-1 0-1 0 0,1 0 1 0 0,0-1-1 0 0,-1 1 1 0 0,1 0 0 0 0,-1 0-1 0 0,-15 2 384 0 0,-15 13-251 0 0,29-13-149 0 0,0 0 0 0 0,0 0 0 0 0,0 0-1 0 0,0 1 1 0 0,0-1 0 0 0,1 0 0 0 0,-1 1 0 0 0,1-1-1 0 0,-1 1 1 0 0,1-1 0 0 0,0 1 0 0 0,0 0 0 0 0,0 0-1 0 0,0-1 1 0 0,1 1 0 0 0,-1 0 0 0 0,1 0-1 0 0,0 0 1 0 0,0 5 0 0 0,0 6-54 0 0,2 0 1 0 0,-1-1-1 0 0,5 16 0 0 0,1 7-247 0 0,-6-22 264 0 0,0-1 0 0 0,-1 0-1 0 0,0 0 1 0 0,-1 1 0 0 0,-1-1-1 0 0,0 0 1 0 0,-1 0 0 0 0,0 0-1 0 0,-1 0 1 0 0,-1-1 0 0 0,0 0-1 0 0,0 0 1 0 0,-1 0 0 0 0,-10 14-1 0 0,5-13 126 0 0,16-24 258 0 0,1 3-224 0 0,-3 3-44 0 0,1 0-1 0 0,0 1 1 0 0,0-1 0 0 0,7-6-1 0 0,-10 10-60 0 0,-1 1 0 0 0,1-1-1 0 0,-1 1 1 0 0,1 0 0 0 0,0-1 0 0 0,-1 1-1 0 0,1-1 1 0 0,0 1 0 0 0,-1 0 0 0 0,1-1-1 0 0,0 1 1 0 0,0 0 0 0 0,-1 0-1 0 0,1 0 1 0 0,0 0 0 0 0,0 0 0 0 0,-1 0-1 0 0,1 0 1 0 0,0 0 0 0 0,0 0 0 0 0,-1 0-1 0 0,1 0 1 0 0,0 0 0 0 0,0 0-1 0 0,-1 0 1 0 0,1 1 0 0 0,0-1 0 0 0,0 0-1 0 0,-1 1 1 0 0,1-1 0 0 0,0 0 0 0 0,-1 1-1 0 0,1-1 1 0 0,-1 1 0 0 0,1-1-1 0 0,0 1 1 0 0,-1-1 0 0 0,1 1 0 0 0,-1 0-1 0 0,0-1 1 0 0,1 1 0 0 0,-1 0 0 0 0,1 0-1 0 0,1 2 34 0 0,0 0 0 0 0,0 0 0 0 0,0 0 0 0 0,0 0 0 0 0,1 0 0 0 0,0-1 0 0 0,-1 1 0 0 0,1-1 0 0 0,0 0 0 0 0,0 0 1 0 0,0 0-1 0 0,0 0 0 0 0,0 0 0 0 0,4 1 0 0 0,-4-2-24 0 0,0-1 1 0 0,0 0-1 0 0,0 1 1 0 0,0-1 0 0 0,0 0-1 0 0,0 0 1 0 0,0 0-1 0 0,0-1 1 0 0,0 1 0 0 0,-1-1-1 0 0,1 1 1 0 0,0-1 0 0 0,0 0-1 0 0,0 0 1 0 0,-1 0-1 0 0,1-1 1 0 0,0 1 0 0 0,2-3-1 0 0,30-21 246 0 0,-33 24-256 0 0,0-1 0 0 0,1 0 0 0 0,-1 0 0 0 0,-1 0 0 0 0,1 0 0 0 0,0 0 0 0 0,0 0 0 0 0,-1-1 0 0 0,1 1 0 0 0,-1-1 0 0 0,0 1 0 0 0,0-1 0 0 0,1-2 0 0 0,-4 4 92 0 0,-4 8-53 0 0,-4 7-2 0 0,7-9-39 0 0,2 1 0 0 0,-1-1 0 0 0,0 0 0 0 0,1 1 0 0 0,0-1 0 0 0,1 1 0 0 0,-1-1 0 0 0,1 1 0 0 0,0 5 0 0 0,0-9-10 0 0,0-1-1 0 0,1 1 0 0 0,-1-1 1 0 0,0 1-1 0 0,0-1 0 0 0,1 1 1 0 0,-1-1-1 0 0,1 0 0 0 0,-1 1 1 0 0,1-1-1 0 0,0 1 0 0 0,0-1 1 0 0,0 0-1 0 0,-1 0 1 0 0,1 0-1 0 0,0 1 0 0 0,0-1 1 0 0,1 0-1 0 0,-1 0 0 0 0,0 0 1 0 0,0 0-1 0 0,0-1 0 0 0,1 1 1 0 0,-1 0-1 0 0,0 0 0 0 0,1-1 1 0 0,-1 1-1 0 0,1-1 0 0 0,-1 1 1 0 0,0-1-1 0 0,1 0 0 0 0,-1 1 1 0 0,1-1-1 0 0,0 0 0 0 0,-1 0 1 0 0,3 0-1 0 0,7-1 13 0 0</inkml:trace>
   <inkml:trace contextRef="#ctx0" brushRef="#br0" timeOffset="2410.91">1375 323 3296 0 0,'15'15'10272'0'0,"-12"-10"-9772"0"0,0 0 1 0 0,0 1-1 0 0,-1-1 1 0 0,0 1 0 0 0,0-1-1 0 0,0 1 1 0 0,-1-1-1 0 0,1 1 1 0 0,-2 0 0 0 0,1 0-1 0 0,0 0 1 0 0,-1 8-1 0 0,-1-4-68 0 0,1 1-1 0 0,-2 0 1 0 0,1 0 0 0 0,-1-1-1 0 0,-7 19 1 0 0,9-30-401 0 0,8-20 687 0 0,18-33 0 0 0,-18 40-1812 0 0,1 0 0 0 0,16-18 0 0 0</inkml:trace>
 </inkml:ink>
@@ -15318,7 +15559,7 @@
   <inkml:trace contextRef="#ctx0" brushRef="#br0">168 57 3648 0 0,'5'-10'13759'0'0,"-20"30"-11552"0"0,-19 33-1 0 0,8-11-1339 0 0,-58 94 1079 0 0,77-125-1796 0 0</inkml:trace>
   <inkml:trace contextRef="#ctx0" brushRef="#br0" timeOffset="192.18">1 134 3776 0 0,'16'-10'9104'0'0,"-13"11"-8712"0"0,0-1 0 0 0,0 1 0 0 0,0-1 0 0 0,-1 1 0 0 0,1 0 0 0 0,0 0 0 0 0,0 1 0 0 0,0-1 0 0 0,-1 0 0 0 0,1 1 0 0 0,0 0 0 0 0,-1-1 0 0 0,1 1 0 0 0,2 3 0 0 0,32 35 1001 0 0,-21-21-585 0 0,-7-9-484 0 0,0 0 107 0 0,0-1 0 0 0,0 1 1 0 0,20 12-1 0 0,-9-7-370 0 0</inkml:trace>
   <inkml:trace contextRef="#ctx0" brushRef="#br0" timeOffset="431.59">314 170 5152 0 0,'0'0'5822'0'0,"6"4"-1003"0"0,4-1-3291 0 0,118-11 2983 0 0,-50-5-6800 0 0</inkml:trace>
-  <inkml:trace contextRef="#ctx0" brushRef="#br0" timeOffset="617.32">368 306 960 0 0,'-16'8'15421'0'0,"26"-6"-12387"0"0,4-3-2204 0 0,0 0 0 0 0,18-4 0 0 0,-14 1-480 0 0</inkml:trace>
+  <inkml:trace contextRef="#ctx0" brushRef="#br0" timeOffset="617.31">368 306 960 0 0,'-16'8'15421'0'0,"26"-6"-12387"0"0,4-3-2204 0 0,0 0 0 0 0,18-4 0 0 0,-14 1-480 0 0</inkml:trace>
   <inkml:trace contextRef="#ctx0" brushRef="#br0" timeOffset="1146.04">816 44 2264 0 0,'0'0'5262'0'0,"23"-13"-1236"0"0,-7 5-2615 0 0,28-10 731 0 0,-41 17-1960 0 0,0 0 1 0 0,0 0-1 0 0,0 0 1 0 0,1 1-1 0 0,-1-1 1 0 0,0 1 0 0 0,1 0-1 0 0,-1 0 1 0 0,0 0-1 0 0,0 1 1 0 0,5 0-1 0 0,-7-1-137 0 0,-1 1-1 0 0,1-1 0 0 0,0 1 0 0 0,-1-1 0 0 0,1 1 1 0 0,-1-1-1 0 0,1 1 0 0 0,-1-1 0 0 0,0 1 0 0 0,1-1 0 0 0,-1 1 1 0 0,1 0-1 0 0,-1-1 0 0 0,0 1 0 0 0,0 0 0 0 0,1-1 1 0 0,-1 1-1 0 0,0 0 0 0 0,0 0 0 0 0,0-1 0 0 0,0 1 0 0 0,0 0 1 0 0,0-1-1 0 0,0 1 0 0 0,0 0 0 0 0,0 0 0 0 0,0-1 0 0 0,0 1 1 0 0,0 0-1 0 0,-1-1 0 0 0,1 1 0 0 0,0 0 0 0 0,0-1 1 0 0,-1 1-1 0 0,1 0 0 0 0,-1 0 0 0 0,-15 32 535 0 0,12-27-399 0 0,-1 4-236 0 0,-1 1 1 0 0,1 0-1 0 0,1 0 1 0 0,-6 23-1 0 0,9-30 76 0 0,1-1 0 0 0,0 1 0 0 0,0 0 0 0 0,0-1 0 0 0,0 1 0 0 0,0 0 0 0 0,1-1 0 0 0,-1 1 0 0 0,1 0 0 0 0,0-1 0 0 0,0 1 0 0 0,1-1 0 0 0,-1 1 0 0 0,1-1 0 0 0,-1 0 0 0 0,1 0 0 0 0,0 1 0 0 0,0-1 0 0 0,1-1 0 0 0,2 4 0 0 0,15 11 311 0 0,12 11 151 0 0,-31-27-449 0 0,0 0 0 0 0,0 0 0 0 0,0 0 1 0 0,0 0-1 0 0,-1 1 0 0 0,1-1 0 0 0,0 0 0 0 0,-1 0 0 0 0,1 0 0 0 0,0 1 1 0 0,-1-1-1 0 0,0 0 0 0 0,1 0 0 0 0,-1 1 0 0 0,0-1 0 0 0,0 0 0 0 0,0 1 1 0 0,0-1-1 0 0,0 0 0 0 0,0 1 0 0 0,0-1 0 0 0,0 0 0 0 0,-1 3 0 0 0,0-1 25 0 0,-1-1 0 0 0,0 1 0 0 0,0-1 0 0 0,0 1 0 0 0,0-1 0 0 0,-1 0-1 0 0,1 0 1 0 0,-1 0 0 0 0,1 0 0 0 0,-1-1 0 0 0,1 1 0 0 0,-1-1 0 0 0,0 1 0 0 0,-4 0-1 0 0,-42 15 629 0 0,43-16-575 0 0,0 0 1 0 0,0 0 0 0 0,0 0 0 0 0,-10-1-1 0 0,8 0 25 0 0</inkml:trace>
 </inkml:ink>
 </file>
@@ -15354,7 +15595,7 @@
   <inkml:trace contextRef="#ctx0" brushRef="#br0">1 25 1664 0 0,'0'0'816'0'0,"3"9"5523"0"0,3 12-5294 0 0,4 22 276 0 0,-9-34-1039 0 0,1 0 1 0 0,0 0-1 0 0,0-1 1 0 0,1 1 0 0 0,0-1-1 0 0,0 1 1 0 0,1-1-1 0 0,7 11 1 0 0,-11-18-294 0 0,1-1 1 0 0,-1 1 0 0 0,1-1 0 0 0,-1 0 0 0 0,1 1-1 0 0,-1-1 1 0 0,1 1 0 0 0,-1-1 0 0 0,1 0 0 0 0,-1 0-1 0 0,1 1 1 0 0,-1-1 0 0 0,1 0 0 0 0,0 0-1 0 0,-1 0 1 0 0,1 0 0 0 0,-1 1 0 0 0,1-1 0 0 0,0 0-1 0 0,-1 0 1 0 0,1 0 0 0 0,-1 0 0 0 0,1 0 0 0 0,0-1-1 0 0,-1 1 1 0 0,1 0 0 0 0,-1 0 0 0 0,1 0 0 0 0,0 0-1 0 0,-1-1 1 0 0,1 1 0 0 0,-1 0 0 0 0,1-1 0 0 0,-1 1-1 0 0,1 0 1 0 0,-1-1 0 0 0,1 1 0 0 0,-1-1-1 0 0,0 1 1 0 0,1 0 0 0 0,-1-1 0 0 0,1 1 0 0 0,-1-1-1 0 0,0 1 1 0 0,1-2 0 0 0,19-28 579 0 0,-16 23-452 0 0,55-95 667 0 0,-53 93-736 0 0</inkml:trace>
   <inkml:trace contextRef="#ctx0" brushRef="#br0" timeOffset="203.17">97 1 3712 0 0,'0'0'5862'0'0,"16"12"-3727"0"0,47 59 1327 0 0,-17-10-3943 0 0</inkml:trace>
   <inkml:trace contextRef="#ctx0" brushRef="#br0" timeOffset="420.87">620 162 256 0 0,'0'0'640'0'0</inkml:trace>
-  <inkml:trace contextRef="#ctx0" brushRef="#br0" timeOffset="1086.36">573 153 1536 0 0,'0'0'1553'0'0,"-13"9"8689"0"0,6-2-7743 0 0,6-5-2333 0 0,0 1 1 0 0,1 0-1 0 0,-1 0 0 0 0,1-1 0 0 0,-1 1 1 0 0,1 0-1 0 0,0 0 0 0 0,0 0 0 0 0,0 0 1 0 0,1 0-1 0 0,-1 0 0 0 0,1-1 0 0 0,0 1 0 0 0,-1 0 1 0 0,1 0-1 0 0,0-1 0 0 0,1 1 0 0 0,-1-1 1 0 0,0 1-1 0 0,1-1 0 0 0,2 3 0 0 0,-3-2-79 0 0,1 0 1 0 0,0-1-1 0 0,0 1 0 0 0,0-1 0 0 0,0 0 0 0 0,0 1 0 0 0,0-1 0 0 0,1 0 1 0 0,-1-1-1 0 0,1 1 0 0 0,0 0 0 0 0,-1-1 0 0 0,1 1 0 0 0,0-1 0 0 0,0 0 1 0 0,0 0-1 0 0,0 0 0 0 0,0 0 0 0 0,3 0 0 0 0,-5-1-81 0 0,1 0 0 0 0,-1 0 0 0 0,0 0 1 0 0,1 0-1 0 0,-1 0 0 0 0,0-1 0 0 0,1 1 0 0 0,-1 0 0 0 0,0-1 1 0 0,0 1-1 0 0,1-1 0 0 0,-1 1 0 0 0,0-1 0 0 0,0 0 0 0 0,0 1 0 0 0,0-1 1 0 0,0 0-1 0 0,0 0 0 0 0,0 0 0 0 0,0 0 0 0 0,0 0 0 0 0,0 0 1 0 0,0 0-1 0 0,0 0 0 0 0,-1 0 0 0 0,1 0 0 0 0,-1 0 0 0 0,1 0 0 0 0,-1-1 1 0 0,1 1-1 0 0,-1 0 0 0 0,1 0 0 0 0,-1-1 0 0 0,0 1 0 0 0,0 0 1 0 0,0-1-1 0 0,0 1 0 0 0,0-2 0 0 0,0 1-9 0 0,0-1 0 0 0,0 1 0 0 0,-1-1 0 0 0,1 1 0 0 0,-1-1 0 0 0,1 1 0 0 0,-1 0-1 0 0,0-1 1 0 0,0 1 0 0 0,0 0 0 0 0,0-1 0 0 0,-1 1 0 0 0,1 0 0 0 0,-1 0 0 0 0,1 0 0 0 0,-1 0 0 0 0,0 1 0 0 0,1-1 0 0 0,-4-2 0 0 0,2 2 2 0 0,0 0-1 0 0,0 0 1 0 0,0 1 0 0 0,0-1 0 0 0,0 1 0 0 0,-1 0-1 0 0,1 0 1 0 0,0 0 0 0 0,0 1 0 0 0,-1-1 0 0 0,1 1 0 0 0,-1 0-1 0 0,1-1 1 0 0,-5 2 0 0 0,6-1 1 0 0,1 1-1 0 0,-1-1 1 0 0,1 1-1 0 0,0-1 1 0 0,-1 1-1 0 0,1 0 1 0 0,0 0-1 0 0,0-1 1 0 0,-1 1 0 0 0,1 0-1 0 0,0 0 1 0 0,0 0-1 0 0,0 1 1 0 0,0-1-1 0 0,0 0 1 0 0,0 0-1 0 0,0 0 1 0 0,1 1 0 0 0,-1-1-1 0 0,0 0 1 0 0,1 1-1 0 0,-1-1 1 0 0,1 1-1 0 0,-1-1 1 0 0,1 1-1 0 0,0-1 1 0 0,-1 1-1 0 0,1-1 1 0 0,0 1 0 0 0,0-1-1 0 0,0 1 1 0 0,0-1-1 0 0,1 1 1 0 0,-1 1-1 0 0,1 2 16 0 0,0-1 0 0 0,0 1 0 0 0,0-1-1 0 0,0 0 1 0 0,1 0 0 0 0,-1 1-1 0 0,1-1 1 0 0,0 0 0 0 0,1 0 0 0 0,2 3-1 0 0,-4-5-8 0 0,0-1 0 0 0,0 1 0 0 0,0-1 0 0 0,0 0 0 0 0,0 0 0 0 0,0 0 0 0 0,0 1 0 0 0,0-1 0 0 0,1 0 0 0 0,-1 0 0 0 0,0-1 0 0 0,1 1 0 0 0,-1 0-1 0 0,1 0 1 0 0,-1-1 0 0 0,1 1 0 0 0,-1-1 0 0 0,1 1 0 0 0,0-1 0 0 0,-1 0 0 0 0,1 1 0 0 0,-1-1 0 0 0,1 0 0 0 0,0 0 0 0 0,-1 0 0 0 0,1 0 0 0 0,0-1 0 0 0,-1 1 0 0 0,1 0-1 0 0,-1-1 1 0 0,2 0 0 0 0,-1 0 16 0 0,0 0-1 0 0,0 0 0 0 0,0 0 1 0 0,-1 0-1 0 0,1-1 1 0 0,-1 1-1 0 0,1-1 0 0 0,-1 1 1 0 0,1-1-1 0 0,-1 0 1 0 0,0 1-1 0 0,0-1 0 0 0,0 0 1 0 0,0 0-1 0 0,0 0 1 0 0,0 0-1 0 0,0 0 0 0 0,-1 0 1 0 0,1 0-1 0 0,-1 0 0 0 0,1 0 1 0 0,-1 0-1 0 0,0 0 1 0 0,0 0-1 0 0,0 0 0 0 0,0 0 1 0 0,0-1-1 0 0,-1 1 1 0 0,1 0-1 0 0,-2-4 0 0 0,1 2 14 0 0,0-1-1 0 0,0 0 0 0 0,-1 1 0 0 0,0-1 0 0 0,0 1 1 0 0,0-1-1 0 0,-1 1 0 0 0,0 0 0 0 0,1 0 1 0 0,-1 0-1 0 0,-1 0 0 0 0,-3-3 0 0 0,5 5-4 0 0,0 0 0 0 0,0 1-1 0 0,0-1 1 0 0,-1 1-1 0 0,1-1 1 0 0,0 1 0 0 0,-1 0-1 0 0,1 0 1 0 0,-1 0 0 0 0,0 1-1 0 0,1-1 1 0 0,-1 0-1 0 0,1 1 1 0 0,-4 0 0 0 0,5 0-19 0 0,-1 0 1 0 0,1 0 0 0 0,0 0 0 0 0,0 1 0 0 0,0-1 0 0 0,0 1 0 0 0,0-1 0 0 0,0 1 0 0 0,0-1-1 0 0,0 1 1 0 0,0 0 0 0 0,1-1 0 0 0,-1 1 0 0 0,0 0 0 0 0,0 0 0 0 0,0-1 0 0 0,1 1-1 0 0,-1 0 1 0 0,1 0 0 0 0,-1 0 0 0 0,0 0 0 0 0,1 0 0 0 0,-1 0 0 0 0,1 0 0 0 0,0 0 0 0 0,-1 0-1 0 0,1 0 1 0 0,0 0 0 0 0,0 0 0 0 0,0 0 0 0 0,0 1 0 0 0,0-1 0 0 0,0 0 0 0 0,0 0-1 0 0,0 0 1 0 0,0 2 0 0 0,1 5 27 0 0,-1 0 0 0 0,1 0 0 0 0,1 0-1 0 0,0 0 1 0 0,0-1 0 0 0,0 1-1 0 0,7 12 1 0 0,-8-16-23 0 0,0-1-1 0 0,1 0 0 0 0,0 0 1 0 0,-1 0-1 0 0,1-1 0 0 0,0 1 1 0 0,0 0-1 0 0,1-1 0 0 0,-1 1 1 0 0,1-1-1 0 0,-1 0 0 0 0,1 0 1 0 0,0 0-1 0 0,-1 0 0 0 0,1 0 1 0 0,0 0-1 0 0,0-1 0 0 0,1 0 1 0 0,-1 1-1 0 0,6 0 0 0 0,-8-2-8 0 0,0 1 0 0 0,0-1 0 0 0,-1 0 0 0 0,1 0 0 0 0,0 0 0 0 0,0 0-1 0 0,0 0 1 0 0,0-1 0 0 0,-1 1 0 0 0,1 0 0 0 0,0 0 0 0 0,0 0 0 0 0,-1-1 0 0 0,1 1 0 0 0,0 0 0 0 0,0-1-1 0 0,-1 1 1 0 0,1-1 0 0 0,0 1 0 0 0,-1-1 0 0 0,1 1 0 0 0,0-1 0 0 0,-1 1 0 0 0,1-1 0 0 0,-1 0-1 0 0,1 1 1 0 0,-1-1 0 0 0,1 0 0 0 0,-1 1 0 0 0,0-1 0 0 0,1 0 0 0 0,-1 0 0 0 0,0 1 0 0 0,0-1-1 0 0,1 0 1 0 0,-1 0 0 0 0,0 0 0 0 0,0 0 0 0 0,0 1 0 0 0,0-1 0 0 0,0 0 0 0 0,0 0 0 0 0,0-1-1 0 0,0 0 14 0 0,-1 0 0 0 0,1 0 0 0 0,0-1 0 0 0,-1 1 0 0 0,1 0 0 0 0,-1 0 0 0 0,0-1-1 0 0,0 1 1 0 0,0 0 0 0 0,0 0 0 0 0,0 0 0 0 0,0 0 0 0 0,0 0 0 0 0,-3-3 0 0 0,0 2 18 0 0</inkml:trace>
+  <inkml:trace contextRef="#ctx0" brushRef="#br0" timeOffset="1086.35">573 153 1536 0 0,'0'0'1553'0'0,"-13"9"8689"0"0,6-2-7743 0 0,6-5-2333 0 0,0 1 1 0 0,1 0-1 0 0,-1 0 0 0 0,1-1 0 0 0,-1 1 1 0 0,1 0-1 0 0,0 0 0 0 0,0 0 0 0 0,0 0 1 0 0,1 0-1 0 0,-1 0 0 0 0,1-1 0 0 0,0 1 0 0 0,-1 0 1 0 0,1 0-1 0 0,0-1 0 0 0,1 1 0 0 0,-1-1 1 0 0,0 1-1 0 0,1-1 0 0 0,2 3 0 0 0,-3-2-79 0 0,1 0 1 0 0,0-1-1 0 0,0 1 0 0 0,0-1 0 0 0,0 0 0 0 0,0 1 0 0 0,0-1 0 0 0,1 0 1 0 0,-1-1-1 0 0,1 1 0 0 0,0 0 0 0 0,-1-1 0 0 0,1 1 0 0 0,0-1 0 0 0,0 0 1 0 0,0 0-1 0 0,0 0 0 0 0,0 0 0 0 0,3 0 0 0 0,-5-1-81 0 0,1 0 0 0 0,-1 0 0 0 0,0 0 1 0 0,1 0-1 0 0,-1 0 0 0 0,0-1 0 0 0,1 1 0 0 0,-1 0 0 0 0,0-1 1 0 0,0 1-1 0 0,1-1 0 0 0,-1 1 0 0 0,0-1 0 0 0,0 0 0 0 0,0 1 0 0 0,0-1 1 0 0,0 0-1 0 0,0 0 0 0 0,0 0 0 0 0,0 0 0 0 0,0 0 0 0 0,0 0 1 0 0,0 0-1 0 0,0 0 0 0 0,-1 0 0 0 0,1 0 0 0 0,-1 0 0 0 0,1 0 0 0 0,-1-1 1 0 0,1 1-1 0 0,-1 0 0 0 0,1 0 0 0 0,-1-1 0 0 0,0 1 0 0 0,0 0 1 0 0,0-1-1 0 0,0 1 0 0 0,0-2 0 0 0,0 1-9 0 0,0-1 0 0 0,0 1 0 0 0,-1-1 0 0 0,1 1 0 0 0,-1-1 0 0 0,1 1 0 0 0,-1 0-1 0 0,0-1 1 0 0,0 1 0 0 0,0 0 0 0 0,0-1 0 0 0,-1 1 0 0 0,1 0 0 0 0,-1 0 0 0 0,1 0 0 0 0,-1 0 0 0 0,0 1 0 0 0,1-1 0 0 0,-4-2 0 0 0,2 2 2 0 0,0 0-1 0 0,0 0 1 0 0,0 1 0 0 0,0-1 0 0 0,0 1 0 0 0,-1 0-1 0 0,1 0 1 0 0,0 0 0 0 0,0 1 0 0 0,-1-1 0 0 0,1 1 0 0 0,-1 0-1 0 0,1-1 1 0 0,-5 2 0 0 0,6-1 1 0 0,1 1-1 0 0,-1-1 1 0 0,1 1-1 0 0,0-1 1 0 0,-1 1-1 0 0,1 0 1 0 0,0 0-1 0 0,0-1 1 0 0,-1 1 0 0 0,1 0-1 0 0,0 0 1 0 0,0 0-1 0 0,0 1 1 0 0,0-1-1 0 0,0 0 1 0 0,0 0-1 0 0,0 0 1 0 0,1 1 0 0 0,-1-1-1 0 0,0 0 1 0 0,1 1-1 0 0,-1-1 1 0 0,1 1-1 0 0,-1-1 1 0 0,1 1-1 0 0,0-1 1 0 0,-1 1-1 0 0,1-1 1 0 0,0 1 0 0 0,0-1-1 0 0,0 1 1 0 0,0-1-1 0 0,1 1 1 0 0,-1 1-1 0 0,1 2 16 0 0,0-1 0 0 0,0 1 0 0 0,0-1-1 0 0,0 0 1 0 0,1 0 0 0 0,-1 1-1 0 0,1-1 1 0 0,0 0 0 0 0,1 0 0 0 0,2 3-1 0 0,-4-5-8 0 0,0-1 0 0 0,0 1 0 0 0,0-1 0 0 0,0 0 0 0 0,0 0 0 0 0,0 0 0 0 0,0 1 0 0 0,0-1 0 0 0,1 0 0 0 0,-1 0 0 0 0,0-1 0 0 0,1 1 0 0 0,-1 0-1 0 0,1 0 1 0 0,-1-1 0 0 0,1 1 0 0 0,-1-1 0 0 0,1 1 0 0 0,0-1 0 0 0,-1 0 0 0 0,1 1 0 0 0,-1-1 0 0 0,1 0 0 0 0,0 0 0 0 0,-1 0 0 0 0,1 0 0 0 0,0-1 0 0 0,-1 1 0 0 0,1 0-1 0 0,-1-1 1 0 0,2 0 0 0 0,-1 0 16 0 0,0 0-1 0 0,0 0 0 0 0,0 0 1 0 0,-1 0-1 0 0,1-1 1 0 0,-1 1-1 0 0,1-1 0 0 0,-1 1 1 0 0,1-1-1 0 0,-1 0 1 0 0,0 1-1 0 0,0-1 0 0 0,0 0 1 0 0,0 0-1 0 0,0 0 1 0 0,0 0-1 0 0,0 0 0 0 0,-1 0 1 0 0,1 0-1 0 0,-1 0 0 0 0,1 0 1 0 0,-1 0-1 0 0,0 0 1 0 0,0 0-1 0 0,0 0 0 0 0,0 0 1 0 0,0-1-1 0 0,-1 1 1 0 0,1 0-1 0 0,-2-4 0 0 0,1 2 14 0 0,0-1-1 0 0,0 0 0 0 0,-1 1 0 0 0,0-1 0 0 0,0 1 1 0 0,0-1-1 0 0,-1 1 0 0 0,0 0 0 0 0,1 0 1 0 0,-1 0-1 0 0,-1 0 0 0 0,-3-3 0 0 0,5 5-4 0 0,0 0 0 0 0,0 1-1 0 0,0-1 1 0 0,-1 1-1 0 0,1-1 1 0 0,0 1 0 0 0,-1 0-1 0 0,1 0 1 0 0,-1 0 0 0 0,0 1-1 0 0,1-1 1 0 0,-1 0-1 0 0,1 1 1 0 0,-4 0 0 0 0,5 0-19 0 0,-1 0 1 0 0,1 0 0 0 0,0 0 0 0 0,0 1 0 0 0,0-1 0 0 0,0 1 0 0 0,0-1 0 0 0,0 1 0 0 0,0-1-1 0 0,0 1 1 0 0,0 0 0 0 0,1-1 0 0 0,-1 1 0 0 0,0 0 0 0 0,0 0 0 0 0,0-1 0 0 0,1 1-1 0 0,-1 0 1 0 0,1 0 0 0 0,-1 0 0 0 0,0 0 0 0 0,1 0 0 0 0,-1 0 0 0 0,1 0 0 0 0,0 0 0 0 0,-1 0-1 0 0,1 0 1 0 0,0 0 0 0 0,0 0 0 0 0,0 0 0 0 0,0 1 0 0 0,0-1 0 0 0,0 0 0 0 0,0 0-1 0 0,0 0 1 0 0,0 2 0 0 0,1 5 27 0 0,-1 0 0 0 0,1 0 0 0 0,1 0-1 0 0,0 0 1 0 0,0-1 0 0 0,0 1-1 0 0,7 12 1 0 0,-8-16-23 0 0,0-1-1 0 0,1 0 0 0 0,0 0 1 0 0,-1 0-1 0 0,1-1 0 0 0,0 1 1 0 0,0 0-1 0 0,1-1 0 0 0,-1 1 1 0 0,1-1-1 0 0,-1 0 0 0 0,1 0 1 0 0,0 0-1 0 0,-1 0 0 0 0,1 0 1 0 0,0 0-1 0 0,0-1 0 0 0,1 0 1 0 0,-1 1-1 0 0,6 0 0 0 0,-8-2-8 0 0,0 1 0 0 0,0-1 0 0 0,-1 0 0 0 0,1 0 0 0 0,0 0 0 0 0,0 0-1 0 0,0 0 1 0 0,0-1 0 0 0,-1 1 0 0 0,1 0 0 0 0,0 0 0 0 0,0 0 0 0 0,-1-1 0 0 0,1 1 0 0 0,0 0 0 0 0,0-1-1 0 0,-1 1 1 0 0,1-1 0 0 0,0 1 0 0 0,-1-1 0 0 0,1 1 0 0 0,0-1 0 0 0,-1 1 0 0 0,1-1 0 0 0,-1 0-1 0 0,1 1 1 0 0,-1-1 0 0 0,1 0 0 0 0,-1 1 0 0 0,0-1 0 0 0,1 0 0 0 0,-1 0 0 0 0,0 1 0 0 0,0-1-1 0 0,1 0 1 0 0,-1 0 0 0 0,0 0 0 0 0,0 0 0 0 0,0 1 0 0 0,0-1 0 0 0,0 0 0 0 0,0 0 0 0 0,0-1-1 0 0,0 0 14 0 0,-1 0 0 0 0,1 0 0 0 0,0-1 0 0 0,-1 1 0 0 0,1 0 0 0 0,-1 0 0 0 0,0-1-1 0 0,0 1 1 0 0,0 0 0 0 0,0 0 0 0 0,0 0 0 0 0,0 0 0 0 0,0 0 0 0 0,-3-3 0 0 0,0 2 18 0 0</inkml:trace>
 </inkml:ink>
 </file>
 
@@ -15534,7 +15775,7 @@
     </inkml:brush>
   </inkml:definitions>
   <inkml:trace contextRef="#ctx0" brushRef="#br0">11 173 1760 0 0,'0'0'3168'0'0,"-2"-6"2606"0"0,4 10-5310 0 0,-1 0-1 0 0,1 0 0 0 0,-1 0 0 0 0,1 0 0 0 0,-1 1 0 0 0,-1-1 1 0 0,1 0-1 0 0,0 8 0 0 0,-2 39 1188 0 0,0-40-1084 0 0,-8 60 1490 0 0,5-47-1568 0 0,-1 38-1 0 0,5-62-356 0 0,0-20 868 0 0,1-49-540 0 0,9-73 0 0 0,-8 135-472 0 0,-1 1-1 0 0,1-1 1 0 0,1 0 0 0 0,-1 1-1 0 0,1 0 1 0 0,1-1-1 0 0,-1 1 1 0 0,1 0-1 0 0,0 0 1 0 0,0 1 0 0 0,0 0-1 0 0,7-6 1 0 0,-3 2-133 0 0,1 1 0 0 0,0 1 1 0 0,1 0-1 0 0,-1 0 0 0 0,1 1 0 0 0,15-8 1 0 0,-24 14 119 0 0,-1-1 1 0 0,1 1 0 0 0,-1 0-1 0 0,1-1 1 0 0,-1 1 0 0 0,1 0-1 0 0,-1 0 1 0 0,1-1-1 0 0,-1 1 1 0 0,1 0 0 0 0,0 0-1 0 0,-1 0 1 0 0,1 0 0 0 0,-1 0-1 0 0,1 0 1 0 0,0 0-1 0 0,-1 0 1 0 0,1 0 0 0 0,-1 0-1 0 0,1 0 1 0 0,-1 0 0 0 0,1 0-1 0 0,0 0 1 0 0,-1 1 0 0 0,1-1-1 0 0,-1 0 1 0 0,1 0-1 0 0,0 1 1 0 0,-1 0 2 0 0,1 0 0 0 0,-1 0 1 0 0,0 0-1 0 0,0-1 0 0 0,0 1 0 0 0,0 0 0 0 0,0 0 0 0 0,0 0 0 0 0,0 0 0 0 0,0 0 1 0 0,0 0-1 0 0,0-1 0 0 0,-1 1 0 0 0,1 0 0 0 0,0 0 0 0 0,-1 1 0 0 0,-22 42-294 0 0,20-37 228 0 0,-7 10-36 0 0,-4 6 24 0 0,1 1-1 0 0,2 1 0 0 0,-11 31 0 0 0,21-54 98 0 0,0 0 0 0 0,1 0-1 0 0,-1 0 1 0 0,1 0 0 0 0,-1 0-1 0 0,1 0 1 0 0,0 0-1 0 0,0 0 1 0 0,0 1 0 0 0,0-1-1 0 0,0 0 1 0 0,1 0 0 0 0,-1 0-1 0 0,1 0 1 0 0,-1 0-1 0 0,1 0 1 0 0,0 0 0 0 0,0 0-1 0 0,-1 0 1 0 0,2 0 0 0 0,-1 0-1 0 0,0 0 1 0 0,0-1 0 0 0,0 1-1 0 0,1 0 1 0 0,-1-1-1 0 0,1 1 1 0 0,0-1 0 0 0,-1 0-1 0 0,1 1 1 0 0,0-1 0 0 0,2 1-1 0 0,5 3 78 0 0,1-2 1 0 0,0 1-1 0 0,-1-1 0 0 0,1-1 0 0 0,16 2 0 0 0,-4 0 128 0 0,-11-1-98 0 0</inkml:trace>
-  <inkml:trace contextRef="#ctx0" brushRef="#br0" timeOffset="296.41">521 319 4448 0 0,'0'13'10632'0'0,"3"-11"-10281"0"0,1-1 1 0 0,-1 0 0 0 0,0 0 0 0 0,1 0 0 0 0,0 0 0 0 0,-1 0 0 0 0,1 0 0 0 0,0-1 0 0 0,-1 0 0 0 0,1 0 0 0 0,5 0 0 0 0,43-7 803 0 0,-38 4-806 0 0,74-14 739 0 0,-65 12-816 0 0</inkml:trace>
+  <inkml:trace contextRef="#ctx0" brushRef="#br0" timeOffset="296.4">521 319 4448 0 0,'0'13'10632'0'0,"3"-11"-10281"0"0,1-1 1 0 0,-1 0 0 0 0,0 0 0 0 0,1 0 0 0 0,0 0 0 0 0,-1 0 0 0 0,1 0 0 0 0,0-1 0 0 0,-1 0 0 0 0,1 0 0 0 0,5 0 0 0 0,43-7 803 0 0,-38 4-806 0 0,74-14 739 0 0,-65 12-816 0 0</inkml:trace>
   <inkml:trace contextRef="#ctx0" brushRef="#br0" timeOffset="540.1">524 437 4576 0 0,'0'0'6968'0'0,"18"-3"-2232"0"0,130-29 20 0 0,-45 11-6809 0 0</inkml:trace>
   <inkml:trace contextRef="#ctx0" brushRef="#br0" timeOffset="1642.21">1560 236 3296 0 0,'0'0'1592'0'0,"-13"-18"9368"0"0,10 16-10666 0 0,0 0 0 0 0,0 0 0 0 0,-1 0 0 0 0,1 1 1 0 0,0-1-1 0 0,-1 1 0 0 0,1 0 0 0 0,-1 0 0 0 0,1 0 1 0 0,-1 1-1 0 0,0-1 0 0 0,1 1 0 0 0,-1 0 1 0 0,-6 0-1 0 0,4 1-77 0 0,0 0 1 0 0,0 0-1 0 0,0 1 1 0 0,0 0-1 0 0,0 0 0 0 0,0 0 1 0 0,1 1-1 0 0,-7 3 1 0 0,3 0-82 0 0,0 0 1 0 0,1 0-1 0 0,0 1 1 0 0,0 0 0 0 0,0 0-1 0 0,1 1 1 0 0,0 0-1 0 0,1 0 1 0 0,-11 18-1 0 0,15-23-127 0 0,1-1 1 0 0,0 0-1 0 0,0 1 0 0 0,0-1 0 0 0,0 0 0 0 0,0 1 0 0 0,0 0 0 0 0,1-1 1 0 0,-1 1-1 0 0,1-1 0 0 0,-1 1 0 0 0,1 0 0 0 0,0-1 0 0 0,0 1 0 0 0,1 0 0 0 0,-1-1 1 0 0,0 1-1 0 0,1 0 0 0 0,0-1 0 0 0,-1 1 0 0 0,1-1 0 0 0,0 1 0 0 0,0-1 1 0 0,0 0-1 0 0,1 1 0 0 0,-1-1 0 0 0,1 0 0 0 0,-1 0 0 0 0,1 0 0 0 0,0 0 1 0 0,0 0-1 0 0,0 0 0 0 0,0 0 0 0 0,0-1 0 0 0,0 1 0 0 0,0-1 0 0 0,0 1 1 0 0,1-1-1 0 0,-1 0 0 0 0,1 0 0 0 0,-1 0 0 0 0,1 0 0 0 0,-1 0 0 0 0,1-1 1 0 0,-1 1-1 0 0,1-1 0 0 0,5 1 0 0 0,-3-1-13 0 0,1 0-1 0 0,0 0 1 0 0,0 0 0 0 0,-1 0 0 0 0,1-1-1 0 0,0 0 1 0 0,0 0 0 0 0,-1 0 0 0 0,1-1-1 0 0,-1 0 1 0 0,0 0 0 0 0,1-1 0 0 0,-1 1-1 0 0,0-1 1 0 0,0 0 0 0 0,0 0 0 0 0,-1-1-1 0 0,1 1 1 0 0,-1-1 0 0 0,0 0 0 0 0,0-1-1 0 0,0 1 1 0 0,-1-1 0 0 0,4-4-1 0 0,5-11 11 0 0,-1 0 0 0 0,-1-1 0 0 0,-1-1 0 0 0,11-34-1 0 0,-19 53 2 0 0,-40 170 645 0 0,38-161-642 0 0,-13 92 93 0 0,14-89-84 0 0,-1 0 1 0 0,2 0 0 0 0,-1 0 0 0 0,1 0 0 0 0,0-1-1 0 0,1 1 1 0 0,0 0 0 0 0,6 15 0 0 0,-7-22-10 0 0,0-1 0 0 0,0 1 0 0 0,0-1 0 0 0,0 1 0 0 0,0-1 0 0 0,1 0 0 0 0,-1 0 0 0 0,0 1 0 0 0,1-1 0 0 0,-1 0 0 0 0,1 0 0 0 0,-1 0 0 0 0,1-1 0 0 0,0 1-1 0 0,-1 0 1 0 0,1 0 0 0 0,0-1 0 0 0,0 0 0 0 0,-1 1 0 0 0,1-1 0 0 0,0 0 0 0 0,0 1 0 0 0,-1-1 0 0 0,4-1 0 0 0,2 1 22 0 0</inkml:trace>
   <inkml:trace contextRef="#ctx0" brushRef="#br0" timeOffset="4210.79">1953 304 5408 0 0,'0'0'14599'0'0,"-5"4"-14159"0"0,5-2 0 0 0</inkml:trace>
@@ -15612,7 +15853,7 @@
   </inkml:definitions>
   <inkml:trace contextRef="#ctx0" brushRef="#br0">240 65 3968 0 0,'-12'-22'13223'0'0,"11"20"-13020"0"0,0 1 0 0 0,0 0 0 0 0,0 0 0 0 0,0 0 0 0 0,0 0 0 0 0,0 0 0 0 0,-1 0-1 0 0,1 0 1 0 0,0 0 0 0 0,0 0 0 0 0,-1 1 0 0 0,1-1 0 0 0,0 0 0 0 0,-1 1 0 0 0,1-1-1 0 0,-1 1 1 0 0,1-1 0 0 0,-1 1 0 0 0,1 0 0 0 0,-3 0 0 0 0,2 0-49 0 0,-1 1 0 0 0,1 0 0 0 0,0 0 0 0 0,0 0 0 0 0,-1 0 1 0 0,1 0-1 0 0,0 1 0 0 0,0-1 0 0 0,0 1 0 0 0,0-1 0 0 0,1 1 0 0 0,-3 2 0 0 0,-10 10 186 0 0,1 0 0 0 0,1 2 0 0 0,0-1 1 0 0,1 1-1 0 0,-10 19 0 0 0,16-25-281 0 0,0 0 0 0 0,0 1 0 0 0,1-1 0 0 0,0 1 0 0 0,1 0 0 0 0,1 0 0 0 0,-1 0 0 0 0,2 0 0 0 0,-1 0 0 0 0,1 13 0 0 0,2-20-48 0 0,-1 0 0 0 0,1 0 1 0 0,-1 0-1 0 0,1 0 1 0 0,1 0-1 0 0,-1 0 1 0 0,0 0-1 0 0,1-1 1 0 0,0 1-1 0 0,0-1 1 0 0,0 1-1 0 0,0-1 1 0 0,0 1-1 0 0,1-1 1 0 0,0 0-1 0 0,-1 0 0 0 0,1 0 1 0 0,0-1-1 0 0,1 1 1 0 0,-1-1-1 0 0,0 0 1 0 0,7 4-1 0 0,-7-5-7 0 0,0 0 0 0 0,0 0 0 0 0,0 0 0 0 0,0 0 0 0 0,0-1 0 0 0,0 1 0 0 0,0-1 0 0 0,1 0 0 0 0,-1 0-1 0 0,0 0 1 0 0,0 0 0 0 0,0 0 0 0 0,0-1 0 0 0,0 0 0 0 0,0 1 0 0 0,0-1 0 0 0,0 0 0 0 0,0-1 0 0 0,0 1 0 0 0,0 0 0 0 0,0-1-1 0 0,0 1 1 0 0,-1-1 0 0 0,1 0 0 0 0,-1 0 0 0 0,1 0 0 0 0,-1 0 0 0 0,0-1 0 0 0,3-3 0 0 0,-3 4 1 0 0,0 0 0 0 0,-1 0-1 0 0,1 0 1 0 0,-1 0 0 0 0,0 0 0 0 0,1 0 0 0 0,-1 0 0 0 0,0 0 0 0 0,0-1-1 0 0,0 1 1 0 0,-1 0 0 0 0,1-1 0 0 0,0 1 0 0 0,-1-1 0 0 0,0 1 0 0 0,1-1-1 0 0,-1 1 1 0 0,0-1 0 0 0,0 1 0 0 0,-1-1 0 0 0,1 1 0 0 0,0-1 0 0 0,-1 1-1 0 0,0 0 1 0 0,1-1 0 0 0,-1 1 0 0 0,0 0 0 0 0,0-1 0 0 0,0 1 0 0 0,-1 0-1 0 0,1 0 1 0 0,0 0 0 0 0,-1 0 0 0 0,1 0 0 0 0,-1 0 0 0 0,0 0 0 0 0,0 1-1 0 0,0-1 1 0 0,0 1 0 0 0,0-1 0 0 0,0 1 0 0 0,0 0 0 0 0,0-1-1 0 0,0 1 1 0 0,-1 0 0 0 0,1 1 0 0 0,0-1 0 0 0,-1 0 0 0 0,1 1 0 0 0,-1-1-1 0 0,1 1 1 0 0,-6-1 0 0 0,-2 1 1 0 0,-1 0 0 0 0,0 1 0 0 0,0-1 0 0 0,0 2 0 0 0,-17 4 0 0 0,23-5 6 0 0,0 1 0 0 0,0-1 0 0 0,1 1 0 0 0,-1 0 0 0 0,1 0 0 0 0,-1 0 0 0 0,1 1 0 0 0,0-1 0 0 0,0 1 0 0 0,0 0 0 0 0,0 1 0 0 0,0-1 0 0 0,1 0 0 0 0,-5 7 0 0 0,5-3 28 0 0,4 1 0 0 0</inkml:trace>
   <inkml:trace contextRef="#ctx0" brushRef="#br0" timeOffset="360.58">417 96 1984 0 0,'8'-14'7538'0'0,"-6"13"-6580"0"0,-1-1 0 0 0,0 0 1 0 0,0 0-1 0 0,0 1 0 0 0,0-1 1 0 0,0 0-1 0 0,0 0 0 0 0,0 0 1 0 0,-1 0-1 0 0,1-4 0 0 0,-18 33 2882 0 0,16-23-3708 0 0,0 0-1 0 0,0 0 0 0 0,0 1 0 0 0,0-1 1 0 0,1 1-1 0 0,-1-1 0 0 0,1 1 0 0 0,1-1 1 0 0,-1 1-1 0 0,0-1 0 0 0,1 0 0 0 0,0 1 1 0 0,0-1-1 0 0,1 0 0 0 0,-1 1 1 0 0,1-1-1 0 0,0 0 0 0 0,2 5 0 0 0,3 0 34 0 0,1 1-1 0 0,-1-1 1 0 0,2 0-1 0 0,-1-1 1 0 0,16 12 0 0 0,-7-8-178 0 0,-13-10 11 0 0,-1 0 1 0 0,1 0-1 0 0,-1 1 0 0 0,1-1 1 0 0,-1 1-1 0 0,0 0 1 0 0,0 0-1 0 0,-1 0 1 0 0,1 0-1 0 0,-1 0 0 0 0,1 1 1 0 0,1 3-1 0 0,-4-6 6 0 0,0 0 1 0 0,0 0-1 0 0,0 0 0 0 0,0 0 0 0 0,0-1 0 0 0,0 1 0 0 0,0 0 1 0 0,0 0-1 0 0,-1 0 0 0 0,1-1 0 0 0,0 1 0 0 0,-1 0 0 0 0,1 0 1 0 0,0-1-1 0 0,-1 1 0 0 0,1 0 0 0 0,-1 0 0 0 0,1-1 0 0 0,-1 1 1 0 0,0-1-1 0 0,1 1 0 0 0,-1 0 0 0 0,1-1 0 0 0,-1 1 0 0 0,0-1 1 0 0,0 0-1 0 0,-1 1 0 0 0,-23 11 47 0 0,22-11-49 0 0,-8 3 4 0 0</inkml:trace>
-  <inkml:trace contextRef="#ctx0" brushRef="#br0" timeOffset="522.44">466 52 4768 0 0,'6'-13'11118'0'0,"39"-4"-4559"0"0,28 2-4791 0 0,-60 12-1276 0 0,11-1-150 0 0</inkml:trace>
+  <inkml:trace contextRef="#ctx0" brushRef="#br0" timeOffset="522.43">466 52 4768 0 0,'6'-13'11118'0'0,"39"-4"-4559"0"0,28 2-4791 0 0,-60 12-1276 0 0,11-1-150 0 0</inkml:trace>
 </inkml:ink>
 </file>
 
@@ -15718,7 +15959,7 @@
   <inkml:trace contextRef="#ctx0" brushRef="#br0" timeOffset="378.91">360 159 4512 0 0,'-16'5'8448'0'0,"15"-4"-8326"0"0,1-1 1 0 0,0 0-1 0 0,0 0 0 0 0,0 0 1 0 0,0 0-1 0 0,0 0 0 0 0,0 1 1 0 0,0-1-1 0 0,0 0 0 0 0,0 0 1 0 0,0 0-1 0 0,0 0 0 0 0,0 0 1 0 0,-1 1-1 0 0,1-1 0 0 0,0 0 1 0 0,0 0-1 0 0,0 0 0 0 0,0 0 1 0 0,0 1-1 0 0,1-1 0 0 0,-1 0 1 0 0,0 0-1 0 0,0 0 0 0 0,0 0 1 0 0,0 1-1 0 0,0-1 0 0 0,0 0 1 0 0,0 0-1 0 0,0 0 0 0 0,0 0 1 0 0,0 0-1 0 0,0 1 0 0 0,0-1 1 0 0,1 0-1 0 0,-1 0 0 0 0,0 0 1 0 0,0 0-1 0 0,0 0 0 0 0,0 0 1 0 0,0 0-1 0 0,1 0 0 0 0,-1 0 1 0 0,0 1-1 0 0,2 0 199 0 0,1 0 1 0 0,-1 0-1 0 0,1 0 1 0 0,-1 0-1 0 0,1-1 1 0 0,-1 1-1 0 0,1-1 0 0 0,-1 1 1 0 0,6-1-1 0 0,25-1 1268 0 0,39-7-1 0 0,-20 1-535 0 0,-25 5-1011 0 0</inkml:trace>
   <inkml:trace contextRef="#ctx0" brushRef="#br0" timeOffset="588.71">382 281 5888 0 0,'0'5'11907'0'0,"17"-6"-10642"0"0,1 0 0 0 0,-1-1 0 0 0,20-6 0 0 0,-19 4-985 0 0</inkml:trace>
   <inkml:trace contextRef="#ctx0" brushRef="#br0" timeOffset="844.17">746 206 4384 0 0,'0'0'13303'0'0,"19"1"-10719"0"0,12-6-648 0 0,-6 0-1808 0 0</inkml:trace>
-  <inkml:trace contextRef="#ctx0" brushRef="#br0" timeOffset="1149.66">1025 29 512 0 0,'34'-12'11046'0'0,"11"-3"-4741"0"0,-42 15-6098 0 0,0-1-1 0 0,0 1 1 0 0,0-1 0 0 0,0 1-1 0 0,0 0 1 0 0,0 0 0 0 0,1 0 0 0 0,-1 1-1 0 0,0-1 1 0 0,0 1 0 0 0,6 1-1 0 0,-9-1-142 0 0,1-1 1 0 0,0 1-1 0 0,0-1 0 0 0,-1 1 0 0 0,1-1 0 0 0,-1 1 0 0 0,1 0 0 0 0,0-1 0 0 0,-1 1 0 0 0,1 0 0 0 0,-1-1 1 0 0,1 1-1 0 0,-1 0 0 0 0,0 0 0 0 0,1-1 0 0 0,-1 1 0 0 0,0 0 0 0 0,1 0 0 0 0,-1 0 0 0 0,0 0 0 0 0,0 0 1 0 0,0-1-1 0 0,0 1 0 0 0,0 0 0 0 0,0 0 0 0 0,0 0 0 0 0,0 0 0 0 0,0 0 0 0 0,0-1 0 0 0,0 1 0 0 0,-1 0 1 0 0,1 0-1 0 0,0 0 0 0 0,-1 0 0 0 0,1-1 0 0 0,-1 1 0 0 0,1 0 0 0 0,-1 0 0 0 0,-20 33 1049 0 0,18-30-916 0 0,-2 5 61 0 0,-1-1 1 0 0,1 1 0 0 0,1 0 0 0 0,0 0 0 0 0,0 1-1 0 0,0-1 1 0 0,2 1 0 0 0,-4 17 0 0 0,5-24-236 0 0,1 0 0 0 0,0-1-1 0 0,-1 1 1 0 0,1-1 0 0 0,0 1 0 0 0,1-1 0 0 0,-1 1 0 0 0,0 0 0 0 0,1-1 0 0 0,-1 1-1 0 0,1-1 1 0 0,0 0 0 0 0,0 1 0 0 0,0-1 0 0 0,0 1 0 0 0,0-1 0 0 0,1 0 0 0 0,-1 0-1 0 0,1 0 1 0 0,-1 0 0 0 0,1 0 0 0 0,0 0 0 0 0,-1 0 0 0 0,1 0 0 0 0,0-1 0 0 0,0 1-1 0 0,1-1 1 0 0,-1 0 0 0 0,0 1 0 0 0,0-1 0 0 0,1 0 0 0 0,-1 0 0 0 0,1 0-1 0 0,-1-1 1 0 0,1 1 0 0 0,-1-1 0 0 0,1 1 0 0 0,4-1 0 0 0,5 1-34 0 0,0-1-1 0 0,-1 0 1 0 0,1-1 0 0 0,22-4-1 0 0,-28 4 46 0 0,32-5-10 0 0</inkml:trace>
+  <inkml:trace contextRef="#ctx0" brushRef="#br0" timeOffset="1149.65">1025 29 512 0 0,'34'-12'11046'0'0,"11"-3"-4741"0"0,-42 15-6098 0 0,0-1-1 0 0,0 1 1 0 0,0-1 0 0 0,0 1-1 0 0,0 0 1 0 0,0 0 0 0 0,1 0 0 0 0,-1 1-1 0 0,0-1 1 0 0,0 1 0 0 0,6 1-1 0 0,-9-1-142 0 0,1-1 1 0 0,0 1-1 0 0,0-1 0 0 0,-1 1 0 0 0,1-1 0 0 0,-1 1 0 0 0,1 0 0 0 0,0-1 0 0 0,-1 1 0 0 0,1 0 0 0 0,-1-1 1 0 0,1 1-1 0 0,-1 0 0 0 0,0 0 0 0 0,1-1 0 0 0,-1 1 0 0 0,0 0 0 0 0,1 0 0 0 0,-1 0 0 0 0,0 0 0 0 0,0 0 1 0 0,0-1-1 0 0,0 1 0 0 0,0 0 0 0 0,0 0 0 0 0,0 0 0 0 0,0 0 0 0 0,0 0 0 0 0,0-1 0 0 0,0 1 0 0 0,-1 0 1 0 0,1 0-1 0 0,0 0 0 0 0,-1 0 0 0 0,1-1 0 0 0,-1 1 0 0 0,1 0 0 0 0,-1 0 0 0 0,-20 33 1049 0 0,18-30-916 0 0,-2 5 61 0 0,-1-1 1 0 0,1 1 0 0 0,1 0 0 0 0,0 0 0 0 0,0 1-1 0 0,0-1 1 0 0,2 1 0 0 0,-4 17 0 0 0,5-24-236 0 0,1 0 0 0 0,0-1-1 0 0,-1 1 1 0 0,1-1 0 0 0,0 1 0 0 0,1-1 0 0 0,-1 1 0 0 0,0 0 0 0 0,1-1 0 0 0,-1 1-1 0 0,1-1 1 0 0,0 0 0 0 0,0 1 0 0 0,0-1 0 0 0,0 1 0 0 0,0-1 0 0 0,1 0 0 0 0,-1 0-1 0 0,1 0 1 0 0,-1 0 0 0 0,1 0 0 0 0,0 0 0 0 0,-1 0 0 0 0,1 0 0 0 0,0-1 0 0 0,0 1-1 0 0,1-1 1 0 0,-1 0 0 0 0,0 1 0 0 0,0-1 0 0 0,1 0 0 0 0,-1 0 0 0 0,1 0-1 0 0,-1-1 1 0 0,1 1 0 0 0,-1-1 0 0 0,1 1 0 0 0,4-1 0 0 0,5 1-34 0 0,0-1-1 0 0,-1 0 1 0 0,1-1 0 0 0,22-4-1 0 0,-28 4 46 0 0,32-5-10 0 0</inkml:trace>
 </inkml:ink>
 </file>
 
@@ -15789,7 +16030,7 @@
   <inkml:trace contextRef="#ctx0" brushRef="#br0">0 460 5536 0 0,'0'0'12415'0'0,"22"2"-9695"0"0,12-3-1093 0 0,44-9-1 0 0,-16-1-4684 0 0</inkml:trace>
   <inkml:trace contextRef="#ctx0" brushRef="#br0" timeOffset="444.47">501 263 3328 0 0,'0'0'3872'0'0,"20"-16"608"0"0,38-11 186 0 0,-52 25-4322 0 0,0 0-1 0 0,0 0 1 0 0,0 0 0 0 0,0 1 0 0 0,0 0-1 0 0,0 0 1 0 0,1 1 0 0 0,6 0-1 0 0,-13 0-316 0 0,1 0 0 0 0,-1 0-1 0 0,0 0 1 0 0,1 0-1 0 0,-1 0 1 0 0,0 1-1 0 0,1-1 1 0 0,-1 0-1 0 0,0 0 1 0 0,1 0-1 0 0,-1 1 1 0 0,0-1 0 0 0,1 0-1 0 0,-1 1 1 0 0,0-1-1 0 0,0 0 1 0 0,1 0-1 0 0,-1 1 1 0 0,0-1-1 0 0,0 0 1 0 0,0 1 0 0 0,1-1-1 0 0,-1 1 1 0 0,0-1-1 0 0,0 0 1 0 0,0 1-1 0 0,0-1 1 0 0,0 0-1 0 0,0 1 1 0 0,0-1 0 0 0,0 1-1 0 0,0-1 1 0 0,0 0-1 0 0,0 1 1 0 0,0-1-1 0 0,0 1 1 0 0,0-1-1 0 0,0 0 1 0 0,0 1 0 0 0,0-1-1 0 0,0 0 1 0 0,-1 1-1 0 0,1-1 1 0 0,0 1-1 0 0,-10 20 486 0 0,7-15-505 0 0,-3 5-17 0 0,1 1 1 0 0,0 0 0 0 0,1 0-1 0 0,1 1 1 0 0,-1-1 0 0 0,-1 20-1 0 0,5-28 51 0 0,0 0 0 0 0,0 0 0 0 0,0 0 0 0 0,1-1 0 0 0,-1 1 0 0 0,1 0 0 0 0,0 0 0 0 0,0-1 0 0 0,0 1-1 0 0,1 0 1 0 0,-1-1 0 0 0,1 1 0 0 0,0-1 0 0 0,0 0 0 0 0,0 1 0 0 0,0-1 0 0 0,1 0 0 0 0,-1 0 0 0 0,1-1 0 0 0,0 1 0 0 0,0 0 0 0 0,0-1 0 0 0,0 0-1 0 0,0 0 1 0 0,7 4 0 0 0,-7-4-30 0 0,2 0 83 0 0,-1 0 0 0 0,1 1 0 0 0,-1 0 0 0 0,0 0 0 0 0,0 0 0 0 0,7 6 0 0 0,-11-8-74 0 0,1-1 0 0 0,-1 1 0 0 0,0-1 0 0 0,1 1 1 0 0,-1 0-1 0 0,0-1 0 0 0,1 1 0 0 0,-1-1 0 0 0,0 1 0 0 0,0 0 0 0 0,0-1 0 0 0,0 1 0 0 0,1 0 0 0 0,-1-1 0 0 0,0 1 1 0 0,0 0-1 0 0,0-1 0 0 0,0 1 0 0 0,-1 0 0 0 0,1-1 0 0 0,0 1 0 0 0,0 1 0 0 0,-1-1 8 0 0,0 1-1 0 0,0-1 1 0 0,0 1-1 0 0,0-1 1 0 0,-1 0 0 0 0,1 0-1 0 0,0 0 1 0 0,-1 1-1 0 0,1-1 1 0 0,0 0-1 0 0,-1 0 1 0 0,-2 1 0 0 0,-79 38 948 0 0,76-37-882 0 0</inkml:trace>
   <inkml:trace contextRef="#ctx0" brushRef="#br0" timeOffset="972.01">1041 346 928 0 0,'-17'-22'15321'0'0,"14"19"-14996"0"0,0 1 0 0 0,0-1 0 0 0,0 0 0 0 0,0 1 0 0 0,0 0 0 0 0,-1 0 0 0 0,1 0 0 0 0,-1 0 0 0 0,1 0 0 0 0,-1 1 0 0 0,0 0 0 0 0,0-1 0 0 0,1 2 0 0 0,-1-1 0 0 0,0 0 0 0 0,0 1 0 0 0,0-1 0 0 0,0 1 0 0 0,0 0 0 0 0,0 1 0 0 0,0-1 0 0 0,-5 2 0 0 0,4-1-215 0 0,1 1 0 0 0,-1-1 0 0 0,1 1 0 0 0,0 1 0 0 0,0-1 0 0 0,0 1 0 0 0,0-1 0 0 0,0 1 0 0 0,0 0 0 0 0,1 0 0 0 0,0 1 0 0 0,-1-1 0 0 0,1 1 0 0 0,1 0 0 0 0,-1-1 0 0 0,0 1 0 0 0,1 1 0 0 0,-4 6 0 0 0,4-5-46 0 0,0-1 1 0 0,1 1 0 0 0,-1 0-1 0 0,1-1 1 0 0,0 1-1 0 0,1 0 1 0 0,-1 0-1 0 0,1 0 1 0 0,0 0-1 0 0,1 0 1 0 0,-1-1-1 0 0,1 1 1 0 0,0 0-1 0 0,4 10 1 0 0,-4-14-62 0 0,0 1-1 0 0,0-1 1 0 0,0 0 0 0 0,0 0-1 0 0,0 0 1 0 0,0 0-1 0 0,1 0 1 0 0,-1-1 0 0 0,1 1-1 0 0,-1 0 1 0 0,1-1 0 0 0,0 1-1 0 0,0-1 1 0 0,0 1-1 0 0,-1-1 1 0 0,1 0 0 0 0,0 0-1 0 0,1 0 1 0 0,-1 0 0 0 0,0 0-1 0 0,0 0 1 0 0,0-1 0 0 0,1 1-1 0 0,-1-1 1 0 0,0 1-1 0 0,0-1 1 0 0,1 0 0 0 0,-1 0-1 0 0,0 0 1 0 0,1 0 0 0 0,-1 0-1 0 0,0-1 1 0 0,1 1-1 0 0,-1-1 1 0 0,0 1 0 0 0,0-1-1 0 0,0 0 1 0 0,1 0 0 0 0,2-2-1 0 0,0 1 2 0 0,0-1 0 0 0,-1 0-1 0 0,1 0 1 0 0,-1 0 0 0 0,0 0 0 0 0,1-1-1 0 0,-1 0 1 0 0,-1 0 0 0 0,1 0 0 0 0,-1 0-1 0 0,1 0 1 0 0,-1-1 0 0 0,0 1-1 0 0,3-9 1 0 0,-2 5 2 0 0,-1-1 1 0 0,0 0-1 0 0,0 1 0 0 0,-1-1 0 0 0,-1 0 1 0 0,1 0-1 0 0,-1 0 0 0 0,0-10 0 0 0,0 17-3 0 0,3 8 2 0 0,2 11 3 0 0,-7 9-34 0 0,-1 0 0 0 0,-1 0 0 0 0,-2 0-1 0 0,-13 48 1 0 0,11-52 3 0 0,1 1 0 0 0,1 0 0 0 0,1-1-1 0 0,1 1 1 0 0,1 0 0 0 0,2 39 0 0 0,0-60 29 0 0,0-1 1 0 0,0 0-1 0 0,0 1 0 0 0,0-1 1 0 0,0 0-1 0 0,0 0 1 0 0,0 1-1 0 0,1-1 0 0 0,-1 0 1 0 0,1 0-1 0 0,-1 0 0 0 0,1 1 1 0 0,-1-1-1 0 0,1 0 1 0 0,0 0-1 0 0,0 0 0 0 0,-1 0 1 0 0,1 0-1 0 0,0 0 0 0 0,0 0 1 0 0,0 0-1 0 0,0-1 1 0 0,0 1-1 0 0,0 0 0 0 0,0-1 1 0 0,0 1-1 0 0,0 0 1 0 0,1-1-1 0 0,-1 1 0 0 0,0-1 1 0 0,0 0-1 0 0,0 1 0 0 0,1-1 1 0 0,-1 0-1 0 0,0 0 1 0 0,0 0-1 0 0,3 0 0 0 0,2-1-412 0 0,0 0 0 0 0,0-1 0 0 0,0 1 0 0 0,0-2-1 0 0,0 1 1 0 0,0-1 0 0 0,0 1 0 0 0,5-5 0 0 0</inkml:trace>
-  <inkml:trace contextRef="#ctx0" brushRef="#br0" timeOffset="1290.64">1231 2 3712 0 0,'2'-1'783'0'0,"-1"1"1"0"0,1 0 0 0 0,0-1-1 0 0,-1 1 1 0 0,1 0-1 0 0,0 0 1 0 0,-1 0-1 0 0,1 1 1 0 0,0-1 0 0 0,-1 0-1 0 0,1 1 1 0 0,-1-1-1 0 0,1 1 1 0 0,0-1-1 0 0,-1 1 1 0 0,1-1 0 0 0,2 3-1 0 0,-4-2-608 0 0,1 0 0 0 0,0 0 0 0 0,-1 0-1 0 0,1 0 1 0 0,-1 0 0 0 0,0 0 0 0 0,1 0-1 0 0,-1 0 1 0 0,0 1 0 0 0,0-1 0 0 0,0 0 0 0 0,1 0-1 0 0,-1 0 1 0 0,0 0 0 0 0,-1 1 0 0 0,1-1-1 0 0,0 0 1 0 0,0 0 0 0 0,0 0 0 0 0,-1 0 0 0 0,1 0-1 0 0,0 0 1 0 0,-1 1 0 0 0,1-1 0 0 0,-1 0 0 0 0,-1 1-1 0 0,0 3 125 0 0,0-1 0 0 0,0 1 0 0 0,1 0 0 0 0,-1 0 0 0 0,1 0 0 0 0,0 0 0 0 0,0 0 0 0 0,1 0 0 0 0,-1 0 0 0 0,1 7 0 0 0,1-10-235 0 0,-1 0-1 0 0,1 0 1 0 0,-1 0 0 0 0,1-1 0 0 0,0 1 0 0 0,0 0-1 0 0,-1-1 1 0 0,1 1 0 0 0,1 0 0 0 0,-1-1-1 0 0,0 1 1 0 0,0-1 0 0 0,0 0 0 0 0,1 1-1 0 0,-1-1 1 0 0,1 0 0 0 0,-1 0 0 0 0,1 0 0 0 0,0 0-1 0 0,-1 0 1 0 0,1 0 0 0 0,0 0 0 0 0,-1 0-1 0 0,1-1 1 0 0,0 1 0 0 0,0-1 0 0 0,0 1-1 0 0,0-1 1 0 0,0 0 0 0 0,0 0 0 0 0,2 0-1 0 0,6 1 152 0 0</inkml:trace>
+  <inkml:trace contextRef="#ctx0" brushRef="#br0" timeOffset="1290.63">1231 2 3712 0 0,'2'-1'783'0'0,"-1"1"1"0"0,1 0 0 0 0,0-1-1 0 0,-1 1 1 0 0,1 0-1 0 0,0 0 1 0 0,-1 0-1 0 0,1 1 1 0 0,0-1 0 0 0,-1 0-1 0 0,1 1 1 0 0,-1-1-1 0 0,1 1 1 0 0,0-1-1 0 0,-1 1 1 0 0,1-1 0 0 0,2 3-1 0 0,-4-2-608 0 0,1 0 0 0 0,0 0 0 0 0,-1 0-1 0 0,1 0 1 0 0,-1 0 0 0 0,0 0 0 0 0,1 0-1 0 0,-1 0 1 0 0,0 1 0 0 0,0-1 0 0 0,0 0 0 0 0,1 0-1 0 0,-1 0 1 0 0,0 0 0 0 0,-1 1 0 0 0,1-1-1 0 0,0 0 1 0 0,0 0 0 0 0,0 0 0 0 0,-1 0 0 0 0,1 0-1 0 0,0 0 1 0 0,-1 1 0 0 0,1-1 0 0 0,-1 0 0 0 0,-1 1-1 0 0,0 3 125 0 0,0-1 0 0 0,0 1 0 0 0,1 0 0 0 0,-1 0 0 0 0,1 0 0 0 0,0 0 0 0 0,0 0 0 0 0,1 0 0 0 0,-1 0 0 0 0,1 7 0 0 0,1-10-235 0 0,-1 0-1 0 0,1 0 1 0 0,-1 0 0 0 0,1-1 0 0 0,0 1 0 0 0,0 0-1 0 0,-1-1 1 0 0,1 1 0 0 0,1 0 0 0 0,-1-1-1 0 0,0 1 1 0 0,0-1 0 0 0,0 0 0 0 0,1 1-1 0 0,-1-1 1 0 0,1 0 0 0 0,-1 0 0 0 0,1 0 0 0 0,0 0-1 0 0,-1 0 1 0 0,1 0 0 0 0,0 0 0 0 0,-1 0-1 0 0,1-1 1 0 0,0 1 0 0 0,0-1 0 0 0,0 1-1 0 0,0-1 1 0 0,0 0 0 0 0,0 0 0 0 0,2 0-1 0 0,6 1 152 0 0</inkml:trace>
 </inkml:ink>
 </file>
 
@@ -15957,7 +16198,7 @@
   <inkml:trace contextRef="#ctx0" brushRef="#br0" timeOffset="390.46">188 223 3328 0 0,'11'21'10384'0'0,"7"34"-4392"0"0,-14-37-5254 0 0,-1 0 1 0 0,-1 1-1 0 0,0-1 0 0 0,-1 0 1 0 0,-2 27-1 0 0,1-45-724 0 0,0 1 0 0 0,0-1 0 0 0,0 1 0 0 0,0-1 0 0 0,0 1 0 0 0,0-1 0 0 0,0 1 0 0 0,0-1 0 0 0,0 1 0 0 0,0-1 0 0 0,0 1 1 0 0,0-1-1 0 0,0 0 0 0 0,-1 1 0 0 0,1-1 0 0 0,0 1 0 0 0,0-1 0 0 0,0 1 0 0 0,-1-1 0 0 0,1 0 0 0 0,0 1 0 0 0,0-1 0 0 0,-1 0 0 0 0,1 1 0 0 0,0-1 0 0 0,-1 0 0 0 0,1 1 0 0 0,0-1 0 0 0,-1 0 0 0 0,1 0 0 0 0,-1 1 0 0 0,1-1 1 0 0,-1 0-1 0 0,1 0 0 0 0,0 0 0 0 0,-1 1 0 0 0,1-1 0 0 0,-1 0 0 0 0,1 0 0 0 0,-1 0 0 0 0,1 0 0 0 0,-1 0 0 0 0,0-1-16 0 0,0 1 0 0 0,0-1 0 0 0,1 1 0 0 0,-1-1 0 0 0,1 1 0 0 0,-1-1 0 0 0,0 0 0 0 0,1 1 0 0 0,-1-1 0 0 0,1 0 0 0 0,-1 0 0 0 0,1 1 0 0 0,0-1 0 0 0,-1 0 0 0 0,1 0 0 0 0,0 0 0 0 0,0 0 0 0 0,-1 1 0 0 0,1-1 0 0 0,0 0 0 0 0,0 0 1 0 0,0 0-1 0 0,0 0 0 0 0,0-1 0 0 0,1-8-5 0 0,0 0 0 0 0,1 0 0 0 0,0-1 0 0 0,1 1 0 0 0,0 1 0 0 0,0-1 1 0 0,1 0-1 0 0,9-16 0 0 0,2 0-23 0 0,32-42 0 0 0,-40 60 27 0 0,0 0-1 0 0,1 1 0 0 0,10-9 1 0 0,-15 14 1 0 0</inkml:trace>
   <inkml:trace contextRef="#ctx0" brushRef="#br0" timeOffset="663.68">456 224 3936 0 0,'-17'8'9136'0'0,"11"-4"-8509"0"0,1 0 1 0 0,0 1 0 0 0,0 0-1 0 0,0 0 1 0 0,1 0 0 0 0,0 0 0 0 0,0 1-1 0 0,0-1 1 0 0,-3 8 0 0 0,5-10-510 0 0,1-1 1 0 0,0 1-1 0 0,-1 0 0 0 0,1 0 1 0 0,0 0-1 0 0,0 0 1 0 0,1 0-1 0 0,-1 0 1 0 0,1 0-1 0 0,-1 0 1 0 0,1 0-1 0 0,0 1 0 0 0,0-1 1 0 0,1 0-1 0 0,-1 0 1 0 0,0 0-1 0 0,1 0 1 0 0,0 0-1 0 0,0 0 0 0 0,0 0 1 0 0,0 0-1 0 0,2 3 1 0 0,-2-5-56 0 0,1 1 0 0 0,-1 0 0 0 0,1-1 0 0 0,-1 0 0 0 0,1 1 0 0 0,0-1 0 0 0,-1 0 0 0 0,1 0 0 0 0,0 0 0 0 0,0 0 0 0 0,0 0 0 0 0,0 0 0 0 0,0 0 0 0 0,0-1 0 0 0,0 1 0 0 0,0-1 0 0 0,0 0 0 0 0,0 1 0 0 0,1-1 0 0 0,-1 0 0 0 0,0 0 0 0 0,0-1 0 0 0,0 1 0 0 0,0 0 0 0 0,0-1 0 0 0,0 1 0 0 0,0-1 0 0 0,0 1 0 0 0,0-1 0 0 0,0 0 0 0 0,3-2 0 0 0,0 1-13 0 0,-1 0 0 0 0,0 0-1 0 0,0 0 1 0 0,0-1-1 0 0,0 0 1 0 0,0 0-1 0 0,0 0 1 0 0,-1 0-1 0 0,1 0 1 0 0,-1-1 0 0 0,0 0-1 0 0,0 0 1 0 0,3-4-1 0 0,-5 5-51 0 0,-1 1-1 0 0,1-1 1 0 0,0 0 0 0 0,-1 0-1 0 0,1 1 1 0 0,-1-1 0 0 0,0 0-1 0 0,0 0 1 0 0,0 1-1 0 0,0-1 1 0 0,0 0 0 0 0,-1 0-1 0 0,1 1 1 0 0,-1-1 0 0 0,0 0-1 0 0,0 1 1 0 0,0-1-1 0 0,0 0 1 0 0,0 1 0 0 0,-2-3-1 0 0,0 0 20 0 0,0 0-1 0 0,-1 1 0 0 0,1-1 1 0 0,-1 1-1 0 0,0 0 0 0 0,0 0 1 0 0,0 1-1 0 0,-1-1 0 0 0,-4-2 1 0 0,0 1 21 0 0</inkml:trace>
   <inkml:trace contextRef="#ctx0" brushRef="#br0" timeOffset="950.33">784 60 928 0 0,'-4'-2'1261'0'0,"1"0"0"0"0,-1-1 0 0 0,1 1 0 0 0,0-1 0 0 0,-1 0 0 0 0,1 0-1 0 0,1 0 1 0 0,-4-3 0 0 0,-18-18 4486 0 0,23 23-5566 0 0,-1 0 0 0 0,1 0 1 0 0,-1 1-1 0 0,1-1 0 0 0,0 0 1 0 0,-1 0-1 0 0,0 1 0 0 0,1-1 0 0 0,-1 1 1 0 0,1-1-1 0 0,-1 1 0 0 0,1 0 1 0 0,-1 0-1 0 0,0 0 0 0 0,1 0 0 0 0,-3 0 1 0 0,3 0-121 0 0,1 0 0 0 0,-1 1-1 0 0,1-1 1 0 0,-1 0 0 0 0,1 1 0 0 0,-1-1 0 0 0,1 1 0 0 0,-1-1 0 0 0,1 1 0 0 0,-1-1 0 0 0,1 1 0 0 0,0-1 0 0 0,-1 1 0 0 0,1-1 0 0 0,0 1 0 0 0,0 0 0 0 0,-1-1 0 0 0,1 1 0 0 0,0-1-1 0 0,0 1 1 0 0,0 0 0 0 0,0-1 0 0 0,0 1 0 0 0,-1 0 0 0 0,2 1 0 0 0,-2 20 528 0 0,1-18-397 0 0,9 298 1733 0 0,-9-283-1921 0 0</inkml:trace>
-  <inkml:trace contextRef="#ctx0" brushRef="#br0" timeOffset="1167.37">668 327 4608 0 0,'1'-4'767'0'0,"0"0"0"0"0,1 0 0 0 0,-1 0 0 0 0,1 1 1 0 0,0-1-1 0 0,0 0 0 0 0,0 1 0 0 0,1-1 0 0 0,-1 1 0 0 0,1 0 1 0 0,0 0-1 0 0,0 0 0 0 0,5-4 0 0 0,5-3 1174 0 0,27-17 0 0 0,-40 27-1938 0 0,4-2 221 0 0,0 0 0 0 0,1 0 0 0 0,-1 0 0 0 0,0 0 0 0 0,0 0 1 0 0,1 1-1 0 0,-1 0 0 0 0,1 0 0 0 0,0 0 0 0 0,7 0 0 0 0,-11 1-148 0 0,1 1 0 0 0,0-1 0 0 0,-1 0 1 0 0,1 0-1 0 0,-1 1 0 0 0,1-1 0 0 0,-1 1 0 0 0,1-1 0 0 0,-1 1 0 0 0,0-1 0 0 0,1 1 0 0 0,-1 0 0 0 0,0 0 0 0 0,1 0 0 0 0,-1 0 0 0 0,0 0 0 0 0,0 0 0 0 0,0 0 0 0 0,0 0 0 0 0,0 0 0 0 0,0 1 0 0 0,0-1 0 0 0,0 0 0 0 0,-1 1 0 0 0,1-1 0 0 0,0 0 0 0 0,-1 1 0 0 0,1-1 0 0 0,-1 1 0 0 0,1-1 0 0 0,-1 1 0 0 0,0-1 0 0 0,0 1 0 0 0,1 2 0 0 0,-1 1 113 0 0,1 1-1 0 0,-1-1 1 0 0,0 1 0 0 0,-1-1-1 0 0,0 9 1 0 0,-4 13-3114 0 0</inkml:trace>
+  <inkml:trace contextRef="#ctx0" brushRef="#br0" timeOffset="1167.36">668 327 4608 0 0,'1'-4'767'0'0,"0"0"0"0"0,1 0 0 0 0,-1 0 0 0 0,1 1 1 0 0,0-1-1 0 0,0 0 0 0 0,0 1 0 0 0,1-1 0 0 0,-1 1 0 0 0,1 0 1 0 0,0 0-1 0 0,0 0 0 0 0,5-4 0 0 0,5-3 1174 0 0,27-17 0 0 0,-40 27-1938 0 0,4-2 221 0 0,0 0 0 0 0,1 0 0 0 0,-1 0 0 0 0,0 0 0 0 0,0 0 1 0 0,1 1-1 0 0,-1 0 0 0 0,1 0 0 0 0,0 0 0 0 0,7 0 0 0 0,-11 1-148 0 0,1 1 0 0 0,0-1 0 0 0,-1 0 1 0 0,1 0-1 0 0,-1 1 0 0 0,1-1 0 0 0,-1 1 0 0 0,1-1 0 0 0,-1 1 0 0 0,0-1 0 0 0,1 1 0 0 0,-1 0 0 0 0,0 0 0 0 0,1 0 0 0 0,-1 0 0 0 0,0 0 0 0 0,0 0 0 0 0,0 0 0 0 0,0 0 0 0 0,0 0 0 0 0,0 1 0 0 0,0-1 0 0 0,0 0 0 0 0,-1 1 0 0 0,1-1 0 0 0,0 0 0 0 0,-1 1 0 0 0,1-1 0 0 0,-1 1 0 0 0,1-1 0 0 0,-1 1 0 0 0,0-1 0 0 0,0 1 0 0 0,1 2 0 0 0,-1 1 113 0 0,1 1-1 0 0,-1-1 1 0 0,0 1 0 0 0,-1-1-1 0 0,0 9 1 0 0,-4 13-3114 0 0</inkml:trace>
   <inkml:trace contextRef="#ctx0" brushRef="#br0" timeOffset="1321.45">874 89 2624 0 0,'0'0'0'0'0,"-3"-5"1912"0"0,1 2 8 0 0,2 0-8 0 0,-1 1 8 0 0,0-1-8 0 0,-1 1 8 0 0,0 1-8 0 0,-1 0 7 0 0,1 0-1391 0 0,0 1 0 0 0,-1 0 0 0 0,3 1 8 0 0,-2 1-8 0 0,1 0 0 0 0</inkml:trace>
   <inkml:trace contextRef="#ctx0" brushRef="#br0" timeOffset="1566.55">1007 63 5056 0 0,'0'0'4833'0'0,"7"14"3048"0"0,-8 75-4387 0 0,0 9-1047 0 0,2-85-2617 0 0,1 0 0 0 0,0 0 0 0 0,1 0 0 0 0,0-1 0 0 0,11 25 0 0 0</inkml:trace>
   <inkml:trace contextRef="#ctx0" brushRef="#br0" timeOffset="1704.98">953 244 5760 0 0,'0'0'9432'0'0,"7"-1"-7865"0"0,-3 0 9 0 0,3-1-976 0 0,2-1 0 0 0,2-1 0 0 0,1 0 0 0 0,21-6-600 0 0</inkml:trace>
@@ -16101,7 +16342,7 @@
   <inkml:trace contextRef="#ctx0" brushRef="#br0" timeOffset="458.41">341 109 4096 0 0,'0'0'13695'0'0,"18"5"-11223"0"0,2-6-1296 0 0,1-1-1 0 0,31-7 0 0 0,28-3 185 0 0,-52 11-1318 0 0</inkml:trace>
   <inkml:trace contextRef="#ctx0" brushRef="#br0" timeOffset="696.56">384 222 5600 0 0,'0'0'11991'0'0,"19"3"-9597"0"0,28-8-290 0 0,-29 2-1794 0 0</inkml:trace>
   <inkml:trace contextRef="#ctx0" brushRef="#br0" timeOffset="1059.33">773 38 1248 0 0,'24'-9'6764'0'0,"-6"3"-4090"0"0,-1 0 0 0 0,19-3 0 0 0,-32 8-2402 0 0,0 0 1 0 0,1 0-1 0 0,-1 1 0 0 0,0 0 1 0 0,1 0-1 0 0,-1 0 1 0 0,0 1-1 0 0,1-1 0 0 0,-1 1 1 0 0,0 0-1 0 0,1 0 1 0 0,-1 0-1 0 0,7 4 0 0 0,-10-4-187 0 0,0 0 0 0 0,0-1-1 0 0,0 1 1 0 0,0 0-1 0 0,0 0 1 0 0,-1 0-1 0 0,1 0 1 0 0,0 0-1 0 0,-1 0 1 0 0,1 0 0 0 0,-1 0-1 0 0,1 0 1 0 0,-1 0-1 0 0,1 0 1 0 0,-1 1-1 0 0,0-1 1 0 0,0 0-1 0 0,1 0 1 0 0,-1 0 0 0 0,0 0-1 0 0,0 1 1 0 0,0-1-1 0 0,0 0 1 0 0,0 0-1 0 0,-1 0 1 0 0,1 1-1 0 0,0-1 1 0 0,0 0 0 0 0,-1 0-1 0 0,1 0 1 0 0,-1 0-1 0 0,1 0 1 0 0,-1 0-1 0 0,-1 2 1 0 0,-2 5 274 0 0,-1 0 1 0 0,0 0-1 0 0,-8 9 1 0 0,12-15-294 0 0,-5 5 56 0 0,-24 35 682 0 0,28-39-760 0 0,0 0 0 0 0,1 0 0 0 0,-1 0 0 0 0,1 0 0 0 0,0 0 0 0 0,0 0 0 0 0,0 0 0 0 0,0 1 0 0 0,1-1 0 0 0,-1 0 0 0 0,1 0 0 0 0,0 7 0 0 0,0-9-27 0 0,0-1 0 0 0,0 1 0 0 0,1 0 0 0 0,-1 0 0 0 0,0 0 0 0 0,1 0 0 0 0,-1-1 0 0 0,0 1 0 0 0,1 0 0 0 0,-1 0 0 0 0,1-1 0 0 0,-1 1 0 0 0,1 0 0 0 0,-1-1 0 0 0,1 1 0 0 0,0 0 0 0 0,-1-1 0 0 0,1 1 0 0 0,0-1 0 0 0,0 1 0 0 0,-1-1 0 0 0,1 1 0 0 0,0-1 0 0 0,0 0 0 0 0,1 1 0 0 0,30 2-3494 0 0</inkml:trace>
-  <inkml:trace contextRef="#ctx0" brushRef="#br0" timeOffset="1223.65">1145 115 832 0 0,'-6'-8'17311'0'0,"6"8"-16855"0"0,0-2 8 0 0,0 1 0 0 0,0 0 0 0 0</inkml:trace>
+  <inkml:trace contextRef="#ctx0" brushRef="#br0" timeOffset="1223.64">1145 115 832 0 0,'-6'-8'17311'0'0,"6"8"-16855"0"0,0-2 8 0 0,0 1 0 0 0,0 0 0 0 0</inkml:trace>
   <inkml:trace contextRef="#ctx0" brushRef="#br0" timeOffset="1388.45">1207 230 5120 0 0,'0'0'1505'0'0,"6"16"8873"0"0,-16-7-9688 0 0,0 0-1 0 0,0-1 1 0 0,-1 0-1 0 0,-1-1 0 0 0,1 0 1 0 0,-15 7-1 0 0,-11 6 217 0 0,22-12-570 0 0</inkml:trace>
 </inkml:ink>
 </file>
@@ -16418,7 +16659,7 @@
     </inkml:brush>
   </inkml:definitions>
   <inkml:trace contextRef="#ctx0" brushRef="#br0">0 312 4416 0 0,'0'0'9185'0'0,"4"2"-4835"0"0,8 1-2596 0 0,14-3-580 0 0,0-1 0 0 0,0-1 0 0 0,34-8 0 0 0,-14 0-1072 0 0</inkml:trace>
-  <inkml:trace contextRef="#ctx0" brushRef="#br0" timeOffset="262.96">464 25 4736 0 0,'0'0'7896'0'0,"3"4"-3619"0"0,2 6-2740 0 0,-2 6-767 0 0,-2 1-1 0 0,-1 0 1 0 0,0 0 0 0 0,-1-1-1 0 0,-4 23 1 0 0,2-13 94 0 0,0 32-1 0 0,4-32-799 0 0</inkml:trace>
+  <inkml:trace contextRef="#ctx0" brushRef="#br0" timeOffset="262.95">464 25 4736 0 0,'0'0'7896'0'0,"3"4"-3619"0"0,2 6-2740 0 0,-2 6-767 0 0,-2 1-1 0 0,-1 0 1 0 0,0 0 0 0 0,-1-1-1 0 0,-4 23 1 0 0,2-13 94 0 0,0 32-1 0 0,4-32-799 0 0</inkml:trace>
   <inkml:trace contextRef="#ctx0" brushRef="#br0" timeOffset="962.45">699 16 4576 0 0,'0'0'1624'0'0,"-14"-10"8810"0"0,8 7-8987 0 0,2 2-1226 0 0,1 0 0 0 0,-1 1 1 0 0,1 0-1 0 0,-1-1 1 0 0,1 2-1 0 0,-1-1 0 0 0,0 0 1 0 0,1 1-1 0 0,-1-1 0 0 0,1 1 1 0 0,0 0-1 0 0,-1 0 0 0 0,1 0 1 0 0,0 1-1 0 0,-1-1 0 0 0,1 1 1 0 0,0 0-1 0 0,0 0 0 0 0,0 0 1 0 0,1 0-1 0 0,-4 3 0 0 0,3-2-135 0 0,1-1-1 0 0,0 1 1 0 0,-1 0-1 0 0,1 0 1 0 0,0 0-1 0 0,0 1 1 0 0,1-1-1 0 0,-1 0 1 0 0,1 1-1 0 0,0-1 1 0 0,0 1-1 0 0,0-1 1 0 0,0 1-1 0 0,0 0 1 0 0,1-1-1 0 0,0 1 1 0 0,-1 0-1 0 0,1 0 1 0 0,1-1-1 0 0,-1 1 1 0 0,1 0-1 0 0,-1-1 1 0 0,1 1-1 0 0,0-1 1 0 0,0 1-1 0 0,1-1 1 0 0,-1 1-1 0 0,1-1 1 0 0,-1 0-1 0 0,5 6 1 0 0,2 2-80 0 0,2-1 1 0 0,-1 0 0 0 0,19 15 0 0 0,5 4 3 0 0,-32-28-6 0 0,0 0 0 0 0,0 0 0 0 0,0 0-1 0 0,0 0 1 0 0,-1 1 0 0 0,1-1 0 0 0,0 0 0 0 0,0 0 0 0 0,-1 0 0 0 0,1 1 0 0 0,-1-1 0 0 0,1 0-1 0 0,-1 1 1 0 0,0-1 0 0 0,1 0 0 0 0,-1 1 0 0 0,0-1 0 0 0,0 1 0 0 0,0-1 0 0 0,0 0-1 0 0,0 1 1 0 0,0-1 0 0 0,0 1 0 0 0,0-1 0 0 0,-1 0 0 0 0,1 1 0 0 0,-1-1 0 0 0,1 0 0 0 0,-1 1-1 0 0,1-1 1 0 0,-1 0 0 0 0,0 0 0 0 0,-1 3 0 0 0,0-3 7 0 0,1 1 1 0 0,0-1-1 0 0,-1 1 0 0 0,1-1 0 0 0,-1 0 1 0 0,0 0-1 0 0,1 0 0 0 0,-1 0 0 0 0,0 0 1 0 0,0 0-1 0 0,0 0 0 0 0,0-1 1 0 0,1 1-1 0 0,-1-1 0 0 0,0 1 0 0 0,0-1 1 0 0,0 0-1 0 0,0 1 0 0 0,0-1 0 0 0,0 0 1 0 0,0-1-1 0 0,0 1 0 0 0,-4-1 1 0 0,6 1-9 0 0,0 0 1 0 0,-1 0 0 0 0,1-1 0 0 0,0 1 0 0 0,0 0 0 0 0,-1-1-1 0 0,1 1 1 0 0,0 0 0 0 0,0-1 0 0 0,-1 1 0 0 0,1 0 0 0 0,0-1 0 0 0,0 1-1 0 0,0 0 1 0 0,0-1 0 0 0,0 1 0 0 0,0 0 0 0 0,-1-1 0 0 0,1 1-1 0 0,0-1 1 0 0,0 1 0 0 0,0 0 0 0 0,0-1 0 0 0,0 1 0 0 0,0 0 0 0 0,1-1-1 0 0,-1 1 1 0 0,0-1 0 0 0,0 1 0 0 0,0 0 0 0 0,0-1 0 0 0,0 1 0 0 0,0 0-1 0 0,1-1 1 0 0,-1 1 0 0 0,0 0 0 0 0,0-1 0 0 0,1 1 0 0 0,-1 0-1 0 0,0-1 1 0 0,1 1 0 0 0,10-16 61 0 0,-11 15-61 0 0,150-212 574 0 0,-155 222-550 0 0,1 0 0 0 0,0 1 1 0 0,0 0-1 0 0,1 0 0 0 0,0 0 1 0 0,1 0-1 0 0,0 0 0 0 0,1 1 1 0 0,0 11-1 0 0,1-18-23 0 0,0 0 0 0 0,0 0 0 0 0,1 0 0 0 0,-1 0-1 0 0,1 0 1 0 0,0 0 0 0 0,0-1 0 0 0,0 1 0 0 0,1 0 0 0 0,0-1 0 0 0,-1 1 0 0 0,4 4-1 0 0,-3-6 0 0 0,0 0 1 0 0,0 0-1 0 0,0 0 0 0 0,0-1 0 0 0,0 1 0 0 0,0 0 0 0 0,0-1 0 0 0,1 0 0 0 0,-1 1 0 0 0,0-1 0 0 0,1 0 0 0 0,-1 0 0 0 0,1-1 0 0 0,0 1 0 0 0,-1 0 0 0 0,1-1 0 0 0,0 0 0 0 0,-1 1 0 0 0,1-1 0 0 0,3 0 0 0 0,2-1 8 0 0,1 0-1 0 0,0 0 1 0 0,-1-1-1 0 0,0 0 0 0 0,1-1 1 0 0,-1 1-1 0 0,0-1 0 0 0,13-8 1 0 0,-14 8 10 0 0,-1-1 1 0 0,0 0 0 0 0,0 0 0 0 0,0 0-1 0 0,-1-1 1 0 0,1 0 0 0 0,-1 0-1 0 0,0 0 1 0 0,-1-1 0 0 0,9-11-1 0 0,-12 15-13 0 0,0 0 0 0 0,0 0-1 0 0,0 0 1 0 0,-1 0-1 0 0,1 0 1 0 0,0-1-1 0 0,-1 1 1 0 0,0 0 0 0 0,1 0-1 0 0,-1-1 1 0 0,0 1-1 0 0,0 0 1 0 0,0-1-1 0 0,0 1 1 0 0,-1 0 0 0 0,1 0-1 0 0,0-1 1 0 0,-1 1-1 0 0,-1-3 1 0 0,1 2-5 0 0,-1 0 1 0 0,0 0-1 0 0,0 0 0 0 0,0 0 0 0 0,-1 0 1 0 0,1 1-1 0 0,0-1 0 0 0,-1 1 1 0 0,0-1-1 0 0,0 1 0 0 0,-3-2 1 0 0,-2-1 12 0 0,1 1 1 0 0,0 1 0 0 0,-1-1-1 0 0,1 1 1 0 0,-1 1 0 0 0,0-1-1 0 0,0 1 1 0 0,0 1 0 0 0,-17-2-1 0 0,14 3-3488 0 0</inkml:trace>
 </inkml:ink>
 </file>
@@ -16452,8 +16693,8 @@
     </inkml:brush>
   </inkml:definitions>
   <inkml:trace contextRef="#ctx0" brushRef="#br0">245 48 4160 0 0,'-22'-9'10120'0'0,"15"5"-9503"0"0,-1 0 0 0 0,1 0 1 0 0,-1 1-1 0 0,0 0 0 0 0,0 0 1 0 0,-1 1-1 0 0,1 0 0 0 0,0 0 1 0 0,-1 1-1 0 0,-12 0 0 0 0,17 1-517 0 0,-1 1-1 0 0,0-1 1 0 0,1 1-1 0 0,-1 0 1 0 0,1 0-1 0 0,-1 1 1 0 0,1-1-1 0 0,-1 1 1 0 0,1 0-1 0 0,0 0 1 0 0,0 1-1 0 0,0-1 1 0 0,0 1-1 0 0,0 0 0 0 0,1 0 1 0 0,-1 0-1 0 0,1 0 1 0 0,0 1-1 0 0,0-1 1 0 0,-4 7-1 0 0,2-3 13 0 0,1 0-1 0 0,0 0 1 0 0,0 1-1 0 0,1 0 0 0 0,0 0 1 0 0,0-1-1 0 0,-2 15 1 0 0,4-19-107 0 0,1-1 1 0 0,-1 0 0 0 0,1 1 0 0 0,0-1-1 0 0,0 1 1 0 0,0-1 0 0 0,0 0 0 0 0,0 1-1 0 0,1-1 1 0 0,-1 1 0 0 0,1-1 0 0 0,-1 0-1 0 0,1 1 1 0 0,0-1 0 0 0,0 0-1 0 0,0 0 1 0 0,0 1 0 0 0,0-1 0 0 0,1 0-1 0 0,-1 0 1 0 0,1 0 0 0 0,-1-1 0 0 0,1 1-1 0 0,0 0 1 0 0,0-1 0 0 0,-1 1 0 0 0,1-1-1 0 0,0 1 1 0 0,1-1 0 0 0,3 2 0 0 0,-2-2-6 0 0,0 0 1 0 0,-1 0 0 0 0,1 0 0 0 0,1-1 0 0 0,-1 0 0 0 0,0 0 0 0 0,0 0 0 0 0,0 0 0 0 0,0-1 0 0 0,0 1 0 0 0,0-1 0 0 0,0 0-1 0 0,-1 0 1 0 0,1 0 0 0 0,0-1 0 0 0,0 0 0 0 0,-1 1 0 0 0,1-1 0 0 0,-1 0 0 0 0,6-5 0 0 0,-3 3 0 0 0,0-1 1 0 0,0 1-1 0 0,-1-1 1 0 0,0 0-1 0 0,0-1 1 0 0,0 1-1 0 0,-1-1 1 0 0,0 0 0 0 0,0 0-1 0 0,6-11 1 0 0,-7 4-11 0 0,1 0 0 0 0,-2 0 0 0 0,0 0 0 0 0,0 0 0 0 0,-1 0 0 0 0,-1-21 0 0 0,0 33 8 0 0,0 1-10 0 0,3 21-26 0 0,-2 12 34 0 0,-1 0 0 0 0,-2-1 1 0 0,-8 43-1 0 0,4-43 62 0 0,2 1-1 0 0,2 0 1 0 0,2 40 0 0 0,0-69-40 0 0,0 1 0 0 0,1-1 0 0 0,0 0 0 0 0,0 0 0 0 0,0 0 0 0 0,1 0 0 0 0,-1 0 0 0 0,4 5 0 0 0,-4-7-6 0 0,0-1 0 0 0,-1 0 0 0 0,1 0 0 0 0,0 1 0 0 0,1-1 0 0 0,-1 0 0 0 0,0 0 1 0 0,0 0-1 0 0,0 0 0 0 0,0 0 0 0 0,1-1 0 0 0,-1 1 0 0 0,1 0 0 0 0,-1-1 1 0 0,0 1-1 0 0,1-1 0 0 0,-1 1 0 0 0,1-1 0 0 0,-1 1 0 0 0,1-1 0 0 0,-1 0 0 0 0,1 0 1 0 0,-1 0-1 0 0,1 0 0 0 0,0 0 0 0 0,-1 0 0 0 0,2-1 0 0 0,14-3 15 0 0</inkml:trace>
-  <inkml:trace contextRef="#ctx0" brushRef="#br0" timeOffset="286.46">484 126 5856 0 0,'0'0'6478'0'0,"25"5"579"0"0,4-7-5531 0 0,0-1 0 0 0,54-13 0 0 0,-18 3-182 0 0,-49 10-970 0 0</inkml:trace>
-  <inkml:trace contextRef="#ctx0" brushRef="#br0" timeOffset="512.82">531 260 6272 0 0,'0'0'3136'0'0,"20"-2"4703"0"0,131-20-104 0 0,-113 17-7598 0 0</inkml:trace>
+  <inkml:trace contextRef="#ctx0" brushRef="#br0" timeOffset="286.45">484 126 5856 0 0,'0'0'6478'0'0,"25"5"579"0"0,4-7-5531 0 0,0-1 0 0 0,54-13 0 0 0,-18 3-182 0 0,-49 10-970 0 0</inkml:trace>
+  <inkml:trace contextRef="#ctx0" brushRef="#br0" timeOffset="512.81">531 260 6272 0 0,'0'0'3136'0'0,"20"-2"4703"0"0,131-20-104 0 0,-113 17-7598 0 0</inkml:trace>
 </inkml:ink>
 </file>
 
@@ -16634,7 +16875,7 @@
   </inkml:definitions>
   <inkml:trace contextRef="#ctx0" brushRef="#br0">278 33 3328 0 0,'-23'-19'6200'0'0,"15"16"-5765"0"0,0 1-1 0 0,0-1 1 0 0,0 1 0 0 0,-1 1 0 0 0,1 0-1 0 0,-1 0 1 0 0,1 0 0 0 0,-1 1 0 0 0,0 1 0 0 0,1-1-1 0 0,-1 1 1 0 0,1 1 0 0 0,0 0 0 0 0,-1 0 0 0 0,-12 5-1 0 0,14-5-268 0 0,1 1-1 0 0,-1 0 0 0 0,1 0 1 0 0,0 0-1 0 0,0 1 0 0 0,0 0 0 0 0,1 0 1 0 0,-1 0-1 0 0,1 1 0 0 0,0-1 1 0 0,0 2-1 0 0,0-1 0 0 0,1 0 0 0 0,0 1 1 0 0,0 0-1 0 0,0 0 0 0 0,1 0 1 0 0,0 0-1 0 0,-4 10 0 0 0,6-13-134 0 0,1-1 0 0 0,-1 1 0 0 0,0-1-1 0 0,1 1 1 0 0,0-1 0 0 0,0 1 0 0 0,-1-1 0 0 0,1 1 0 0 0,1-1 0 0 0,-1 1-1 0 0,0-1 1 0 0,1 1 0 0 0,-1-1 0 0 0,1 1 0 0 0,0-1 0 0 0,0 1 0 0 0,-1-1-1 0 0,2 0 1 0 0,-1 1 0 0 0,0-1 0 0 0,0 0 0 0 0,1 0 0 0 0,-1 0 0 0 0,1 0-1 0 0,0 0 1 0 0,0 0 0 0 0,0 0 0 0 0,0-1 0 0 0,0 1 0 0 0,0-1 0 0 0,0 1-1 0 0,0-1 1 0 0,0 0 0 0 0,1 0 0 0 0,4 2 0 0 0,0-1-40 0 0,1 0-1 0 0,0 0 1 0 0,0-1 0 0 0,0 0 0 0 0,0-1-1 0 0,0 1 1 0 0,0-1 0 0 0,0-1 0 0 0,0 0 0 0 0,10-2-1 0 0,-8 1 108 0 0,0-1-1 0 0,-1 0 0 0 0,0 0 1 0 0,0-1-1 0 0,0-1 0 0 0,0 1 1 0 0,-1-1-1 0 0,1-1 0 0 0,9-8 1 0 0,-16 12-83 0 0,1 0 1 0 0,-1-1 0 0 0,1 1 0 0 0,-1-1 0 0 0,0 1-1 0 0,0-1 1 0 0,0 0 0 0 0,0 0 0 0 0,0 0 0 0 0,-1 0-1 0 0,1 0 1 0 0,-1 0 0 0 0,0 0 0 0 0,0-1-1 0 0,0 1 1 0 0,-1-1 0 0 0,1 1 0 0 0,-1 0 0 0 0,1-1-1 0 0,-1 1 1 0 0,0-1 0 0 0,-1 1 0 0 0,1 0 0 0 0,0-1-1 0 0,-1 1 1 0 0,0-1 0 0 0,0 1 0 0 0,0 0-1 0 0,0 0 1 0 0,-2-4 0 0 0,1 4-6 0 0,1 1 1 0 0,0 0-1 0 0,-1 0 0 0 0,0 0 1 0 0,1 0-1 0 0,-1 0 0 0 0,0 0 1 0 0,0 1-1 0 0,0-1 0 0 0,0 0 1 0 0,0 1-1 0 0,-5-3 0 0 0,7 4-8 0 0,-1 0-1 0 0,1 0 1 0 0,-1-1-1 0 0,1 1 0 0 0,-1 0 1 0 0,1 0-1 0 0,-1 0 1 0 0,0 0-1 0 0,1 0 0 0 0,-1 0 1 0 0,1 0-1 0 0,-1 0 1 0 0,1 0-1 0 0,-1 0 0 0 0,0 0 1 0 0,1 0-1 0 0,-1 0 1 0 0,1 1-1 0 0,-1-1 0 0 0,1 0 1 0 0,-1 0-1 0 0,1 1 1 0 0,-1-1-1 0 0,0 1-7 0 0,0 0 0 0 0,1 0-1 0 0,-1 0 1 0 0,1 0 0 0 0,-1 0 0 0 0,1 0-1 0 0,-1 0 1 0 0,1 0 0 0 0,0 0 0 0 0,-1 0 0 0 0,1 0-1 0 0,0 0 1 0 0,0 0 0 0 0,0 0 0 0 0,0 0-1 0 0,0 0 1 0 0,0 2 0 0 0,5 97-161 0 0,0 28 142 0 0,-18-10 65 0 0,4-63-2555 0 0,9-52 2295 0 0</inkml:trace>
   <inkml:trace contextRef="#ctx0" brushRef="#br0" timeOffset="415.1">497 47 4736 0 0,'0'0'1592'0'0,"-22"-6"9375"0"0,18 7-10717 0 0,0 0-1 0 0,0 0 0 0 0,1 0 0 0 0,-1 0 0 0 0,0 1 0 0 0,1-1 1 0 0,-1 1-1 0 0,1 0 0 0 0,-1 0 0 0 0,1 0 0 0 0,0 1 1 0 0,0-1-1 0 0,0 1 0 0 0,0 0 0 0 0,0 0 0 0 0,1 0 0 0 0,-5 5 1 0 0,-3 6 222 0 0,0 1 1 0 0,-12 24 0 0 0,19-32-320 0 0,0 1 1 0 0,0 0-1 0 0,0 0 0 0 0,1 0 0 0 0,0 1 0 0 0,1-1 1 0 0,0 0-1 0 0,0 1 0 0 0,0-1 0 0 0,1 1 0 0 0,2 13 1 0 0,-1-19-128 0 0,-1 0 0 0 0,1 0 0 0 0,-1 0 0 0 0,1 0 0 0 0,0 0 0 0 0,0-1 0 0 0,0 1 0 0 0,1 0 0 0 0,-1-1 0 0 0,0 1 0 0 0,1-1 0 0 0,0 0 0 0 0,0 1 0 0 0,0-1 0 0 0,0 0 0 0 0,0 0 0 0 0,0 0 0 0 0,0 0 0 0 0,1 0 0 0 0,-1-1 0 0 0,1 1 0 0 0,-1-1 0 0 0,1 1 0 0 0,-1-1 0 0 0,1 0 0 0 0,0 0 0 0 0,0 0 0 0 0,0-1 0 0 0,-1 1 0 0 0,1-1 0 0 0,0 1 0 0 0,0-1 0 0 0,0 0 1 0 0,0 0-1 0 0,0 0 0 0 0,4-1 0 0 0,-2 0-25 0 0,0-1 0 0 0,1 1 1 0 0,-1-1-1 0 0,0 1 0 0 0,-1-2 0 0 0,1 1 1 0 0,0 0-1 0 0,-1-1 0 0 0,1 0 1 0 0,-1 0-1 0 0,0 0 0 0 0,0-1 1 0 0,0 1-1 0 0,0-1 0 0 0,0 0 1 0 0,-1 0-1 0 0,0 0 0 0 0,0-1 1 0 0,0 1-1 0 0,-1-1 0 0 0,1 1 1 0 0,-1-1-1 0 0,0 0 0 0 0,0 0 1 0 0,1-9-1 0 0,-1 9 0 0 0,0-1 0 0 0,-1 1 0 0 0,0-1 1 0 0,0 1-1 0 0,-1-1 0 0 0,0 0 0 0 0,0 1 0 0 0,0-1 1 0 0,0 0-1 0 0,-1 1 0 0 0,0-1 0 0 0,0 0 0 0 0,-1 1 0 0 0,1 0 1 0 0,-1-1-1 0 0,-1 1 0 0 0,1 0 0 0 0,-1 0 0 0 0,1 0 0 0 0,-1 0 1 0 0,-1 0-1 0 0,1 1 0 0 0,-8-8 0 0 0,-4 3-1 0 0,5 6 0 0 0</inkml:trace>
-  <inkml:trace contextRef="#ctx0" brushRef="#br0" timeOffset="616.43">642 32 7864 0 0,'-32'64'9440'0'0,"20"-42"-8636"0"0,-12 28-1 0 0,22-43-622 0 0,-1 0 1 0 0,1 0-1 0 0,1 0 0 0 0,-1 0 1 0 0,1 0-1 0 0,0 0 1 0 0,1 0-1 0 0,0 13 0 0 0,0-18-123 0 0,0 0 0 0 0,1 0 0 0 0,-1 0 0 0 0,1 0 0 0 0,-1 0 0 0 0,1 0 0 0 0,-1-1 0 0 0,1 1-1 0 0,0 0 1 0 0,0 0 0 0 0,0-1 0 0 0,0 1 0 0 0,0 0 0 0 0,0-1 0 0 0,1 1 0 0 0,-1-1 0 0 0,0 0 0 0 0,1 1-1 0 0,-1-1 1 0 0,4 2 0 0 0,-2-2 12 0 0,-1 1 0 0 0,1-1 0 0 0,1 0 0 0 0,-1 0 0 0 0,0-1 0 0 0,0 1 0 0 0,0-1 0 0 0,0 1 0 0 0,0-1 0 0 0,1 0 0 0 0,4-1 0 0 0,1 0 52 0 0,0-1 0 0 0,0 0 0 0 0,0 0-1 0 0,-1-1 1 0 0,1 0 0 0 0,-1-1 0 0 0,1 0-1 0 0,7-5 1 0 0,-11 6-77 0 0,-1-1-1 0 0,0 1 1 0 0,0-1 0 0 0,0 0-1 0 0,0 0 1 0 0,-1 0 0 0 0,1 0-1 0 0,-1-1 1 0 0,0 1-1 0 0,-1-1 1 0 0,1 0 0 0 0,-1 0-1 0 0,0 0 1 0 0,0 0-1 0 0,0 0 1 0 0,-1 0 0 0 0,0-1-1 0 0,0 1 1 0 0,0-1-1 0 0,0-10 1 0 0,-2 12-42 0 0,1-1-1 0 0,0 1 1 0 0,-1 0 0 0 0,0-1-1 0 0,0 1 1 0 0,0 0 0 0 0,-1 0-1 0 0,1-1 1 0 0,-1 1-1 0 0,0 0 1 0 0,0 1 0 0 0,0-1-1 0 0,-1 0 1 0 0,0 1 0 0 0,1-1-1 0 0,-1 1 1 0 0,0 0 0 0 0,0 0-1 0 0,-1 0 1 0 0,1 0-1 0 0,-1 0 1 0 0,0 1 0 0 0,1 0-1 0 0,-1-1 1 0 0,0 2 0 0 0,-5-3-1 0 0,3 2-1 0 0,0 0-1 0 0,0 0 1 0 0,0 1-1 0 0,0 0 1 0 0,0 0-1 0 0,0 0 1 0 0,-11 1-1 0 0,-5 2 20 0 0</inkml:trace>
+  <inkml:trace contextRef="#ctx0" brushRef="#br0" timeOffset="616.42">642 32 7864 0 0,'-32'64'9440'0'0,"20"-42"-8636"0"0,-12 28-1 0 0,22-43-622 0 0,-1 0 1 0 0,1 0-1 0 0,1 0 0 0 0,-1 0 1 0 0,1 0-1 0 0,0 0 1 0 0,1 0-1 0 0,0 13 0 0 0,0-18-123 0 0,0 0 0 0 0,1 0 0 0 0,-1 0 0 0 0,1 0 0 0 0,-1 0 0 0 0,1 0 0 0 0,-1-1 0 0 0,1 1-1 0 0,0 0 1 0 0,0 0 0 0 0,0-1 0 0 0,0 1 0 0 0,0 0 0 0 0,0-1 0 0 0,1 1 0 0 0,-1-1 0 0 0,0 0 0 0 0,1 1-1 0 0,-1-1 1 0 0,4 2 0 0 0,-2-2 12 0 0,-1 1 0 0 0,1-1 0 0 0,1 0 0 0 0,-1 0 0 0 0,0-1 0 0 0,0 1 0 0 0,0-1 0 0 0,0 1 0 0 0,0-1 0 0 0,1 0 0 0 0,4-1 0 0 0,1 0 52 0 0,0-1 0 0 0,0 0 0 0 0,0 0-1 0 0,-1-1 1 0 0,1 0 0 0 0,-1-1 0 0 0,1 0-1 0 0,7-5 1 0 0,-11 6-77 0 0,-1-1-1 0 0,0 1 1 0 0,0-1 0 0 0,0 0-1 0 0,0 0 1 0 0,-1 0 0 0 0,1 0-1 0 0,-1-1 1 0 0,0 1-1 0 0,-1-1 1 0 0,1 0 0 0 0,-1 0-1 0 0,0 0 1 0 0,0 0-1 0 0,0 0 1 0 0,-1 0 0 0 0,0-1-1 0 0,0 1 1 0 0,0-1-1 0 0,0-10 1 0 0,-2 12-42 0 0,1-1-1 0 0,0 1 1 0 0,-1 0 0 0 0,0-1-1 0 0,0 1 1 0 0,0 0 0 0 0,-1 0-1 0 0,1-1 1 0 0,-1 1-1 0 0,0 0 1 0 0,0 1 0 0 0,0-1-1 0 0,-1 0 1 0 0,0 1 0 0 0,1-1-1 0 0,-1 1 1 0 0,0 0 0 0 0,0 0-1 0 0,-1 0 1 0 0,1 0-1 0 0,-1 0 1 0 0,0 1 0 0 0,1 0-1 0 0,-1-1 1 0 0,0 2 0 0 0,-5-3-1 0 0,3 2-1 0 0,0 0-1 0 0,0 0 1 0 0,0 1-1 0 0,0 0 1 0 0,0 0-1 0 0,0 0 1 0 0,-11 1-1 0 0,-5 2 20 0 0</inkml:trace>
 </inkml:ink>
 </file>
 
@@ -16668,7 +16909,7 @@
   </inkml:definitions>
   <inkml:trace contextRef="#ctx0" brushRef="#br0">7 209 2112 0 0,'0'0'2072'0'0,"-1"-22"7158"0"0,1 22-9160 0 0,0 0-1 0 0,0 0 1 0 0,0 0 0 0 0,0-1-1 0 0,0 1 1 0 0,0 0-1 0 0,0 0 1 0 0,0 0 0 0 0,0 0-1 0 0,0 0 1 0 0,0 0-1 0 0,0 0 1 0 0,1 0 0 0 0,-1-1-1 0 0,0 1 1 0 0,0 0-1 0 0,0 0 1 0 0,0 0 0 0 0,0 0-1 0 0,0 0 1 0 0,0 0-1 0 0,0 0 1 0 0,0 0 0 0 0,1 0-1 0 0,-1 0 1 0 0,0 0-1 0 0,0 0 1 0 0,0 0 0 0 0,0 0-1 0 0,0 0 1 0 0,0 0 0 0 0,0 0-1 0 0,1 0 1 0 0,-1 0-1 0 0,0 0 1 0 0,0 0 0 0 0,0 0-1 0 0,0 0 1 0 0,0 0-1 0 0,0 0 1 0 0,1 0 0 0 0,-1 0-1 0 0,0 0 1 0 0,0 0-1 0 0,0 0 1 0 0,0 0 0 0 0,0 0-1 0 0,0 0 1 0 0,0 0-1 0 0,0 0 1 0 0,1 0 0 0 0,2 9 1459 0 0,0 8-357 0 0,-13 261 3488 0 0,7-391-3988 0 0,-1-42-452 0 0,4 153-215 0 0,1 0 0 0 0,-1 0-1 0 0,0 0 1 0 0,0 0 0 0 0,1 0 0 0 0,-1 0-1 0 0,1 0 1 0 0,0 0 0 0 0,-1 0-1 0 0,1 1 1 0 0,1-3 0 0 0,-2 4-5 0 0,0 0-1 0 0,1-1 1 0 0,-1 1 0 0 0,0 0 0 0 0,0 0-1 0 0,0 0 1 0 0,1 0 0 0 0,-1-1 0 0 0,0 1-1 0 0,0 0 1 0 0,1 0 0 0 0,-1 0 0 0 0,0 0 0 0 0,0 0-1 0 0,1 0 1 0 0,-1 0 0 0 0,0 0 0 0 0,0 0-1 0 0,1 0 1 0 0,-1 0 0 0 0,0 0 0 0 0,0 0-1 0 0,1 0 1 0 0,-1 0 0 0 0,0 0 0 0 0,1 0 0 0 0,-1 0-1 0 0,0 0 1 0 0,1 0 0 0 0,9 11-66 0 0,11 26-37 0 0,-16-28 96 0 0,0 1 0 0 0,0-1 0 0 0,1 0 0 0 0,1 0 1 0 0,-1-1-1 0 0,1 0 0 0 0,16 15 0 0 0,-23-23 6 0 0,1 1 1 0 0,0-1-1 0 0,0 0 1 0 0,0 1 0 0 0,0-1-1 0 0,0 0 1 0 0,0 0 0 0 0,0 1-1 0 0,0-1 1 0 0,0 0 0 0 0,0 0-1 0 0,0 0 1 0 0,0 0-1 0 0,0 0 1 0 0,0 0 0 0 0,0-1-1 0 0,0 1 1 0 0,0 0 0 0 0,0 0-1 0 0,0-1 1 0 0,0 1 0 0 0,0-1-1 0 0,0 1 1 0 0,0-1-1 0 0,0 1 1 0 0,0-1 0 0 0,0 1-1 0 0,-1-1 1 0 0,1 0 0 0 0,0 1-1 0 0,0-1 1 0 0,-1 0 0 0 0,1 0-1 0 0,-1 0 1 0 0,1 0-1 0 0,0-1 1 0 0,22-37 31 0 0,-21 34-10 0 0,18-36 123 0 0,31-56 336 0 0,-52 148-129 0 0,-3-14-270 0 0,2-23-57 0 0</inkml:trace>
   <inkml:trace contextRef="#ctx0" brushRef="#br0" timeOffset="338.16">497 242 3360 0 0,'-1'-2'974'0'0,"0"0"1"0"0,0-1-1 0 0,0 1 0 0 0,0 0 1 0 0,-1 0-1 0 0,1 0 1 0 0,-1 0-1 0 0,1 0 0 0 0,-1 0 1 0 0,0 1-1 0 0,-3-4 0 0 0,4 4-640 0 0,0 0-1 0 0,-1 1 1 0 0,1-1-1 0 0,-1 0 1 0 0,1 1-1 0 0,-1-1 0 0 0,1 1 1 0 0,-1-1-1 0 0,1 1 1 0 0,-1 0-1 0 0,0 0 1 0 0,1-1-1 0 0,-1 1 0 0 0,-2 1 1 0 0,2-1-204 0 0,-1 1 0 0 0,0-1 0 0 0,1 1 0 0 0,-1 0 0 0 0,0 0 0 0 0,1 0 0 0 0,-1 1 0 0 0,1-1 1 0 0,0 1-1 0 0,-1-1 0 0 0,1 1 0 0 0,0 0 0 0 0,0 0 0 0 0,0 0 0 0 0,0 0 0 0 0,0 0 0 0 0,1 0 0 0 0,-1 0 0 0 0,-1 4 0 0 0,0 0 51 0 0,0 1-1 0 0,0-1 1 0 0,0 1-1 0 0,1 0 1 0 0,0 0-1 0 0,1 0 1 0 0,0 0-1 0 0,-1 11 1 0 0,2-15-128 0 0,0 0 1 0 0,0 1-1 0 0,0-1 1 0 0,0 1-1 0 0,0-1 1 0 0,1 0 0 0 0,0 1-1 0 0,-1-1 1 0 0,1 0-1 0 0,1 0 1 0 0,-1 1 0 0 0,0-1-1 0 0,1 0 1 0 0,0 0-1 0 0,-1 0 1 0 0,1-1-1 0 0,0 1 1 0 0,0 0 0 0 0,5 3-1 0 0,-6-5-47 0 0,1 0-1 0 0,-1 0 0 0 0,1 0 1 0 0,-1-1-1 0 0,1 1 0 0 0,-1-1 0 0 0,1 1 1 0 0,0-1-1 0 0,0 1 0 0 0,-1-1 1 0 0,1 0-1 0 0,0 0 0 0 0,-1 0 1 0 0,1 0-1 0 0,0 0 0 0 0,0 0 1 0 0,-1-1-1 0 0,1 1 0 0 0,0 0 1 0 0,-1-1-1 0 0,1 1 0 0 0,0-1 1 0 0,-1 0-1 0 0,1 0 0 0 0,-1 1 1 0 0,1-1-1 0 0,-1 0 0 0 0,1 0 0 0 0,-1 0 1 0 0,0-1-1 0 0,1 1 0 0 0,0-2 1 0 0,6-5-13 0 0,0 0 0 0 0,-1-1 1 0 0,11-15-1 0 0,-13 18 18 0 0,-3 2-10 0 0,3-2 2 0 0,0 0-1 0 0,-1 0 0 0 0,0-1 0 0 0,0 1 0 0 0,-1-1 0 0 0,1 0 0 0 0,-2 0 1 0 0,1-1-1 0 0,2-11 0 0 0,-5 19-1 0 0,0 0 0 0 0,0 0 0 0 0,0 0 0 0 0,0 0 0 0 0,0 0-1 0 0,0 0 1 0 0,0 0 0 0 0,0 0 0 0 0,0 0 0 0 0,0 0 0 0 0,0 0 0 0 0,0 0 0 0 0,0 0 0 0 0,0 0 0 0 0,-1 0 0 0 0,1 0 0 0 0,0 0 0 0 0,0 0-1 0 0,0 0 1 0 0,0 0 0 0 0,0 0 0 0 0,0 0 0 0 0,0 0 0 0 0,0 0 0 0 0,0 0 0 0 0,0 0 0 0 0,0 0 0 0 0,0 0 0 0 0,0 0 0 0 0,0 0 0 0 0,0 0-1 0 0,0 0 1 0 0,0 0 0 0 0,-1 0 0 0 0,1 0 0 0 0,0 0 0 0 0,0 0 0 0 0,0 0 0 0 0,0 0 0 0 0,0 0 0 0 0,0 0 0 0 0,0 0 0 0 0,0 0 0 0 0,0 0-1 0 0,0 0 1 0 0,0 0 0 0 0,0 0 0 0 0,0 0 0 0 0,0-1 0 0 0,0 1 0 0 0,0 0 0 0 0,0 0 0 0 0,0 0 0 0 0,0 0 0 0 0,-5 9 26 0 0,-3 13 8 0 0,7 1-9 0 0,1-10-12 0 0</inkml:trace>
-  <inkml:trace contextRef="#ctx0" brushRef="#br0" timeOffset="516.33">713 242 4800 0 0,'5'-10'6330'0'0,"-10"11"-681"0"0,-4 6-2190 0 0,2 2-3699 0 0,-4 8 1553 0 0,-16 31-1 0 0,20-30-928 0 0</inkml:trace>
+  <inkml:trace contextRef="#ctx0" brushRef="#br0" timeOffset="516.32">713 242 4800 0 0,'5'-10'6330'0'0,"-10"11"-681"0"0,-4 6-2190 0 0,2 2-3699 0 0,-4 8 1553 0 0,-16 31-1 0 0,20-30-928 0 0</inkml:trace>
   <inkml:trace contextRef="#ctx0" brushRef="#br0" timeOffset="639.73">640 272 5920 0 0,'3'0'583'0'0,"0"-1"1"0"0,-1 1-1 0 0,1 0 1 0 0,-1 0-1 0 0,1 0 0 0 0,0 0 1 0 0,-1 0-1 0 0,1 1 1 0 0,-1-1-1 0 0,1 1 1 0 0,-1 0-1 0 0,1 0 1 0 0,-1 0-1 0 0,1 0 0 0 0,-1 0 1 0 0,0 0-1 0 0,1 1 1 0 0,-1-1-1 0 0,0 1 1 0 0,2 1-1 0 0,6 6 690 0 0,0 1 1 0 0,15 18-1 0 0,-7-8 269 0 0,-8-9-919 0 0,7 6-493 0 0</inkml:trace>
   <inkml:trace contextRef="#ctx0" brushRef="#br0" timeOffset="1158.83">1221 248 5600 0 0,'0'0'6222'0'0,"4"19"-165"0"0,5 48-2157 0 0,-2 133 0 0 0,-7-199-3890 0 0,1 2 98 0 0,-1 0 1 0 0,-1 0-1 0 0,1 0 0 0 0,0 0 1 0 0,-1 0-1 0 0,1 0 0 0 0,-1 0 0 0 0,0 0 1 0 0,0 0-1 0 0,0 0 0 0 0,-3 4 1 0 0,3-8-112 0 0,0 0 0 0 0,-1 0 1 0 0,1 0-1 0 0,0 0 1 0 0,0 0-1 0 0,0 0 0 0 0,0-1 1 0 0,0 1-1 0 0,0 0 1 0 0,0-1-1 0 0,0 1 1 0 0,1 0-1 0 0,-1-1 0 0 0,0-2 1 0 0,-5-9 0 0 0,2 0-1 0 0,-1-1 1 0 0,2 1 0 0 0,0-1-1 0 0,0 0 1 0 0,1 0 0 0 0,1 0-1 0 0,1 0 1 0 0,0 0 0 0 0,0 0 0 0 0,2 0-1 0 0,4-23 1 0 0,-3 25-3 0 0,0 1 1 0 0,1-1-1 0 0,0 1 0 0 0,1 0 1 0 0,0 0-1 0 0,1 0 1 0 0,0 1-1 0 0,1 0 0 0 0,0 0 1 0 0,0 0-1 0 0,1 1 0 0 0,0 0 1 0 0,1 1-1 0 0,0 0 0 0 0,10-7 1 0 0,-16 13-4 0 0,-1 1 0 0 0,1-1-1 0 0,0 1 1 0 0,-1 0 0 0 0,1 0 0 0 0,0 1 0 0 0,-1-1 0 0 0,1 0 0 0 0,0 1 0 0 0,0 0 0 0 0,5 0-1 0 0,-7 0 1 0 0,0 0-1 0 0,-1 0 0 0 0,1 0 1 0 0,-1 0-1 0 0,1 0 1 0 0,-1 0-1 0 0,1 0 0 0 0,0 0 1 0 0,-1 1-1 0 0,1-1 0 0 0,-1 0 1 0 0,1 1-1 0 0,-1-1 0 0 0,1 0 1 0 0,-1 1-1 0 0,1-1 0 0 0,-1 0 1 0 0,1 1-1 0 0,-1-1 1 0 0,0 1-1 0 0,1-1 0 0 0,0 2 1 0 0,-1-1-7 0 0,0 0-1 0 0,0 0 1 0 0,0 0 0 0 0,0 0 0 0 0,0 0 0 0 0,0 0 0 0 0,0 0 0 0 0,0 0 0 0 0,0 0 0 0 0,-1 0 0 0 0,1 0 0 0 0,0 0 0 0 0,-1 0 0 0 0,1 0 0 0 0,0 0-1 0 0,-1-1 1 0 0,1 1 0 0 0,-2 2 0 0 0,-18 26-131 0 0,-40 48 0 0 0,41-55 108 0 0,-5 7 32 0 0</inkml:trace>
   <inkml:trace contextRef="#ctx0" brushRef="#br0" timeOffset="1558.88">1399 199 4768 0 0,'7'6'9082'0'0,"-1"-1"-6125"0"0,-3 4-2171 0 0,0 0-1 0 0,0 0 1 0 0,0 0-1 0 0,-1 0 0 0 0,-1 0 1 0 0,0 0-1 0 0,1 19 1 0 0,-2-21-438 0 0,0 12 516 0 0,0 1-1 0 0,-5 29 1 0 0,1-21-117 0 0,11-42-624 0 0,1 1 0 0 0,0-1 0 0 0,18-19 0 0 0,-19 24-81 0 0,12-18-44 0 0,40-48-29 0 0,-59 75 30 0 0,0 0 1 0 0,0 0-1 0 0,0 0 1 0 0,0 0-1 0 0,0 0 1 0 0,0 0-1 0 0,0 0 1 0 0,0 0 0 0 0,0 1-1 0 0,0-1 1 0 0,0 0-1 0 0,0 0 1 0 0,0 0-1 0 0,0 0 1 0 0,0 0-1 0 0,0 0 1 0 0,0 0-1 0 0,0 0 1 0 0,0 0-1 0 0,0 0 1 0 0,0 0-1 0 0,0 0 1 0 0,1 0-1 0 0,-1 0 1 0 0,0 0-1 0 0,0 0 1 0 0,0 0-1 0 0,0 0 1 0 0,0 0-1 0 0,0 0 1 0 0,0 1-1 0 0,0-1 1 0 0,0 0 0 0 0,0 0-1 0 0,0 0 1 0 0,0 0-1 0 0,0 0 1 0 0,0 0-1 0 0,0 0 1 0 0,0 0-1 0 0,1 0 1 0 0,-1 0-1 0 0,0 0 1 0 0,0 0-1 0 0,0 0 1 0 0,0 0-1 0 0,0 0 1 0 0,0 0-1 0 0,0 0 1 0 0,0-1-1 0 0,0 1 1 0 0,0 0-1 0 0,0 0 1 0 0,0 0-1 0 0,0 0 1 0 0,0 0-1 0 0,0 0 1 0 0,1 0-1 0 0,-1 0 1 0 0,0 0 0 0 0,0 0-1 0 0,0 0 1 0 0,0 0-1 0 0,0 0 1 0 0,0 0-1 0 0,0 0 1 0 0,0 0-1 0 0,0 0 1 0 0,0 0-1 0 0,0 8-17 0 0,-4 11-1 0 0,3-13 17 0 0,-1 0 0 0 0,1 1 0 0 0,1-1 1 0 0,-1 1-1 0 0,1 0 0 0 0,0-1 0 0 0,0 1 0 0 0,1-1 0 0 0,0 1 0 0 0,0-1 0 0 0,0 1 0 0 0,5 10 0 0 0,-5-15 2 0 0,0 0 0 0 0,0 0-1 0 0,0 0 1 0 0,1 0-1 0 0,-1 0 1 0 0,1 0 0 0 0,-1 0-1 0 0,1 0 1 0 0,-1 0-1 0 0,1-1 1 0 0,0 1 0 0 0,0-1-1 0 0,0 1 1 0 0,0-1-1 0 0,0 0 1 0 0,0 0 0 0 0,1 0-1 0 0,-1 0 1 0 0,0 0-1 0 0,0 0 1 0 0,1-1 0 0 0,-1 1-1 0 0,1-1 1 0 0,-1 1-1 0 0,0-1 1 0 0,1 0 0 0 0,-1 0-1 0 0,1 0 1 0 0,-1 0-1 0 0,1-1 1 0 0,-1 1 0 0 0,0-1-1 0 0,1 1 1 0 0,-1-1-1 0 0,0 0 1 0 0,0 0 0 0 0,3-1-1 0 0,-1 0 8 0 0,-1 1-1 0 0,1-1 0 0 0,0 0 1 0 0,-1 0-1 0 0,1 0 0 0 0,-1-1 1 0 0,0 1-1 0 0,0-1 0 0 0,0 1 1 0 0,0-1-1 0 0,0 0 1 0 0,0-1-1 0 0,-1 1 0 0 0,0 0 1 0 0,0-1-1 0 0,0 1 0 0 0,0-1 1 0 0,0 0-1 0 0,0 1 0 0 0,-1-1 1 0 0,0 0-1 0 0,0 0 1 0 0,0 0-1 0 0,0 0 0 0 0,-1 0 1 0 0,0 0-1 0 0,1 0 0 0 0,-1 0 1 0 0,-1 0-1 0 0,1-1 0 0 0,-1 1 1 0 0,1 0-1 0 0,-1 0 1 0 0,0 0-1 0 0,-1 1 0 0 0,1-1 1 0 0,-1 0-1 0 0,0 0 0 0 0,1 1 1 0 0,-1-1-1 0 0,-1 1 0 0 0,1-1 1 0 0,-1 1-1 0 0,1 0 1 0 0,-1 0-1 0 0,0 0 0 0 0,0 1 1 0 0,0-1-1 0 0,0 1 0 0 0,-1-1 1 0 0,1 1-1 0 0,-7-3 0 0 0,3 2 9 0 0,1 0 0 0 0,-1 1 0 0 0,0 0 0 0 0,1 0 0 0 0,-1 0-1 0 0,0 1 1 0 0,-13-1 0 0 0,6 2 17 0 0</inkml:trace>
@@ -16769,7 +17010,7 @@
           <inkml:channelProperty channel="OE" name="resolution" value="1000" units="1/deg"/>
         </inkml:channelProperties>
       </inkml:inkSource>
-      <inkml:timestamp xml:id="ts0" timeString="2026-02-20T22:19:04.911"/>
+      <inkml:timestamp xml:id="ts0" timeString="2026-03-04T16:52:59.970"/>
     </inkml:context>
     <inkml:brush xml:id="br0">
       <inkml:brushProperty name="width" value="0.035" units="cm"/>
@@ -16777,7 +17018,7 @@
       <inkml:brushProperty name="color" value="#E71224"/>
     </inkml:brush>
   </inkml:definitions>
-  <inkml:trace contextRef="#ctx0" brushRef="#br0">44 24 1696 0 0,'0'0'1057'0'0,"-7"20"3038"0"0,7-19-4008 0 0,0 1 1 0 0,0-1-1 0 0,1 1 1 0 0,-1-1-1 0 0,0 1 1 0 0,1-1-1 0 0,-1 1 1 0 0,1-1-1 0 0,-1 1 1 0 0,1-1-1 0 0,0 1 1 0 0,0-1-1 0 0,-1 0 1 0 0,1 0-1 0 0,0 1 1 0 0,0-1-1 0 0,0 0 1 0 0,0 0-1 0 0,1 0 1 0 0,-1 0-1 0 0,0 0 1 0 0,0 0-1 0 0,1-1 0 0 0,-1 1 1 0 0,2 1-1 0 0,-2-2-72 0 0,0 0 0 0 0,0 1 0 0 0,0-1 0 0 0,0 0 0 0 0,0 0 0 0 0,0 0 0 0 0,0 0 0 0 0,0 0 0 0 0,0 0 0 0 0,0 0 0 0 0,1 0 0 0 0,-1 0 0 0 0,0 0 0 0 0,0 0 0 0 0,0-1 0 0 0,0 1 0 0 0,0-1 0 0 0,0 1 0 0 0,0 0 0 0 0,0-1 0 0 0,0 0 0 0 0,-1 1 0 0 0,1-1 0 0 0,0 0 0 0 0,0 1 0 0 0,0-1 0 0 0,-1 0 0 0 0,1 0 0 0 0,0 1 0 0 0,-1-1 0 0 0,1 0 0 0 0,0 0 0 0 0,-1 0 0 0 0,1 0 0 0 0,0-2 0 0 0,-1 2-9 0 0,0 0 0 0 0,0-1 0 0 0,1 1 0 0 0,-1 0-1 0 0,0-1 1 0 0,0 1 0 0 0,0 0 0 0 0,0-1 0 0 0,-1 1-1 0 0,1 0 1 0 0,0 0 0 0 0,-1-1 0 0 0,1 1 0 0 0,0 0-1 0 0,-1 0 1 0 0,1 0 0 0 0,-1-1 0 0 0,0 1 0 0 0,1 0 0 0 0,-1 0-1 0 0,0 0 1 0 0,0 0 0 0 0,0 0 0 0 0,0 0 0 0 0,0 0-1 0 0,0 1 1 0 0,0-1 0 0 0,-2-1 0 0 0,2 1 7 0 0,0 0 0 0 0,0 1 0 0 0,0-1 0 0 0,0 0 1 0 0,0 1-1 0 0,0-1 0 0 0,0 1 0 0 0,0-1 0 0 0,0 1 0 0 0,0 0 1 0 0,0-1-1 0 0,0 1 0 0 0,0 0 0 0 0,-1 0 0 0 0,1 0 0 0 0,0 0 0 0 0,0 0 1 0 0,0 0-1 0 0,0 0 0 0 0,-1 0 0 0 0,1 0 0 0 0,0 1 0 0 0,0-1 1 0 0,0 0-1 0 0,0 1 0 0 0,0-1 0 0 0,0 1 0 0 0,0-1 0 0 0,0 1 1 0 0,0 0-1 0 0,0-1 0 0 0,-2 3 0 0 0,1 0 70 0 0,0 1 0 0 0,-1-1 0 0 0,1 1 0 0 0,1 0 0 0 0,-1 0-1 0 0,-2 7 1 0 0,4-9-43 0 0,-1-1-1 0 0,1 1 1 0 0,-1 0-1 0 0,1 0 0 0 0,0-1 1 0 0,-1 1-1 0 0,1 0 0 0 0,0 0 1 0 0,0-1-1 0 0,1 1 1 0 0,-1 0-1 0 0,0 0 0 0 0,0-1 1 0 0,1 1-1 0 0,-1 0 0 0 0,1-1 1 0 0,0 1-1 0 0,-1 0 1 0 0,2 1-1 0 0,-1-3 4 0 0,-1 1 0 0 0,1-1 0 0 0,0 0 0 0 0,-1 1 0 0 0,1-1 0 0 0,0 0 0 0 0,-1 0 0 0 0,1 0 0 0 0,0 1 0 0 0,0-1 0 0 0,-1 0 0 0 0,1 0 0 0 0,0 0 0 0 0,-1 0 0 0 0,1 0 0 0 0,0 0 0 0 0,0-1 0 0 0,-1 1 0 0 0,1 0 0 0 0,0 0 0 0 0,-1 0 0 0 0,1-1 0 0 0,0 1 0 0 0,-1 0 0 0 0,1-1 0 0 0,0 1 0 0 0,-1 0 0 0 0,1-1 0 0 0,-1 1 0 0 0,1-1 0 0 0,-1 1 0 0 0,1-1 0 0 0,-1 1 0 0 0,1-1 0 0 0,-1 0 0 0 0,1 1 0 0 0,-1-2 0 0 0,18-23 1138 0 0,-17 23-1086 0 0,0 0 0 0 0,-1 0 0 0 0,1-1 0 0 0,-1 1 0 0 0,0 0 0 0 0,0 0 0 0 0,0-1 0 0 0,0 1 0 0 0,0 0 0 0 0,0-1 0 0 0,-1 1 0 0 0,1 0 0 0 0,-1 0 0 0 0,1-1 0 0 0,-1 1 0 0 0,-2-3 0 0 0,3 4-51 0 0,0 0 0 0 0,0 1-1 0 0,-1-1 1 0 0,1 0-1 0 0,0 0 1 0 0,-1 0-1 0 0,1 1 1 0 0,0-1-1 0 0,-1 0 1 0 0,0 1 0 0 0,1-1-1 0 0,-1 0 1 0 0,1 1-1 0 0,-1-1 1 0 0,0 1-1 0 0,1-1 1 0 0,-1 1-1 0 0,0-1 1 0 0,1 1 0 0 0,-1-1-1 0 0,0 1 1 0 0,0 0-1 0 0,1-1 1 0 0,-1 1-1 0 0,0 0 1 0 0,0 0-1 0 0,0 0 1 0 0,0 0 0 0 0,1 0-1 0 0,-1-1 1 0 0,0 1-1 0 0,0 1 1 0 0,0-1-1 0 0,0 0 1 0 0,0 0-1 0 0,1 0 1 0 0,-1 0 0 0 0,0 1-1 0 0,0-1 1 0 0,0 0-1 0 0,1 1 1 0 0,-1-1-1 0 0,0 0 1 0 0,-1 2-1 0 0,1-1 8 0 0,0 0-1 0 0,0 1 0 0 0,-1-1 0 0 0,1 1 1 0 0,0-1-1 0 0,1 1 0 0 0,-1-1 0 0 0,0 1 1 0 0,0 0-1 0 0,1-1 0 0 0,-1 1 0 0 0,1 0 1 0 0,-1-1-1 0 0,1 1 0 0 0,0 0 0 0 0,0 0 1 0 0,0-1-1 0 0,-1 1 0 0 0,2 0 0 0 0,-1 0 0 0 0,0 0 1 0 0,0-1-1 0 0,1 1 0 0 0,-1 0 0 0 0,1 0 1 0 0,-1-1-1 0 0,1 1 0 0 0,0 0 0 0 0,1 2 1 0 0,-2-3-19 0 0,1 0 1 0 0,0 0 0 0 0,-1 0 0 0 0,1 0-1 0 0,-1 0 1 0 0,1-1 0 0 0,0 1 0 0 0,0 0-1 0 0,0 0 1 0 0,-1 0 0 0 0,1-1-1 0 0,0 1 1 0 0,0 0 0 0 0,0-1 0 0 0,0 1-1 0 0,0-1 1 0 0,0 1 0 0 0,1-1 0 0 0,-1 1-1 0 0,0-1 1 0 0,0 0 0 0 0,0 0 0 0 0,0 1-1 0 0,0-1 1 0 0,0 0 0 0 0,1 0 0 0 0,-1 0-1 0 0,0 0 1 0 0,0 0 0 0 0,0-1 0 0 0,0 1-1 0 0,1 0 1 0 0,-1 0 0 0 0,0-1-1 0 0,0 1 1 0 0,0-1 0 0 0,0 1 0 0 0,0-1-1 0 0,0 1 1 0 0,0-1 0 0 0,0 0 0 0 0,0 1-1 0 0,0-1 1 0 0,-1 0 0 0 0,1 0 0 0 0,0 0-1 0 0,0-1 1 0 0,1 1 0 0 0,-1 0 0 0 0,0 0 0 0 0,0-1 0 0 0,0 1 0 0 0,0 0 0 0 0,0-1 0 0 0,0 1 0 0 0,-1-1-1 0 0,1 1 1 0 0,0-1 0 0 0,-1 1 0 0 0,1-1 0 0 0,-1 1 0 0 0,0-1 0 0 0,1 0 0 0 0,-1 1 0 0 0,0-1 0 0 0,0 0 0 0 0,0 1 0 0 0,0-1 0 0 0,0 0 0 0 0,-1 1 0 0 0,1-1 0 0 0,0 1 0 0 0,-1-1-1 0 0,1 0 1 0 0,-1 1 0 0 0,0-1 0 0 0,1 1 0 0 0,-1-1 0 0 0,0 1 0 0 0,0 0 0 0 0,0-1 0 0 0,0 1 0 0 0,0 0 0 0 0,0 0 0 0 0,0-1 0 0 0,0 1 0 0 0,-1 0 0 0 0,1 0 0 0 0,0 0 0 0 0,-1 0-1 0 0,1 1 1 0 0,-1-1 0 0 0,1 0 0 0 0,-1 1 0 0 0,1-1 0 0 0,-1 1 0 0 0,0-1 0 0 0,-2 0 0 0 0,2 2-23 0 0,-1-1 0 0 0,1 0 0 0 0,0 1 0 0 0,0 0 0 0 0,-1-1 0 0 0,1 1 0 0 0,0 0-1 0 0,0 0 1 0 0,0 0 0 0 0,0 0 0 0 0,0 1 0 0 0,0-1 0 0 0,0 1 0 0 0,0-1 0 0 0,1 1 0 0 0,-1-1 0 0 0,1 1 0 0 0,-1 0 0 0 0,1 0 0 0 0,-1 0 0 0 0,1 0 0 0 0,0 0 0 0 0,-1 3 0 0 0,1-4-6 0 0,0 1 0 0 0,0 0 0 0 0,0 0 1 0 0,0 0-1 0 0,0 0 0 0 0,1 0 1 0 0,-1 0-1 0 0,1 0 0 0 0,-1 0 1 0 0,1 0-1 0 0,0 0 0 0 0,0 0 0 0 0,0 0 1 0 0,0 0-1 0 0,0 0 0 0 0,0 0 1 0 0,0 1-1 0 0,1-1 0 0 0,-1 0 1 0 0,1 0-1 0 0,0 0 0 0 0,0-1 0 0 0,-1 1 1 0 0,1 0-1 0 0,0 0 0 0 0,2 2 1 0 0,-2-4 6 0 0,0 1 1 0 0,0 0-1 0 0,0-1 1 0 0,0 1 0 0 0,0-1-1 0 0,0 1 1 0 0,0-1 0 0 0,1 0-1 0 0,-1 0 1 0 0,0 1-1 0 0,0-1 1 0 0,0 0 0 0 0,0 0-1 0 0,1 0 1 0 0,-1 0 0 0 0,0 0-1 0 0,0 0 1 0 0,0-1-1 0 0,1 1 1 0 0,-1 0 0 0 0,0 0-1 0 0,0-1 1 0 0,0 1 0 0 0,0-1-1 0 0,0 1 1 0 0,0-1-1 0 0,0 0 1 0 0,0 1 0 0 0,0-1-1 0 0,0 0 1 0 0,0 0-1 0 0,0 1 1 0 0,0-1 0 0 0,-1 0-1 0 0,2-2 1 0 0,1 0 15 0 0,0 0 0 0 0,0 0 0 0 0,0-1 0 0 0,-1 1 0 0 0,1-1 0 0 0,-1 0 0 0 0,0 0 0 0 0,3-6 0 0 0,-5 8-19 0 0,0 1 0 0 0,1-1 0 0 0,-1 1 1 0 0,0-1-1 0 0,0 0 0 0 0,0 1 0 0 0,0-1 0 0 0,0 0 0 0 0,0 1 1 0 0,-1-1-1 0 0,1 0 0 0 0,-1 1 0 0 0,1-1 0 0 0,-1 1 0 0 0,1-1 1 0 0,-1 1-1 0 0,0-1 0 0 0,0 1 0 0 0,0-1 0 0 0,0 1 0 0 0,0 0 1 0 0,0 0-1 0 0,0-1 0 0 0,0 1 0 0 0,0 0 0 0 0,-1 0 0 0 0,1 0 1 0 0,0 0-1 0 0,-2-1 0 0 0,2 2-4 0 0,0 0-1 0 0,0-1 1 0 0,0 1 0 0 0,0 0 0 0 0,0-1-1 0 0,-1 1 1 0 0,1 0 0 0 0,0 0 0 0 0,0 0-1 0 0,0 0 1 0 0,0 0 0 0 0,0 0-1 0 0,0 1 1 0 0,0-1 0 0 0,0 0 0 0 0,0 0-1 0 0,0 1 1 0 0,0-1 0 0 0,0 1 0 0 0,0-1-1 0 0,0 1 1 0 0,0-1 0 0 0,0 1 0 0 0,0-1-1 0 0,0 1 1 0 0,0 0 0 0 0,0 0-1 0 0,1-1 1 0 0,-1 1 0 0 0,0 0 0 0 0,1 0-1 0 0,-1 0 1 0 0,0 0 0 0 0,1 0 0 0 0,-1 0-1 0 0,1 0 1 0 0,0 0 0 0 0,-1 0 0 0 0,1 0-1 0 0,0 0 1 0 0,-1 0 0 0 0,1 0 0 0 0,0 2-1 0 0,-1 1 13 0 0,1 0-1 0 0,-1 1 1 0 0,1-1 0 0 0,0 1-1 0 0,1-1 1 0 0,-1 0-1 0 0,1 1 1 0 0,1 6 0 0 0,-2-10-12 0 0,0-1 1 0 0,0 1 0 0 0,0 0 0 0 0,1 0 0 0 0,-1 0 0 0 0,0-1 0 0 0,0 1-1 0 0,1 0 1 0 0,-1 0 0 0 0,0-1 0 0 0,1 1 0 0 0,-1 0 0 0 0,1-1-1 0 0,-1 1 1 0 0,1 0 0 0 0,-1-1 0 0 0,1 1 0 0 0,-1-1 0 0 0,1 1 0 0 0,0-1-1 0 0,-1 1 1 0 0,1-1 0 0 0,0 1 0 0 0,0-1 0 0 0,-1 1 0 0 0,1-1 0 0 0,0 0-1 0 0,0 0 1 0 0,-1 1 0 0 0,1-1 0 0 0,0 0 0 0 0,0 0 0 0 0,0 0-1 0 0,0 0 1 0 0,-1 0 0 0 0,1 0 0 0 0,0 0 0 0 0,0 0 0 0 0,0 0 0 0 0,-1 0-1 0 0,1-1 1 0 0,0 1 0 0 0,0 0 0 0 0,0-1 0 0 0,-1 1 0 0 0,1 0-1 0 0,0-1 1 0 0,-1 1 0 0 0,1-1 0 0 0,0 1 0 0 0,-1-1 0 0 0,2 0 0 0 0,-1 0-1 0 0,0 0 1 0 0,0 0-1 0 0,0-1 1 0 0,0 1 0 0 0,0 0-1 0 0,-1 0 1 0 0,1-1 0 0 0,0 1-1 0 0,-1-1 1 0 0,1 1-1 0 0,-1-1 1 0 0,1 1 0 0 0,-1-1-1 0 0,1 1 1 0 0,-1-1-1 0 0,0 1 1 0 0,0-1 0 0 0,0 1-1 0 0,0-1 1 0 0,0 1 0 0 0,0-1-1 0 0,-1 0 1 0 0,1 1-1 0 0,0-1 1 0 0,-1 1 0 0 0,1-1-1 0 0,-1 1 1 0 0,-1-3 0 0 0,2 3-2 0 0,0 0 1 0 0,-1 0-1 0 0,1-1 1 0 0,-1 1-1 0 0,0 0 1 0 0,1 0-1 0 0,-1 0 0 0 0,0 0 1 0 0,0 0-1 0 0,0 0 1 0 0,0 0-1 0 0,0 0 1 0 0,0 0-1 0 0,0 0 1 0 0,0 0-1 0 0,0 0 1 0 0,0 1-1 0 0,0-1 1 0 0,0 1-1 0 0,-1-1 1 0 0,1 0-1 0 0,0 1 1 0 0,0 0-1 0 0,-1-1 1 0 0,1 1-1 0 0,0 0 1 0 0,-1 0-1 0 0,1 0 1 0 0,0 0-1 0 0,-1 0 1 0 0,1 0-1 0 0,-2 0 1 0 0,1 1-1 0 0,1 0-1 0 0,-1 0 1 0 0,1 0 0 0 0,-1 0-1 0 0,1 0 1 0 0,0 0 0 0 0,-1 0-1 0 0,1 0 1 0 0,0 1 0 0 0,0-1 0 0 0,0 0-1 0 0,0 1 1 0 0,0-1 0 0 0,0 1-1 0 0,0 0 1 0 0,1-1 0 0 0,-1 1-1 0 0,0-1 1 0 0,1 1 0 0 0,-1 0 0 0 0,1 0-1 0 0,0-1 1 0 0,0 1 0 0 0,0 0-1 0 0,-1 0 1 0 0,1-1 0 0 0,1 1-1 0 0,-1 0 1 0 0,0 1 0 0 0,1 1 2 0 0,-1 0-1 0 0,1 1 1 0 0,0-2 0 0 0,0 1-1 0 0,0 0 1 0 0,0 0 0 0 0,1 0-1 0 0,-1 0 1 0 0,1-1 0 0 0,0 1 0 0 0,4 4-1 0 0,-5-6 5 0 0,1-1 0 0 0,-1 0-1 0 0,1 0 1 0 0,-1 0 0 0 0,1 0-1 0 0,0 0 1 0 0,-1-1 0 0 0,1 1-1 0 0,0 0 1 0 0,0-1 0 0 0,0 1 0 0 0,-1-1-1 0 0,1 0 1 0 0,0 0 0 0 0,0 1-1 0 0,0-1 1 0 0,0 0 0 0 0,0-1-1 0 0,-1 1 1 0 0,1 0 0 0 0,0 0-1 0 0,0-1 1 0 0,0 1 0 0 0,0-1-1 0 0,-1 0 1 0 0,1 0 0 0 0,0 1 0 0 0,-1-1-1 0 0,1 0 1 0 0,-1 0 0 0 0,1 0-1 0 0,-1-1 1 0 0,3-1 0 0 0,-1 1 0 0 0,0 0-1 0 0,-1 0 1 0 0,0-1 0 0 0,1 1 0 0 0,-1 0 0 0 0,0-1 0 0 0,0 0 0 0 0,0 1-1 0 0,0-1 1 0 0,-1 0 0 0 0,1 0 0 0 0,-1 0 0 0 0,0 0 0 0 0,1 0 0 0 0,-2 0 0 0 0,1 0-1 0 0,0 0 1 0 0,0-7 0 0 0,-1 7 1 0 0,-1-1 0 0 0,0 1 0 0 0,0 0 1 0 0,0 0-1 0 0,-1-1 0 0 0,1 1 0 0 0,-1 0 0 0 0,0 0 0 0 0,0 1 0 0 0,-2-5 0 0 0,3 6-8 0 0,0 0 0 0 0,0 0 0 0 0,0 0 1 0 0,0 0-1 0 0,0 0 0 0 0,0 0 0 0 0,0 0 0 0 0,0 0 0 0 0,0 0 0 0 0,-1 1 0 0 0,1-1 0 0 0,0 0 1 0 0,0 1-1 0 0,-1-1 0 0 0,1 1 0 0 0,0-1 0 0 0,-1 1 0 0 0,1 0 0 0 0,-1 0 0 0 0,1 0 1 0 0,0-1-1 0 0,-1 1 0 0 0,1 0 0 0 0,-1 1 0 0 0,1-1 0 0 0,-3 0 0 0 0,3 1 1 0 0,0 0 0 0 0,-1 0-1 0 0,1 0 1 0 0,0 0 0 0 0,0 0 0 0 0,0 1-1 0 0,0-1 1 0 0,0 0 0 0 0,0 0 0 0 0,0 1-1 0 0,1-1 1 0 0,-1 0 0 0 0,0 1 0 0 0,1-1-1 0 0,-1 1 1 0 0,1-1 0 0 0,-1 1 0 0 0,1-1-1 0 0,0 1 1 0 0,0-1 0 0 0,0 1 0 0 0,-1 0-1 0 0,2-1 1 0 0,-1 1 0 0 0,0-1-1 0 0,1 3 1 0 0,-1 5 15 0 0,2-1-1 0 0,-1 0 1 0 0,5 14-1 0 0,-5-20-20 0 0,0 0-1 0 0,0 1 0 0 0,0-1 1 0 0,1 0-1 0 0,-1 0 0 0 0,1 0 1 0 0,-1 0-1 0 0,1 0 0 0 0,0 0 1 0 0,-1-1-1 0 0,1 1 0 0 0,0-1 1 0 0,0 1-1 0 0,0-1 0 0 0,1 1 1 0 0,3 1-1 0 0,-5-3 2 0 0,0 0 0 0 0,0 1 0 0 0,-1-1 0 0 0,1 0 0 0 0,0 0-1 0 0,0 0 1 0 0,0 0 0 0 0,0 0 0 0 0,0 0 0 0 0,-1 0 0 0 0,1 0 0 0 0,0 0 0 0 0,0 0 0 0 0,0 0 0 0 0,0-1 0 0 0,-1 1 0 0 0,1 0 0 0 0,0-1 0 0 0,0 1 0 0 0,0-1-1 0 0,0 0 2 0 0,0 0 0 0 0,0 0 0 0 0,0 0 0 0 0,0 0 0 0 0,0 0-1 0 0,-1 0 1 0 0,1 0 0 0 0,0-1 0 0 0,-1 1 0 0 0,1 0 0 0 0,-1 0 0 0 0,1-1-1 0 0,-1 1 1 0 0,0 0 0 0 0,1-1 0 0 0,-1 1 0 0 0,0-2 0 0 0,0 1-11 0 0,0 0 1 0 0,0 0-1 0 0,0-1 0 0 0,0 1 1 0 0,0 0-1 0 0,-1 0 1 0 0,1-1-1 0 0,-1 1 1 0 0,0 0-1 0 0,1 0 1 0 0,-1 0-1 0 0,0 0 1 0 0,0 0-1 0 0,-1 0 1 0 0,1 0-1 0 0,0 0 1 0 0,-1 0-1 0 0,1 1 1 0 0,-1-1-1 0 0,1 0 1 0 0,-1 1-1 0 0,-3-3 1 0 0,3 3 8 0 0,1 0 1 0 0,0 0-1 0 0,-1 1 1 0 0,1-1-1 0 0,-1 0 1 0 0,1 1-1 0 0,-1-1 1 0 0,1 1-1 0 0,-1 0 1 0 0,1-1-1 0 0,-1 1 1 0 0,1 0-1 0 0,-1 0 1 0 0,0 0-1 0 0,1 0 1 0 0,-1 0 0 0 0,1 0-1 0 0,-1 1 1 0 0,1-1-1 0 0,-1 0 1 0 0,0 1-1 0 0,1-1 1 0 0,0 1-1 0 0,-1 0 1 0 0,1 0-1 0 0,-1-1 1 0 0,1 1-1 0 0,0 0 1 0 0,-1 0-1 0 0,1 0 1 0 0,0 0-1 0 0,-2 3 1 0 0,3-4 13 0 0,-1 1 1 0 0,1-1-1 0 0,-1 1 1 0 0,1 0-1 0 0,-1-1 1 0 0,1 1-1 0 0,-1-1 1 0 0,1 1-1 0 0,-1-1 1 0 0,1 1-1 0 0,-1-1 1 0 0,0 0-1 0 0,1 1 1 0 0,-1-1-1 0 0,0 0 1 0 0,1 1-1 0 0,-1-1 1 0 0,-1 0-1 0 0,-1-8 218 0 0,3 7-231 0 0,0 0 0 0 0,-1 0 0 0 0,1 0 1 0 0,0-1-1 0 0,0 1 0 0 0,-1 0 0 0 0,1 0 1 0 0,-1 0-1 0 0,1 0 0 0 0,-1 0 1 0 0,1 1-1 0 0,-1-1 0 0 0,1 0 0 0 0,-1 0 1 0 0,0 0-1 0 0,0 0 0 0 0,2 29-180 0 0,0-24 175 0 0,1 0 0 0 0,-1 0 0 0 0,1 0 0 0 0,0 0 0 0 0,0-1 0 0 0,5 7 0 0 0,-7-9 6 0 0,0-1 1 0 0,1 1-1 0 0,-1 0 0 0 0,1-1 0 0 0,-1 1 1 0 0,1-1-1 0 0,-1 1 0 0 0,1-1 1 0 0,-1 1-1 0 0,1-1 0 0 0,-1 1 1 0 0,1-1-1 0 0,0 1 0 0 0,-1-1 0 0 0,1 0 1 0 0,0 1-1 0 0,0-1 0 0 0,-1 0 1 0 0,1 0-1 0 0,0 0 0 0 0,-1 0 0 0 0,1 1 1 0 0,0-1-1 0 0,0 0 0 0 0,-1 0 1 0 0,1 0-1 0 0,0 0 0 0 0,0-1 0 0 0,-1 1 1 0 0,1 0-1 0 0,0 0 0 0 0,0 0 1 0 0,-1-1-1 0 0,1 1 0 0 0,0 0 0 0 0,-1 0 1 0 0,1-1-1 0 0,0 1 0 0 0,-1-1 1 0 0,1 1-1 0 0,-1-1 0 0 0,1 1 0 0 0,-1-1 1 0 0,1 1-1 0 0,0-2 0 0 0,0-3 25 0 0,-2 3 0 0 0</inkml:trace>
+  <inkml:trace contextRef="#ctx0" brushRef="#br0">85 20 2304 0 0,'0'0'1785'0'0,"-12"-16"11239"0"0,11 16-12842 0 0,-1-1 1 0 0,1 1-1 0 0,-1-1 1 0 0,1 1-1 0 0,-1-1 1 0 0,1 1-1 0 0,-1 0 1 0 0,1 0-1 0 0,-1 0 1 0 0,1 0-1 0 0,-1 0 1 0 0,1 0-1 0 0,-1 1 1 0 0,1-1-1 0 0,0 0 1 0 0,-1 1 0 0 0,1-1-1 0 0,-1 1 1 0 0,1-1-1 0 0,-2 2 1 0 0,1 0-52 0 0,0-1 1 0 0,0 1 0 0 0,0 0-1 0 0,0-1 1 0 0,1 1 0 0 0,-1 0-1 0 0,1 0 1 0 0,0 1 0 0 0,-1-1-1 0 0,1 0 1 0 0,-1 4 0 0 0,-2 6-90 0 0,0 0 0 0 0,1 0 0 0 0,-2 25 0 0 0,4-27 9 0 0,-1 6 7 0 0,0 1 1 0 0,3 32 0 0 0,-1-44-28 0 0,0 0 1 0 0,1 0 0 0 0,0 0 0 0 0,0 0 0 0 0,0 0 0 0 0,0-1 0 0 0,1 1 0 0 0,0 0 0 0 0,0-1 0 0 0,0 1 0 0 0,1-1 0 0 0,-1 1-1 0 0,1-1 1 0 0,4 4 0 0 0,-5-6-80 0 0,1-1-1 0 0,0 1 1 0 0,0 0 0 0 0,0-1-1 0 0,0 0 1 0 0,0 1-1 0 0,0-1 1 0 0,0-1-1 0 0,0 1 1 0 0,1 0-1 0 0,-1-1 1 0 0,0 1 0 0 0,0-1-1 0 0,1 0 1 0 0,-1 0-1 0 0,0-1 1 0 0,1 1-1 0 0,-1-1 1 0 0,0 1-1 0 0,0-1 1 0 0,0 0 0 0 0,5-2-1 0 0,7-2-131 0 0,0-2-1 0 0,0 0 1 0 0,13-8-1 0 0,5-5 27 0 0,-27 16 128 0 0</inkml:trace>
 </inkml:ink>
 </file>
 
@@ -16801,7 +17042,7 @@
           <inkml:channelProperty channel="OE" name="resolution" value="1000" units="1/deg"/>
         </inkml:channelProperties>
       </inkml:inkSource>
-      <inkml:timestamp xml:id="ts0" timeString="2026-02-20T22:19:02.066"/>
+      <inkml:timestamp xml:id="ts0" timeString="2026-03-04T16:52:58.851"/>
     </inkml:context>
     <inkml:brush xml:id="br0">
       <inkml:brushProperty name="width" value="0.035" units="cm"/>
@@ -16809,7 +17050,7 @@
       <inkml:brushProperty name="color" value="#E71224"/>
     </inkml:brush>
   </inkml:definitions>
-  <inkml:trace contextRef="#ctx0" brushRef="#br0">25 58 1088 0 0,'0'0'1008'0'0,"13"28"919"0"0,-13-28-1884 0 0,0 0 0 0 0,0 0 0 0 0,0 1 0 0 0,1-1 1 0 0,-1 0-1 0 0,0 1 0 0 0,0-1 0 0 0,0 0 0 0 0,1 0 1 0 0,-1 1-1 0 0,0-1 0 0 0,0 0 0 0 0,0 0 0 0 0,1 0 1 0 0,-1 1-1 0 0,0-1 0 0 0,1 0 0 0 0,-1 0 1 0 0,0 0-1 0 0,0 0 0 0 0,1 1 0 0 0,-1-1 0 0 0,0 0 1 0 0,1 0-1 0 0,-1 0 0 0 0,0 0 0 0 0,1 0 0 0 0,-1 0 1 0 0,0 0-1 0 0,1 0 0 0 0,-1 0 0 0 0,0 0 0 0 0,1 0 1 0 0,5-10 56 0 0,-5 8-49 0 0,0-1-1 0 0,-1 0 1 0 0,1 1 0 0 0,-1-1-1 0 0,0 1 1 0 0,0-1 0 0 0,0 0-1 0 0,0-2 1 0 0,-6-6 270 0 0,-1 11 124 0 0,7 1-410 0 0,-1 0 0 0 0,0 0 0 0 0,1 0 0 0 0,-1 0 0 0 0,1 0 0 0 0,0 0 0 0 0,-1 0-1 0 0,1-1 1 0 0,0 1 0 0 0,-1 0 0 0 0,1 0 0 0 0,0 0 0 0 0,0 0 0 0 0,0 1-1 0 0,0-1 1 0 0,0 0 0 0 0,0 0 0 0 0,0 0 0 0 0,1 2 0 0 0,-1-2 15 0 0,0 0-1 0 0,0 0 1 0 0,0 0 0 0 0,0 0-1 0 0,0 0 1 0 0,1 0 0 0 0,-1 0 0 0 0,0 0-1 0 0,1 1 1 0 0,-1-1 0 0 0,1 0 0 0 0,-1 0-1 0 0,1-1 1 0 0,0 1 0 0 0,-1 0 0 0 0,1 0-1 0 0,0 0 1 0 0,0 0 0 0 0,-1 0 0 0 0,1-1-1 0 0,0 1 1 0 0,0 0 0 0 0,0-1-1 0 0,0 1 1 0 0,0-1 0 0 0,0 1 0 0 0,0-1-1 0 0,0 1 1 0 0,0-1 0 0 0,0 0 0 0 0,0 1-1 0 0,2-1 1 0 0,-1 0 20 0 0,-1-1 0 0 0,0 1 0 0 0,1-1 0 0 0,-1 0 0 0 0,0 0 0 0 0,0 1 0 0 0,1-1-1 0 0,-1 0 1 0 0,0 0 0 0 0,0 0 0 0 0,0 0 0 0 0,0 0 0 0 0,0-1 0 0 0,0 1 0 0 0,0 0 0 0 0,-1 0 0 0 0,1-1 0 0 0,0 1 0 0 0,-1 0-1 0 0,1-1 1 0 0,-1 1 0 0 0,1-1 0 0 0,-1 1 0 0 0,1-3 0 0 0,-1 2 5 0 0,0 0-1 0 0,0 0 1 0 0,0 0-1 0 0,0 0 1 0 0,0 0-1 0 0,-1 0 1 0 0,1 0-1 0 0,-1 0 1 0 0,1 0 0 0 0,-1 0-1 0 0,0 0 1 0 0,1 0-1 0 0,-1 0 1 0 0,0 0-1 0 0,0 0 1 0 0,-2-1-1 0 0,2 2-51 0 0,1 0 0 0 0,0 1 0 0 0,-1-1-1 0 0,1 1 1 0 0,-1-1 0 0 0,1 0 0 0 0,-1 1 0 0 0,1-1-1 0 0,-1 1 1 0 0,0-1 0 0 0,1 1 0 0 0,-1 0-1 0 0,0-1 1 0 0,1 1 0 0 0,-1 0 0 0 0,0-1-1 0 0,1 1 1 0 0,-1 0 0 0 0,0 0 0 0 0,0 0-1 0 0,1-1 1 0 0,-1 1 0 0 0,0 0 0 0 0,0 0 0 0 0,1 0-1 0 0,-1 0 1 0 0,0 0 0 0 0,0 1 0 0 0,1-1-1 0 0,-1 0 1 0 0,0 0 0 0 0,0 0 0 0 0,1 1-1 0 0,-1-1 1 0 0,0 0 0 0 0,1 1 0 0 0,-1-1-1 0 0,0 0 1 0 0,1 1 0 0 0,-1-1 0 0 0,1 1 0 0 0,-1-1-1 0 0,1 1 1 0 0,-1-1 0 0 0,0 2 0 0 0,0 0 17 0 0,0 1 0 0 0,0-1 0 0 0,0 1 1 0 0,0-1-1 0 0,0 1 0 0 0,1-1 0 0 0,0 1 1 0 0,-1 0-1 0 0,1-1 0 0 0,0 1 0 0 0,0-1 1 0 0,1 6-1 0 0,-1-7-20 0 0,0 1-1 0 0,0 0 1 0 0,0-1 0 0 0,0 1-1 0 0,1 0 1 0 0,-1-1 0 0 0,0 1 0 0 0,1-1-1 0 0,-1 1 1 0 0,1 0 0 0 0,0-1-1 0 0,0 0 1 0 0,-1 1 0 0 0,1-1 0 0 0,0 1-1 0 0,0-1 1 0 0,0 0 0 0 0,0 0-1 0 0,1 1 1 0 0,1 1 0 0 0,-2-3-1 0 0,0 0 1 0 0,0-1-1 0 0,0 1 0 0 0,-1 0 1 0 0,1 0-1 0 0,0 0 1 0 0,0-1-1 0 0,0 1 0 0 0,-1 0 1 0 0,1-1-1 0 0,0 1 1 0 0,-1 0-1 0 0,1-1 0 0 0,0 1 1 0 0,0-1-1 0 0,-1 1 1 0 0,1-1-1 0 0,-1 0 0 0 0,1 1 1 0 0,-1-1-1 0 0,1 1 1 0 0,-1-1-1 0 0,1 0 0 0 0,-1 0 1 0 0,1 1-1 0 0,-1-1 1 0 0,0 0-1 0 0,0 0 0 0 0,1 1 1 0 0,-1-1-1 0 0,0 0 1 0 0,0 0-1 0 0,0-1 0 0 0,6-29 457 0 0,-6 30-462 0 0,0-1 0 0 0,0 1 0 0 0,-1 0 0 0 0,1 0 1 0 0,0 0-1 0 0,-1 0 0 0 0,1 0 0 0 0,-1 0 0 0 0,1 0 0 0 0,-1 0 1 0 0,1 0-1 0 0,-1 0 0 0 0,0 0 0 0 0,1 0 0 0 0,-1 0 1 0 0,0 1-1 0 0,0-1 0 0 0,0 0 0 0 0,1 0 0 0 0,-1 1 1 0 0,0-1-1 0 0,0 1 0 0 0,0-1 0 0 0,0 1 0 0 0,0-1 1 0 0,0 1-1 0 0,-1-1 0 0 0,1 1 0 0 0,0 0 0 0 0,-1 0 1 0 0,1-1-13 0 0,0 1 1 0 0,0 0 0 0 0,0 0-1 0 0,0 0 1 0 0,1 0 0 0 0,-1 0-1 0 0,0 0 1 0 0,0 1 0 0 0,0-1 0 0 0,0 0-1 0 0,1 0 1 0 0,-1 0 0 0 0,0 1-1 0 0,0-1 1 0 0,0 0 0 0 0,1 1-1 0 0,-1-1 1 0 0,0 1 0 0 0,1-1-1 0 0,-1 1 1 0 0,0-1 0 0 0,1 1 0 0 0,-1 0-1 0 0,1-1 1 0 0,-1 1 0 0 0,1 0-1 0 0,-1-1 1 0 0,1 1 0 0 0,-1 0-1 0 0,1 0 1 0 0,0-1 0 0 0,-1 1 0 0 0,1 0-1 0 0,0 0 1 0 0,0 0 0 0 0,0 0-1 0 0,-1-1 1 0 0,1 1 0 0 0,0 0-1 0 0,0 0 1 0 0,0 1 0 0 0,0 1-2 0 0,1-1 1 0 0,-1 1-1 0 0,0 0 0 0 0,1-1 1 0 0,-1 1-1 0 0,1-1 0 0 0,0 1 1 0 0,0-1-1 0 0,0 0 0 0 0,0 1 1 0 0,0-1-1 0 0,0 0 0 0 0,1 0 1 0 0,-1 0-1 0 0,1 1 0 0 0,-1-2 1 0 0,5 5-1 0 0,-5-6 11 0 0,0 1 1 0 0,0-1-1 0 0,0 1 1 0 0,0-1-1 0 0,0 1 1 0 0,0-1-1 0 0,0 1 1 0 0,0-1-1 0 0,0 0 0 0 0,0 0 1 0 0,1 0-1 0 0,-1 1 1 0 0,0-1-1 0 0,0 0 1 0 0,0-1-1 0 0,0 1 1 0 0,1 0-1 0 0,-1 0 1 0 0,0 0-1 0 0,0-1 0 0 0,0 1 1 0 0,0 0-1 0 0,0-1 1 0 0,0 1-1 0 0,0-1 1 0 0,0 1-1 0 0,0-1 1 0 0,0 0-1 0 0,0 1 0 0 0,0-1 1 0 0,0 0-1 0 0,0 0 1 0 0,0 0-1 0 0,-1 0 1 0 0,1 0-1 0 0,0 0 1 0 0,-1 0-1 0 0,1 0 1 0 0,-1 0-1 0 0,1-1 1 0 0,0 1 11 0 0,0 0 0 0 0,-1 0 1 0 0,1 0-1 0 0,0 0 0 0 0,-1 0 1 0 0,0 0-1 0 0,1 0 0 0 0,-1 0 1 0 0,1 0-1 0 0,-1 0 0 0 0,0 0 1 0 0,0 0-1 0 0,0 0 0 0 0,0 0 1 0 0,0-1-1 0 0,0 1 1 0 0,0 0-1 0 0,0 0 0 0 0,0 0 1 0 0,0 0-1 0 0,0 0 0 0 0,-1 0 1 0 0,1 0-1 0 0,0 0 0 0 0,-1 0 1 0 0,1 0-1 0 0,-1 0 0 0 0,1 0 1 0 0,-1 0-1 0 0,0 0 0 0 0,1 0 1 0 0,-1 0-1 0 0,0 1 0 0 0,0-1 1 0 0,1 0-1 0 0,-1 0 1 0 0,0 1-1 0 0,0-1 0 0 0,0 0 1 0 0,0 1-1 0 0,0-1 0 0 0,0 1 1 0 0,0 0-1 0 0,0-1 0 0 0,0 1 1 0 0,0 0-1 0 0,-2-1 0 0 0,1 0 34 0 0,-1 1 0 0 0,1-1-1 0 0,-1 0 1 0 0,0 1 0 0 0,1 0-1 0 0,-1-1 1 0 0,1 1-1 0 0,-1 0 1 0 0,0 0 0 0 0,1 1-1 0 0,-1-1 1 0 0,0 1-1 0 0,1-1 1 0 0,-1 1 0 0 0,1 0-1 0 0,-1 0 1 0 0,1 0 0 0 0,-1 0-1 0 0,-3 2 1 0 0,4 0-9 0 0,1-1 0 0 0,-1 0 1 0 0,0 1-1 0 0,1-1 0 0 0,-1 1 0 0 0,1-1 1 0 0,0 1-1 0 0,0 0 0 0 0,0-1 0 0 0,0 1 1 0 0,0 0-1 0 0,0 5 0 0 0,1-6-30 0 0,-1-1 0 0 0,1 1 0 0 0,0-1 1 0 0,0 1-1 0 0,0-1 0 0 0,0 0 0 0 0,0 1 0 0 0,0-1 0 0 0,0 1 0 0 0,1-1 0 0 0,-1 1 1 0 0,1-1-1 0 0,-1 0 0 0 0,1 1 0 0 0,-1-1 0 0 0,1 0 0 0 0,0 0 0 0 0,-1 1 1 0 0,1-1-1 0 0,0 0 0 0 0,0 0 0 0 0,0 0 0 0 0,0 0 0 0 0,0 0 0 0 0,0 0 0 0 0,0 0 1 0 0,3 1-1 0 0,-3-2-4 0 0,1 1-1 0 0,-1-1 1 0 0,1 0 0 0 0,-1 0 0 0 0,0 0 0 0 0,1-1-1 0 0,-1 1 1 0 0,1 0 0 0 0,-1 0 0 0 0,1-1 0 0 0,-1 1-1 0 0,0-1 1 0 0,1 1 0 0 0,-1-1 0 0 0,0 0 0 0 0,1 1-1 0 0,-1-1 1 0 0,0 0 0 0 0,0 0 0 0 0,0 0 0 0 0,0 0-1 0 0,0 0 1 0 0,0 0 0 0 0,0 0 0 0 0,0 0 0 0 0,1-3-1 0 0,3-2 54 0 0,-1 0 0 0 0,0-1 0 0 0,6-11-1 0 0,-9 16-39 0 0,0-1-1 0 0,0 0 1 0 0,-1 0-1 0 0,1 0 1 0 0,-1 0 0 0 0,0 0-1 0 0,0 0 1 0 0,0 0-1 0 0,0 0 1 0 0,0 0-1 0 0,-1 0 1 0 0,1 0-1 0 0,-2-3 1 0 0,2 5-17 0 0,0 0 0 0 0,-1 0 1 0 0,1 0-1 0 0,0 0 0 0 0,-1 0 1 0 0,1 0-1 0 0,-1 0 0 0 0,1 1 1 0 0,-1-1-1 0 0,0 0 0 0 0,1 0 1 0 0,-1 0-1 0 0,0 1 0 0 0,1-1 0 0 0,-1 0 1 0 0,0 1-1 0 0,0-1 0 0 0,0 1 1 0 0,1-1-1 0 0,-1 1 0 0 0,0-1 1 0 0,0 1-1 0 0,0 0 0 0 0,0-1 1 0 0,0 1-1 0 0,0 0 0 0 0,0 0 1 0 0,0 0-1 0 0,0-1 0 0 0,0 1 1 0 0,0 0-1 0 0,0 0 0 0 0,0 1 0 0 0,0-1 1 0 0,0 0-1 0 0,0 0 0 0 0,0 0 1 0 0,0 1-1 0 0,0-1 0 0 0,0 0 1 0 0,0 1-1 0 0,-1 0 0 0 0,0 0 13 0 0,0 1 0 0 0,0-1 0 0 0,1 0-1 0 0,-1 1 1 0 0,1-1 0 0 0,-1 1-1 0 0,1 0 1 0 0,0-1 0 0 0,-1 1 0 0 0,1 0-1 0 0,0 0 1 0 0,0 0 0 0 0,0 0-1 0 0,1 0 1 0 0,-1 0 0 0 0,0 0 0 0 0,1 0-1 0 0,-1 0 1 0 0,1 0 0 0 0,0 0-1 0 0,0 0 1 0 0,0 0 0 0 0,0 4 0 0 0,0-3 7 0 0,0 0 1 0 0,0 0-1 0 0,0 0 1 0 0,1 0-1 0 0,-1 0 1 0 0,1 0-1 0 0,0 0 1 0 0,0 0-1 0 0,0 0 1 0 0,0 0-1 0 0,0 0 1 0 0,1 0-1 0 0,-1-1 1 0 0,1 1-1 0 0,4 4 1 0 0,-6-7-21 0 0,1 1 1 0 0,0-1-1 0 0,0 1 1 0 0,0-1 0 0 0,0 0-1 0 0,0 1 1 0 0,0-1 0 0 0,0 0-1 0 0,0 0 1 0 0,0 0-1 0 0,0 0 1 0 0,0 0 0 0 0,-1 0-1 0 0,1 0 1 0 0,0 0-1 0 0,0 0 1 0 0,0 0 0 0 0,0 0-1 0 0,0-1 1 0 0,0 1-1 0 0,0 0 1 0 0,0-1 0 0 0,0 1-1 0 0,0-1 1 0 0,-1 1-1 0 0,1-1 1 0 0,0 1 0 0 0,0-1-1 0 0,-1 1 1 0 0,1-1-1 0 0,0 0 1 0 0,0 1 0 0 0,-1-1-1 0 0,1 0 1 0 0,-1 0 0 0 0,1 0-1 0 0,0-1 1 0 0,1-1 11 0 0,0 1 0 0 0,0-1 0 0 0,-1 0-1 0 0,1 1 1 0 0,-1-1 0 0 0,1 0 0 0 0,-1 0 0 0 0,0 0 0 0 0,0 0 0 0 0,0-5 0 0 0,-1 6-15 0 0,-1-1 0 0 0,1 1 0 0 0,-1-1 0 0 0,0 1 0 0 0,0 0 0 0 0,0-1 0 0 0,0 1 0 0 0,-1 0 0 0 0,1 0-1 0 0,0 0 1 0 0,-1 0 0 0 0,0 0 0 0 0,1 0 0 0 0,-1 0 0 0 0,0 1 0 0 0,0-1 0 0 0,0 1 0 0 0,0-1 0 0 0,0 1 0 0 0,0 0 0 0 0,-3-2 0 0 0,3 2-1 0 0,1 1-1 0 0,0-1 1 0 0,-1 0 0 0 0,1 0-1 0 0,-1 1 1 0 0,1-1 0 0 0,-1 1-1 0 0,1-1 1 0 0,-1 1 0 0 0,1 0 0 0 0,-1 0-1 0 0,1 0 1 0 0,-1-1 0 0 0,1 2-1 0 0,-1-1 1 0 0,1 0 0 0 0,-1 0-1 0 0,1 0 1 0 0,-1 1 0 0 0,1-1 0 0 0,-1 0-1 0 0,1 1 1 0 0,-1 0 0 0 0,1-1-1 0 0,-1 1 1 0 0,1 0 0 0 0,0 0-1 0 0,-1 0 1 0 0,1-1 0 0 0,0 1 0 0 0,0 1-1 0 0,0-1 1 0 0,0 0 0 0 0,-2 2-1 0 0,2 0 5 0 0,1-1-1 0 0,-1 1 0 0 0,1 0 1 0 0,-1-1-1 0 0,1 1 0 0 0,0 0 0 0 0,0-1 1 0 0,0 1-1 0 0,0-1 0 0 0,1 1 1 0 0,-1 0-1 0 0,1-1 0 0 0,-1 1 1 0 0,1-1-1 0 0,0 1 0 0 0,0-1 0 0 0,0 1 1 0 0,0-1-1 0 0,1 0 0 0 0,-1 0 1 0 0,1 1-1 0 0,-1-1 0 0 0,1 0 1 0 0,0 0-1 0 0,0 0 0 0 0,2 1 1 0 0,-3-1 12 0 0,1-1 1 0 0,0 1 0 0 0,-1-1 0 0 0,1 0 0 0 0,0 0 0 0 0,0 0 0 0 0,0 0 0 0 0,0 0 0 0 0,0 0 0 0 0,0 0 0 0 0,0 0-1 0 0,0-1 1 0 0,4 1 0 0 0,-5-1-9 0 0,1 0 1 0 0,-1 0-1 0 0,0 0 0 0 0,1 0 0 0 0,-1-1 0 0 0,0 1 0 0 0,0 0 0 0 0,0-1 1 0 0,1 1-1 0 0,-1-1 0 0 0,0 1 0 0 0,0-1 0 0 0,0 0 0 0 0,0 1 0 0 0,0-1 1 0 0,0 0-1 0 0,0 0 0 0 0,0 0 0 0 0,0 0 0 0 0,0 0 0 0 0,-1 0 0 0 0,1 0 0 0 0,0 0 1 0 0,-1 0-1 0 0,2-1 0 0 0,-2 0 0 0 0,0 1 1 0 0,1 0-1 0 0,-1-1 0 0 0,0 1 0 0 0,0 0 1 0 0,0-1-1 0 0,0 1 0 0 0,0-1 1 0 0,0 1-1 0 0,0 0 0 0 0,-1-1 1 0 0,1 1-1 0 0,0 0 0 0 0,-1-1 0 0 0,1 1 1 0 0,-1 0-1 0 0,1 0 0 0 0,-1-1 1 0 0,0 1-1 0 0,1 0 0 0 0,-1 0 1 0 0,0 0-1 0 0,0 0 0 0 0,0 0 0 0 0,0 0 1 0 0,0 0-1 0 0,0 0 0 0 0,0 0 1 0 0,0 0-1 0 0,-1 1 0 0 0,1-1 1 0 0,-1 0-1 0 0,1 0-7 0 0,-1 0-1 0 0,1 0 1 0 0,0 0 0 0 0,0 0 0 0 0,-1 1-1 0 0,1-1 1 0 0,0 0 0 0 0,-1 1 0 0 0,1-1-1 0 0,0 1 1 0 0,-1 0 0 0 0,1-1 0 0 0,-1 1-1 0 0,1 0 1 0 0,-1 0 0 0 0,1 0 0 0 0,-1 0-1 0 0,1 0 1 0 0,-1 0 0 0 0,1 0 0 0 0,-1 1-1 0 0,1-1 1 0 0,0 1 0 0 0,-1-1 0 0 0,1 1-1 0 0,-1-1 1 0 0,1 1 0 0 0,0 0 0 0 0,-2 0-1 0 0,2 1-5 0 0,1 0 0 0 0,-1 0 0 0 0,0-1-1 0 0,1 1 1 0 0,-1 0 0 0 0,1 0 0 0 0,0 0-1 0 0,-1 0 1 0 0,1 0 0 0 0,0 0 0 0 0,0 0 0 0 0,0 0-1 0 0,1 0 1 0 0,-1 0 0 0 0,0-1 0 0 0,1 1 0 0 0,-1 0-1 0 0,1 0 1 0 0,0 0 0 0 0,-1 0 0 0 0,1-1-1 0 0,0 1 1 0 0,1 2 0 0 0,0-2 5 0 0,-1 0 0 0 0,0 1 0 0 0,0-1 0 0 0,1 0-1 0 0,0 0 1 0 0,-1 0 0 0 0,1 0 0 0 0,0 0 0 0 0,0 0 0 0 0,0 0 0 0 0,0 0 0 0 0,0-1 0 0 0,0 1 0 0 0,1-1-1 0 0,-1 0 1 0 0,4 2 0 0 0,-5-3-4 0 0,0 0 0 0 0,0 1 0 0 0,0-1-1 0 0,0 0 1 0 0,0 0 0 0 0,0 0 0 0 0,0 0 0 0 0,0 0 0 0 0,0 0-1 0 0,0 0 1 0 0,0 0 0 0 0,0 0 0 0 0,0 0 0 0 0,0-1-1 0 0,0 1 1 0 0,0 0 0 0 0,0-1 0 0 0,0 1 0 0 0,0 0-1 0 0,-1-1 1 0 0,1 0 0 0 0,0 1 0 0 0,0-1 0 0 0,0 1 0 0 0,0-1-1 0 0,-1 0 1 0 0,1 0 0 0 0,0 1 0 0 0,-1-1 0 0 0,1 0-1 0 0,-1 0 1 0 0,1 0 0 0 0,-1 0 0 0 0,1 0 0 0 0,-1 0-1 0 0,1 1 1 0 0,-1-1 0 0 0,0 0 0 0 0,0 0 0 0 0,1 0 0 0 0,-1 0-1 0 0,0 0 1 0 0,0-1 0 0 0,0 1 0 0 0,0 0 0 0 0,-1-2-1 0 0,1 0 0 0 0,0 0-1 0 0,-1 0 0 0 0,1 0 1 0 0,-1 0-1 0 0,0 0 0 0 0,0 0 1 0 0,0 1-1 0 0,-1-1 0 0 0,1 0 1 0 0,-1 0-1 0 0,1 1 0 0 0,-1-1 1 0 0,0 1-1 0 0,-4-5 0 0 0,4 6-2 0 0,2 1 3 0 0,0-1-1 0 0,0 1 1 0 0,-1 0-1 0 0,1-1 1 0 0,0 1-1 0 0,0 0 1 0 0,-1-1 0 0 0,1 1-1 0 0,0 0 1 0 0,-1 0-1 0 0,1-1 1 0 0,0 1-1 0 0,-1 0 1 0 0,1 0-1 0 0,-1-1 1 0 0,1 1-1 0 0,0 0 1 0 0,-1 0 0 0 0,1 0-1 0 0,-1 0 1 0 0,1 0-1 0 0,-1 0 1 0 0,1 0-1 0 0,0 0 1 0 0,-1 0-1 0 0,1 0 1 0 0,-1 0 0 0 0,1 0-1 0 0,-1 0 1 0 0,1 0-1 0 0,0 0 1 0 0,-1 0-1 0 0,1 1 1 0 0,-1-1-1 0 0,1 0 1 0 0,0 0-1 0 0,-1 0 1 0 0,1 1 0 0 0,0-1-1 0 0,-1 0 1 0 0,1 1-1 0 0,-3 1 7 0 0</inkml:trace>
+  <inkml:trace contextRef="#ctx0" brushRef="#br0">2 107 576 0 0,'0'0'1447'0'0,"-1"16"2016"0"0,31 68 780 0 0,-2-8-2494 0 0,-5-24-837 0 0,-23-51-918 0 0,-11-41 792 0 0,7 16-654 0 0,2 17-102 0 0,-5-15 279 0 0,1-1-1 0 0,1 1 1 0 0,1-1-1 0 0,2 0 1 0 0,-1-32 0 0 0,4 50-219 0 0,-1 1 1 0 0,1-1 0 0 0,0 1-1 0 0,1-1 1 0 0,-1 1 0 0 0,1-1-1 0 0,0 1 1 0 0,0 0 0 0 0,0 0 0 0 0,1 0-1 0 0,-1 0 1 0 0,1 0 0 0 0,0 1-1 0 0,0-1 1 0 0,0 1 0 0 0,1 0 0 0 0,-1 0-1 0 0,1 0 1 0 0,0 0 0 0 0,0 1-1 0 0,0-1 1 0 0,0 1 0 0 0,0 0-1 0 0,0 0 1 0 0,1 1 0 0 0,-1-1 0 0 0,0 1-1 0 0,1 0 1 0 0,0 0 0 0 0,-1 0-1 0 0,6 1 1 0 0,-9 0-73 0 0,-1 0-1 0 0,1 0 1 0 0,-1 0-1 0 0,1 0 1 0 0,-1 0 0 0 0,1 0-1 0 0,-1 0 1 0 0,0 0-1 0 0,1 0 1 0 0,-1 0 0 0 0,1 0-1 0 0,-1 1 1 0 0,0-1-1 0 0,1 0 1 0 0,-1 0 0 0 0,1 0-1 0 0,-1 1 1 0 0,0-1-1 0 0,1 0 1 0 0,-1 1-1 0 0,0-1 1 0 0,0 0 0 0 0,1 1-1 0 0,-1-1 1 0 0,0 0-1 0 0,0 1 1 0 0,1-1 0 0 0,-1 0-1 0 0,0 1 1 0 0,0-1-1 0 0,0 1 1 0 0,0-1 0 0 0,1 1-1 0 0,-4 19 423 0 0,-16 17 246 0 0,-3-11-276 0 0,17-21-251 0 0,-1 1 0 0 0,1 1 0 0 0,0-1 0 0 0,-7 14 0 0 0,11-18-129 0 0,0 0 0 0 0,1-1-1 0 0,-1 1 1 0 0,1 0 0 0 0,-1-1 0 0 0,1 1-1 0 0,0 0 1 0 0,-1 0 0 0 0,1 0-1 0 0,0-1 1 0 0,0 1 0 0 0,1 0-1 0 0,-1 0 1 0 0,0 0 0 0 0,0-1-1 0 0,1 1 1 0 0,-1 0 0 0 0,1-1 0 0 0,0 1-1 0 0,-1 0 1 0 0,1-1 0 0 0,0 1-1 0 0,0-1 1 0 0,0 1 0 0 0,0-1-1 0 0,0 1 1 0 0,1-1 0 0 0,-1 0-1 0 0,0 1 1 0 0,1-1 0 0 0,-1 0 0 0 0,0 0-1 0 0,1 0 1 0 0,0 0 0 0 0,-1 0-1 0 0,3 0 1 0 0,8 5 56 0 0,-1-1 0 0 0,1-1 0 0 0,0 0 0 0 0,15 2 0 0 0,-11-1 17 0 0,2 1 40 0 0,0 1 0 0 0,-1 0 0 0 0,21 14 0 0 0,-36-21-133 0 0,14 6 192 0 0,-15-6-162 0 0</inkml:trace>
 </inkml:ink>
 </file>
 
@@ -16833,7 +17074,7 @@
           <inkml:channelProperty channel="OE" name="resolution" value="1000" units="1/deg"/>
         </inkml:channelProperties>
       </inkml:inkSource>
-      <inkml:timestamp xml:id="ts0" timeString="2026-02-20T19:54:32.753"/>
+      <inkml:timestamp xml:id="ts0" timeString="2026-03-04T16:52:48.682"/>
     </inkml:context>
     <inkml:brush xml:id="br0">
       <inkml:brushProperty name="width" value="0.035" units="cm"/>
@@ -16841,27 +17082,7 @@
       <inkml:brushProperty name="color" value="#E71224"/>
     </inkml:brush>
   </inkml:definitions>
-  <inkml:trace contextRef="#ctx0" brushRef="#br0">1 4273 3456 0 0,'0'0'13393'0'0,"13"20"-11203"0"0,-6-4-1337 0 0,-1 0-1 0 0,-1 0 0 0 0,7 33 1 0 0,-8-30-1129 0 0,0-1 0 0 0,2 1 0 0 0,0-1 1 0 0,16 31-1 0 0</inkml:trace>
-  <inkml:trace contextRef="#ctx0" brushRef="#br0" timeOffset="680.09">228 4223 1728 0 0,'-2'-1'865'0'0,"1"1"1"0"0,-1-1-1 0 0,0 0 0 0 0,1 1 0 0 0,-1-1 1 0 0,0 1-1 0 0,0 0 0 0 0,0-1 1 0 0,1 1-1 0 0,-1 0 0 0 0,0 0 0 0 0,0 0 1 0 0,0 0-1 0 0,0 1 0 0 0,-2 0 1 0 0,2-1-565 0 0,0 1 0 0 0,0 0 1 0 0,0 0-1 0 0,0 0 0 0 0,1 0 1 0 0,-1 0-1 0 0,0 0 0 0 0,1 1 1 0 0,-1-1-1 0 0,1 0 0 0 0,-1 1 1 0 0,-1 2-1 0 0,1-2-235 0 0,1 0 0 0 0,-1 1 0 0 0,1-1 0 0 0,0 1 0 0 0,-1-1 0 0 0,1 1 0 0 0,0 0-1 0 0,1-1 1 0 0,-1 1 0 0 0,0 0 0 0 0,1 0 0 0 0,-1 0 0 0 0,1-1 0 0 0,0 1 0 0 0,0 0 0 0 0,0 0 0 0 0,1 0 0 0 0,-1 0 0 0 0,2 4 0 0 0,0-1 69 0 0,0 0 0 0 0,1-1 1 0 0,0 1-1 0 0,0-1 0 0 0,0 0 1 0 0,1 0-1 0 0,-1 0 0 0 0,1-1 1 0 0,1 1-1 0 0,6 6 0 0 0,3-1 25 0 0,0-1 0 0 0,21 12 0 0 0,5 3-242 0 0,-39-24 87 0 0,0 0-1 0 0,-1 0 1 0 0,1 1-1 0 0,0-1 1 0 0,-1 1-1 0 0,1-1 0 0 0,-1 1 1 0 0,1-1-1 0 0,-1 1 1 0 0,1-1-1 0 0,-1 1 1 0 0,1-1-1 0 0,-1 1 0 0 0,1 0 1 0 0,-1-1-1 0 0,0 1 1 0 0,1 0-1 0 0,-1-1 1 0 0,0 1-1 0 0,0 0 1 0 0,1 0-1 0 0,-1-1 0 0 0,0 1 1 0 0,0 0-1 0 0,0 0 1 0 0,0-1-1 0 0,0 1 1 0 0,0 0-1 0 0,0 0 0 0 0,0-1 1 0 0,-1 2-1 0 0,1 0 15 0 0,-1-1-1 0 0,0 1 0 0 0,0 0 1 0 0,-1-1-1 0 0,1 1 0 0 0,0-1 1 0 0,0 0-1 0 0,-1 1 0 0 0,1-1 0 0 0,-1 0 1 0 0,1 0-1 0 0,-3 2 0 0 0,0-1 21 0 0,0 1 0 0 0,0-1 0 0 0,-1 0 0 0 0,1 0 0 0 0,0-1 0 0 0,-1 1 1 0 0,1-1-1 0 0,-1 0 0 0 0,0 0 0 0 0,-6 0 0 0 0,11-1-30 0 0,0-1-1 0 0,-1 1 1 0 0,1 0 0 0 0,0-1 0 0 0,-1 1 0 0 0,1 0 0 0 0,0-1 0 0 0,-1 1 0 0 0,1-1 0 0 0,0 1 0 0 0,0 0 0 0 0,0-1 0 0 0,-1 1 0 0 0,1-1 0 0 0,0 1 0 0 0,0-1 0 0 0,0 1-1 0 0,0-1 1 0 0,0 1 0 0 0,0-1 0 0 0,0 1 0 0 0,0 0 0 0 0,0-1 0 0 0,0 1 0 0 0,0-1 0 0 0,0 1 0 0 0,0-1 0 0 0,0 1 0 0 0,0-1 0 0 0,1 1 0 0 0,-1-1 0 0 0,0 1 0 0 0,1-1-1 0 0,7-22 109 0 0,-7 19-73 0 0,49-146 388 0 0,-47 142-405 0 0,-1 3 7 0 0,-1 0-1 0 0,1-1 0 0 0,-1 1 1 0 0,0-1-1 0 0,0 1 0 0 0,0-1 1 0 0,-1-10-1 0 0,0 16-31 0 0,0-1-1 0 0,0 1 0 0 0,0 0 1 0 0,0 0-1 0 0,0 0 1 0 0,0 0-1 0 0,0 0 1 0 0,0 0-1 0 0,0 0 0 0 0,0 0 1 0 0,0 0-1 0 0,0 0 1 0 0,0-1-1 0 0,0 1 0 0 0,0 0 1 0 0,-1 0-1 0 0,1 0 1 0 0,0 0-1 0 0,0 0 0 0 0,0 0 1 0 0,0 0-1 0 0,0 0 1 0 0,0 0-1 0 0,0 0 0 0 0,0 0 1 0 0,0 0-1 0 0,0 0 1 0 0,0 0-1 0 0,0 0 1 0 0,0 0-1 0 0,-1 0 0 0 0,1-1 1 0 0,0 1-1 0 0,0 0 1 0 0,0 0-1 0 0,0 0 0 0 0,0 0 1 0 0,0 0-1 0 0,0 0 1 0 0,0 0-1 0 0,0 0 0 0 0,-1 0 1 0 0,1 0-1 0 0,0 1 1 0 0,0-1-1 0 0,0 0 1 0 0,0 0-1 0 0,0 0 0 0 0,0 0 1 0 0,0 0-1 0 0,0 0 1 0 0,0 0-1 0 0,0 0 0 0 0,0 0 1 0 0,-1 0-1 0 0,1 0 1 0 0,-6 7 51 0 0,-4 7 13 0 0,8-8-51 0 0,-1 0 0 0 0,2 0-1 0 0,-1-1 1 0 0,1 1 0 0 0,-1 0-1 0 0,2 0 1 0 0,-1 0 0 0 0,1 0-1 0 0,0 8 1 0 0,0-11-7 0 0,0 0 0 0 0,0 0 0 0 0,1 0-1 0 0,-1-1 1 0 0,1 1 0 0 0,-1 0 0 0 0,1 0 0 0 0,0-1 0 0 0,0 1 0 0 0,0 0 0 0 0,1-1-1 0 0,-1 1 1 0 0,1-1 0 0 0,-1 1 0 0 0,1-1 0 0 0,0 0 0 0 0,0 0 0 0 0,0 0 0 0 0,0 0-1 0 0,0 0 1 0 0,3 2 0 0 0,-4-4 1 0 0,1 1-1 0 0,-1-1 0 0 0,0 1 0 0 0,1-1 1 0 0,-1 1-1 0 0,1-1 0 0 0,0 0 1 0 0,-1 0-1 0 0,1 1 0 0 0,-1-1 1 0 0,1-1-1 0 0,-1 1 0 0 0,1 0 1 0 0,-1 0-1 0 0,1 0 0 0 0,-1-1 0 0 0,1 1 1 0 0,-1-1-1 0 0,1 1 0 0 0,-1-1 1 0 0,0 0-1 0 0,1 1 0 0 0,-1-1 1 0 0,0 0-1 0 0,1 0 0 0 0,-1 0 0 0 0,0 0 1 0 0,0 0-1 0 0,0 0 0 0 0,0 0 1 0 0,0-1-1 0 0,0 1 0 0 0,0 0 1 0 0,0 0-1 0 0,-1-1 0 0 0,2-1 1 0 0,0 0 13 0 0,0-1 1 0 0,0 0-1 0 0,-1 0 1 0 0,1 1-1 0 0,-1-1 1 0 0,0 0-1 0 0,0-1 1 0 0,0 1-1 0 0,0 0 1 0 0,-1 0-1 0 0,0 0 1 0 0,0-5-1 0 0,-1 5 3 0 0,0-1 0 0 0,0 1-1 0 0,0 0 1 0 0,-1 0 0 0 0,0 0 0 0 0,0 0-1 0 0,0 0 1 0 0,0 0 0 0 0,0 0-1 0 0,-4-4 1 0 0,1 3 23 0 0</inkml:trace>
-  <inkml:trace contextRef="#ctx0" brushRef="#br0" timeOffset="955.91">416 4150 2240 0 0,'-28'32'12945'0'0,"23"-26"-11738"0"0,1 0 1 0 0,1 0-1 0 0,-7 13 0 0 0,9-16-1083 0 0,0 1 1 0 0,-1-1-1 0 0,1 1 0 0 0,1 0 1 0 0,-1-1-1 0 0,0 1 1 0 0,1 0-1 0 0,0-1 1 0 0,0 1-1 0 0,0 0 1 0 0,0-1-1 0 0,1 1 0 0 0,-1 0 1 0 0,1-1-1 0 0,0 1 1 0 0,0 0-1 0 0,0-1 1 0 0,0 0-1 0 0,1 1 0 0 0,0-1 1 0 0,2 5-1 0 0,-2-6-74 0 0,-1 0 0 0 0,1 0 0 0 0,-1 0 0 0 0,1 0 0 0 0,0 0 0 0 0,0 0 0 0 0,0 0-1 0 0,0 0 1 0 0,0-1 0 0 0,1 1 0 0 0,-1-1 0 0 0,0 0 0 0 0,1 1 0 0 0,-1-1 0 0 0,1 0 0 0 0,-1 0-1 0 0,1-1 1 0 0,-1 1 0 0 0,1-1 0 0 0,0 1 0 0 0,-1-1 0 0 0,1 0 0 0 0,0 0 0 0 0,-1 0 0 0 0,1 0 0 0 0,0 0-1 0 0,-1-1 1 0 0,1 1 0 0 0,0-1 0 0 0,-1 0 0 0 0,1 0 0 0 0,-1 0 0 0 0,1 0 0 0 0,-1 0 0 0 0,0 0-1 0 0,1-1 1 0 0,-1 1 0 0 0,0-1 0 0 0,2-1 0 0 0,1-1-16 0 0,-1 1 1 0 0,0-1-1 0 0,0 1 0 0 0,0-1 1 0 0,0-1-1 0 0,-1 1 0 0 0,1 0 1 0 0,-1-1-1 0 0,0 0 0 0 0,-1 1 1 0 0,1-1-1 0 0,-1 0 0 0 0,0 0 1 0 0,0-1-1 0 0,-1 1 0 0 0,1 0 1 0 0,-1-1-1 0 0,1-8 0 0 0,-3 10-17 0 0,1 1 1 0 0,0 0-1 0 0,-1 0 0 0 0,0-1 0 0 0,1 1 1 0 0,-1 0-1 0 0,-1 0 0 0 0,1 0 0 0 0,0 0 0 0 0,-1 0 1 0 0,1 0-1 0 0,-1 1 0 0 0,0-1 0 0 0,0 0 0 0 0,0 1 1 0 0,0-1-1 0 0,-1 1 0 0 0,1 0 0 0 0,-4-3 0 0 0,4 4-312 0 0,-1-1-1 0 0,0 1 0 0 0,0 0 0 0 0,1-1 0 0 0,-1 1 0 0 0,0 1 0 0 0,0-1 0 0 0,0 0 0 0 0,0 1 1 0 0,-4-1-1 0 0</inkml:trace>
-  <inkml:trace contextRef="#ctx0" brushRef="#br0" timeOffset="2759.17">6375 1209 2304 0 0,'0'0'4888'0'0,"-5"-14"-416"0"0,4 13-4273 0 0,0 0 0 0 0,0 0 1 0 0,-1 0-1 0 0,1 1 1 0 0,0-1-1 0 0,-1 1 0 0 0,1-1 1 0 0,-1 1-1 0 0,1 0 1 0 0,0-1-1 0 0,-1 1 0 0 0,1 0 1 0 0,-1 0-1 0 0,1 0 1 0 0,-1 0-1 0 0,1 0 1 0 0,-1 0-1 0 0,1 0 0 0 0,-3 1 1 0 0,1 1-11 0 0,0-1 1 0 0,1 0 0 0 0,-1 1-1 0 0,0-1 1 0 0,1 1 0 0 0,-1 0-1 0 0,1 0 1 0 0,-1 0-1 0 0,-1 2 1 0 0,-2 3 112 0 0,0 0-1 0 0,1 0 1 0 0,-1 0 0 0 0,2 1-1 0 0,-7 13 1 0 0,8-15-113 0 0,0 1 0 0 0,1 0 0 0 0,0 0-1 0 0,0 1 1 0 0,1-1 0 0 0,0 0 0 0 0,0 1 0 0 0,0-1 0 0 0,1 1-1 0 0,0-1 1 0 0,1 0 0 0 0,2 15 0 0 0,-2-18-136 0 0,0-1 0 0 0,0 1 0 0 0,1-1 0 0 0,-1 1 0 0 0,1-1-1 0 0,0 0 1 0 0,0 0 0 0 0,0 0 0 0 0,0 0 0 0 0,0 0 0 0 0,1 0 0 0 0,-1 0 0 0 0,1-1 0 0 0,0 1 0 0 0,0-1 0 0 0,0 0 0 0 0,0 0 0 0 0,0 0 0 0 0,0 0 0 0 0,1-1 0 0 0,-1 1 0 0 0,0-1 0 0 0,1 0 0 0 0,0 0-1 0 0,-1 0 1 0 0,1 0 0 0 0,6 0 0 0 0,0-1-60 0 0,0 0 0 0 0,0 0 0 0 0,0-1 0 0 0,0-1 1 0 0,0 0-1 0 0,0 0 0 0 0,-1 0 0 0 0,1-2 0 0 0,-1 1 0 0 0,1-1 0 0 0,-1 0 0 0 0,0-1 0 0 0,14-10 0 0 0,10-8 64 0 0</inkml:trace>
-  <inkml:trace contextRef="#ctx0" brushRef="#br0" timeOffset="3968.78">6029 165 2816 0 0,'0'0'6990'0'0,"13"6"507"0"0,-8 6-6748 0 0,0 1 0 0 0,-1 0 0 0 0,-1 0 0 0 0,0 0 0 0 0,1 24 0 0 0,-2-21-210 0 0,0 0 0 0 0,1 0 0 0 0,8 24 0 0 0,-5-27 215 0 0,-8-24-662 0 0,-7-24-180 0 0,-6-3 86 0 0,5 18-2 0 0,2-1 1 0 0,1-1-1 0 0,0 0 0 0 0,2 0 1 0 0,-5-28-1 0 0,11 45-84 0 0,-1 0 1 0 0,1 0-1 0 0,-1 1 0 0 0,1-1 0 0 0,0 0 1 0 0,1 1-1 0 0,-1-1 0 0 0,1 1 0 0 0,0-1 1 0 0,0 1-1 0 0,1 0 0 0 0,-1 0 0 0 0,1 0 1 0 0,0 0-1 0 0,0 0 0 0 0,3-3 0 0 0,0 1-114 0 0,1 0-1 0 0,-1 0 1 0 0,1 0-1 0 0,0 1 1 0 0,1 0-1 0 0,-1 1 1 0 0,16-8-1 0 0,-22 12 159 0 0,0-1 0 0 0,0 1-1 0 0,0-1 1 0 0,0 1-1 0 0,1-1 1 0 0,-1 1 0 0 0,0 0-1 0 0,0 0 1 0 0,1-1 0 0 0,-1 1-1 0 0,0 0 1 0 0,1 0-1 0 0,-1 0 1 0 0,0 0 0 0 0,0 1-1 0 0,1-1 1 0 0,-1 0 0 0 0,0 0-1 0 0,0 1 1 0 0,1-1-1 0 0,0 2 1 0 0,-1-2 4 0 0,0 1 0 0 0,0 0 0 0 0,-1 0 0 0 0,1 0 0 0 0,-1 0 1 0 0,1 0-1 0 0,-1 0 0 0 0,1 0 0 0 0,-1 0 0 0 0,0 1 0 0 0,0-1 0 0 0,1 0 0 0 0,-1 0 0 0 0,0 0 0 0 0,0 0 0 0 0,0 0 0 0 0,0 1 0 0 0,0-1 0 0 0,0 0 0 0 0,0 0 1 0 0,-1 0-1 0 0,1 0 0 0 0,-1 2 0 0 0,-10 38-587 0 0,5-19 439 0 0,-5 29 0 0 0,10-45 155 0 0,0 1 0 0 0,1-1 0 0 0,0 0 1 0 0,0 1-1 0 0,1-1 0 0 0,-1 0 0 0 0,1 0 1 0 0,1 0-1 0 0,2 10 0 0 0,-3-13 23 0 0,1 0 0 0 0,0-1 0 0 0,-1 1 0 0 0,1 0 0 0 0,0-1 0 0 0,0 1 0 0 0,0-1 0 0 0,1 0 0 0 0,-1 1 0 0 0,1-1 0 0 0,-1 0 0 0 0,1 0 0 0 0,0-1-1 0 0,0 1 1 0 0,-1-1 0 0 0,1 1 0 0 0,0-1 0 0 0,1 0 0 0 0,-1 0 0 0 0,0 0 0 0 0,0 0 0 0 0,0-1 0 0 0,0 1 0 0 0,1-1 0 0 0,-1 0 0 0 0,4 0 0 0 0,7-1 104 0 0,0 1 0 0 0,0-2 0 0 0,-1 0 0 0 0,26-7 0 0 0,-26 4-36 0 0</inkml:trace>
-  <inkml:trace contextRef="#ctx0" brushRef="#br0" timeOffset="5519.89">3945 2044 960 0 0,'0'0'1296'0'0,"-1"5"-856"0"0,1-4-8 0 0,-1 2 0 0 0,0-1 0 0 0,0 0 8 0 0,0 2 24 0 0,-1-1 8 0 0,1 2 0 0 0,0-1 0 0 0,0 2-8 0 0,0 0 8 0 0</inkml:trace>
-  <inkml:trace contextRef="#ctx0" brushRef="#br0" timeOffset="5673.58">3947 2384 448 0 0,'0'0'0'0'0,"-2"5"424"0"0,1-3 0 0 0,0 1 0 0 0,0-1 8 0 0,-1 2-8 0 0,1 0 0 0 0</inkml:trace>
-  <inkml:trace contextRef="#ctx0" brushRef="#br0" timeOffset="5821.51">3953 2612 1600 0 0,'0'0'0'0'0,"0"4"0"0"0,0 0 592 0 0,-2-1 8 0 0,1 1-8 0 0,0-1 8 0 0,0 1-8 0 0,-1 0 8 0 0,1-1-8 0 0,0 2 8 0 0,0 0-600 0 0,0 0 0 0 0</inkml:trace>
-  <inkml:trace contextRef="#ctx0" brushRef="#br0" timeOffset="5946.72">3975 2887 3168 0 0,'0'0'408'0'0,"-2"5"8"0"0,0-2-8 0 0,1 0 8 0 0,0-1-8 0 0,1 1 8 0 0,-1 1-8 0 0,0-1 8 0 0,0 3-48 0 0,1 5-368 0 0</inkml:trace>
-  <inkml:trace contextRef="#ctx0" brushRef="#br0" timeOffset="6081.31">3991 3157 1408 0 0,'0'0'0'0'0,"0"5"0"0"0,-2-3 752 0 0,2 2 0 0 0,-1 0 0 0 0,0-1 0 0 0,0 1 0 0 0,0-1 0 0 0,0 2 0 0 0,-1 0 0 0 0,1 0-472 0 0,0-1 8 0 0,0 1-8 0 0,1-1 8 0 0</inkml:trace>
-  <inkml:trace contextRef="#ctx0" brushRef="#br0" timeOffset="6632.28">3991 3513 2368 0 0,'0'0'1888'0'0,"0"5"-944"0"0,0-3 8 0 0,0 0-8 0 0,0 2 0 0 0,0 0 0 0 0,0-1 8 0 0,0 2-720 0 0,1 1 0 0 0</inkml:trace>
-  <inkml:trace contextRef="#ctx0" brushRef="#br0" timeOffset="6760.01">4046 4033 2496 0 0,'0'0'0'0'0,"0"3"0"0"0,0 1 712 0 0,0 0 0 0 0</inkml:trace>
-  <inkml:trace contextRef="#ctx0" brushRef="#br0" timeOffset="6901.05">4097 4323 192 0 0,'0'0'0'0'0,"-4"6"1128"0"0,3-2 8 0 0,0-1 0 0 0,-1 1 0 0 0,1-1-8 0 0,0 0 8 0 0,0 2 0 0 0,0 0 0 0 0,0-1-592 0 0,1 8-544 0 0</inkml:trace>
-  <inkml:trace contextRef="#ctx0" brushRef="#br0" timeOffset="7060.95">4121 4609 3232 0 0,'0'0'784'0'0,"-1"6"8"0"0,1-3 0 0 0,0-1 0 0 0,0 2-8 0 0,0-1 8 0 0</inkml:trace>
-  <inkml:trace contextRef="#ctx0" brushRef="#br0" timeOffset="7182.41">4163 4851 2976 0 0,'0'0'0'0'0,"-2"5"0"0"0,1-1 0 0 0,0 0 840 0 0,-2 2 8 0 0,1 0 0 0 0,0 0 0 0 0,-1 0-8 0 0,1 0 8 0 0,1 0 0 0 0,0 1 0 0 0,-1 0-592 0 0,1 0 8 0 0</inkml:trace>
-  <inkml:trace contextRef="#ctx0" brushRef="#br0" timeOffset="7297.78">4145 5079 1248 0 0,'0'0'0'0'0,"-2"4"1032"0"0,2-1 8 0 0,-1-1 0 0 0,1 0 0 0 0</inkml:trace>
-  <inkml:trace contextRef="#ctx0" brushRef="#br0" timeOffset="7436.02">4141 5280 2784 0 0,'0'0'1784'0'0,"-5"2"-888"0"0,4 0 0 0 0,-2 0-8 0 0,2 2 8 0 0,-1-1 0 0 0,1 1 0 0 0,0 1-608 0 0,-1-1 8 0 0,1 0-8 0 0,1 0 8 0 0</inkml:trace>
-  <inkml:trace contextRef="#ctx0" brushRef="#br0" timeOffset="7579.21">4132 5444 4256 0 0,'0'0'0'0'0,"-1"4"744"0"0,0-1 8 0 0,0-2-8 0 0,1 1 8 0 0,0 0-8 0 0,0-1 0 0 0</inkml:trace>
-  <inkml:trace contextRef="#ctx0" brushRef="#br0" timeOffset="7679.49">4137 5584 3200 0 0,'0'0'1728'0'0,"-1"-5"-1728"0"0</inkml:trace>
-  <inkml:trace contextRef="#ctx0" brushRef="#br0" timeOffset="8740.71">4094 5873 1728 0 0,'0'0'11286'0'0,"23"-21"-10046"0"0,-19 17-1206 0 0,0 0 0 0 0,1 0 0 0 0,-1 0 0 0 0,1 1-1 0 0,0-1 1 0 0,0 1 0 0 0,1 0 0 0 0,-1 1 0 0 0,0-1 0 0 0,1 1 0 0 0,0 0-1 0 0,10-2 1 0 0,-15 5-15 0 0,-1-1 0 0 0,1 0 0 0 0,-1 1 0 0 0,0-1 0 0 0,1 1 1 0 0,-1-1-1 0 0,1 1 0 0 0,-1-1 0 0 0,0 1 0 0 0,1-1 0 0 0,-1 1 0 0 0,0-1 0 0 0,0 1 0 0 0,1-1 0 0 0,-1 1 0 0 0,0-1 0 0 0,0 1 0 0 0,0 0 0 0 0,0-1 0 0 0,0 1 0 0 0,0-1 0 0 0,0 1 0 0 0,0 0 0 0 0,0-1 1 0 0,0 1-1 0 0,0-1 0 0 0,0 1 0 0 0,0 0 0 0 0,0-1 0 0 0,-1 1 0 0 0,-3 24 469 0 0,3-24-445 0 0,-5 24 386 0 0,3-15-193 0 0,1 0 0 0 0,-1 0-1 0 0,2 0 1 0 0,0 0-1 0 0,-1 12 1 0 0,2-20-172 0 0,1 1 1 0 0,-1-1-1 0 0,0 0 1 0 0,1 0-1 0 0,-1 0 0 0 0,1 0 1 0 0,0 0-1 0 0,-1 0 1 0 0,1 0-1 0 0,0 0 1 0 0,0 0-1 0 0,1 0 0 0 0,-1 0 1 0 0,0 0-1 0 0,1-1 1 0 0,-1 1-1 0 0,1 0 0 0 0,-1-1 1 0 0,1 1-1 0 0,0-1 1 0 0,-1 0-1 0 0,1 0 1 0 0,0 1-1 0 0,0-1 0 0 0,0 0 1 0 0,0-1-1 0 0,0 1 1 0 0,0 0-1 0 0,3 0 0 0 0,-3 0-16 0 0,3 0 113 0 0,0 0 0 0 0,-1 1 0 0 0,1-1-1 0 0,-1 1 1 0 0,7 4 0 0 0,-10-5-130 0 0,0-1 0 0 0,-1 1 1 0 0,1-1-1 0 0,0 1 1 0 0,0 0-1 0 0,-1 0 0 0 0,1-1 1 0 0,0 1-1 0 0,-1 0 0 0 0,1 0 1 0 0,-1 0-1 0 0,1 0 1 0 0,-1 0-1 0 0,0 0 0 0 0,1 0 1 0 0,-1 0-1 0 0,0-1 1 0 0,0 1-1 0 0,0 0 0 0 0,1 0 1 0 0,-1 0-1 0 0,0 0 1 0 0,0 0-1 0 0,0 0 0 0 0,-1 0 1 0 0,1 0-1 0 0,0 0 0 0 0,0 0 1 0 0,0 0-1 0 0,-1 0 1 0 0,1 0-1 0 0,-1 1 0 0 0,-4 9 141 0 0,0-1-1 0 0,0 0 1 0 0,-1 0-1 0 0,0 0 0 0 0,-11 12 1 0 0,-11 8-2707 0 0</inkml:trace>
-  <inkml:trace contextRef="#ctx0" brushRef="#br0" timeOffset="9019.21">4349 5862 4512 0 0,'-1'0'442'0'0,"0"0"-1"0"0,0 0 1 0 0,0 0 0 0 0,0 1-1 0 0,0-1 1 0 0,0 0 0 0 0,0 1-1 0 0,0-1 1 0 0,1 0 0 0 0,-1 1-1 0 0,0-1 1 0 0,0 1 0 0 0,0-1 0 0 0,1 1-1 0 0,-1 0 1 0 0,0-1 0 0 0,1 1-1 0 0,-2 1 1 0 0,-9 20 3802 0 0,9-16-3804 0 0,1-1 0 0 0,-1 1 1 0 0,1 0-1 0 0,1 0 1 0 0,-1 9-1 0 0,1-12-340 0 0,0-1 0 0 0,0 1 0 0 0,0-1 0 0 0,1 0-1 0 0,-1 1 1 0 0,1-1 0 0 0,0 0 0 0 0,-1 0 0 0 0,1 1 0 0 0,0-1 0 0 0,0 0 0 0 0,1 0 0 0 0,-1 0-1 0 0,0 0 1 0 0,1 0 0 0 0,-1 0 0 0 0,1-1 0 0 0,-1 1 0 0 0,1 0 0 0 0,0-1 0 0 0,0 1-1 0 0,0-1 1 0 0,0 0 0 0 0,0 1 0 0 0,0-1 0 0 0,0 0 0 0 0,0 0 0 0 0,0-1 0 0 0,1 1 0 0 0,-1 0-1 0 0,0-1 1 0 0,1 1 0 0 0,-1-1 0 0 0,0 0 0 0 0,1 0 0 0 0,-1 0 0 0 0,1 0 0 0 0,-1 0-1 0 0,5-1 1 0 0,-2 0-8 0 0,0 0 1 0 0,-1 0-1 0 0,1 0 0 0 0,0-1 0 0 0,-1 1 0 0 0,1-1 0 0 0,-1 0 0 0 0,1-1 0 0 0,-1 1 0 0 0,0-1 0 0 0,0 1 1 0 0,0-2-1 0 0,0 1 0 0 0,-1 0 0 0 0,1-1 0 0 0,-1 1 0 0 0,0-1 0 0 0,5-7 0 0 0,-7 10-76 0 0,-1 0 0 0 0,0 0 1 0 0,1 0-1 0 0,-1 0 0 0 0,1 0 0 0 0,-1 0 0 0 0,0 0 0 0 0,0 0 0 0 0,1 0 0 0 0,-1 0 1 0 0,0 0-1 0 0,0 0 0 0 0,0 0 0 0 0,0 0 0 0 0,0 0 0 0 0,0 0 0 0 0,-1 0 0 0 0,1 1 1 0 0,0-1-1 0 0,0 0 0 0 0,-1 0 0 0 0,1 0 0 0 0,-1 0 0 0 0,0-1 0 0 0,0 0-8 0 0,0 1 0 0 0,-1 0-1 0 0,1 0 1 0 0,0 0 0 0 0,-1 0 0 0 0,1 0-1 0 0,-1 0 1 0 0,1 0 0 0 0,-1 0-1 0 0,0 1 1 0 0,1-1 0 0 0,-4 0-1 0 0,-2-1 0 0 0,1 1 0 0 0,-1 0 0 0 0,0 1 0 0 0,0 0 0 0 0,1 0 0 0 0,-9 1 0 0 0,2 1 17 0 0</inkml:trace>
+  <inkml:trace contextRef="#ctx0" brushRef="#br0">86 102 256 0 0,'0'0'3963'0'0,"0"-5"-662"0"0,-4 3-3192 0 0,0 0-1 0 0,0 0 1 0 0,0 0 0 0 0,0 1 0 0 0,-1 0 0 0 0,1 0-1 0 0,-1 0 1 0 0,1 1 0 0 0,-9-1 0 0 0,7 0 1301 0 0,-2-1-3597 0 0,-13-2-4444 0 0,21 4 6550 0 0,30-3-45 0 0,0-7 670 0 0,0 1 0 0 0,55-8 0 0 0,-17 4 1508 0 0,-51 9-1463 0 0,1 0-1 0 0,0 1 1 0 0,23-1 0 0 0,35 1 577 0 0,-41 1-281 0 0,51 3 0 0 0,-64 0-11 0 0,42-4 0 0 0,-51 1-618 0 0,1 1-1 0 0,-1 1 1 0 0,1 0 0 0 0,0 0-1 0 0,-1 2 1 0 0,1-1 0 0 0,-1 2-1 0 0,16 4 1 0 0,40 24 724 0 0,-44-19-392 0 0,30 11 1 0 0,-41-18-343 0 0,-9-3 7 0 0,1 0 1 0 0,-1 0-1 0 0,1 0 1 0 0,0-1 0 0 0,-1 0-1 0 0,1-1 1 0 0,5 1 0 0 0,-10-1-152 0 0</inkml:trace>
 </inkml:ink>
 </file>
 
